--- a/AEEC/Planificacion SBIRE (AEEC) - Summit Labs - v1.0.0.docx
+++ b/AEEC/Planificacion SBIRE (AEEC) - Summit Labs - v1.0.0.docx
@@ -1,13 +1,13 @@
 
 <file path=word/document.xml><?xml version="1.0" encoding="utf-8"?>
-<w:document xmlns:mc="http://schemas.openxmlformats.org/markup-compatibility/2006" xmlns:o="urn:schemas-microsoft-com:office:office" xmlns:r="http://schemas.openxmlformats.org/officeDocument/2006/relationships" xmlns:m="http://schemas.openxmlformats.org/officeDocument/2006/math" xmlns:v="urn:schemas-microsoft-com:vml" xmlns:wp="http://schemas.openxmlformats.org/drawingml/2006/wordprocessingDrawing" xmlns:w10="urn:schemas-microsoft-com:office:word" xmlns:w="http://schemas.openxmlformats.org/wordprocessingml/2006/main" xmlns:wne="http://schemas.microsoft.com/office/word/2006/wordml" xmlns:sl="http://schemas.openxmlformats.org/schemaLibrary/2006/main" xmlns:a="http://schemas.openxmlformats.org/drawingml/2006/main" xmlns:pic="http://schemas.openxmlformats.org/drawingml/2006/picture" xmlns:c="http://schemas.openxmlformats.org/drawingml/2006/chart" xmlns:lc="http://schemas.openxmlformats.org/drawingml/2006/lockedCanvas" xmlns:dgm="http://schemas.openxmlformats.org/drawingml/2006/diagram" xmlns:wps="http://schemas.microsoft.com/office/word/2010/wordprocessingShape" xmlns:wpg="http://schemas.microsoft.com/office/word/2010/wordprocessingGroup" xmlns:w14="http://schemas.microsoft.com/office/word/2010/wordml" xmlns:w15="http://schemas.microsoft.com/office/word/2012/wordml" xmlns:w16="http://schemas.microsoft.com/office/word/2018/wordml" xmlns:w16cex="http://schemas.microsoft.com/office/word/2018/wordml/cex" xmlns:w16cid="http://schemas.microsoft.com/office/word/2016/wordml/cid" xmlns="http://schemas.microsoft.com/office/tasks/2019/documenttasks" xmlns:cr="http://schemas.microsoft.com/office/comments/2020/reactions">
+<w:document xmlns:wpc="http://schemas.microsoft.com/office/word/2010/wordprocessingCanvas" xmlns:cx="http://schemas.microsoft.com/office/drawing/2014/chartex" xmlns:cx1="http://schemas.microsoft.com/office/drawing/2015/9/8/chartex" xmlns:cx2="http://schemas.microsoft.com/office/drawing/2015/10/21/chartex" xmlns:cx3="http://schemas.microsoft.com/office/drawing/2016/5/9/chartex" xmlns:cx4="http://schemas.microsoft.com/office/drawing/2016/5/10/chartex" xmlns:cx5="http://schemas.microsoft.com/office/drawing/2016/5/11/chartex" xmlns:cx6="http://schemas.microsoft.com/office/drawing/2016/5/12/chartex" xmlns:cx7="http://schemas.microsoft.com/office/drawing/2016/5/13/chartex" xmlns:cx8="http://schemas.microsoft.com/office/drawing/2016/5/14/chartex" xmlns:mc="http://schemas.openxmlformats.org/markup-compatibility/2006" xmlns:aink="http://schemas.microsoft.com/office/drawing/2016/ink" xmlns:am3d="http://schemas.microsoft.com/office/drawing/2017/model3d" xmlns:o="urn:schemas-microsoft-com:office:office" xmlns:oel="http://schemas.microsoft.com/office/2019/extlst" xmlns:r="http://schemas.openxmlformats.org/officeDocument/2006/relationships" xmlns:m="http://schemas.openxmlformats.org/officeDocument/2006/math" xmlns:v="urn:schemas-microsoft-com:vml" xmlns:wp14="http://schemas.microsoft.com/office/word/2010/wordprocessingDrawing" xmlns:wp="http://schemas.openxmlformats.org/drawingml/2006/wordprocessingDrawing" xmlns:w10="urn:schemas-microsoft-com:office:word" xmlns:w="http://schemas.openxmlformats.org/wordprocessingml/2006/main" xmlns:w14="http://schemas.microsoft.com/office/word/2010/wordml" xmlns:w15="http://schemas.microsoft.com/office/word/2012/wordml" xmlns:w16cex="http://schemas.microsoft.com/office/word/2018/wordml/cex" xmlns:w16cid="http://schemas.microsoft.com/office/word/2016/wordml/cid" xmlns:w16="http://schemas.microsoft.com/office/word/2018/wordml" xmlns:w16du="http://schemas.microsoft.com/office/word/2023/wordml/word16du" xmlns:w16sdtdh="http://schemas.microsoft.com/office/word/2020/wordml/sdtdatahash" xmlns:w16sdtfl="http://schemas.microsoft.com/office/word/2024/wordml/sdtformatlock" xmlns:w16se="http://schemas.microsoft.com/office/word/2015/wordml/symex" xmlns:wpg="http://schemas.microsoft.com/office/word/2010/wordprocessingGroup" xmlns:wpi="http://schemas.microsoft.com/office/word/2010/wordprocessingInk" xmlns:wne="http://schemas.microsoft.com/office/word/2006/wordml" xmlns:wps="http://schemas.microsoft.com/office/word/2010/wordprocessingShape" mc:Ignorable="w14 w15 w16se w16cid w16 w16cex w16sdtdh w16sdtfl w16du wp14">
   <w:body>
     <w:p>
       <w:pPr>
         <w:ind w:firstLine="11"/>
         <w:jc w:val="center"/>
         <w:rPr>
-          <w:rFonts w:ascii="Bahnschrift" w:cs="Bahnschrift" w:eastAsia="Bahnschrift" w:hAnsi="Bahnschrift"/>
+          <w:rFonts w:ascii="Bahnschrift" w:eastAsia="Bahnschrift" w:hAnsi="Bahnschrift" w:cs="Bahnschrift"/>
           <w:color w:val="000000"/>
           <w:sz w:val="72"/>
           <w:szCs w:val="72"/>
@@ -15,27 +15,20 @@
       </w:pPr>
       <w:r>
         <w:rPr>
-          <w:rFonts w:ascii="Bahnschrift" w:cs="Bahnschrift" w:eastAsia="Bahnschrift" w:hAnsi="Bahnschrift"/>
+          <w:rFonts w:ascii="Bahnschrift" w:eastAsia="Bahnschrift" w:hAnsi="Bahnschrift" w:cs="Bahnschrift"/>
           <w:color w:val="000000"/>
           <w:sz w:val="72"/>
           <w:szCs w:val="72"/>
-          <w:rtl w:val="0"/>
         </w:rPr>
         <w:t xml:space="preserve">Proyecto </w:t>
       </w:r>
       <w:r>
         <w:rPr>
-          <w:rFonts w:ascii="Bahnschrift" w:cs="Bahnschrift" w:eastAsia="Bahnschrift" w:hAnsi="Bahnschrift"/>
+          <w:rFonts w:ascii="Bahnschrift" w:eastAsia="Bahnschrift" w:hAnsi="Bahnschrift" w:cs="Bahnschrift"/>
           <w:sz w:val="72"/>
           <w:szCs w:val="72"/>
-          <w:rtl w:val="0"/>
-        </w:rPr>
-        <w:t xml:space="preserve">Travesía</w:t>
-      </w:r>
-      <w:r>
-        <w:rPr>
-          <w:rtl w:val="0"/>
-        </w:rPr>
+        </w:rPr>
+        <w:t>Travesía</w:t>
       </w:r>
     </w:p>
     <w:p>
@@ -49,24 +42,26 @@
       </w:pPr>
       <w:r>
         <w:rPr>
+          <w:noProof/>
           <w:sz w:val="52"/>
           <w:szCs w:val="52"/>
         </w:rPr>
         <w:drawing>
-          <wp:inline distB="114300" distT="114300" distL="114300" distR="114300">
+          <wp:inline distT="114300" distB="114300" distL="114300" distR="114300" wp14:anchorId="1ECE9F4F" wp14:editId="77C24E4C">
             <wp:extent cx="4127980" cy="2616133"/>
-            <wp:effectExtent b="0" l="0" r="0" t="0"/>
+            <wp:effectExtent l="0" t="0" r="0" b="0"/>
             <wp:docPr id="2" name="image2.png"/>
-            <a:graphic>
+            <wp:cNvGraphicFramePr/>
+            <a:graphic xmlns:a="http://schemas.openxmlformats.org/drawingml/2006/main">
               <a:graphicData uri="http://schemas.openxmlformats.org/drawingml/2006/picture">
-                <pic:pic>
+                <pic:pic xmlns:pic="http://schemas.openxmlformats.org/drawingml/2006/picture">
                   <pic:nvPicPr>
                     <pic:cNvPr id="0" name="image2.png"/>
                     <pic:cNvPicPr preferRelativeResize="0"/>
                   </pic:nvPicPr>
                   <pic:blipFill>
-                    <a:blip r:embed="rId6"/>
-                    <a:srcRect b="29863" l="13945" r="13945" t="24403"/>
+                    <a:blip r:embed="rId7"/>
+                    <a:srcRect l="13945" t="24403" r="13945" b="29863"/>
                     <a:stretch>
                       <a:fillRect/>
                     </a:stretch>
@@ -76,7 +71,9 @@
                       <a:off x="0" y="0"/>
                       <a:ext cx="4127980" cy="2616133"/>
                     </a:xfrm>
-                    <a:prstGeom prst="rect"/>
+                    <a:prstGeom prst="rect">
+                      <a:avLst/>
+                    </a:prstGeom>
                     <a:ln/>
                   </pic:spPr>
                 </pic:pic>
@@ -85,34 +82,28 @@
           </wp:inline>
         </w:drawing>
       </w:r>
-      <w:r>
-        <w:rPr>
-          <w:rtl w:val="0"/>
-        </w:rPr>
-      </w:r>
     </w:p>
     <w:p>
       <w:pPr>
         <w:ind w:firstLine="11"/>
         <w:jc w:val="center"/>
         <w:rPr>
-          <w:rFonts w:ascii="Bahnschrift" w:cs="Bahnschrift" w:eastAsia="Bahnschrift" w:hAnsi="Bahnschrift"/>
-          <w:i w:val="1"/>
-          <w:iCs w:val="1"/>
+          <w:rFonts w:ascii="Bahnschrift" w:eastAsia="Bahnschrift" w:hAnsi="Bahnschrift" w:cs="Bahnschrift"/>
+          <w:i/>
+          <w:iCs/>
           <w:sz w:val="36"/>
           <w:szCs w:val="36"/>
         </w:rPr>
       </w:pPr>
       <w:r>
         <w:rPr>
-          <w:rFonts w:ascii="Bahnschrift" w:cs="Bahnschrift" w:eastAsia="Bahnschrift" w:hAnsi="Bahnschrift"/>
-          <w:i w:val="1"/>
-          <w:iCs w:val="1"/>
+          <w:rFonts w:ascii="Bahnschrift" w:eastAsia="Bahnschrift" w:hAnsi="Bahnschrift" w:cs="Bahnschrift"/>
+          <w:i/>
+          <w:iCs/>
           <w:sz w:val="36"/>
           <w:szCs w:val="36"/>
-          <w:rtl w:val="0"/>
-        </w:rPr>
-        <w:t xml:space="preserve">Datos que acompañan caminos</w:t>
+        </w:rPr>
+        <w:t>Datos que acompañan caminos</w:t>
       </w:r>
     </w:p>
     <w:p>
@@ -120,41 +111,35 @@
         <w:ind w:firstLine="11"/>
         <w:jc w:val="left"/>
         <w:rPr>
-          <w:rFonts w:ascii="Bahnschrift" w:cs="Bahnschrift" w:eastAsia="Bahnschrift" w:hAnsi="Bahnschrift"/>
+          <w:rFonts w:ascii="Bahnschrift" w:eastAsia="Bahnschrift" w:hAnsi="Bahnschrift" w:cs="Bahnschrift"/>
           <w:sz w:val="40"/>
           <w:szCs w:val="40"/>
         </w:rPr>
       </w:pPr>
-      <w:r>
-        <w:rPr>
-          <w:rtl w:val="0"/>
-        </w:rPr>
-      </w:r>
     </w:p>
     <w:p>
       <w:pPr>
         <w:ind w:firstLine="11"/>
         <w:jc w:val="left"/>
         <w:rPr>
-          <w:rFonts w:ascii="Bahnschrift" w:cs="Bahnschrift" w:eastAsia="Bahnschrift" w:hAnsi="Bahnschrift"/>
+          <w:rFonts w:ascii="Bahnschrift" w:eastAsia="Bahnschrift" w:hAnsi="Bahnschrift" w:cs="Bahnschrift"/>
           <w:sz w:val="40"/>
           <w:szCs w:val="40"/>
         </w:rPr>
       </w:pPr>
       <w:r>
         <w:rPr>
-          <w:rFonts w:ascii="Bahnschrift" w:cs="Bahnschrift" w:eastAsia="Bahnschrift" w:hAnsi="Bahnschrift"/>
+          <w:rFonts w:ascii="Bahnschrift" w:eastAsia="Bahnschrift" w:hAnsi="Bahnschrift" w:cs="Bahnschrift"/>
           <w:sz w:val="40"/>
           <w:szCs w:val="40"/>
-          <w:rtl w:val="0"/>
-        </w:rPr>
-        <w:t xml:space="preserve">Sistema de BI para la retención de estudiantes</w:t>
-      </w:r>
-    </w:p>
-    <w:p>
-      <w:pPr>
-        <w:spacing w:after="160" w:before="0" w:line="259" w:lineRule="auto"/>
-        <w:ind w:left="0" w:firstLine="0"/>
+        </w:rPr>
+        <w:t>Sistema de BI para la retención de estudiantes</w:t>
+      </w:r>
+    </w:p>
+    <w:p>
+      <w:pPr>
+        <w:spacing w:before="0" w:after="160" w:line="259" w:lineRule="auto"/>
+        <w:ind w:left="0"/>
         <w:jc w:val="left"/>
         <w:rPr>
           <w:color w:val="808080"/>
@@ -162,16 +147,11 @@
           <w:szCs w:val="36"/>
         </w:rPr>
       </w:pPr>
-      <w:r>
-        <w:rPr>
-          <w:rtl w:val="0"/>
-        </w:rPr>
-      </w:r>
-    </w:p>
-    <w:p>
-      <w:pPr>
-        <w:spacing w:after="160" w:before="0" w:line="259" w:lineRule="auto"/>
-        <w:ind w:left="0" w:firstLine="0"/>
+    </w:p>
+    <w:p>
+      <w:pPr>
+        <w:spacing w:before="0" w:after="160" w:line="259" w:lineRule="auto"/>
+        <w:ind w:left="0"/>
         <w:jc w:val="left"/>
         <w:rPr>
           <w:color w:val="808080"/>
@@ -179,16 +159,11 @@
           <w:szCs w:val="36"/>
         </w:rPr>
       </w:pPr>
-      <w:r>
-        <w:rPr>
-          <w:rtl w:val="0"/>
-        </w:rPr>
-      </w:r>
-    </w:p>
-    <w:p>
-      <w:pPr>
-        <w:spacing w:after="160" w:before="0" w:line="259" w:lineRule="auto"/>
-        <w:ind w:left="0" w:firstLine="0"/>
+    </w:p>
+    <w:p>
+      <w:pPr>
+        <w:spacing w:before="0" w:after="160" w:line="259" w:lineRule="auto"/>
+        <w:ind w:left="0"/>
         <w:jc w:val="left"/>
         <w:rPr>
           <w:color w:val="808080"/>
@@ -196,19 +171,14 @@
           <w:szCs w:val="36"/>
         </w:rPr>
       </w:pPr>
-      <w:r>
-        <w:rPr>
-          <w:rtl w:val="0"/>
-        </w:rPr>
-      </w:r>
-    </w:p>
-    <w:p>
-      <w:pPr>
-        <w:spacing w:after="160" w:before="0" w:line="259" w:lineRule="auto"/>
-        <w:ind w:left="0" w:firstLine="0"/>
+    </w:p>
+    <w:p>
+      <w:pPr>
+        <w:spacing w:before="0" w:after="160" w:line="259" w:lineRule="auto"/>
+        <w:ind w:left="0"/>
         <w:jc w:val="left"/>
         <w:rPr>
-          <w:rFonts w:ascii="Bahnschrift" w:cs="Bahnschrift" w:eastAsia="Bahnschrift" w:hAnsi="Bahnschrift"/>
+          <w:rFonts w:ascii="Bahnschrift" w:eastAsia="Bahnschrift" w:hAnsi="Bahnschrift" w:cs="Bahnschrift"/>
           <w:color w:val="808080"/>
           <w:sz w:val="36"/>
           <w:szCs w:val="36"/>
@@ -216,37 +186,29 @@
       </w:pPr>
       <w:r>
         <w:rPr>
-          <w:rFonts w:ascii="Bahnschrift" w:cs="Bahnschrift" w:eastAsia="Bahnschrift" w:hAnsi="Bahnschrift"/>
+          <w:rFonts w:ascii="Bahnschrift" w:eastAsia="Bahnschrift" w:hAnsi="Bahnschrift" w:cs="Bahnschrift"/>
           <w:color w:val="808080"/>
           <w:sz w:val="36"/>
           <w:szCs w:val="36"/>
-          <w:rtl w:val="0"/>
-        </w:rPr>
-        <w:t xml:space="preserve">Borrador de diseño</w:t>
-      </w:r>
-    </w:p>
-    <w:p>
-      <w:pPr>
-        <w:spacing w:after="160" w:before="0" w:line="259" w:lineRule="auto"/>
-        <w:ind w:left="0" w:firstLine="0"/>
+        </w:rPr>
+        <w:t>Borrador de diseño</w:t>
+      </w:r>
+    </w:p>
+    <w:p>
+      <w:pPr>
+        <w:spacing w:before="0" w:after="160" w:line="259" w:lineRule="auto"/>
+        <w:ind w:left="0"/>
         <w:jc w:val="left"/>
-        <w:rPr/>
-      </w:pPr>
-      <w:r>
-        <w:rPr>
-          <w:rFonts w:ascii="Bahnschrift" w:cs="Bahnschrift" w:eastAsia="Bahnschrift" w:hAnsi="Bahnschrift"/>
+      </w:pPr>
+      <w:r>
+        <w:rPr>
+          <w:rFonts w:ascii="Bahnschrift" w:eastAsia="Bahnschrift" w:hAnsi="Bahnschrift" w:cs="Bahnschrift"/>
           <w:color w:val="808080"/>
-          <w:rtl w:val="0"/>
-        </w:rPr>
-        <w:t xml:space="preserve">Versión 1.0</w:t>
+        </w:rPr>
+        <w:t>Versión 1.0</w:t>
       </w:r>
       <w:r>
         <w:br w:type="page"/>
-      </w:r>
-      <w:r>
-        <w:rPr>
-          <w:rtl w:val="0"/>
-        </w:rPr>
       </w:r>
     </w:p>
     <w:p>
@@ -254,53 +216,51 @@
         <w:ind w:firstLine="11"/>
         <w:jc w:val="center"/>
         <w:rPr>
-          <w:rFonts w:ascii="Bahnschrift" w:cs="Bahnschrift" w:eastAsia="Bahnschrift" w:hAnsi="Bahnschrift"/>
-          <w:b w:val="1"/>
-          <w:bCs w:val="1"/>
+          <w:rFonts w:ascii="Bahnschrift" w:eastAsia="Bahnschrift" w:hAnsi="Bahnschrift" w:cs="Bahnschrift"/>
+          <w:b/>
+          <w:bCs/>
           <w:u w:val="single"/>
         </w:rPr>
       </w:pPr>
       <w:r>
         <w:rPr>
-          <w:rFonts w:ascii="Bahnschrift" w:cs="Bahnschrift" w:eastAsia="Bahnschrift" w:hAnsi="Bahnschrift"/>
-          <w:b w:val="1"/>
-          <w:bCs w:val="1"/>
+          <w:rFonts w:ascii="Bahnschrift" w:eastAsia="Bahnschrift" w:hAnsi="Bahnschrift" w:cs="Bahnschrift"/>
+          <w:b/>
+          <w:bCs/>
           <w:u w:val="single"/>
-          <w:rtl w:val="0"/>
-        </w:rPr>
-        <w:t xml:space="preserve">1. Introducción y Contexto</w:t>
+        </w:rPr>
+        <w:lastRenderedPageBreak/>
+        <w:t>1. Introducción y Contexto</w:t>
       </w:r>
     </w:p>
     <w:p>
       <w:pPr>
         <w:ind w:firstLine="11"/>
         <w:rPr>
-          <w:rFonts w:ascii="Bahnschrift" w:cs="Bahnschrift" w:eastAsia="Bahnschrift" w:hAnsi="Bahnschrift"/>
-          <w:b w:val="1"/>
-          <w:bCs w:val="1"/>
-        </w:rPr>
-      </w:pPr>
-      <w:r>
-        <w:rPr>
-          <w:rFonts w:ascii="Bahnschrift" w:cs="Bahnschrift" w:eastAsia="Bahnschrift" w:hAnsi="Bahnschrift"/>
-          <w:b w:val="1"/>
-          <w:bCs w:val="1"/>
-          <w:rtl w:val="0"/>
-        </w:rPr>
-        <w:t xml:space="preserve">1.1 Descripción del problema</w:t>
+          <w:rFonts w:ascii="Bahnschrift" w:eastAsia="Bahnschrift" w:hAnsi="Bahnschrift" w:cs="Bahnschrift"/>
+          <w:b/>
+          <w:bCs/>
+        </w:rPr>
+      </w:pPr>
+      <w:r>
+        <w:rPr>
+          <w:rFonts w:ascii="Bahnschrift" w:eastAsia="Bahnschrift" w:hAnsi="Bahnschrift" w:cs="Bahnschrift"/>
+          <w:b/>
+          <w:bCs/>
+        </w:rPr>
+        <w:t>1.1 Descripción del problema</w:t>
       </w:r>
     </w:p>
     <w:p>
       <w:pPr>
         <w:ind w:firstLine="11"/>
         <w:rPr>
-          <w:rFonts w:ascii="Bahnschrift" w:cs="Bahnschrift" w:eastAsia="Bahnschrift" w:hAnsi="Bahnschrift"/>
-        </w:rPr>
-      </w:pPr>
-      <w:r>
-        <w:rPr>
-          <w:rFonts w:ascii="Bahnschrift" w:cs="Bahnschrift" w:eastAsia="Bahnschrift" w:hAnsi="Bahnschrift"/>
-          <w:rtl w:val="0"/>
+          <w:rFonts w:ascii="Bahnschrift" w:eastAsia="Bahnschrift" w:hAnsi="Bahnschrift" w:cs="Bahnschrift"/>
+        </w:rPr>
+      </w:pPr>
+      <w:r>
+        <w:rPr>
+          <w:rFonts w:ascii="Bahnschrift" w:eastAsia="Bahnschrift" w:hAnsi="Bahnschrift" w:cs="Bahnschrift"/>
         </w:rPr>
         <w:t xml:space="preserve">La deserción universitaria representa uno de los desafíos más significativos de la educación superior en Argentina. En el ámbito de la Facultad de Ingeniería de la UNMdP, el abandono estudiantil se concentra especialmente en los primeros años de cursada, donde los estudiantes enfrentan una combinación de dificultades académicas, personales, económicas y de adaptación institucional. </w:t>
       </w:r>
@@ -309,108 +269,100 @@
       <w:pPr>
         <w:ind w:firstLine="11"/>
         <w:rPr>
-          <w:rFonts w:ascii="Bahnschrift" w:cs="Bahnschrift" w:eastAsia="Bahnschrift" w:hAnsi="Bahnschrift"/>
-        </w:rPr>
-      </w:pPr>
-      <w:r>
-        <w:rPr>
-          <w:rFonts w:ascii="Bahnschrift" w:cs="Bahnschrift" w:eastAsia="Bahnschrift" w:hAnsi="Bahnschrift"/>
-          <w:rtl w:val="0"/>
-        </w:rPr>
-        <w:t xml:space="preserve">Actualmente, la detección de estudiantes en riesgo de abandono se realiza de manera reactiva: cuando el problema ya es evidente, las posibilidades de intervención son limitadas. No existe un mecanismo sistemático que permita identificar señales tempranas de riesgo y actuar de forma preventiva antes de que el estudiante tome la decisión de abandonar.</w:t>
+          <w:rFonts w:ascii="Bahnschrift" w:eastAsia="Bahnschrift" w:hAnsi="Bahnschrift" w:cs="Bahnschrift"/>
+        </w:rPr>
+      </w:pPr>
+      <w:r>
+        <w:rPr>
+          <w:rFonts w:ascii="Bahnschrift" w:eastAsia="Bahnschrift" w:hAnsi="Bahnschrift" w:cs="Bahnschrift"/>
+        </w:rPr>
+        <w:t>Actualmente, la detección de estudiantes en riesgo de abandono se realiza de manera reactiva: cuando el problema ya es evidente, las posibilidades de intervención son limitadas. No existe un mecanismo sistemático que permita identificar señales tempranas de riesgo y actuar de forma preventiva antes de que el estudiante tome la decisión de abandonar.</w:t>
       </w:r>
     </w:p>
     <w:p>
       <w:pPr>
         <w:ind w:firstLine="11"/>
         <w:rPr>
-          <w:rFonts w:ascii="Bahnschrift" w:cs="Bahnschrift" w:eastAsia="Bahnschrift" w:hAnsi="Bahnschrift"/>
-          <w:b w:val="1"/>
-          <w:bCs w:val="1"/>
-        </w:rPr>
-      </w:pPr>
-      <w:r>
-        <w:rPr>
-          <w:rFonts w:ascii="Bahnschrift" w:cs="Bahnschrift" w:eastAsia="Bahnschrift" w:hAnsi="Bahnschrift"/>
-          <w:b w:val="1"/>
-          <w:bCs w:val="1"/>
-          <w:rtl w:val="0"/>
-        </w:rPr>
-        <w:t xml:space="preserve">1.2 Contexto institucional</w:t>
+          <w:rFonts w:ascii="Bahnschrift" w:eastAsia="Bahnschrift" w:hAnsi="Bahnschrift" w:cs="Bahnschrift"/>
+          <w:b/>
+          <w:bCs/>
+        </w:rPr>
+      </w:pPr>
+      <w:r>
+        <w:rPr>
+          <w:rFonts w:ascii="Bahnschrift" w:eastAsia="Bahnschrift" w:hAnsi="Bahnschrift" w:cs="Bahnschrift"/>
+          <w:b/>
+          <w:bCs/>
+        </w:rPr>
+        <w:t>1.2 Contexto institucional</w:t>
       </w:r>
     </w:p>
     <w:p>
       <w:pPr>
         <w:ind w:firstLine="11"/>
         <w:rPr>
-          <w:rFonts w:ascii="Bahnschrift" w:cs="Bahnschrift" w:eastAsia="Bahnschrift" w:hAnsi="Bahnschrift"/>
-        </w:rPr>
-      </w:pPr>
-      <w:r>
-        <w:rPr>
-          <w:rFonts w:ascii="Bahnschrift" w:cs="Bahnschrift" w:eastAsia="Bahnschrift" w:hAnsi="Bahnschrift"/>
-          <w:rtl w:val="0"/>
-        </w:rPr>
-        <w:t xml:space="preserve">El Departamento de Ingeniería Industrial (DII) de la FI-UNMdP cuenta con un campus virtual basado en </w:t>
-      </w:r>
-      <w:r>
-        <w:rPr>
-          <w:rFonts w:ascii="Bahnschrift" w:cs="Bahnschrift" w:eastAsia="Bahnschrift" w:hAnsi="Bahnschrift"/>
-          <w:b w:val="1"/>
-          <w:bCs w:val="1"/>
-          <w:rtl w:val="0"/>
-        </w:rPr>
-        <w:t xml:space="preserve">Moodle</w:t>
-      </w:r>
-      <w:r>
-        <w:rPr>
-          <w:rFonts w:ascii="Bahnschrift" w:cs="Bahnschrift" w:eastAsia="Bahnschrift" w:hAnsi="Bahnschrift"/>
-          <w:rtl w:val="0"/>
-        </w:rPr>
-        <w:t xml:space="preserve"> como plataforma de gestión de aprendizaje. Este entorno ya es utilizado por estudiantes, docentes y personal administrativo como canal principal de comunicación y gestión académica.</w:t>
+          <w:rFonts w:ascii="Bahnschrift" w:eastAsia="Bahnschrift" w:hAnsi="Bahnschrift" w:cs="Bahnschrift"/>
+        </w:rPr>
+      </w:pPr>
+      <w:r>
+        <w:rPr>
+          <w:rFonts w:ascii="Bahnschrift" w:eastAsia="Bahnschrift" w:hAnsi="Bahnschrift" w:cs="Bahnschrift"/>
+        </w:rPr>
+        <w:t>El Departamento de Ingeniería Industrial (DII) de la FI-UNMdP cuenta con un campus virtual basado en </w:t>
+      </w:r>
+      <w:r>
+        <w:rPr>
+          <w:rFonts w:ascii="Bahnschrift" w:eastAsia="Bahnschrift" w:hAnsi="Bahnschrift" w:cs="Bahnschrift"/>
+          <w:b/>
+          <w:bCs/>
+        </w:rPr>
+        <w:t>Moodle</w:t>
+      </w:r>
+      <w:r>
+        <w:rPr>
+          <w:rFonts w:ascii="Bahnschrift" w:eastAsia="Bahnschrift" w:hAnsi="Bahnschrift" w:cs="Bahnschrift"/>
+        </w:rPr>
+        <w:t> como plataforma de gestión de aprendizaje. Este entorno ya es utilizado por estudiantes, docentes y personal administrativo como canal principal de comunicación y gestión académica.</w:t>
       </w:r>
     </w:p>
     <w:p>
       <w:pPr>
         <w:ind w:firstLine="11"/>
         <w:rPr>
-          <w:rFonts w:ascii="Bahnschrift" w:cs="Bahnschrift" w:eastAsia="Bahnschrift" w:hAnsi="Bahnschrift"/>
-          <w:b w:val="1"/>
-          <w:bCs w:val="1"/>
-        </w:rPr>
-      </w:pPr>
-      <w:r>
-        <w:rPr>
-          <w:rFonts w:ascii="Bahnschrift" w:cs="Bahnschrift" w:eastAsia="Bahnschrift" w:hAnsi="Bahnschrift"/>
-          <w:b w:val="1"/>
-          <w:bCs w:val="1"/>
-          <w:rtl w:val="0"/>
-        </w:rPr>
-        <w:t xml:space="preserve">1.3 Solución propuesta</w:t>
+          <w:rFonts w:ascii="Bahnschrift" w:eastAsia="Bahnschrift" w:hAnsi="Bahnschrift" w:cs="Bahnschrift"/>
+          <w:b/>
+          <w:bCs/>
+        </w:rPr>
+      </w:pPr>
+      <w:r>
+        <w:rPr>
+          <w:rFonts w:ascii="Bahnschrift" w:eastAsia="Bahnschrift" w:hAnsi="Bahnschrift" w:cs="Bahnschrift"/>
+          <w:b/>
+          <w:bCs/>
+        </w:rPr>
+        <w:t>1.3 Solución propuesta</w:t>
       </w:r>
     </w:p>
     <w:p>
       <w:pPr>
         <w:ind w:firstLine="11"/>
         <w:rPr>
-          <w:rFonts w:ascii="Bahnschrift" w:cs="Bahnschrift" w:eastAsia="Bahnschrift" w:hAnsi="Bahnschrift"/>
-        </w:rPr>
-      </w:pPr>
-      <w:r>
-        <w:rPr>
-          <w:rFonts w:ascii="Bahnschrift" w:cs="Bahnschrift" w:eastAsia="Bahnschrift" w:hAnsi="Bahnschrift"/>
-          <w:b w:val="1"/>
-          <w:bCs w:val="1"/>
-          <w:rtl w:val="0"/>
-        </w:rPr>
-        <w:t xml:space="preserve">SBIRE</w:t>
-      </w:r>
-      <w:r>
-        <w:rPr>
-          <w:rFonts w:ascii="Bahnschrift" w:cs="Bahnschrift" w:eastAsia="Bahnschrift" w:hAnsi="Bahnschrift"/>
-          <w:rtl w:val="0"/>
-        </w:rPr>
-        <w:t xml:space="preserve"> (Sistema de Detección Temprana de Deserción Estudiantil) es una aplicación web que se integra al campus Moodle del DII de forma embebida, permitiendo:</w:t>
+          <w:rFonts w:ascii="Bahnschrift" w:eastAsia="Bahnschrift" w:hAnsi="Bahnschrift" w:cs="Bahnschrift"/>
+        </w:rPr>
+      </w:pPr>
+      <w:r>
+        <w:rPr>
+          <w:rFonts w:ascii="Bahnschrift" w:eastAsia="Bahnschrift" w:hAnsi="Bahnschrift" w:cs="Bahnschrift"/>
+          <w:b/>
+          <w:bCs/>
+        </w:rPr>
+        <w:t>SBIRE</w:t>
+      </w:r>
+      <w:r>
+        <w:rPr>
+          <w:rFonts w:ascii="Bahnschrift" w:eastAsia="Bahnschrift" w:hAnsi="Bahnschrift" w:cs="Bahnschrift"/>
+        </w:rPr>
+        <w:t> (Sistema de Detección Temprana de Deserción Estudiantil) es una aplicación web que se integra al campus Moodle del DII de forma embebida, permitiendo:</w:t>
       </w:r>
     </w:p>
     <w:p>
@@ -419,15 +371,12 @@
           <w:ilvl w:val="0"/>
           <w:numId w:val="1"/>
         </w:numPr>
-        <w:ind w:left="720" w:hanging="360"/>
-        <w:rPr/>
-      </w:pPr>
-      <w:r>
-        <w:rPr>
-          <w:rFonts w:ascii="Bahnschrift" w:cs="Bahnschrift" w:eastAsia="Bahnschrift" w:hAnsi="Bahnschrift"/>
-          <w:rtl w:val="0"/>
-        </w:rPr>
-        <w:t xml:space="preserve">Recolectar y centralizar datos académicos de los estudiantes (notas, asistencia, historial de cursadas).</w:t>
+      </w:pPr>
+      <w:r>
+        <w:rPr>
+          <w:rFonts w:ascii="Bahnschrift" w:eastAsia="Bahnschrift" w:hAnsi="Bahnschrift" w:cs="Bahnschrift"/>
+        </w:rPr>
+        <w:t>Recolectar y centralizar datos académicos de los estudiantes (notas, asistencia, historial de cursadas).</w:t>
       </w:r>
     </w:p>
     <w:p>
@@ -436,15 +385,12 @@
           <w:ilvl w:val="0"/>
           <w:numId w:val="1"/>
         </w:numPr>
-        <w:ind w:left="720" w:hanging="360"/>
-        <w:rPr/>
-      </w:pPr>
-      <w:r>
-        <w:rPr>
-          <w:rFonts w:ascii="Bahnschrift" w:cs="Bahnschrift" w:eastAsia="Bahnschrift" w:hAnsi="Bahnschrift"/>
-          <w:rtl w:val="0"/>
-        </w:rPr>
-        <w:t xml:space="preserve">Administrar encuestas dinámicas y periódicas para capturar información cualitativa.</w:t>
+      </w:pPr>
+      <w:r>
+        <w:rPr>
+          <w:rFonts w:ascii="Bahnschrift" w:eastAsia="Bahnschrift" w:hAnsi="Bahnschrift" w:cs="Bahnschrift"/>
+        </w:rPr>
+        <w:t>Administrar encuestas dinámicas y periódicas para capturar información cualitativa.</w:t>
       </w:r>
     </w:p>
     <w:p>
@@ -453,15 +399,12 @@
           <w:ilvl w:val="0"/>
           <w:numId w:val="1"/>
         </w:numPr>
-        <w:ind w:left="720" w:hanging="360"/>
-        <w:rPr/>
-      </w:pPr>
-      <w:r>
-        <w:rPr>
-          <w:rFonts w:ascii="Bahnschrift" w:cs="Bahnschrift" w:eastAsia="Bahnschrift" w:hAnsi="Bahnschrift"/>
-          <w:rtl w:val="0"/>
-        </w:rPr>
-        <w:t xml:space="preserve">Procesar estos datos mediante indicadores configurables para detectar estudiantes en riesgo.</w:t>
+      </w:pPr>
+      <w:r>
+        <w:rPr>
+          <w:rFonts w:ascii="Bahnschrift" w:eastAsia="Bahnschrift" w:hAnsi="Bahnschrift" w:cs="Bahnschrift"/>
+        </w:rPr>
+        <w:t>Procesar estos datos mediante indicadores configurables para detectar estudiantes en riesgo.</w:t>
       </w:r>
     </w:p>
     <w:p>
@@ -470,15 +413,12 @@
           <w:ilvl w:val="0"/>
           <w:numId w:val="1"/>
         </w:numPr>
-        <w:ind w:left="720" w:hanging="360"/>
-        <w:rPr/>
-      </w:pPr>
-      <w:r>
-        <w:rPr>
-          <w:rFonts w:ascii="Bahnschrift" w:cs="Bahnschrift" w:eastAsia="Bahnschrift" w:hAnsi="Bahnschrift"/>
-          <w:rtl w:val="0"/>
-        </w:rPr>
-        <w:t xml:space="preserve">Generar alertas tempranas y facilitar el registro de intervenciones institucionales.</w:t>
+      </w:pPr>
+      <w:r>
+        <w:rPr>
+          <w:rFonts w:ascii="Bahnschrift" w:eastAsia="Bahnschrift" w:hAnsi="Bahnschrift" w:cs="Bahnschrift"/>
+        </w:rPr>
+        <w:t>Generar alertas tempranas y facilitar el registro de intervenciones institucionales.</w:t>
       </w:r>
     </w:p>
     <w:p>
@@ -487,64 +427,53 @@
           <w:ilvl w:val="0"/>
           <w:numId w:val="1"/>
         </w:numPr>
-        <w:ind w:left="720" w:hanging="360"/>
-        <w:rPr/>
-      </w:pPr>
-      <w:r>
-        <w:rPr>
-          <w:rFonts w:ascii="Bahnschrift" w:cs="Bahnschrift" w:eastAsia="Bahnschrift" w:hAnsi="Bahnschrift"/>
-          <w:rtl w:val="0"/>
-        </w:rPr>
-        <w:t xml:space="preserve">Producir reportes que apoyen la toma de decisiones a nivel departamental.</w:t>
+      </w:pPr>
+      <w:r>
+        <w:rPr>
+          <w:rFonts w:ascii="Bahnschrift" w:eastAsia="Bahnschrift" w:hAnsi="Bahnschrift" w:cs="Bahnschrift"/>
+        </w:rPr>
+        <w:t>Producir reportes que apoyen la toma de decisiones a nivel departamental.</w:t>
       </w:r>
     </w:p>
     <w:p>
       <w:pPr>
         <w:ind w:firstLine="11"/>
         <w:rPr>
-          <w:rFonts w:ascii="Bahnschrift" w:cs="Bahnschrift" w:eastAsia="Bahnschrift" w:hAnsi="Bahnschrift"/>
-        </w:rPr>
-      </w:pPr>
-      <w:r>
-        <w:rPr>
-          <w:rFonts w:ascii="Bahnschrift" w:cs="Bahnschrift" w:eastAsia="Bahnschrift" w:hAnsi="Bahnschrift"/>
-          <w:rtl w:val="0"/>
-        </w:rPr>
-        <w:t xml:space="preserve">El sistema </w:t>
-      </w:r>
-      <w:r>
-        <w:rPr>
-          <w:rFonts w:ascii="Bahnschrift" w:cs="Bahnschrift" w:eastAsia="Bahnschrift" w:hAnsi="Bahnschrift"/>
-          <w:b w:val="1"/>
-          <w:bCs w:val="1"/>
-          <w:rtl w:val="0"/>
-        </w:rPr>
-        <w:t xml:space="preserve">no reemplaza</w:t>
-      </w:r>
-      <w:r>
-        <w:rPr>
-          <w:rFonts w:ascii="Bahnschrift" w:cs="Bahnschrift" w:eastAsia="Bahnschrift" w:hAnsi="Bahnschrift"/>
-          <w:rtl w:val="0"/>
-        </w:rPr>
-        <w:t xml:space="preserve"> los sistemas de gestión académica existentes (SIU-Guaraní u otros), sino que los complementa con capacidades analíticas y de seguimiento orientadas específicamente a la prevención del abandono.</w:t>
-      </w:r>
-    </w:p>
-    <w:p>
-      <w:pPr>
-        <w:spacing w:after="160" w:before="0" w:line="259" w:lineRule="auto"/>
-        <w:ind w:left="0" w:firstLine="0"/>
+          <w:rFonts w:ascii="Bahnschrift" w:eastAsia="Bahnschrift" w:hAnsi="Bahnschrift" w:cs="Bahnschrift"/>
+        </w:rPr>
+      </w:pPr>
+      <w:r>
+        <w:rPr>
+          <w:rFonts w:ascii="Bahnschrift" w:eastAsia="Bahnschrift" w:hAnsi="Bahnschrift" w:cs="Bahnschrift"/>
+        </w:rPr>
+        <w:t>El sistema </w:t>
+      </w:r>
+      <w:r>
+        <w:rPr>
+          <w:rFonts w:ascii="Bahnschrift" w:eastAsia="Bahnschrift" w:hAnsi="Bahnschrift" w:cs="Bahnschrift"/>
+          <w:b/>
+          <w:bCs/>
+        </w:rPr>
+        <w:t>no reemplaza</w:t>
+      </w:r>
+      <w:r>
+        <w:rPr>
+          <w:rFonts w:ascii="Bahnschrift" w:eastAsia="Bahnschrift" w:hAnsi="Bahnschrift" w:cs="Bahnschrift"/>
+        </w:rPr>
+        <w:t> los sistemas de gestión académica existentes (SIU-Guaraní u otros), sino que los complementa con capacidades analíticas y de seguimiento orientadas específicamente a la prevención del abandono.</w:t>
+      </w:r>
+    </w:p>
+    <w:p>
+      <w:pPr>
+        <w:spacing w:before="0" w:after="160" w:line="259" w:lineRule="auto"/>
+        <w:ind w:left="0"/>
         <w:jc w:val="left"/>
         <w:rPr>
-          <w:rFonts w:ascii="Bahnschrift" w:cs="Bahnschrift" w:eastAsia="Bahnschrift" w:hAnsi="Bahnschrift"/>
+          <w:rFonts w:ascii="Bahnschrift" w:eastAsia="Bahnschrift" w:hAnsi="Bahnschrift" w:cs="Bahnschrift"/>
         </w:rPr>
       </w:pPr>
       <w:r>
         <w:br w:type="page"/>
-      </w:r>
-      <w:r>
-        <w:rPr>
-          <w:rtl w:val="0"/>
-        </w:rPr>
       </w:r>
     </w:p>
     <w:p>
@@ -552,74 +481,71 @@
         <w:ind w:firstLine="11"/>
         <w:jc w:val="center"/>
         <w:rPr>
-          <w:rFonts w:ascii="Bahnschrift" w:cs="Bahnschrift" w:eastAsia="Bahnschrift" w:hAnsi="Bahnschrift"/>
-          <w:b w:val="1"/>
-          <w:bCs w:val="1"/>
+          <w:rFonts w:ascii="Bahnschrift" w:eastAsia="Bahnschrift" w:hAnsi="Bahnschrift" w:cs="Bahnschrift"/>
+          <w:b/>
+          <w:bCs/>
           <w:u w:val="single"/>
         </w:rPr>
       </w:pPr>
       <w:r>
         <w:rPr>
-          <w:rFonts w:ascii="Bahnschrift" w:cs="Bahnschrift" w:eastAsia="Bahnschrift" w:hAnsi="Bahnschrift"/>
-          <w:b w:val="1"/>
-          <w:bCs w:val="1"/>
+          <w:rFonts w:ascii="Bahnschrift" w:eastAsia="Bahnschrift" w:hAnsi="Bahnschrift" w:cs="Bahnschrift"/>
+          <w:b/>
+          <w:bCs/>
           <w:u w:val="single"/>
-          <w:rtl w:val="0"/>
-        </w:rPr>
-        <w:t xml:space="preserve">2. Objetivos del Sistema</w:t>
+        </w:rPr>
+        <w:lastRenderedPageBreak/>
+        <w:t>2. Objetivos del Sistema</w:t>
       </w:r>
     </w:p>
     <w:p>
       <w:pPr>
         <w:ind w:firstLine="11"/>
         <w:rPr>
-          <w:rFonts w:ascii="Bahnschrift" w:cs="Bahnschrift" w:eastAsia="Bahnschrift" w:hAnsi="Bahnschrift"/>
-          <w:b w:val="1"/>
-          <w:bCs w:val="1"/>
-        </w:rPr>
-      </w:pPr>
-      <w:r>
-        <w:rPr>
-          <w:rFonts w:ascii="Bahnschrift" w:cs="Bahnschrift" w:eastAsia="Bahnschrift" w:hAnsi="Bahnschrift"/>
-          <w:b w:val="1"/>
-          <w:bCs w:val="1"/>
-          <w:rtl w:val="0"/>
-        </w:rPr>
-        <w:t xml:space="preserve">2.1 Objetivo general</w:t>
+          <w:rFonts w:ascii="Bahnschrift" w:eastAsia="Bahnschrift" w:hAnsi="Bahnschrift" w:cs="Bahnschrift"/>
+          <w:b/>
+          <w:bCs/>
+        </w:rPr>
+      </w:pPr>
+      <w:r>
+        <w:rPr>
+          <w:rFonts w:ascii="Bahnschrift" w:eastAsia="Bahnschrift" w:hAnsi="Bahnschrift" w:cs="Bahnschrift"/>
+          <w:b/>
+          <w:bCs/>
+        </w:rPr>
+        <w:t>2.1 Objetivo general</w:t>
       </w:r>
     </w:p>
     <w:p>
       <w:pPr>
         <w:ind w:firstLine="11"/>
         <w:rPr>
-          <w:rFonts w:ascii="Bahnschrift" w:cs="Bahnschrift" w:eastAsia="Bahnschrift" w:hAnsi="Bahnschrift"/>
-        </w:rPr>
-      </w:pPr>
-      <w:r>
-        <w:rPr>
-          <w:rFonts w:ascii="Bahnschrift" w:cs="Bahnschrift" w:eastAsia="Bahnschrift" w:hAnsi="Bahnschrift"/>
-          <w:rtl w:val="0"/>
-        </w:rPr>
-        <w:t xml:space="preserve">Desarrollar un sistema informático que permita a la FI-UNMdP detectar tempranamente situaciones de riesgo de deserción estudiantil y facilitar la intervención oportuna del equipo docente y de tutores, contribuyendo a mejorar la permanencia y el egreso de los estudiantes de Ingeniería.</w:t>
+          <w:rFonts w:ascii="Bahnschrift" w:eastAsia="Bahnschrift" w:hAnsi="Bahnschrift" w:cs="Bahnschrift"/>
+        </w:rPr>
+      </w:pPr>
+      <w:r>
+        <w:rPr>
+          <w:rFonts w:ascii="Bahnschrift" w:eastAsia="Bahnschrift" w:hAnsi="Bahnschrift" w:cs="Bahnschrift"/>
+        </w:rPr>
+        <w:t>Desarrollar un sistema informático que permita a la FI-UNMdP detectar tempranamente situaciones de riesgo de deserción estudiantil y facilitar la intervención oportuna del equipo docente y de tutores, contribuyendo a mejorar la permanencia y el egreso de los estudiantes de Ingeniería.</w:t>
       </w:r>
     </w:p>
     <w:p>
       <w:pPr>
         <w:ind w:firstLine="11"/>
         <w:rPr>
-          <w:rFonts w:ascii="Bahnschrift" w:cs="Bahnschrift" w:eastAsia="Bahnschrift" w:hAnsi="Bahnschrift"/>
-          <w:b w:val="1"/>
-          <w:bCs w:val="1"/>
-        </w:rPr>
-      </w:pPr>
-      <w:r>
-        <w:rPr>
-          <w:rFonts w:ascii="Bahnschrift" w:cs="Bahnschrift" w:eastAsia="Bahnschrift" w:hAnsi="Bahnschrift"/>
-          <w:b w:val="1"/>
-          <w:bCs w:val="1"/>
-          <w:rtl w:val="0"/>
-        </w:rPr>
-        <w:t xml:space="preserve">2.2 Objetivos específicos</w:t>
+          <w:rFonts w:ascii="Bahnschrift" w:eastAsia="Bahnschrift" w:hAnsi="Bahnschrift" w:cs="Bahnschrift"/>
+          <w:b/>
+          <w:bCs/>
+        </w:rPr>
+      </w:pPr>
+      <w:r>
+        <w:rPr>
+          <w:rFonts w:ascii="Bahnschrift" w:eastAsia="Bahnschrift" w:hAnsi="Bahnschrift" w:cs="Bahnschrift"/>
+          <w:b/>
+          <w:bCs/>
+        </w:rPr>
+        <w:t>2.2 Objetivos específicos</w:t>
       </w:r>
     </w:p>
     <w:p>
@@ -628,24 +554,20 @@
           <w:ilvl w:val="0"/>
           <w:numId w:val="7"/>
         </w:numPr>
-        <w:ind w:left="720" w:hanging="360"/>
-        <w:rPr/>
-      </w:pPr>
-      <w:r>
-        <w:rPr>
-          <w:rFonts w:ascii="Bahnschrift" w:cs="Bahnschrift" w:eastAsia="Bahnschrift" w:hAnsi="Bahnschrift"/>
-          <w:b w:val="1"/>
-          <w:bCs w:val="1"/>
-          <w:rtl w:val="0"/>
-        </w:rPr>
-        <w:t xml:space="preserve">OE-01</w:t>
-      </w:r>
-      <w:r>
-        <w:rPr>
-          <w:rFonts w:ascii="Bahnschrift" w:cs="Bahnschrift" w:eastAsia="Bahnschrift" w:hAnsi="Bahnschrift"/>
-          <w:rtl w:val="0"/>
-        </w:rPr>
-        <w:t xml:space="preserve"> — Centralizar los datos académicos relevantes (notas de parciales, finales, asistencia, inscripciones) en una plataforma única accesible desde el campus Moodle.</w:t>
+      </w:pPr>
+      <w:r>
+        <w:rPr>
+          <w:rFonts w:ascii="Bahnschrift" w:eastAsia="Bahnschrift" w:hAnsi="Bahnschrift" w:cs="Bahnschrift"/>
+          <w:b/>
+          <w:bCs/>
+        </w:rPr>
+        <w:t>OE-01</w:t>
+      </w:r>
+      <w:r>
+        <w:rPr>
+          <w:rFonts w:ascii="Bahnschrift" w:eastAsia="Bahnschrift" w:hAnsi="Bahnschrift" w:cs="Bahnschrift"/>
+        </w:rPr>
+        <w:t> — Centralizar los datos académicos relevantes (notas de parciales, finales, asistencia, inscripciones) en una plataforma única accesible desde el campus Moodle.</w:t>
       </w:r>
     </w:p>
     <w:p>
@@ -654,24 +576,20 @@
           <w:ilvl w:val="0"/>
           <w:numId w:val="7"/>
         </w:numPr>
-        <w:ind w:left="720" w:hanging="360"/>
-        <w:rPr/>
-      </w:pPr>
-      <w:r>
-        <w:rPr>
-          <w:rFonts w:ascii="Bahnschrift" w:cs="Bahnschrift" w:eastAsia="Bahnschrift" w:hAnsi="Bahnschrift"/>
-          <w:b w:val="1"/>
-          <w:bCs w:val="1"/>
-          <w:rtl w:val="0"/>
-        </w:rPr>
-        <w:t xml:space="preserve">OE-02</w:t>
-      </w:r>
-      <w:r>
-        <w:rPr>
-          <w:rFonts w:ascii="Bahnschrift" w:cs="Bahnschrift" w:eastAsia="Bahnschrift" w:hAnsi="Bahnschrift"/>
-          <w:rtl w:val="0"/>
-        </w:rPr>
-        <w:t xml:space="preserve"> — Implementar un motor de encuestas dinámicas que permita al equipo gestor recolectar información cualitativa de los estudiantes de forma periódica.</w:t>
+      </w:pPr>
+      <w:r>
+        <w:rPr>
+          <w:rFonts w:ascii="Bahnschrift" w:eastAsia="Bahnschrift" w:hAnsi="Bahnschrift" w:cs="Bahnschrift"/>
+          <w:b/>
+          <w:bCs/>
+        </w:rPr>
+        <w:t>OE-02</w:t>
+      </w:r>
+      <w:r>
+        <w:rPr>
+          <w:rFonts w:ascii="Bahnschrift" w:eastAsia="Bahnschrift" w:hAnsi="Bahnschrift" w:cs="Bahnschrift"/>
+        </w:rPr>
+        <w:t> — Implementar un motor de encuestas dinámicas que permita al equipo gestor recolectar información cualitativa de los estudiantes de forma periódica.</w:t>
       </w:r>
     </w:p>
     <w:p>
@@ -680,24 +598,20 @@
           <w:ilvl w:val="0"/>
           <w:numId w:val="7"/>
         </w:numPr>
-        <w:ind w:left="720" w:hanging="360"/>
-        <w:rPr/>
-      </w:pPr>
-      <w:r>
-        <w:rPr>
-          <w:rFonts w:ascii="Bahnschrift" w:cs="Bahnschrift" w:eastAsia="Bahnschrift" w:hAnsi="Bahnschrift"/>
-          <w:b w:val="1"/>
-          <w:bCs w:val="1"/>
-          <w:rtl w:val="0"/>
-        </w:rPr>
-        <w:t xml:space="preserve">OE-03</w:t>
-      </w:r>
-      <w:r>
-        <w:rPr>
-          <w:rFonts w:ascii="Bahnschrift" w:cs="Bahnschrift" w:eastAsia="Bahnschrift" w:hAnsi="Bahnschrift"/>
-          <w:rtl w:val="0"/>
-        </w:rPr>
-        <w:t xml:space="preserve"> — Calcular indicadores de riesgo de deserción diferenciados por etapa de cursada (temprana, tardía, carrera extendida), con umbrales configurables por el equipo institucional.</w:t>
+      </w:pPr>
+      <w:r>
+        <w:rPr>
+          <w:rFonts w:ascii="Bahnschrift" w:eastAsia="Bahnschrift" w:hAnsi="Bahnschrift" w:cs="Bahnschrift"/>
+          <w:b/>
+          <w:bCs/>
+        </w:rPr>
+        <w:t>OE-03</w:t>
+      </w:r>
+      <w:r>
+        <w:rPr>
+          <w:rFonts w:ascii="Bahnschrift" w:eastAsia="Bahnschrift" w:hAnsi="Bahnschrift" w:cs="Bahnschrift"/>
+        </w:rPr>
+        <w:t> — Calcular indicadores de riesgo de deserción diferenciados por etapa de cursada (temprana, tardía, carrera extendida), con umbrales configurables por el equipo institucional.</w:t>
       </w:r>
     </w:p>
     <w:p>
@@ -706,24 +620,20 @@
           <w:ilvl w:val="0"/>
           <w:numId w:val="7"/>
         </w:numPr>
-        <w:ind w:left="720" w:hanging="360"/>
-        <w:rPr/>
-      </w:pPr>
-      <w:r>
-        <w:rPr>
-          <w:rFonts w:ascii="Bahnschrift" w:cs="Bahnschrift" w:eastAsia="Bahnschrift" w:hAnsi="Bahnschrift"/>
-          <w:b w:val="1"/>
-          <w:bCs w:val="1"/>
-          <w:rtl w:val="0"/>
-        </w:rPr>
-        <w:t xml:space="preserve">OE-04</w:t>
-      </w:r>
-      <w:r>
-        <w:rPr>
-          <w:rFonts w:ascii="Bahnschrift" w:cs="Bahnschrift" w:eastAsia="Bahnschrift" w:hAnsi="Bahnschrift"/>
-          <w:rtl w:val="0"/>
-        </w:rPr>
-        <w:t xml:space="preserve"> — Generar alertas automáticas cuando un estudiante supera los umbrales de riesgo definidos, notificando al tutor responsable.</w:t>
+      </w:pPr>
+      <w:r>
+        <w:rPr>
+          <w:rFonts w:ascii="Bahnschrift" w:eastAsia="Bahnschrift" w:hAnsi="Bahnschrift" w:cs="Bahnschrift"/>
+          <w:b/>
+          <w:bCs/>
+        </w:rPr>
+        <w:t>OE-04</w:t>
+      </w:r>
+      <w:r>
+        <w:rPr>
+          <w:rFonts w:ascii="Bahnschrift" w:eastAsia="Bahnschrift" w:hAnsi="Bahnschrift" w:cs="Bahnschrift"/>
+        </w:rPr>
+        <w:t> — Generar alertas automáticas cuando un estudiante supera los umbrales de riesgo definidos, notificando al tutor responsable.</w:t>
       </w:r>
     </w:p>
     <w:p>
@@ -732,24 +642,20 @@
           <w:ilvl w:val="0"/>
           <w:numId w:val="7"/>
         </w:numPr>
-        <w:ind w:left="720" w:hanging="360"/>
-        <w:rPr/>
-      </w:pPr>
-      <w:r>
-        <w:rPr>
-          <w:rFonts w:ascii="Bahnschrift" w:cs="Bahnschrift" w:eastAsia="Bahnschrift" w:hAnsi="Bahnschrift"/>
-          <w:b w:val="1"/>
-          <w:bCs w:val="1"/>
-          <w:rtl w:val="0"/>
-        </w:rPr>
-        <w:t xml:space="preserve">OE-05</w:t>
-      </w:r>
-      <w:r>
-        <w:rPr>
-          <w:rFonts w:ascii="Bahnschrift" w:cs="Bahnschrift" w:eastAsia="Bahnschrift" w:hAnsi="Bahnschrift"/>
-          <w:rtl w:val="0"/>
-        </w:rPr>
-        <w:t xml:space="preserve"> — Proveer un módulo de gestión de intervenciones que permita planificar y registrar las acciones realizadas sobre cada estudiante en riesgo.</w:t>
+      </w:pPr>
+      <w:r>
+        <w:rPr>
+          <w:rFonts w:ascii="Bahnschrift" w:eastAsia="Bahnschrift" w:hAnsi="Bahnschrift" w:cs="Bahnschrift"/>
+          <w:b/>
+          <w:bCs/>
+        </w:rPr>
+        <w:t>OE-05</w:t>
+      </w:r>
+      <w:r>
+        <w:rPr>
+          <w:rFonts w:ascii="Bahnschrift" w:eastAsia="Bahnschrift" w:hAnsi="Bahnschrift" w:cs="Bahnschrift"/>
+        </w:rPr>
+        <w:t> — Proveer un módulo de gestión de intervenciones que permita planificar y registrar las acciones realizadas sobre cada estudiante en riesgo.</w:t>
       </w:r>
     </w:p>
     <w:p>
@@ -758,24 +664,20 @@
           <w:ilvl w:val="0"/>
           <w:numId w:val="7"/>
         </w:numPr>
-        <w:ind w:left="720" w:hanging="360"/>
-        <w:rPr/>
-      </w:pPr>
-      <w:r>
-        <w:rPr>
-          <w:rFonts w:ascii="Bahnschrift" w:cs="Bahnschrift" w:eastAsia="Bahnschrift" w:hAnsi="Bahnschrift"/>
-          <w:b w:val="1"/>
-          <w:bCs w:val="1"/>
-          <w:rtl w:val="0"/>
-        </w:rPr>
-        <w:t xml:space="preserve">OE-06</w:t>
-      </w:r>
-      <w:r>
-        <w:rPr>
-          <w:rFonts w:ascii="Bahnschrift" w:cs="Bahnschrift" w:eastAsia="Bahnschrift" w:hAnsi="Bahnschrift"/>
-          <w:rtl w:val="0"/>
-        </w:rPr>
-        <w:t xml:space="preserve"> — Producir reportes institucionales sobre tasas de riesgo, evolución por cohorte y efectividad de las intervenciones.</w:t>
+      </w:pPr>
+      <w:r>
+        <w:rPr>
+          <w:rFonts w:ascii="Bahnschrift" w:eastAsia="Bahnschrift" w:hAnsi="Bahnschrift" w:cs="Bahnschrift"/>
+          <w:b/>
+          <w:bCs/>
+        </w:rPr>
+        <w:t>OE-06</w:t>
+      </w:r>
+      <w:r>
+        <w:rPr>
+          <w:rFonts w:ascii="Bahnschrift" w:eastAsia="Bahnschrift" w:hAnsi="Bahnschrift" w:cs="Bahnschrift"/>
+        </w:rPr>
+        <w:t> — Producir reportes institucionales sobre tasas de riesgo, evolución por cohorte y efectividad de las intervenciones.</w:t>
       </w:r>
     </w:p>
     <w:p>
@@ -784,24 +686,20 @@
           <w:ilvl w:val="0"/>
           <w:numId w:val="7"/>
         </w:numPr>
-        <w:ind w:left="720" w:hanging="360"/>
-        <w:rPr/>
-      </w:pPr>
-      <w:r>
-        <w:rPr>
-          <w:rFonts w:ascii="Bahnschrift" w:cs="Bahnschrift" w:eastAsia="Bahnschrift" w:hAnsi="Bahnschrift"/>
-          <w:b w:val="1"/>
-          <w:bCs w:val="1"/>
-          <w:rtl w:val="0"/>
-        </w:rPr>
-        <w:t xml:space="preserve">OE-07</w:t>
-      </w:r>
-      <w:r>
-        <w:rPr>
-          <w:rFonts w:ascii="Bahnschrift" w:cs="Bahnschrift" w:eastAsia="Bahnschrift" w:hAnsi="Bahnschrift"/>
-          <w:rtl w:val="0"/>
-        </w:rPr>
-        <w:t xml:space="preserve"> — Diseñar el sistema con arquitectura escalable para su eventual aplicación en otros departamentos de la Facultad.</w:t>
+      </w:pPr>
+      <w:r>
+        <w:rPr>
+          <w:rFonts w:ascii="Bahnschrift" w:eastAsia="Bahnschrift" w:hAnsi="Bahnschrift" w:cs="Bahnschrift"/>
+          <w:b/>
+          <w:bCs/>
+        </w:rPr>
+        <w:t>OE-07</w:t>
+      </w:r>
+      <w:r>
+        <w:rPr>
+          <w:rFonts w:ascii="Bahnschrift" w:eastAsia="Bahnschrift" w:hAnsi="Bahnschrift" w:cs="Bahnschrift"/>
+        </w:rPr>
+        <w:t> — Diseñar el sistema con arquitectura escalable para su eventual aplicación en otros departamentos de la Facultad.</w:t>
       </w:r>
     </w:p>
     <w:p>
@@ -809,28 +707,30 @@
         <w:ind w:firstLine="11"/>
         <w:jc w:val="center"/>
         <w:rPr>
-          <w:rFonts w:ascii="Bahnschrift" w:cs="Bahnschrift" w:eastAsia="Bahnschrift" w:hAnsi="Bahnschrift"/>
-        </w:rPr>
-      </w:pPr>
-      <w:r>
-        <w:rPr>
-          <w:rFonts w:ascii="Bahnschrift" w:cs="Bahnschrift" w:eastAsia="Bahnschrift" w:hAnsi="Bahnschrift"/>
+          <w:rFonts w:ascii="Bahnschrift" w:eastAsia="Bahnschrift" w:hAnsi="Bahnschrift" w:cs="Bahnschrift"/>
+        </w:rPr>
+      </w:pPr>
+      <w:r>
+        <w:rPr>
+          <w:rFonts w:ascii="Bahnschrift" w:eastAsia="Bahnschrift" w:hAnsi="Bahnschrift" w:cs="Bahnschrift"/>
+          <w:noProof/>
         </w:rPr>
         <w:drawing>
-          <wp:inline distB="0" distT="0" distL="0" distR="0">
+          <wp:inline distT="0" distB="0" distL="0" distR="0" wp14:anchorId="7442A714" wp14:editId="3C1092A4">
             <wp:extent cx="3843706" cy="2436834"/>
-            <wp:effectExtent b="0" l="0" r="0" t="0"/>
+            <wp:effectExtent l="0" t="0" r="0" b="0"/>
             <wp:docPr id="4" name="image4.png"/>
-            <a:graphic>
+            <wp:cNvGraphicFramePr/>
+            <a:graphic xmlns:a="http://schemas.openxmlformats.org/drawingml/2006/main">
               <a:graphicData uri="http://schemas.openxmlformats.org/drawingml/2006/picture">
-                <pic:pic>
+                <pic:pic xmlns:pic="http://schemas.openxmlformats.org/drawingml/2006/picture">
                   <pic:nvPicPr>
                     <pic:cNvPr id="0" name="image4.png"/>
                     <pic:cNvPicPr preferRelativeResize="0"/>
                   </pic:nvPicPr>
                   <pic:blipFill>
-                    <a:blip r:embed="rId7"/>
-                    <a:srcRect b="0" l="0" r="0" t="0"/>
+                    <a:blip r:embed="rId8"/>
+                    <a:srcRect/>
                     <a:stretch>
                       <a:fillRect/>
                     </a:stretch>
@@ -840,7 +740,9 @@
                       <a:off x="0" y="0"/>
                       <a:ext cx="3843706" cy="2436834"/>
                     </a:xfrm>
-                    <a:prstGeom prst="rect"/>
+                    <a:prstGeom prst="rect">
+                      <a:avLst/>
+                    </a:prstGeom>
                     <a:ln/>
                   </pic:spPr>
                 </pic:pic>
@@ -849,30 +751,20 @@
           </wp:inline>
         </w:drawing>
       </w:r>
-      <w:r>
-        <w:rPr>
-          <w:rtl w:val="0"/>
-        </w:rPr>
-      </w:r>
-    </w:p>
-    <w:p>
-      <w:pPr>
-        <w:spacing w:after="160" w:before="0" w:line="259" w:lineRule="auto"/>
-        <w:ind w:left="0" w:firstLine="0"/>
+    </w:p>
+    <w:p>
+      <w:pPr>
+        <w:spacing w:before="0" w:after="160" w:line="259" w:lineRule="auto"/>
+        <w:ind w:left="0"/>
         <w:jc w:val="left"/>
         <w:rPr>
-          <w:rFonts w:ascii="Bahnschrift" w:cs="Bahnschrift" w:eastAsia="Bahnschrift" w:hAnsi="Bahnschrift"/>
-          <w:b w:val="1"/>
-          <w:bCs w:val="1"/>
+          <w:rFonts w:ascii="Bahnschrift" w:eastAsia="Bahnschrift" w:hAnsi="Bahnschrift" w:cs="Bahnschrift"/>
+          <w:b/>
+          <w:bCs/>
         </w:rPr>
       </w:pPr>
       <w:r>
         <w:br w:type="page"/>
-      </w:r>
-      <w:r>
-        <w:rPr>
-          <w:rtl w:val="0"/>
-        </w:rPr>
       </w:r>
     </w:p>
     <w:p>
@@ -880,40 +772,39 @@
         <w:ind w:firstLine="11"/>
         <w:jc w:val="center"/>
         <w:rPr>
-          <w:rFonts w:ascii="Bahnschrift" w:cs="Bahnschrift" w:eastAsia="Bahnschrift" w:hAnsi="Bahnschrift"/>
-          <w:b w:val="1"/>
-          <w:bCs w:val="1"/>
+          <w:rFonts w:ascii="Bahnschrift" w:eastAsia="Bahnschrift" w:hAnsi="Bahnschrift" w:cs="Bahnschrift"/>
+          <w:b/>
+          <w:bCs/>
           <w:u w:val="single"/>
         </w:rPr>
       </w:pPr>
       <w:r>
         <w:rPr>
-          <w:rFonts w:ascii="Bahnschrift" w:cs="Bahnschrift" w:eastAsia="Bahnschrift" w:hAnsi="Bahnschrift"/>
-          <w:b w:val="1"/>
-          <w:bCs w:val="1"/>
+          <w:rFonts w:ascii="Bahnschrift" w:eastAsia="Bahnschrift" w:hAnsi="Bahnschrift" w:cs="Bahnschrift"/>
+          <w:b/>
+          <w:bCs/>
           <w:u w:val="single"/>
-          <w:rtl w:val="0"/>
-        </w:rPr>
-        <w:t xml:space="preserve">3. Supuestos y Restricciones</w:t>
+        </w:rPr>
+        <w:lastRenderedPageBreak/>
+        <w:t>3. Supuestos y Restricciones</w:t>
       </w:r>
     </w:p>
     <w:p>
       <w:pPr>
         <w:ind w:firstLine="11"/>
         <w:rPr>
-          <w:rFonts w:ascii="Bahnschrift" w:cs="Bahnschrift" w:eastAsia="Bahnschrift" w:hAnsi="Bahnschrift"/>
-          <w:b w:val="1"/>
-          <w:bCs w:val="1"/>
-        </w:rPr>
-      </w:pPr>
-      <w:r>
-        <w:rPr>
-          <w:rFonts w:ascii="Bahnschrift" w:cs="Bahnschrift" w:eastAsia="Bahnschrift" w:hAnsi="Bahnschrift"/>
-          <w:b w:val="1"/>
-          <w:bCs w:val="1"/>
-          <w:rtl w:val="0"/>
-        </w:rPr>
-        <w:t xml:space="preserve">3.1 Supuestos</w:t>
+          <w:rFonts w:ascii="Bahnschrift" w:eastAsia="Bahnschrift" w:hAnsi="Bahnschrift" w:cs="Bahnschrift"/>
+          <w:b/>
+          <w:bCs/>
+        </w:rPr>
+      </w:pPr>
+      <w:r>
+        <w:rPr>
+          <w:rFonts w:ascii="Bahnschrift" w:eastAsia="Bahnschrift" w:hAnsi="Bahnschrift" w:cs="Bahnschrift"/>
+          <w:b/>
+          <w:bCs/>
+        </w:rPr>
+        <w:t>3.1 Supuestos</w:t>
       </w:r>
     </w:p>
     <w:p>
@@ -922,24 +813,20 @@
           <w:ilvl w:val="0"/>
           <w:numId w:val="8"/>
         </w:numPr>
-        <w:ind w:left="720" w:hanging="360"/>
-        <w:rPr/>
-      </w:pPr>
-      <w:r>
-        <w:rPr>
-          <w:rFonts w:ascii="Bahnschrift" w:cs="Bahnschrift" w:eastAsia="Bahnschrift" w:hAnsi="Bahnschrift"/>
-          <w:b w:val="1"/>
-          <w:bCs w:val="1"/>
-          <w:rtl w:val="0"/>
-        </w:rPr>
-        <w:t xml:space="preserve">SA-01</w:t>
-      </w:r>
-      <w:r>
-        <w:rPr>
-          <w:rFonts w:ascii="Bahnschrift" w:cs="Bahnschrift" w:eastAsia="Bahnschrift" w:hAnsi="Bahnschrift"/>
-          <w:rtl w:val="0"/>
-        </w:rPr>
-        <w:t xml:space="preserve"> — La FI-UNMdP provee acceso a un entorno Moodle de desarrollo y testing durante el período de implementación.</w:t>
+      </w:pPr>
+      <w:r>
+        <w:rPr>
+          <w:rFonts w:ascii="Bahnschrift" w:eastAsia="Bahnschrift" w:hAnsi="Bahnschrift" w:cs="Bahnschrift"/>
+          <w:b/>
+          <w:bCs/>
+        </w:rPr>
+        <w:t>SA-01</w:t>
+      </w:r>
+      <w:r>
+        <w:rPr>
+          <w:rFonts w:ascii="Bahnschrift" w:eastAsia="Bahnschrift" w:hAnsi="Bahnschrift" w:cs="Bahnschrift"/>
+        </w:rPr>
+        <w:t> — La FI-UNMdP provee acceso a un entorno Moodle de desarrollo y testing durante el período de implementación.</w:t>
       </w:r>
     </w:p>
     <w:p>
@@ -948,24 +835,20 @@
           <w:ilvl w:val="0"/>
           <w:numId w:val="8"/>
         </w:numPr>
-        <w:ind w:left="720" w:hanging="360"/>
-        <w:rPr/>
-      </w:pPr>
-      <w:r>
-        <w:rPr>
-          <w:rFonts w:ascii="Bahnschrift" w:cs="Bahnschrift" w:eastAsia="Bahnschrift" w:hAnsi="Bahnschrift"/>
-          <w:b w:val="1"/>
-          <w:bCs w:val="1"/>
-          <w:rtl w:val="0"/>
-        </w:rPr>
-        <w:t xml:space="preserve">SA-02</w:t>
-      </w:r>
-      <w:r>
-        <w:rPr>
-          <w:rFonts w:ascii="Bahnschrift" w:cs="Bahnschrift" w:eastAsia="Bahnschrift" w:hAnsi="Bahnschrift"/>
-          <w:rtl w:val="0"/>
-        </w:rPr>
-        <w:t xml:space="preserve"> — Los docentes responsables de la carga de notas la realizarán en tiempo y forma, ya sea a través de la importación desde XLS o directamente desde el campus.</w:t>
+      </w:pPr>
+      <w:r>
+        <w:rPr>
+          <w:rFonts w:ascii="Bahnschrift" w:eastAsia="Bahnschrift" w:hAnsi="Bahnschrift" w:cs="Bahnschrift"/>
+          <w:b/>
+          <w:bCs/>
+        </w:rPr>
+        <w:t>SA-02</w:t>
+      </w:r>
+      <w:r>
+        <w:rPr>
+          <w:rFonts w:ascii="Bahnschrift" w:eastAsia="Bahnschrift" w:hAnsi="Bahnschrift" w:cs="Bahnschrift"/>
+        </w:rPr>
+        <w:t> — Los docentes responsables de la carga de notas la realizarán en tiempo y forma, ya sea a través de la importación desde XLS o directamente desde el campus.</w:t>
       </w:r>
     </w:p>
     <w:p>
@@ -974,24 +857,20 @@
           <w:ilvl w:val="0"/>
           <w:numId w:val="8"/>
         </w:numPr>
-        <w:ind w:left="720" w:hanging="360"/>
-        <w:rPr/>
-      </w:pPr>
-      <w:r>
-        <w:rPr>
-          <w:rFonts w:ascii="Bahnschrift" w:cs="Bahnschrift" w:eastAsia="Bahnschrift" w:hAnsi="Bahnschrift"/>
-          <w:b w:val="1"/>
-          <w:bCs w:val="1"/>
-          <w:rtl w:val="0"/>
-        </w:rPr>
-        <w:t xml:space="preserve">SA-03</w:t>
-      </w:r>
-      <w:r>
-        <w:rPr>
-          <w:rFonts w:ascii="Bahnschrift" w:cs="Bahnschrift" w:eastAsia="Bahnschrift" w:hAnsi="Bahnschrift"/>
-          <w:rtl w:val="0"/>
-        </w:rPr>
-        <w:t xml:space="preserve"> — El equipo gestor del DII dispondrá de tiempo para definir la configuración inicial de los indicadores (umbrales de semáforo) antes del lanzamiento del sistema.</w:t>
+      </w:pPr>
+      <w:r>
+        <w:rPr>
+          <w:rFonts w:ascii="Bahnschrift" w:eastAsia="Bahnschrift" w:hAnsi="Bahnschrift" w:cs="Bahnschrift"/>
+          <w:b/>
+          <w:bCs/>
+        </w:rPr>
+        <w:t>SA-03</w:t>
+      </w:r>
+      <w:r>
+        <w:rPr>
+          <w:rFonts w:ascii="Bahnschrift" w:eastAsia="Bahnschrift" w:hAnsi="Bahnschrift" w:cs="Bahnschrift"/>
+        </w:rPr>
+        <w:t> — El equipo gestor del DII dispondrá de tiempo para definir la configuración inicial de los indicadores (umbrales de semáforo) antes del lanzamiento del sistema.</w:t>
       </w:r>
     </w:p>
     <w:p>
@@ -1000,24 +879,20 @@
           <w:ilvl w:val="0"/>
           <w:numId w:val="8"/>
         </w:numPr>
-        <w:ind w:left="720" w:hanging="360"/>
-        <w:rPr/>
-      </w:pPr>
-      <w:r>
-        <w:rPr>
-          <w:rFonts w:ascii="Bahnschrift" w:cs="Bahnschrift" w:eastAsia="Bahnschrift" w:hAnsi="Bahnschrift"/>
-          <w:b w:val="1"/>
-          <w:bCs w:val="1"/>
-          <w:rtl w:val="0"/>
-        </w:rPr>
-        <w:t xml:space="preserve">SA-04</w:t>
-      </w:r>
-      <w:r>
-        <w:rPr>
-          <w:rFonts w:ascii="Bahnschrift" w:cs="Bahnschrift" w:eastAsia="Bahnschrift" w:hAnsi="Bahnschrift"/>
-          <w:rtl w:val="0"/>
-        </w:rPr>
-        <w:t xml:space="preserve"> — Los estudiantes tienen acceso regular al campus Moodle y pueden responder encuestas desde allí.</w:t>
+      </w:pPr>
+      <w:r>
+        <w:rPr>
+          <w:rFonts w:ascii="Bahnschrift" w:eastAsia="Bahnschrift" w:hAnsi="Bahnschrift" w:cs="Bahnschrift"/>
+          <w:b/>
+          <w:bCs/>
+        </w:rPr>
+        <w:t>SA-04</w:t>
+      </w:r>
+      <w:r>
+        <w:rPr>
+          <w:rFonts w:ascii="Bahnschrift" w:eastAsia="Bahnschrift" w:hAnsi="Bahnschrift" w:cs="Bahnschrift"/>
+        </w:rPr>
+        <w:t> — Los estudiantes tienen acceso regular al campus Moodle y pueden responder encuestas desde allí.</w:t>
       </w:r>
     </w:p>
     <w:p>
@@ -1026,43 +901,38 @@
           <w:ilvl w:val="0"/>
           <w:numId w:val="8"/>
         </w:numPr>
-        <w:ind w:left="720" w:hanging="360"/>
-        <w:rPr/>
-      </w:pPr>
-      <w:r>
-        <w:rPr>
-          <w:rFonts w:ascii="Bahnschrift" w:cs="Bahnschrift" w:eastAsia="Bahnschrift" w:hAnsi="Bahnschrift"/>
-          <w:b w:val="1"/>
-          <w:bCs w:val="1"/>
-          <w:rtl w:val="0"/>
-        </w:rPr>
-        <w:t xml:space="preserve">SA-05</w:t>
-      </w:r>
-      <w:r>
-        <w:rPr>
-          <w:rFonts w:ascii="Bahnschrift" w:cs="Bahnschrift" w:eastAsia="Bahnschrift" w:hAnsi="Bahnschrift"/>
-          <w:rtl w:val="0"/>
-        </w:rPr>
-        <w:t xml:space="preserve"> — El servidor de producción donde se alojará el sistema es provisto por la institución y cuenta con soporte técnico mínimo.</w:t>
+      </w:pPr>
+      <w:r>
+        <w:rPr>
+          <w:rFonts w:ascii="Bahnschrift" w:eastAsia="Bahnschrift" w:hAnsi="Bahnschrift" w:cs="Bahnschrift"/>
+          <w:b/>
+          <w:bCs/>
+        </w:rPr>
+        <w:t>SA-05</w:t>
+      </w:r>
+      <w:r>
+        <w:rPr>
+          <w:rFonts w:ascii="Bahnschrift" w:eastAsia="Bahnschrift" w:hAnsi="Bahnschrift" w:cs="Bahnschrift"/>
+        </w:rPr>
+        <w:t> — El servidor de producción donde se alojará el sistema es provisto por la institución y cuenta con soporte técnico mínimo.</w:t>
       </w:r>
     </w:p>
     <w:p>
       <w:pPr>
         <w:ind w:firstLine="11"/>
         <w:rPr>
-          <w:rFonts w:ascii="Bahnschrift" w:cs="Bahnschrift" w:eastAsia="Bahnschrift" w:hAnsi="Bahnschrift"/>
-          <w:b w:val="1"/>
-          <w:bCs w:val="1"/>
-        </w:rPr>
-      </w:pPr>
-      <w:r>
-        <w:rPr>
-          <w:rFonts w:ascii="Bahnschrift" w:cs="Bahnschrift" w:eastAsia="Bahnschrift" w:hAnsi="Bahnschrift"/>
-          <w:b w:val="1"/>
-          <w:bCs w:val="1"/>
-          <w:rtl w:val="0"/>
-        </w:rPr>
-        <w:t xml:space="preserve">3.2 Restricciones</w:t>
+          <w:rFonts w:ascii="Bahnschrift" w:eastAsia="Bahnschrift" w:hAnsi="Bahnschrift" w:cs="Bahnschrift"/>
+          <w:b/>
+          <w:bCs/>
+        </w:rPr>
+      </w:pPr>
+      <w:r>
+        <w:rPr>
+          <w:rFonts w:ascii="Bahnschrift" w:eastAsia="Bahnschrift" w:hAnsi="Bahnschrift" w:cs="Bahnschrift"/>
+          <w:b/>
+          <w:bCs/>
+        </w:rPr>
+        <w:t>3.2 Restricciones</w:t>
       </w:r>
     </w:p>
     <w:p>
@@ -1071,24 +941,20 @@
           <w:ilvl w:val="0"/>
           <w:numId w:val="9"/>
         </w:numPr>
-        <w:ind w:left="720" w:hanging="360"/>
-        <w:rPr/>
-      </w:pPr>
-      <w:r>
-        <w:rPr>
-          <w:rFonts w:ascii="Bahnschrift" w:cs="Bahnschrift" w:eastAsia="Bahnschrift" w:hAnsi="Bahnschrift"/>
-          <w:b w:val="1"/>
-          <w:bCs w:val="1"/>
-          <w:rtl w:val="0"/>
-        </w:rPr>
-        <w:t xml:space="preserve">RC-01</w:t>
-      </w:r>
-      <w:r>
-        <w:rPr>
-          <w:rFonts w:ascii="Bahnschrift" w:cs="Bahnschrift" w:eastAsia="Bahnschrift" w:hAnsi="Bahnschrift"/>
-          <w:rtl w:val="0"/>
-        </w:rPr>
-        <w:t xml:space="preserve"> — El sistema se desarrolla en el marco del TFI de AEEC, por lo que el alcance está acotado al cuatrimestre de desarrollo.</w:t>
+      </w:pPr>
+      <w:r>
+        <w:rPr>
+          <w:rFonts w:ascii="Bahnschrift" w:eastAsia="Bahnschrift" w:hAnsi="Bahnschrift" w:cs="Bahnschrift"/>
+          <w:b/>
+          <w:bCs/>
+        </w:rPr>
+        <w:t>RC-01</w:t>
+      </w:r>
+      <w:r>
+        <w:rPr>
+          <w:rFonts w:ascii="Bahnschrift" w:eastAsia="Bahnschrift" w:hAnsi="Bahnschrift" w:cs="Bahnschrift"/>
+        </w:rPr>
+        <w:t> — El sistema se desarrolla en el marco del TFI de AEEC, por lo que el alcance está acotado al cuatrimestre de desarrollo.</w:t>
       </w:r>
     </w:p>
     <w:p>
@@ -1097,24 +963,20 @@
           <w:ilvl w:val="0"/>
           <w:numId w:val="9"/>
         </w:numPr>
-        <w:ind w:left="720" w:hanging="360"/>
-        <w:rPr/>
-      </w:pPr>
-      <w:r>
-        <w:rPr>
-          <w:rFonts w:ascii="Bahnschrift" w:cs="Bahnschrift" w:eastAsia="Bahnschrift" w:hAnsi="Bahnschrift"/>
-          <w:b w:val="1"/>
-          <w:bCs w:val="1"/>
-          <w:rtl w:val="0"/>
-        </w:rPr>
-        <w:t xml:space="preserve">RC-02</w:t>
-      </w:r>
-      <w:r>
-        <w:rPr>
-          <w:rFonts w:ascii="Bahnschrift" w:cs="Bahnschrift" w:eastAsia="Bahnschrift" w:hAnsi="Bahnschrift"/>
-          <w:rtl w:val="0"/>
-        </w:rPr>
-        <w:t xml:space="preserve"> — Se utilizará únicamente software de código abierto y licencias gratuitas, en línea con los requerimientos no funcionales del proyecto.</w:t>
+      </w:pPr>
+      <w:r>
+        <w:rPr>
+          <w:rFonts w:ascii="Bahnschrift" w:eastAsia="Bahnschrift" w:hAnsi="Bahnschrift" w:cs="Bahnschrift"/>
+          <w:b/>
+          <w:bCs/>
+        </w:rPr>
+        <w:t>RC-02</w:t>
+      </w:r>
+      <w:r>
+        <w:rPr>
+          <w:rFonts w:ascii="Bahnschrift" w:eastAsia="Bahnschrift" w:hAnsi="Bahnschrift" w:cs="Bahnschrift"/>
+        </w:rPr>
+        <w:t> — Se utilizará únicamente software de código abierto y licencias gratuitas, en línea con los requerimientos no funcionales del proyecto.</w:t>
       </w:r>
     </w:p>
     <w:p>
@@ -1123,24 +985,20 @@
           <w:ilvl w:val="0"/>
           <w:numId w:val="9"/>
         </w:numPr>
-        <w:ind w:left="720" w:hanging="360"/>
-        <w:rPr/>
-      </w:pPr>
-      <w:r>
-        <w:rPr>
-          <w:rFonts w:ascii="Bahnschrift" w:cs="Bahnschrift" w:eastAsia="Bahnschrift" w:hAnsi="Bahnschrift"/>
-          <w:b w:val="1"/>
-          <w:bCs w:val="1"/>
-          <w:rtl w:val="0"/>
-        </w:rPr>
-        <w:t xml:space="preserve">RC-03</w:t>
-      </w:r>
-      <w:r>
-        <w:rPr>
-          <w:rFonts w:ascii="Bahnschrift" w:cs="Bahnschrift" w:eastAsia="Bahnschrift" w:hAnsi="Bahnschrift"/>
-          <w:rtl w:val="0"/>
-        </w:rPr>
-        <w:t xml:space="preserve"> — El sistema no tiene acceso de escritura a la base de datos de Moodle; toda integración es de solo lectura o mediante APIs estándar (LTI 1.3).</w:t>
+      </w:pPr>
+      <w:r>
+        <w:rPr>
+          <w:rFonts w:ascii="Bahnschrift" w:eastAsia="Bahnschrift" w:hAnsi="Bahnschrift" w:cs="Bahnschrift"/>
+          <w:b/>
+          <w:bCs/>
+        </w:rPr>
+        <w:t>RC-03</w:t>
+      </w:r>
+      <w:r>
+        <w:rPr>
+          <w:rFonts w:ascii="Bahnschrift" w:eastAsia="Bahnschrift" w:hAnsi="Bahnschrift" w:cs="Bahnschrift"/>
+        </w:rPr>
+        <w:t> — El sistema no tiene acceso de escritura a la base de datos de Moodle; toda integración es de solo lectura o mediante APIs estándar (LTI 1.3).</w:t>
       </w:r>
     </w:p>
     <w:p>
@@ -1149,24 +1007,20 @@
           <w:ilvl w:val="0"/>
           <w:numId w:val="9"/>
         </w:numPr>
-        <w:ind w:left="720" w:hanging="360"/>
-        <w:rPr/>
-      </w:pPr>
-      <w:r>
-        <w:rPr>
-          <w:rFonts w:ascii="Bahnschrift" w:cs="Bahnschrift" w:eastAsia="Bahnschrift" w:hAnsi="Bahnschrift"/>
-          <w:b w:val="1"/>
-          <w:bCs w:val="1"/>
-          <w:rtl w:val="0"/>
-        </w:rPr>
-        <w:t xml:space="preserve">RC-04</w:t>
-      </w:r>
-      <w:r>
-        <w:rPr>
-          <w:rFonts w:ascii="Bahnschrift" w:cs="Bahnschrift" w:eastAsia="Bahnschrift" w:hAnsi="Bahnschrift"/>
-          <w:rtl w:val="0"/>
-        </w:rPr>
-        <w:t xml:space="preserve"> — El sistema no reemplaza ni modifica los procesos administrativos de SIU-Guaraní u otros sistemas de gestión académica vigentes.</w:t>
+      </w:pPr>
+      <w:r>
+        <w:rPr>
+          <w:rFonts w:ascii="Bahnschrift" w:eastAsia="Bahnschrift" w:hAnsi="Bahnschrift" w:cs="Bahnschrift"/>
+          <w:b/>
+          <w:bCs/>
+        </w:rPr>
+        <w:t>RC-04</w:t>
+      </w:r>
+      <w:r>
+        <w:rPr>
+          <w:rFonts w:ascii="Bahnschrift" w:eastAsia="Bahnschrift" w:hAnsi="Bahnschrift" w:cs="Bahnschrift"/>
+        </w:rPr>
+        <w:t> — El sistema no reemplaza ni modifica los procesos administrativos de SIU-Guaraní u otros sistemas de gestión académica vigentes.</w:t>
       </w:r>
     </w:p>
     <w:p>
@@ -1175,44 +1029,35 @@
           <w:ilvl w:val="0"/>
           <w:numId w:val="9"/>
         </w:numPr>
-        <w:ind w:left="720" w:hanging="360"/>
-        <w:rPr/>
-      </w:pPr>
-      <w:r>
-        <w:rPr>
-          <w:rFonts w:ascii="Bahnschrift" w:cs="Bahnschrift" w:eastAsia="Bahnschrift" w:hAnsi="Bahnschrift"/>
-          <w:b w:val="1"/>
-          <w:bCs w:val="1"/>
-          <w:rtl w:val="0"/>
-        </w:rPr>
-        <w:t xml:space="preserve">RC-05</w:t>
-      </w:r>
-      <w:r>
-        <w:rPr>
-          <w:rFonts w:ascii="Bahnschrift" w:cs="Bahnschrift" w:eastAsia="Bahnschrift" w:hAnsi="Bahnschrift"/>
-          <w:rtl w:val="0"/>
-        </w:rPr>
-        <w:t xml:space="preserve"> — La implementación inicial está limitada al Departamento de Ingeniería Industrial (DII).</w:t>
-      </w:r>
-    </w:p>
-    <w:p>
-      <w:pPr>
-        <w:spacing w:after="160" w:before="0" w:line="259" w:lineRule="auto"/>
-        <w:ind w:left="0" w:firstLine="0"/>
+      </w:pPr>
+      <w:r>
+        <w:rPr>
+          <w:rFonts w:ascii="Bahnschrift" w:eastAsia="Bahnschrift" w:hAnsi="Bahnschrift" w:cs="Bahnschrift"/>
+          <w:b/>
+          <w:bCs/>
+        </w:rPr>
+        <w:t>RC-05</w:t>
+      </w:r>
+      <w:r>
+        <w:rPr>
+          <w:rFonts w:ascii="Bahnschrift" w:eastAsia="Bahnschrift" w:hAnsi="Bahnschrift" w:cs="Bahnschrift"/>
+        </w:rPr>
+        <w:t> — La implementación inicial está limitada al Departamento de Ingeniería Industrial (DII).</w:t>
+      </w:r>
+    </w:p>
+    <w:p>
+      <w:pPr>
+        <w:spacing w:before="0" w:after="160" w:line="259" w:lineRule="auto"/>
+        <w:ind w:left="0"/>
         <w:jc w:val="left"/>
         <w:rPr>
-          <w:rFonts w:ascii="Bahnschrift" w:cs="Bahnschrift" w:eastAsia="Bahnschrift" w:hAnsi="Bahnschrift"/>
-          <w:b w:val="1"/>
-          <w:bCs w:val="1"/>
+          <w:rFonts w:ascii="Bahnschrift" w:eastAsia="Bahnschrift" w:hAnsi="Bahnschrift" w:cs="Bahnschrift"/>
+          <w:b/>
+          <w:bCs/>
         </w:rPr>
       </w:pPr>
       <w:r>
         <w:br w:type="page"/>
-      </w:r>
-      <w:r>
-        <w:rPr>
-          <w:rtl w:val="0"/>
-        </w:rPr>
       </w:r>
     </w:p>
     <w:p>
@@ -1220,40 +1065,39 @@
         <w:ind w:firstLine="11"/>
         <w:jc w:val="center"/>
         <w:rPr>
-          <w:rFonts w:ascii="Bahnschrift" w:cs="Bahnschrift" w:eastAsia="Bahnschrift" w:hAnsi="Bahnschrift"/>
-          <w:b w:val="1"/>
-          <w:bCs w:val="1"/>
+          <w:rFonts w:ascii="Bahnschrift" w:eastAsia="Bahnschrift" w:hAnsi="Bahnschrift" w:cs="Bahnschrift"/>
+          <w:b/>
+          <w:bCs/>
           <w:u w:val="single"/>
         </w:rPr>
       </w:pPr>
       <w:r>
         <w:rPr>
-          <w:rFonts w:ascii="Bahnschrift" w:cs="Bahnschrift" w:eastAsia="Bahnschrift" w:hAnsi="Bahnschrift"/>
-          <w:b w:val="1"/>
-          <w:bCs w:val="1"/>
+          <w:rFonts w:ascii="Bahnschrift" w:eastAsia="Bahnschrift" w:hAnsi="Bahnschrift" w:cs="Bahnschrift"/>
+          <w:b/>
+          <w:bCs/>
           <w:u w:val="single"/>
-          <w:rtl w:val="0"/>
-        </w:rPr>
-        <w:t xml:space="preserve">4. Alcance</w:t>
+        </w:rPr>
+        <w:lastRenderedPageBreak/>
+        <w:t>4. Alcance</w:t>
       </w:r>
     </w:p>
     <w:p>
       <w:pPr>
         <w:ind w:firstLine="11"/>
         <w:rPr>
-          <w:rFonts w:ascii="Bahnschrift" w:cs="Bahnschrift" w:eastAsia="Bahnschrift" w:hAnsi="Bahnschrift"/>
-          <w:b w:val="1"/>
-          <w:bCs w:val="1"/>
-        </w:rPr>
-      </w:pPr>
-      <w:r>
-        <w:rPr>
-          <w:rFonts w:ascii="Bahnschrift" w:cs="Bahnschrift" w:eastAsia="Bahnschrift" w:hAnsi="Bahnschrift"/>
-          <w:b w:val="1"/>
-          <w:bCs w:val="1"/>
-          <w:rtl w:val="0"/>
-        </w:rPr>
-        <w:t xml:space="preserve">4.1 Dentro del alcance</w:t>
+          <w:rFonts w:ascii="Bahnschrift" w:eastAsia="Bahnschrift" w:hAnsi="Bahnschrift" w:cs="Bahnschrift"/>
+          <w:b/>
+          <w:bCs/>
+        </w:rPr>
+      </w:pPr>
+      <w:r>
+        <w:rPr>
+          <w:rFonts w:ascii="Bahnschrift" w:eastAsia="Bahnschrift" w:hAnsi="Bahnschrift" w:cs="Bahnschrift"/>
+          <w:b/>
+          <w:bCs/>
+        </w:rPr>
+        <w:t>4.1 Dentro del alcance</w:t>
       </w:r>
     </w:p>
     <w:p>
@@ -1262,15 +1106,12 @@
           <w:ilvl w:val="0"/>
           <w:numId w:val="10"/>
         </w:numPr>
-        <w:ind w:left="720" w:hanging="360"/>
-        <w:rPr/>
-      </w:pPr>
-      <w:r>
-        <w:rPr>
-          <w:rFonts w:ascii="Bahnschrift" w:cs="Bahnschrift" w:eastAsia="Bahnschrift" w:hAnsi="Bahnschrift"/>
-          <w:rtl w:val="0"/>
-        </w:rPr>
-        <w:t xml:space="preserve">Módulo de importación de datos académicos (notas de parciales, finales, asistencia, inscripciones) desde archivos XLS/CSV y desde el campus Moodle.</w:t>
+      </w:pPr>
+      <w:r>
+        <w:rPr>
+          <w:rFonts w:ascii="Bahnschrift" w:eastAsia="Bahnschrift" w:hAnsi="Bahnschrift" w:cs="Bahnschrift"/>
+        </w:rPr>
+        <w:t>Módulo de importación de datos académicos (notas de parciales, finales, asistencia, inscripciones) desde archivos XLS/CSV y desde el campus Moodle.</w:t>
       </w:r>
     </w:p>
     <w:p>
@@ -1279,15 +1120,12 @@
           <w:ilvl w:val="0"/>
           <w:numId w:val="10"/>
         </w:numPr>
-        <w:ind w:left="720" w:hanging="360"/>
-        <w:rPr/>
-      </w:pPr>
-      <w:r>
-        <w:rPr>
-          <w:rFonts w:ascii="Bahnschrift" w:cs="Bahnschrift" w:eastAsia="Bahnschrift" w:hAnsi="Bahnschrift"/>
-          <w:rtl w:val="0"/>
-        </w:rPr>
-        <w:t xml:space="preserve">Motor de encuestas dinámicas con soporte para preguntas condicionales y asignación periódica automática.</w:t>
+      </w:pPr>
+      <w:r>
+        <w:rPr>
+          <w:rFonts w:ascii="Bahnschrift" w:eastAsia="Bahnschrift" w:hAnsi="Bahnschrift" w:cs="Bahnschrift"/>
+        </w:rPr>
+        <w:t>Motor de encuestas dinámicas con soporte para preguntas condicionales y asignación periódica automática.</w:t>
       </w:r>
     </w:p>
     <w:p>
@@ -1296,15 +1134,12 @@
           <w:ilvl w:val="0"/>
           <w:numId w:val="10"/>
         </w:numPr>
-        <w:ind w:left="720" w:hanging="360"/>
-        <w:rPr/>
-      </w:pPr>
-      <w:r>
-        <w:rPr>
-          <w:rFonts w:ascii="Bahnschrift" w:cs="Bahnschrift" w:eastAsia="Bahnschrift" w:hAnsi="Bahnschrift"/>
-          <w:rtl w:val="0"/>
-        </w:rPr>
-        <w:t xml:space="preserve">Motor de cálculo de indicadores de riesgo por etapa de cursada con semáforo configurable.</w:t>
+      </w:pPr>
+      <w:r>
+        <w:rPr>
+          <w:rFonts w:ascii="Bahnschrift" w:eastAsia="Bahnschrift" w:hAnsi="Bahnschrift" w:cs="Bahnschrift"/>
+        </w:rPr>
+        <w:t>Motor de cálculo de indicadores de riesgo por etapa de cursada con semáforo configurable.</w:t>
       </w:r>
     </w:p>
     <w:p>
@@ -1313,15 +1148,12 @@
           <w:ilvl w:val="0"/>
           <w:numId w:val="10"/>
         </w:numPr>
-        <w:ind w:left="720" w:hanging="360"/>
-        <w:rPr/>
-      </w:pPr>
-      <w:r>
-        <w:rPr>
-          <w:rFonts w:ascii="Bahnschrift" w:cs="Bahnschrift" w:eastAsia="Bahnschrift" w:hAnsi="Bahnschrift"/>
-          <w:rtl w:val="0"/>
-        </w:rPr>
-        <w:t xml:space="preserve">Generación y gestión de alertas automáticas por score de riesgo y por omisión de encuesta.</w:t>
+      </w:pPr>
+      <w:r>
+        <w:rPr>
+          <w:rFonts w:ascii="Bahnschrift" w:eastAsia="Bahnschrift" w:hAnsi="Bahnschrift" w:cs="Bahnschrift"/>
+        </w:rPr>
+        <w:t>Generación y gestión de alertas automáticas por score de riesgo y por omisión de encuesta.</w:t>
       </w:r>
     </w:p>
     <w:p>
@@ -1330,15 +1162,12 @@
           <w:ilvl w:val="0"/>
           <w:numId w:val="10"/>
         </w:numPr>
-        <w:ind w:left="720" w:hanging="360"/>
-        <w:rPr/>
-      </w:pPr>
-      <w:r>
-        <w:rPr>
-          <w:rFonts w:ascii="Bahnschrift" w:cs="Bahnschrift" w:eastAsia="Bahnschrift" w:hAnsi="Bahnschrift"/>
-          <w:rtl w:val="0"/>
-        </w:rPr>
-        <w:t xml:space="preserve">Módulo de planificación y registro de intervenciones (entrevistas, tutorías, derivaciones).</w:t>
+      </w:pPr>
+      <w:r>
+        <w:rPr>
+          <w:rFonts w:ascii="Bahnschrift" w:eastAsia="Bahnschrift" w:hAnsi="Bahnschrift" w:cs="Bahnschrift"/>
+        </w:rPr>
+        <w:t>Módulo de planificación y registro de intervenciones (entrevistas, tutorías, derivaciones).</w:t>
       </w:r>
     </w:p>
     <w:p>
@@ -1347,15 +1176,12 @@
           <w:ilvl w:val="0"/>
           <w:numId w:val="10"/>
         </w:numPr>
-        <w:ind w:left="720" w:hanging="360"/>
-        <w:rPr/>
-      </w:pPr>
-      <w:r>
-        <w:rPr>
-          <w:rFonts w:ascii="Bahnschrift" w:cs="Bahnschrift" w:eastAsia="Bahnschrift" w:hAnsi="Bahnschrift"/>
-          <w:rtl w:val="0"/>
-        </w:rPr>
-        <w:t xml:space="preserve">Dashboard institucional con reportes exportables en CSV y PDF.</w:t>
+      </w:pPr>
+      <w:r>
+        <w:rPr>
+          <w:rFonts w:ascii="Bahnschrift" w:eastAsia="Bahnschrift" w:hAnsi="Bahnschrift" w:cs="Bahnschrift"/>
+        </w:rPr>
+        <w:t>Dashboard institucional con reportes exportables en CSV y PDF.</w:t>
       </w:r>
     </w:p>
     <w:p>
@@ -1364,15 +1190,12 @@
           <w:ilvl w:val="0"/>
           <w:numId w:val="10"/>
         </w:numPr>
-        <w:ind w:left="720" w:hanging="360"/>
-        <w:rPr/>
-      </w:pPr>
-      <w:r>
-        <w:rPr>
-          <w:rFonts w:ascii="Bahnschrift" w:cs="Bahnschrift" w:eastAsia="Bahnschrift" w:hAnsi="Bahnschrift"/>
-          <w:rtl w:val="0"/>
-        </w:rPr>
-        <w:t xml:space="preserve">Dashboard individual del estudiante con su propia trayectoria académica.</w:t>
+      </w:pPr>
+      <w:r>
+        <w:rPr>
+          <w:rFonts w:ascii="Bahnschrift" w:eastAsia="Bahnschrift" w:hAnsi="Bahnschrift" w:cs="Bahnschrift"/>
+        </w:rPr>
+        <w:t>Dashboard individual del estudiante con su propia trayectoria académica.</w:t>
       </w:r>
     </w:p>
     <w:p>
@@ -1381,15 +1204,12 @@
           <w:ilvl w:val="0"/>
           <w:numId w:val="10"/>
         </w:numPr>
-        <w:ind w:left="720" w:hanging="360"/>
-        <w:rPr/>
-      </w:pPr>
-      <w:r>
-        <w:rPr>
-          <w:rFonts w:ascii="Bahnschrift" w:cs="Bahnschrift" w:eastAsia="Bahnschrift" w:hAnsi="Bahnschrift"/>
-          <w:rtl w:val="0"/>
-        </w:rPr>
-        <w:t xml:space="preserve">Integración con Moodle mediante LTI 1.3 (acceso embebido, autenticación con credenciales del campus).</w:t>
+      </w:pPr>
+      <w:r>
+        <w:rPr>
+          <w:rFonts w:ascii="Bahnschrift" w:eastAsia="Bahnschrift" w:hAnsi="Bahnschrift" w:cs="Bahnschrift"/>
+        </w:rPr>
+        <w:t>Integración con Moodle mediante LTI 1.3 (acceso embebido, autenticación con credenciales del campus).</w:t>
       </w:r>
     </w:p>
     <w:p>
@@ -1398,34 +1218,30 @@
           <w:ilvl w:val="0"/>
           <w:numId w:val="10"/>
         </w:numPr>
-        <w:ind w:left="720" w:hanging="360"/>
-        <w:rPr/>
-      </w:pPr>
-      <w:r>
-        <w:rPr>
-          <w:rFonts w:ascii="Bahnschrift" w:cs="Bahnschrift" w:eastAsia="Bahnschrift" w:hAnsi="Bahnschrift"/>
-          <w:rtl w:val="0"/>
-        </w:rPr>
-        <w:t xml:space="preserve">Control de acceso por rol: Administrador, Docente Carga, Docente Tutor, Asesor Par.</w:t>
+      </w:pPr>
+      <w:r>
+        <w:rPr>
+          <w:rFonts w:ascii="Bahnschrift" w:eastAsia="Bahnschrift" w:hAnsi="Bahnschrift" w:cs="Bahnschrift"/>
+        </w:rPr>
+        <w:t>Control de acceso por rol: Administrador, Docente Carga, Docente Tutor, Asesor Par.</w:t>
       </w:r>
     </w:p>
     <w:p>
       <w:pPr>
         <w:ind w:firstLine="11"/>
         <w:rPr>
-          <w:rFonts w:ascii="Bahnschrift" w:cs="Bahnschrift" w:eastAsia="Bahnschrift" w:hAnsi="Bahnschrift"/>
-          <w:b w:val="1"/>
-          <w:bCs w:val="1"/>
-        </w:rPr>
-      </w:pPr>
-      <w:r>
-        <w:rPr>
-          <w:rFonts w:ascii="Bahnschrift" w:cs="Bahnschrift" w:eastAsia="Bahnschrift" w:hAnsi="Bahnschrift"/>
-          <w:b w:val="1"/>
-          <w:bCs w:val="1"/>
-          <w:rtl w:val="0"/>
-        </w:rPr>
-        <w:t xml:space="preserve">4.2 Fuera del alcance</w:t>
+          <w:rFonts w:ascii="Bahnschrift" w:eastAsia="Bahnschrift" w:hAnsi="Bahnschrift" w:cs="Bahnschrift"/>
+          <w:b/>
+          <w:bCs/>
+        </w:rPr>
+      </w:pPr>
+      <w:r>
+        <w:rPr>
+          <w:rFonts w:ascii="Bahnschrift" w:eastAsia="Bahnschrift" w:hAnsi="Bahnschrift" w:cs="Bahnschrift"/>
+          <w:b/>
+          <w:bCs/>
+        </w:rPr>
+        <w:t>4.2 Fuera del alcance</w:t>
       </w:r>
     </w:p>
     <w:p>
@@ -1434,15 +1250,12 @@
           <w:ilvl w:val="0"/>
           <w:numId w:val="11"/>
         </w:numPr>
-        <w:ind w:left="720" w:hanging="360"/>
-        <w:rPr/>
-      </w:pPr>
-      <w:r>
-        <w:rPr>
-          <w:rFonts w:ascii="Bahnschrift" w:cs="Bahnschrift" w:eastAsia="Bahnschrift" w:hAnsi="Bahnschrift"/>
-          <w:rtl w:val="0"/>
-        </w:rPr>
-        <w:t xml:space="preserve">Modificación o reemplazo de sistemas existentes (SIU-Guaraní, Moodle core).</w:t>
+      </w:pPr>
+      <w:r>
+        <w:rPr>
+          <w:rFonts w:ascii="Bahnschrift" w:eastAsia="Bahnschrift" w:hAnsi="Bahnschrift" w:cs="Bahnschrift"/>
+        </w:rPr>
+        <w:t>Modificación o reemplazo de sistemas existentes (SIU-Guaraní, Moodle core).</w:t>
       </w:r>
     </w:p>
     <w:p>
@@ -1451,15 +1264,12 @@
           <w:ilvl w:val="0"/>
           <w:numId w:val="11"/>
         </w:numPr>
-        <w:ind w:left="720" w:hanging="360"/>
-        <w:rPr/>
-      </w:pPr>
-      <w:r>
-        <w:rPr>
-          <w:rFonts w:ascii="Bahnschrift" w:cs="Bahnschrift" w:eastAsia="Bahnschrift" w:hAnsi="Bahnschrift"/>
-          <w:rtl w:val="0"/>
-        </w:rPr>
-        <w:t xml:space="preserve">Módulo de liquidación de becas u otros beneficios económicos.</w:t>
+      </w:pPr>
+      <w:r>
+        <w:rPr>
+          <w:rFonts w:ascii="Bahnschrift" w:eastAsia="Bahnschrift" w:hAnsi="Bahnschrift" w:cs="Bahnschrift"/>
+        </w:rPr>
+        <w:t>Módulo de liquidación de becas u otros beneficios económicos.</w:t>
       </w:r>
     </w:p>
     <w:p>
@@ -1468,15 +1278,12 @@
           <w:ilvl w:val="0"/>
           <w:numId w:val="11"/>
         </w:numPr>
-        <w:ind w:left="720" w:hanging="360"/>
-        <w:rPr/>
-      </w:pPr>
-      <w:r>
-        <w:rPr>
-          <w:rFonts w:ascii="Bahnschrift" w:cs="Bahnschrift" w:eastAsia="Bahnschrift" w:hAnsi="Bahnschrift"/>
-          <w:rtl w:val="0"/>
-        </w:rPr>
-        <w:t xml:space="preserve">Integración con sistemas externos a la FI-UNMdP.</w:t>
+      </w:pPr>
+      <w:r>
+        <w:rPr>
+          <w:rFonts w:ascii="Bahnschrift" w:eastAsia="Bahnschrift" w:hAnsi="Bahnschrift" w:cs="Bahnschrift"/>
+        </w:rPr>
+        <w:t>Integración con sistemas externos a la FI-UNMdP.</w:t>
       </w:r>
     </w:p>
     <w:p>
@@ -1485,15 +1292,12 @@
           <w:ilvl w:val="0"/>
           <w:numId w:val="11"/>
         </w:numPr>
-        <w:ind w:left="720" w:hanging="360"/>
-        <w:rPr/>
-      </w:pPr>
-      <w:r>
-        <w:rPr>
-          <w:rFonts w:ascii="Bahnschrift" w:cs="Bahnschrift" w:eastAsia="Bahnschrift" w:hAnsi="Bahnschrift"/>
-          <w:rtl w:val="0"/>
-        </w:rPr>
-        <w:t xml:space="preserve">Aplicación móvil nativa.</w:t>
+      </w:pPr>
+      <w:r>
+        <w:rPr>
+          <w:rFonts w:ascii="Bahnschrift" w:eastAsia="Bahnschrift" w:hAnsi="Bahnschrift" w:cs="Bahnschrift"/>
+        </w:rPr>
+        <w:t>Aplicación móvil nativa.</w:t>
       </w:r>
     </w:p>
     <w:p>
@@ -1502,48 +1306,35 @@
           <w:ilvl w:val="0"/>
           <w:numId w:val="11"/>
         </w:numPr>
-        <w:ind w:left="720" w:hanging="360"/>
-        <w:rPr/>
-      </w:pPr>
-      <w:r>
-        <w:rPr>
-          <w:rFonts w:ascii="Bahnschrift" w:cs="Bahnschrift" w:eastAsia="Bahnschrift" w:hAnsi="Bahnschrift"/>
-          <w:rtl w:val="0"/>
-        </w:rPr>
-        <w:t xml:space="preserve">Implementación en departamentos distintos al DII en esta primera versión.</w:t>
+      </w:pPr>
+      <w:r>
+        <w:rPr>
+          <w:rFonts w:ascii="Bahnschrift" w:eastAsia="Bahnschrift" w:hAnsi="Bahnschrift" w:cs="Bahnschrift"/>
+        </w:rPr>
+        <w:t>Implementación en departamentos distintos al DII en esta primera versión.</w:t>
       </w:r>
     </w:p>
     <w:p>
       <w:pPr>
         <w:ind w:firstLine="11"/>
         <w:rPr>
-          <w:rFonts w:ascii="Bahnschrift" w:cs="Bahnschrift" w:eastAsia="Bahnschrift" w:hAnsi="Bahnschrift"/>
-        </w:rPr>
-      </w:pPr>
-      <w:r>
-        <w:rPr>
-          <w:rtl w:val="0"/>
-        </w:rPr>
-      </w:r>
-    </w:p>
-    <w:p>
-      <w:pPr>
-        <w:spacing w:after="160" w:before="0" w:line="259" w:lineRule="auto"/>
-        <w:ind w:left="0" w:firstLine="0"/>
+          <w:rFonts w:ascii="Bahnschrift" w:eastAsia="Bahnschrift" w:hAnsi="Bahnschrift" w:cs="Bahnschrift"/>
+        </w:rPr>
+      </w:pPr>
+    </w:p>
+    <w:p>
+      <w:pPr>
+        <w:spacing w:before="0" w:after="160" w:line="259" w:lineRule="auto"/>
+        <w:ind w:left="0"/>
         <w:jc w:val="left"/>
         <w:rPr>
-          <w:rFonts w:ascii="Bahnschrift" w:cs="Bahnschrift" w:eastAsia="Bahnschrift" w:hAnsi="Bahnschrift"/>
-          <w:b w:val="1"/>
-          <w:bCs w:val="1"/>
+          <w:rFonts w:ascii="Bahnschrift" w:eastAsia="Bahnschrift" w:hAnsi="Bahnschrift" w:cs="Bahnschrift"/>
+          <w:b/>
+          <w:bCs/>
         </w:rPr>
       </w:pPr>
       <w:r>
         <w:br w:type="page"/>
-      </w:r>
-      <w:r>
-        <w:rPr>
-          <w:rtl w:val="0"/>
-        </w:rPr>
       </w:r>
     </w:p>
     <w:p>
@@ -1551,58 +1342,48 @@
         <w:ind w:firstLine="11"/>
         <w:jc w:val="center"/>
         <w:rPr>
-          <w:rFonts w:ascii="Bahnschrift" w:cs="Bahnschrift" w:eastAsia="Bahnschrift" w:hAnsi="Bahnschrift"/>
-          <w:b w:val="1"/>
-          <w:bCs w:val="1"/>
+          <w:rFonts w:ascii="Bahnschrift" w:eastAsia="Bahnschrift" w:hAnsi="Bahnschrift" w:cs="Bahnschrift"/>
+          <w:b/>
+          <w:bCs/>
           <w:u w:val="single"/>
         </w:rPr>
       </w:pPr>
       <w:r>
         <w:rPr>
-          <w:rFonts w:ascii="Bahnschrift" w:cs="Bahnschrift" w:eastAsia="Bahnschrift" w:hAnsi="Bahnschrift"/>
-          <w:b w:val="1"/>
-          <w:bCs w:val="1"/>
+          <w:rFonts w:ascii="Bahnschrift" w:eastAsia="Bahnschrift" w:hAnsi="Bahnschrift" w:cs="Bahnschrift"/>
+          <w:b/>
+          <w:bCs/>
           <w:u w:val="single"/>
-          <w:rtl w:val="0"/>
-        </w:rPr>
-        <w:t xml:space="preserve">5. Actores del Sistema</w:t>
+        </w:rPr>
+        <w:lastRenderedPageBreak/>
+        <w:t>5. Actores del Sistema</w:t>
       </w:r>
     </w:p>
     <w:tbl>
       <w:tblPr>
-        <w:tblStyle w:val="Table1"/>
-        <w:tblW w:w="8495.0" w:type="dxa"/>
-        <w:jc w:val="left"/>
+        <w:tblStyle w:val="a"/>
+        <w:tblW w:w="8495" w:type="dxa"/>
+        <w:tblInd w:w="0" w:type="dxa"/>
         <w:tblBorders>
-          <w:top w:color="000000" w:space="0" w:sz="4" w:val="single"/>
-          <w:left w:color="000000" w:space="0" w:sz="4" w:val="single"/>
-          <w:bottom w:color="000000" w:space="0" w:sz="4" w:val="single"/>
-          <w:right w:color="000000" w:space="0" w:sz="4" w:val="single"/>
-          <w:insideH w:color="000000" w:space="0" w:sz="4" w:val="single"/>
-          <w:insideV w:color="000000" w:space="0" w:sz="4" w:val="single"/>
+          <w:top w:val="single" w:sz="4" w:space="0" w:color="000000"/>
+          <w:left w:val="single" w:sz="4" w:space="0" w:color="000000"/>
+          <w:bottom w:val="single" w:sz="4" w:space="0" w:color="000000"/>
+          <w:right w:val="single" w:sz="4" w:space="0" w:color="000000"/>
+          <w:insideH w:val="single" w:sz="4" w:space="0" w:color="000000"/>
+          <w:insideV w:val="single" w:sz="4" w:space="0" w:color="000000"/>
         </w:tblBorders>
         <w:tblLayout w:type="fixed"/>
-        <w:tblLook w:val="0400"/>
+        <w:tblLook w:val="0400" w:firstRow="0" w:lastRow="0" w:firstColumn="0" w:lastColumn="0" w:noHBand="0" w:noVBand="1"/>
       </w:tblPr>
       <w:tblGrid>
         <w:gridCol w:w="1954"/>
         <w:gridCol w:w="3109"/>
         <w:gridCol w:w="3432"/>
-        <w:tblGridChange w:id="0">
-          <w:tblGrid>
-            <w:gridCol w:w="1954"/>
-            <w:gridCol w:w="3109"/>
-            <w:gridCol w:w="3432"/>
-          </w:tblGrid>
-        </w:tblGridChange>
       </w:tblGrid>
       <w:tr>
-        <w:trPr>
-          <w:cantSplit w:val="0"/>
-          <w:tblHeader w:val="0"/>
-        </w:trPr>
         <w:tc>
           <w:tcPr>
+            <w:tcW w:w="1954" w:type="dxa"/>
             <w:vAlign w:val="center"/>
           </w:tcPr>
           <w:p>
@@ -1610,24 +1391,24 @@
               <w:ind w:firstLine="11"/>
               <w:jc w:val="center"/>
               <w:rPr>
-                <w:rFonts w:ascii="Bahnschrift" w:cs="Bahnschrift" w:eastAsia="Bahnschrift" w:hAnsi="Bahnschrift"/>
-                <w:b w:val="1"/>
-                <w:bCs w:val="1"/>
+                <w:rFonts w:ascii="Bahnschrift" w:eastAsia="Bahnschrift" w:hAnsi="Bahnschrift" w:cs="Bahnschrift"/>
+                <w:b/>
+                <w:bCs/>
               </w:rPr>
             </w:pPr>
             <w:r>
               <w:rPr>
-                <w:rFonts w:ascii="Bahnschrift" w:cs="Bahnschrift" w:eastAsia="Bahnschrift" w:hAnsi="Bahnschrift"/>
-                <w:b w:val="1"/>
-                <w:bCs w:val="1"/>
-                <w:rtl w:val="0"/>
-              </w:rPr>
-              <w:t xml:space="preserve">Rol</w:t>
+                <w:rFonts w:ascii="Bahnschrift" w:eastAsia="Bahnschrift" w:hAnsi="Bahnschrift" w:cs="Bahnschrift"/>
+                <w:b/>
+                <w:bCs/>
+              </w:rPr>
+              <w:t>Rol</w:t>
             </w:r>
           </w:p>
         </w:tc>
         <w:tc>
           <w:tcPr>
+            <w:tcW w:w="3109" w:type="dxa"/>
             <w:vAlign w:val="center"/>
           </w:tcPr>
           <w:p>
@@ -1635,24 +1416,24 @@
               <w:ind w:firstLine="11"/>
               <w:jc w:val="center"/>
               <w:rPr>
-                <w:rFonts w:ascii="Bahnschrift" w:cs="Bahnschrift" w:eastAsia="Bahnschrift" w:hAnsi="Bahnschrift"/>
-                <w:b w:val="1"/>
-                <w:bCs w:val="1"/>
+                <w:rFonts w:ascii="Bahnschrift" w:eastAsia="Bahnschrift" w:hAnsi="Bahnschrift" w:cs="Bahnschrift"/>
+                <w:b/>
+                <w:bCs/>
               </w:rPr>
             </w:pPr>
             <w:r>
               <w:rPr>
-                <w:rFonts w:ascii="Bahnschrift" w:cs="Bahnschrift" w:eastAsia="Bahnschrift" w:hAnsi="Bahnschrift"/>
-                <w:b w:val="1"/>
-                <w:bCs w:val="1"/>
-                <w:rtl w:val="0"/>
-              </w:rPr>
-              <w:t xml:space="preserve">Descripción</w:t>
+                <w:rFonts w:ascii="Bahnschrift" w:eastAsia="Bahnschrift" w:hAnsi="Bahnschrift" w:cs="Bahnschrift"/>
+                <w:b/>
+                <w:bCs/>
+              </w:rPr>
+              <w:t>Descripción</w:t>
             </w:r>
           </w:p>
         </w:tc>
         <w:tc>
           <w:tcPr>
+            <w:tcW w:w="3432" w:type="dxa"/>
             <w:vAlign w:val="center"/>
           </w:tcPr>
           <w:p>
@@ -1660,30 +1441,26 @@
               <w:ind w:firstLine="11"/>
               <w:jc w:val="center"/>
               <w:rPr>
-                <w:rFonts w:ascii="Bahnschrift" w:cs="Bahnschrift" w:eastAsia="Bahnschrift" w:hAnsi="Bahnschrift"/>
-                <w:b w:val="1"/>
-                <w:bCs w:val="1"/>
+                <w:rFonts w:ascii="Bahnschrift" w:eastAsia="Bahnschrift" w:hAnsi="Bahnschrift" w:cs="Bahnschrift"/>
+                <w:b/>
+                <w:bCs/>
               </w:rPr>
             </w:pPr>
             <w:r>
               <w:rPr>
-                <w:rFonts w:ascii="Bahnschrift" w:cs="Bahnschrift" w:eastAsia="Bahnschrift" w:hAnsi="Bahnschrift"/>
-                <w:b w:val="1"/>
-                <w:bCs w:val="1"/>
-                <w:rtl w:val="0"/>
-              </w:rPr>
-              <w:t xml:space="preserve">Permisos principales</w:t>
+                <w:rFonts w:ascii="Bahnschrift" w:eastAsia="Bahnschrift" w:hAnsi="Bahnschrift" w:cs="Bahnschrift"/>
+                <w:b/>
+                <w:bCs/>
+              </w:rPr>
+              <w:t>Permisos principales</w:t>
             </w:r>
           </w:p>
         </w:tc>
       </w:tr>
       <w:tr>
-        <w:trPr>
-          <w:cantSplit w:val="0"/>
-          <w:tblHeader w:val="0"/>
-        </w:trPr>
         <w:tc>
           <w:tcPr>
+            <w:tcW w:w="1954" w:type="dxa"/>
             <w:vAlign w:val="center"/>
           </w:tcPr>
           <w:p>
@@ -1691,27 +1468,22 @@
               <w:ind w:firstLine="11"/>
               <w:jc w:val="center"/>
               <w:rPr>
-                <w:rFonts w:ascii="Bahnschrift" w:cs="Bahnschrift" w:eastAsia="Bahnschrift" w:hAnsi="Bahnschrift"/>
+                <w:rFonts w:ascii="Bahnschrift" w:eastAsia="Bahnschrift" w:hAnsi="Bahnschrift" w:cs="Bahnschrift"/>
               </w:rPr>
             </w:pPr>
             <w:r>
               <w:rPr>
-                <w:rFonts w:ascii="Bahnschrift" w:cs="Bahnschrift" w:eastAsia="Bahnschrift" w:hAnsi="Bahnschrift"/>
-                <w:b w:val="1"/>
-                <w:bCs w:val="1"/>
-                <w:rtl w:val="0"/>
-              </w:rPr>
-              <w:t xml:space="preserve">Administrador</w:t>
-            </w:r>
-            <w:r>
-              <w:rPr>
-                <w:rtl w:val="0"/>
-              </w:rPr>
+                <w:rFonts w:ascii="Bahnschrift" w:eastAsia="Bahnschrift" w:hAnsi="Bahnschrift" w:cs="Bahnschrift"/>
+                <w:b/>
+                <w:bCs/>
+              </w:rPr>
+              <w:t>Administrador</w:t>
             </w:r>
           </w:p>
         </w:tc>
         <w:tc>
           <w:tcPr>
+            <w:tcW w:w="3109" w:type="dxa"/>
             <w:vAlign w:val="center"/>
           </w:tcPr>
           <w:p>
@@ -1719,20 +1491,20 @@
               <w:ind w:firstLine="11"/>
               <w:jc w:val="left"/>
               <w:rPr>
-                <w:rFonts w:ascii="Bahnschrift" w:cs="Bahnschrift" w:eastAsia="Bahnschrift" w:hAnsi="Bahnschrift"/>
+                <w:rFonts w:ascii="Bahnschrift" w:eastAsia="Bahnschrift" w:hAnsi="Bahnschrift" w:cs="Bahnschrift"/>
               </w:rPr>
             </w:pPr>
             <w:r>
               <w:rPr>
-                <w:rFonts w:ascii="Bahnschrift" w:cs="Bahnschrift" w:eastAsia="Bahnschrift" w:hAnsi="Bahnschrift"/>
-                <w:rtl w:val="0"/>
-              </w:rPr>
-              <w:t xml:space="preserve">Gestiona la configuración global del sistema: usuarios, indicadores, encuestas, carreras.</w:t>
+                <w:rFonts w:ascii="Bahnschrift" w:eastAsia="Bahnschrift" w:hAnsi="Bahnschrift" w:cs="Bahnschrift"/>
+              </w:rPr>
+              <w:t>Gestiona la configuración global del sistema: usuarios, indicadores, encuestas, carreras.</w:t>
             </w:r>
           </w:p>
         </w:tc>
         <w:tc>
           <w:tcPr>
+            <w:tcW w:w="3432" w:type="dxa"/>
             <w:vAlign w:val="center"/>
           </w:tcPr>
           <w:p>
@@ -1740,26 +1512,22 @@
               <w:ind w:firstLine="11"/>
               <w:jc w:val="left"/>
               <w:rPr>
-                <w:rFonts w:ascii="Bahnschrift" w:cs="Bahnschrift" w:eastAsia="Bahnschrift" w:hAnsi="Bahnschrift"/>
+                <w:rFonts w:ascii="Bahnschrift" w:eastAsia="Bahnschrift" w:hAnsi="Bahnschrift" w:cs="Bahnschrift"/>
               </w:rPr>
             </w:pPr>
             <w:r>
               <w:rPr>
-                <w:rFonts w:ascii="Bahnschrift" w:cs="Bahnschrift" w:eastAsia="Bahnschrift" w:hAnsi="Bahnschrift"/>
-                <w:rtl w:val="0"/>
-              </w:rPr>
-              <w:t xml:space="preserve">Acceso total. Configura umbrales del semáforo. Gestiona roles.</w:t>
+                <w:rFonts w:ascii="Bahnschrift" w:eastAsia="Bahnschrift" w:hAnsi="Bahnschrift" w:cs="Bahnschrift"/>
+              </w:rPr>
+              <w:t>Acceso total. Configura umbrales del semáforo. Gestiona roles.</w:t>
             </w:r>
           </w:p>
         </w:tc>
       </w:tr>
       <w:tr>
-        <w:trPr>
-          <w:cantSplit w:val="0"/>
-          <w:tblHeader w:val="0"/>
-        </w:trPr>
         <w:tc>
           <w:tcPr>
+            <w:tcW w:w="1954" w:type="dxa"/>
             <w:vAlign w:val="center"/>
           </w:tcPr>
           <w:p>
@@ -1767,27 +1535,22 @@
               <w:ind w:firstLine="11"/>
               <w:jc w:val="center"/>
               <w:rPr>
-                <w:rFonts w:ascii="Bahnschrift" w:cs="Bahnschrift" w:eastAsia="Bahnschrift" w:hAnsi="Bahnschrift"/>
+                <w:rFonts w:ascii="Bahnschrift" w:eastAsia="Bahnschrift" w:hAnsi="Bahnschrift" w:cs="Bahnschrift"/>
               </w:rPr>
             </w:pPr>
             <w:r>
               <w:rPr>
-                <w:rFonts w:ascii="Bahnschrift" w:cs="Bahnschrift" w:eastAsia="Bahnschrift" w:hAnsi="Bahnschrift"/>
-                <w:b w:val="1"/>
-                <w:bCs w:val="1"/>
-                <w:rtl w:val="0"/>
-              </w:rPr>
-              <w:t xml:space="preserve">Docente Carga</w:t>
-            </w:r>
-            <w:r>
-              <w:rPr>
-                <w:rtl w:val="0"/>
-              </w:rPr>
+                <w:rFonts w:ascii="Bahnschrift" w:eastAsia="Bahnschrift" w:hAnsi="Bahnschrift" w:cs="Bahnschrift"/>
+                <w:b/>
+                <w:bCs/>
+              </w:rPr>
+              <w:t>Docente Carga</w:t>
             </w:r>
           </w:p>
         </w:tc>
         <w:tc>
           <w:tcPr>
+            <w:tcW w:w="3109" w:type="dxa"/>
             <w:vAlign w:val="center"/>
           </w:tcPr>
           <w:p>
@@ -1795,20 +1558,20 @@
               <w:ind w:firstLine="11"/>
               <w:jc w:val="left"/>
               <w:rPr>
-                <w:rFonts w:ascii="Bahnschrift" w:cs="Bahnschrift" w:eastAsia="Bahnschrift" w:hAnsi="Bahnschrift"/>
+                <w:rFonts w:ascii="Bahnschrift" w:eastAsia="Bahnschrift" w:hAnsi="Bahnschrift" w:cs="Bahnschrift"/>
               </w:rPr>
             </w:pPr>
             <w:r>
               <w:rPr>
-                <w:rFonts w:ascii="Bahnschrift" w:cs="Bahnschrift" w:eastAsia="Bahnschrift" w:hAnsi="Bahnschrift"/>
-                <w:rtl w:val="0"/>
-              </w:rPr>
-              <w:t xml:space="preserve">Sube notas de parciales y finales desde archivos XLS o formularios del sistema.</w:t>
+                <w:rFonts w:ascii="Bahnschrift" w:eastAsia="Bahnschrift" w:hAnsi="Bahnschrift" w:cs="Bahnschrift"/>
+              </w:rPr>
+              <w:t>Sube notas de parciales y finales desde archivos XLS o formularios del sistema.</w:t>
             </w:r>
           </w:p>
         </w:tc>
         <w:tc>
           <w:tcPr>
+            <w:tcW w:w="3432" w:type="dxa"/>
             <w:vAlign w:val="center"/>
           </w:tcPr>
           <w:p>
@@ -1816,26 +1579,22 @@
               <w:ind w:firstLine="11"/>
               <w:jc w:val="left"/>
               <w:rPr>
-                <w:rFonts w:ascii="Bahnschrift" w:cs="Bahnschrift" w:eastAsia="Bahnschrift" w:hAnsi="Bahnschrift"/>
+                <w:rFonts w:ascii="Bahnschrift" w:eastAsia="Bahnschrift" w:hAnsi="Bahnschrift" w:cs="Bahnschrift"/>
               </w:rPr>
             </w:pPr>
             <w:r>
               <w:rPr>
-                <w:rFonts w:ascii="Bahnschrift" w:cs="Bahnschrift" w:eastAsia="Bahnschrift" w:hAnsi="Bahnschrift"/>
-                <w:rtl w:val="0"/>
-              </w:rPr>
-              <w:t xml:space="preserve">Carga y edición de notas en sus propias materias. Solo lectura del resto.</w:t>
+                <w:rFonts w:ascii="Bahnschrift" w:eastAsia="Bahnschrift" w:hAnsi="Bahnschrift" w:cs="Bahnschrift"/>
+              </w:rPr>
+              <w:t>Carga y edición de notas en sus propias materias. Solo lectura del resto.</w:t>
             </w:r>
           </w:p>
         </w:tc>
       </w:tr>
       <w:tr>
-        <w:trPr>
-          <w:cantSplit w:val="0"/>
-          <w:tblHeader w:val="0"/>
-        </w:trPr>
         <w:tc>
           <w:tcPr>
+            <w:tcW w:w="1954" w:type="dxa"/>
             <w:vAlign w:val="center"/>
           </w:tcPr>
           <w:p>
@@ -1843,27 +1602,22 @@
               <w:ind w:firstLine="11"/>
               <w:jc w:val="center"/>
               <w:rPr>
-                <w:rFonts w:ascii="Bahnschrift" w:cs="Bahnschrift" w:eastAsia="Bahnschrift" w:hAnsi="Bahnschrift"/>
+                <w:rFonts w:ascii="Bahnschrift" w:eastAsia="Bahnschrift" w:hAnsi="Bahnschrift" w:cs="Bahnschrift"/>
               </w:rPr>
             </w:pPr>
             <w:r>
               <w:rPr>
-                <w:rFonts w:ascii="Bahnschrift" w:cs="Bahnschrift" w:eastAsia="Bahnschrift" w:hAnsi="Bahnschrift"/>
-                <w:b w:val="1"/>
-                <w:bCs w:val="1"/>
-                <w:rtl w:val="0"/>
-              </w:rPr>
-              <w:t xml:space="preserve">Docente Tutor / Entrevistador</w:t>
-            </w:r>
-            <w:r>
-              <w:rPr>
-                <w:rtl w:val="0"/>
-              </w:rPr>
+                <w:rFonts w:ascii="Bahnschrift" w:eastAsia="Bahnschrift" w:hAnsi="Bahnschrift" w:cs="Bahnschrift"/>
+                <w:b/>
+                <w:bCs/>
+              </w:rPr>
+              <w:t>Docente Tutor / Entrevistador</w:t>
             </w:r>
           </w:p>
         </w:tc>
         <w:tc>
           <w:tcPr>
+            <w:tcW w:w="3109" w:type="dxa"/>
             <w:vAlign w:val="center"/>
           </w:tcPr>
           <w:p>
@@ -1871,20 +1625,20 @@
               <w:ind w:firstLine="11"/>
               <w:jc w:val="left"/>
               <w:rPr>
-                <w:rFonts w:ascii="Bahnschrift" w:cs="Bahnschrift" w:eastAsia="Bahnschrift" w:hAnsi="Bahnschrift"/>
+                <w:rFonts w:ascii="Bahnschrift" w:eastAsia="Bahnschrift" w:hAnsi="Bahnschrift" w:cs="Bahnschrift"/>
               </w:rPr>
             </w:pPr>
             <w:r>
               <w:rPr>
-                <w:rFonts w:ascii="Bahnschrift" w:cs="Bahnschrift" w:eastAsia="Bahnschrift" w:hAnsi="Bahnschrift"/>
-                <w:rtl w:val="0"/>
-              </w:rPr>
-              <w:t xml:space="preserve">Realiza el seguimiento de los estudiantes en riesgo asignados.</w:t>
+                <w:rFonts w:ascii="Bahnschrift" w:eastAsia="Bahnschrift" w:hAnsi="Bahnschrift" w:cs="Bahnschrift"/>
+              </w:rPr>
+              <w:t>Realiza el seguimiento de los estudiantes en riesgo asignados.</w:t>
             </w:r>
           </w:p>
         </w:tc>
         <w:tc>
           <w:tcPr>
+            <w:tcW w:w="3432" w:type="dxa"/>
             <w:vAlign w:val="center"/>
           </w:tcPr>
           <w:p>
@@ -1892,26 +1646,22 @@
               <w:ind w:firstLine="11"/>
               <w:jc w:val="left"/>
               <w:rPr>
-                <w:rFonts w:ascii="Bahnschrift" w:cs="Bahnschrift" w:eastAsia="Bahnschrift" w:hAnsi="Bahnschrift"/>
+                <w:rFonts w:ascii="Bahnschrift" w:eastAsia="Bahnschrift" w:hAnsi="Bahnschrift" w:cs="Bahnschrift"/>
               </w:rPr>
             </w:pPr>
             <w:r>
               <w:rPr>
-                <w:rFonts w:ascii="Bahnschrift" w:cs="Bahnschrift" w:eastAsia="Bahnschrift" w:hAnsi="Bahnschrift"/>
-                <w:rtl w:val="0"/>
-              </w:rPr>
-              <w:t xml:space="preserve">Ve alertas e historial de sus estudiantes. Planifica entrevistas. Registra intervenciones.</w:t>
+                <w:rFonts w:ascii="Bahnschrift" w:eastAsia="Bahnschrift" w:hAnsi="Bahnschrift" w:cs="Bahnschrift"/>
+              </w:rPr>
+              <w:t>Ve alertas e historial de sus estudiantes. Planifica entrevistas. Registra intervenciones.</w:t>
             </w:r>
           </w:p>
         </w:tc>
       </w:tr>
       <w:tr>
-        <w:trPr>
-          <w:cantSplit w:val="0"/>
-          <w:tblHeader w:val="0"/>
-        </w:trPr>
         <w:tc>
           <w:tcPr>
+            <w:tcW w:w="1954" w:type="dxa"/>
             <w:vAlign w:val="center"/>
           </w:tcPr>
           <w:p>
@@ -1919,27 +1669,22 @@
               <w:ind w:firstLine="11"/>
               <w:jc w:val="center"/>
               <w:rPr>
-                <w:rFonts w:ascii="Bahnschrift" w:cs="Bahnschrift" w:eastAsia="Bahnschrift" w:hAnsi="Bahnschrift"/>
+                <w:rFonts w:ascii="Bahnschrift" w:eastAsia="Bahnschrift" w:hAnsi="Bahnschrift" w:cs="Bahnschrift"/>
               </w:rPr>
             </w:pPr>
             <w:r>
               <w:rPr>
-                <w:rFonts w:ascii="Bahnschrift" w:cs="Bahnschrift" w:eastAsia="Bahnschrift" w:hAnsi="Bahnschrift"/>
-                <w:b w:val="1"/>
-                <w:bCs w:val="1"/>
-                <w:rtl w:val="0"/>
-              </w:rPr>
-              <w:t xml:space="preserve">Asesor Par</w:t>
-            </w:r>
-            <w:r>
-              <w:rPr>
-                <w:rtl w:val="0"/>
-              </w:rPr>
+                <w:rFonts w:ascii="Bahnschrift" w:eastAsia="Bahnschrift" w:hAnsi="Bahnschrift" w:cs="Bahnschrift"/>
+                <w:b/>
+                <w:bCs/>
+              </w:rPr>
+              <w:t>Asesor Par</w:t>
             </w:r>
           </w:p>
         </w:tc>
         <w:tc>
           <w:tcPr>
+            <w:tcW w:w="3109" w:type="dxa"/>
             <w:vAlign w:val="center"/>
           </w:tcPr>
           <w:p>
@@ -1947,20 +1692,20 @@
               <w:ind w:firstLine="11"/>
               <w:jc w:val="left"/>
               <w:rPr>
-                <w:rFonts w:ascii="Bahnschrift" w:cs="Bahnschrift" w:eastAsia="Bahnschrift" w:hAnsi="Bahnschrift"/>
+                <w:rFonts w:ascii="Bahnschrift" w:eastAsia="Bahnschrift" w:hAnsi="Bahnschrift" w:cs="Bahnschrift"/>
               </w:rPr>
             </w:pPr>
             <w:r>
               <w:rPr>
-                <w:rFonts w:ascii="Bahnschrift" w:cs="Bahnschrift" w:eastAsia="Bahnschrift" w:hAnsi="Bahnschrift"/>
-                <w:rtl w:val="0"/>
-              </w:rPr>
-              <w:t xml:space="preserve">Estudiante avanzado que asiste a compañeros en situación de riesgo.</w:t>
+                <w:rFonts w:ascii="Bahnschrift" w:eastAsia="Bahnschrift" w:hAnsi="Bahnschrift" w:cs="Bahnschrift"/>
+              </w:rPr>
+              <w:t>Estudiante avanzado que asiste a compañeros en situación de riesgo.</w:t>
             </w:r>
           </w:p>
         </w:tc>
         <w:tc>
           <w:tcPr>
+            <w:tcW w:w="3432" w:type="dxa"/>
             <w:vAlign w:val="center"/>
           </w:tcPr>
           <w:p>
@@ -1968,26 +1713,22 @@
               <w:ind w:firstLine="11"/>
               <w:jc w:val="left"/>
               <w:rPr>
-                <w:rFonts w:ascii="Bahnschrift" w:cs="Bahnschrift" w:eastAsia="Bahnschrift" w:hAnsi="Bahnschrift"/>
+                <w:rFonts w:ascii="Bahnschrift" w:eastAsia="Bahnschrift" w:hAnsi="Bahnschrift" w:cs="Bahnschrift"/>
               </w:rPr>
             </w:pPr>
             <w:r>
               <w:rPr>
-                <w:rFonts w:ascii="Bahnschrift" w:cs="Bahnschrift" w:eastAsia="Bahnschrift" w:hAnsi="Bahnschrift"/>
-                <w:rtl w:val="0"/>
-              </w:rPr>
-              <w:t xml:space="preserve">Ve el listado de sus asignados y puede registrar intervenciones. No accede a scores ni encuestas.</w:t>
+                <w:rFonts w:ascii="Bahnschrift" w:eastAsia="Bahnschrift" w:hAnsi="Bahnschrift" w:cs="Bahnschrift"/>
+              </w:rPr>
+              <w:t>Ve el listado de sus asignados y puede registrar intervenciones. No accede a scores ni encuestas.</w:t>
             </w:r>
           </w:p>
         </w:tc>
       </w:tr>
       <w:tr>
-        <w:trPr>
-          <w:cantSplit w:val="0"/>
-          <w:tblHeader w:val="0"/>
-        </w:trPr>
         <w:tc>
           <w:tcPr>
+            <w:tcW w:w="1954" w:type="dxa"/>
             <w:vAlign w:val="center"/>
           </w:tcPr>
           <w:p>
@@ -1995,27 +1736,22 @@
               <w:ind w:firstLine="11"/>
               <w:jc w:val="center"/>
               <w:rPr>
-                <w:rFonts w:ascii="Bahnschrift" w:cs="Bahnschrift" w:eastAsia="Bahnschrift" w:hAnsi="Bahnschrift"/>
+                <w:rFonts w:ascii="Bahnschrift" w:eastAsia="Bahnschrift" w:hAnsi="Bahnschrift" w:cs="Bahnschrift"/>
               </w:rPr>
             </w:pPr>
             <w:r>
               <w:rPr>
-                <w:rFonts w:ascii="Bahnschrift" w:cs="Bahnschrift" w:eastAsia="Bahnschrift" w:hAnsi="Bahnschrift"/>
-                <w:b w:val="1"/>
-                <w:bCs w:val="1"/>
-                <w:rtl w:val="0"/>
-              </w:rPr>
-              <w:t xml:space="preserve">Estudiante</w:t>
-            </w:r>
-            <w:r>
-              <w:rPr>
-                <w:rtl w:val="0"/>
-              </w:rPr>
+                <w:rFonts w:ascii="Bahnschrift" w:eastAsia="Bahnschrift" w:hAnsi="Bahnschrift" w:cs="Bahnschrift"/>
+                <w:b/>
+                <w:bCs/>
+              </w:rPr>
+              <w:t>Estudiante</w:t>
             </w:r>
           </w:p>
         </w:tc>
         <w:tc>
           <w:tcPr>
+            <w:tcW w:w="3109" w:type="dxa"/>
             <w:vAlign w:val="center"/>
           </w:tcPr>
           <w:p>
@@ -2023,20 +1759,20 @@
               <w:ind w:firstLine="11"/>
               <w:jc w:val="left"/>
               <w:rPr>
-                <w:rFonts w:ascii="Bahnschrift" w:cs="Bahnschrift" w:eastAsia="Bahnschrift" w:hAnsi="Bahnschrift"/>
+                <w:rFonts w:ascii="Bahnschrift" w:eastAsia="Bahnschrift" w:hAnsi="Bahnschrift" w:cs="Bahnschrift"/>
               </w:rPr>
             </w:pPr>
             <w:r>
               <w:rPr>
-                <w:rFonts w:ascii="Bahnschrift" w:cs="Bahnschrift" w:eastAsia="Bahnschrift" w:hAnsi="Bahnschrift"/>
-                <w:rtl w:val="0"/>
-              </w:rPr>
-              <w:t xml:space="preserve">Usuario final que responde encuestas y consulta su propia trayectoria.</w:t>
+                <w:rFonts w:ascii="Bahnschrift" w:eastAsia="Bahnschrift" w:hAnsi="Bahnschrift" w:cs="Bahnschrift"/>
+              </w:rPr>
+              <w:t>Usuario final que responde encuestas y consulta su propia trayectoria.</w:t>
             </w:r>
           </w:p>
         </w:tc>
         <w:tc>
           <w:tcPr>
+            <w:tcW w:w="3432" w:type="dxa"/>
             <w:vAlign w:val="center"/>
           </w:tcPr>
           <w:p>
@@ -2044,15 +1780,14 @@
               <w:ind w:firstLine="11"/>
               <w:jc w:val="left"/>
               <w:rPr>
-                <w:rFonts w:ascii="Bahnschrift" w:cs="Bahnschrift" w:eastAsia="Bahnschrift" w:hAnsi="Bahnschrift"/>
+                <w:rFonts w:ascii="Bahnschrift" w:eastAsia="Bahnschrift" w:hAnsi="Bahnschrift" w:cs="Bahnschrift"/>
               </w:rPr>
             </w:pPr>
             <w:r>
               <w:rPr>
-                <w:rFonts w:ascii="Bahnschrift" w:cs="Bahnschrift" w:eastAsia="Bahnschrift" w:hAnsi="Bahnschrift"/>
-                <w:rtl w:val="0"/>
-              </w:rPr>
-              <w:t xml:space="preserve">Ve su propio dashboard académico. Responde encuestas asignadas. No ve su score de riesgo.</w:t>
+                <w:rFonts w:ascii="Bahnschrift" w:eastAsia="Bahnschrift" w:hAnsi="Bahnschrift" w:cs="Bahnschrift"/>
+              </w:rPr>
+              <w:t>Ve su propio dashboard académico. Responde encuestas asignadas. No ve su score de riesgo.</w:t>
             </w:r>
           </w:p>
         </w:tc>
@@ -2062,51 +1797,48 @@
       <w:pPr>
         <w:ind w:firstLine="11"/>
         <w:rPr>
-          <w:rFonts w:ascii="Bahnschrift" w:cs="Bahnschrift" w:eastAsia="Bahnschrift" w:hAnsi="Bahnschrift"/>
-          <w:b w:val="1"/>
-          <w:bCs w:val="1"/>
-        </w:rPr>
-      </w:pPr>
-      <w:r>
-        <w:rPr>
-          <w:rtl w:val="0"/>
-        </w:rPr>
-      </w:r>
-    </w:p>
-    <w:p>
-      <w:pPr>
-        <w:spacing w:after="160" w:before="0" w:line="259" w:lineRule="auto"/>
-        <w:ind w:left="0" w:firstLine="0"/>
+          <w:rFonts w:ascii="Bahnschrift" w:eastAsia="Bahnschrift" w:hAnsi="Bahnschrift" w:cs="Bahnschrift"/>
+          <w:b/>
+          <w:bCs/>
+        </w:rPr>
+      </w:pPr>
+    </w:p>
+    <w:p>
+      <w:pPr>
+        <w:spacing w:before="0" w:after="160" w:line="259" w:lineRule="auto"/>
+        <w:ind w:left="0"/>
         <w:jc w:val="left"/>
         <w:rPr>
-          <w:rFonts w:ascii="Bahnschrift" w:cs="Bahnschrift" w:eastAsia="Bahnschrift" w:hAnsi="Bahnschrift"/>
-          <w:b w:val="1"/>
-          <w:bCs w:val="1"/>
-        </w:rPr>
-      </w:pPr>
-      <w:bookmarkStart w:colFirst="0" w:colLast="0" w:name="_yej4e61i2i31" w:id="0"/>
+          <w:rFonts w:ascii="Bahnschrift" w:eastAsia="Bahnschrift" w:hAnsi="Bahnschrift" w:cs="Bahnschrift"/>
+          <w:b/>
+          <w:bCs/>
+        </w:rPr>
+      </w:pPr>
+      <w:bookmarkStart w:id="0" w:name="_yej4e61i2i31" w:colFirst="0" w:colLast="0"/>
       <w:bookmarkEnd w:id="0"/>
       <w:r>
         <w:rPr>
-          <w:rFonts w:ascii="Bahnschrift" w:cs="Bahnschrift" w:eastAsia="Bahnschrift" w:hAnsi="Bahnschrift"/>
-          <w:b w:val="1"/>
-          <w:bCs w:val="1"/>
+          <w:rFonts w:ascii="Bahnschrift" w:eastAsia="Bahnschrift" w:hAnsi="Bahnschrift" w:cs="Bahnschrift"/>
+          <w:b/>
+          <w:bCs/>
+          <w:noProof/>
         </w:rPr>
         <w:drawing>
-          <wp:inline distB="0" distT="0" distL="0" distR="0">
+          <wp:inline distT="0" distB="0" distL="0" distR="0" wp14:anchorId="62D67877" wp14:editId="58D853BB">
             <wp:extent cx="5400675" cy="3127375"/>
-            <wp:effectExtent b="0" l="0" r="0" t="0"/>
+            <wp:effectExtent l="0" t="0" r="0" b="0"/>
             <wp:docPr id="3" name="image3.png"/>
-            <a:graphic>
+            <wp:cNvGraphicFramePr/>
+            <a:graphic xmlns:a="http://schemas.openxmlformats.org/drawingml/2006/main">
               <a:graphicData uri="http://schemas.openxmlformats.org/drawingml/2006/picture">
-                <pic:pic>
+                <pic:pic xmlns:pic="http://schemas.openxmlformats.org/drawingml/2006/picture">
                   <pic:nvPicPr>
                     <pic:cNvPr id="0" name="image3.png"/>
                     <pic:cNvPicPr preferRelativeResize="0"/>
                   </pic:nvPicPr>
                   <pic:blipFill>
-                    <a:blip r:embed="rId8"/>
-                    <a:srcRect b="0" l="0" r="0" t="0"/>
+                    <a:blip r:embed="rId9"/>
+                    <a:srcRect/>
                     <a:stretch>
                       <a:fillRect/>
                     </a:stretch>
@@ -2116,7 +1848,9 @@
                       <a:off x="0" y="0"/>
                       <a:ext cx="5400675" cy="3127375"/>
                     </a:xfrm>
-                    <a:prstGeom prst="rect"/>
+                    <a:prstGeom prst="rect">
+                      <a:avLst/>
+                    </a:prstGeom>
                     <a:ln/>
                   </pic:spPr>
                 </pic:pic>
@@ -2125,66 +1859,59 @@
           </wp:inline>
         </w:drawing>
       </w:r>
-      <w:r>
-        <w:rPr>
-          <w:rtl w:val="0"/>
-        </w:rPr>
-      </w:r>
     </w:p>
     <w:p>
       <w:pPr>
         <w:ind w:firstLine="11"/>
         <w:jc w:val="center"/>
         <w:rPr>
-          <w:rFonts w:ascii="Bahnschrift" w:cs="Bahnschrift" w:eastAsia="Bahnschrift" w:hAnsi="Bahnschrift"/>
-          <w:b w:val="1"/>
-          <w:bCs w:val="1"/>
+          <w:rFonts w:ascii="Bahnschrift" w:eastAsia="Bahnschrift" w:hAnsi="Bahnschrift" w:cs="Bahnschrift"/>
+          <w:b/>
+          <w:bCs/>
           <w:u w:val="single"/>
         </w:rPr>
       </w:pPr>
       <w:r>
         <w:rPr>
-          <w:rFonts w:ascii="Bahnschrift" w:cs="Bahnschrift" w:eastAsia="Bahnschrift" w:hAnsi="Bahnschrift"/>
-          <w:b w:val="1"/>
-          <w:bCs w:val="1"/>
+          <w:rFonts w:ascii="Bahnschrift" w:eastAsia="Bahnschrift" w:hAnsi="Bahnschrift" w:cs="Bahnschrift"/>
+          <w:b/>
+          <w:bCs/>
           <w:u w:val="single"/>
-          <w:rtl w:val="0"/>
-        </w:rPr>
-        <w:t xml:space="preserve">6. Requerimientos Funcionales</w:t>
+        </w:rPr>
+        <w:t>6. Requerimientos Funcionales</w:t>
       </w:r>
     </w:p>
     <w:p>
       <w:pPr>
         <w:ind w:firstLine="11"/>
         <w:rPr>
-          <w:rFonts w:ascii="Bahnschrift" w:cs="Bahnschrift" w:eastAsia="Bahnschrift" w:hAnsi="Bahnschrift"/>
-          <w:b w:val="1"/>
-          <w:bCs w:val="1"/>
-        </w:rPr>
-      </w:pPr>
-      <w:r>
-        <w:rPr>
-          <w:rFonts w:ascii="Bahnschrift" w:cs="Bahnschrift" w:eastAsia="Bahnschrift" w:hAnsi="Bahnschrift"/>
-          <w:b w:val="1"/>
-          <w:bCs w:val="1"/>
-          <w:rtl w:val="0"/>
-        </w:rPr>
-        <w:t xml:space="preserve">RF-01 — Importación de datos académicos</w:t>
+          <w:rFonts w:ascii="Bahnschrift" w:eastAsia="Bahnschrift" w:hAnsi="Bahnschrift" w:cs="Bahnschrift"/>
+          <w:b/>
+          <w:bCs/>
+        </w:rPr>
+      </w:pPr>
+      <w:r>
+        <w:rPr>
+          <w:rFonts w:ascii="Bahnschrift" w:eastAsia="Bahnschrift" w:hAnsi="Bahnschrift" w:cs="Bahnschrift"/>
+          <w:b/>
+          <w:bCs/>
+        </w:rPr>
+        <w:t>RF-01 — Importación de datos académicos</w:t>
       </w:r>
     </w:p>
     <w:p>
       <w:pPr>
         <w:ind w:firstLine="11"/>
         <w:rPr>
-          <w:rFonts w:ascii="Bahnschrift" w:cs="Bahnschrift" w:eastAsia="Bahnschrift" w:hAnsi="Bahnschrift"/>
-        </w:rPr>
-      </w:pPr>
-      <w:r>
-        <w:rPr>
-          <w:rFonts w:ascii="Bahnschrift" w:cs="Bahnschrift" w:eastAsia="Bahnschrift" w:hAnsi="Bahnschrift"/>
-          <w:rtl w:val="0"/>
-        </w:rPr>
-        <w:t xml:space="preserve">El sistema debe permitir la carga de datos de rendimiento académico mediante dos mecanismos:</w:t>
+          <w:rFonts w:ascii="Bahnschrift" w:eastAsia="Bahnschrift" w:hAnsi="Bahnschrift" w:cs="Bahnschrift"/>
+        </w:rPr>
+      </w:pPr>
+      <w:r>
+        <w:rPr>
+          <w:rFonts w:ascii="Bahnschrift" w:eastAsia="Bahnschrift" w:hAnsi="Bahnschrift" w:cs="Bahnschrift"/>
+        </w:rPr>
+        <w:lastRenderedPageBreak/>
+        <w:t>El sistema debe permitir la carga de datos de rendimiento académico mediante dos mecanismos:</w:t>
       </w:r>
     </w:p>
     <w:p>
@@ -2193,24 +1920,20 @@
           <w:ilvl w:val="0"/>
           <w:numId w:val="12"/>
         </w:numPr>
-        <w:ind w:left="720" w:hanging="360"/>
-        <w:rPr/>
-      </w:pPr>
-      <w:r>
-        <w:rPr>
-          <w:rFonts w:ascii="Bahnschrift" w:cs="Bahnschrift" w:eastAsia="Bahnschrift" w:hAnsi="Bahnschrift"/>
-          <w:b w:val="1"/>
-          <w:bCs w:val="1"/>
-          <w:rtl w:val="0"/>
-        </w:rPr>
-        <w:t xml:space="preserve">RF-01a</w:t>
-      </w:r>
-      <w:r>
-        <w:rPr>
-          <w:rFonts w:ascii="Bahnschrift" w:cs="Bahnschrift" w:eastAsia="Bahnschrift" w:hAnsi="Bahnschrift"/>
-          <w:rtl w:val="0"/>
-        </w:rPr>
-        <w:t xml:space="preserve"> — Importación desde archivos XLS o CSV, identificando al estudiante por DNI o legajo. El sistema debe validar el formato, reportar filas con error y permitir su corrección antes de confirmar la importación.</w:t>
+      </w:pPr>
+      <w:r>
+        <w:rPr>
+          <w:rFonts w:ascii="Bahnschrift" w:eastAsia="Bahnschrift" w:hAnsi="Bahnschrift" w:cs="Bahnschrift"/>
+          <w:b/>
+          <w:bCs/>
+        </w:rPr>
+        <w:t>RF-01a</w:t>
+      </w:r>
+      <w:r>
+        <w:rPr>
+          <w:rFonts w:ascii="Bahnschrift" w:eastAsia="Bahnschrift" w:hAnsi="Bahnschrift" w:cs="Bahnschrift"/>
+        </w:rPr>
+        <w:t> — Importación desde archivos XLS o CSV, identificando al estudiante por DNI o legajo. El sistema debe validar el formato, reportar filas con error y permitir su corrección antes de confirmar la importación.</w:t>
       </w:r>
     </w:p>
     <w:p>
@@ -2219,73 +1942,66 @@
           <w:ilvl w:val="0"/>
           <w:numId w:val="12"/>
         </w:numPr>
-        <w:ind w:left="720" w:hanging="360"/>
-        <w:rPr/>
-      </w:pPr>
-      <w:r>
-        <w:rPr>
-          <w:rFonts w:ascii="Bahnschrift" w:cs="Bahnschrift" w:eastAsia="Bahnschrift" w:hAnsi="Bahnschrift"/>
-          <w:b w:val="1"/>
-          <w:bCs w:val="1"/>
-          <w:rtl w:val="0"/>
-        </w:rPr>
-        <w:t xml:space="preserve">RF-01b</w:t>
-      </w:r>
-      <w:r>
-        <w:rPr>
-          <w:rFonts w:ascii="Bahnschrift" w:cs="Bahnschrift" w:eastAsia="Bahnschrift" w:hAnsi="Bahnschrift"/>
-          <w:rtl w:val="0"/>
-        </w:rPr>
-        <w:t xml:space="preserve"> — Lectura de datos desde el campus Moodle a través de su API REST (notas de actividades, registro de asistencia cuando esté disponible).</w:t>
+      </w:pPr>
+      <w:r>
+        <w:rPr>
+          <w:rFonts w:ascii="Bahnschrift" w:eastAsia="Bahnschrift" w:hAnsi="Bahnschrift" w:cs="Bahnschrift"/>
+          <w:b/>
+          <w:bCs/>
+        </w:rPr>
+        <w:t>RF-01b</w:t>
+      </w:r>
+      <w:r>
+        <w:rPr>
+          <w:rFonts w:ascii="Bahnschrift" w:eastAsia="Bahnschrift" w:hAnsi="Bahnschrift" w:cs="Bahnschrift"/>
+        </w:rPr>
+        <w:t> — Lectura de datos desde el campus Moodle a través de su API REST (notas de actividades, registro de asistencia cuando esté disponible).</w:t>
       </w:r>
     </w:p>
     <w:p>
       <w:pPr>
         <w:ind w:firstLine="11"/>
         <w:rPr>
-          <w:rFonts w:ascii="Bahnschrift" w:cs="Bahnschrift" w:eastAsia="Bahnschrift" w:hAnsi="Bahnschrift"/>
-        </w:rPr>
-      </w:pPr>
-      <w:r>
-        <w:rPr>
-          <w:rFonts w:ascii="Bahnschrift" w:cs="Bahnschrift" w:eastAsia="Bahnschrift" w:hAnsi="Bahnschrift"/>
-          <w:rtl w:val="0"/>
-        </w:rPr>
-        <w:t xml:space="preserve">Los datos importables incluyen: notas de parciales (incluidos recuperatorios), notas de cada intento de final, registros de asistencia.</w:t>
+          <w:rFonts w:ascii="Bahnschrift" w:eastAsia="Bahnschrift" w:hAnsi="Bahnschrift" w:cs="Bahnschrift"/>
+        </w:rPr>
+      </w:pPr>
+      <w:r>
+        <w:rPr>
+          <w:rFonts w:ascii="Bahnschrift" w:eastAsia="Bahnschrift" w:hAnsi="Bahnschrift" w:cs="Bahnschrift"/>
+        </w:rPr>
+        <w:t>Los datos importables incluyen: notas de parciales (incluidos recuperatorios), notas de cada intento de final, registros de asistencia.</w:t>
       </w:r>
     </w:p>
     <w:p>
       <w:pPr>
         <w:ind w:firstLine="11"/>
         <w:rPr>
-          <w:rFonts w:ascii="Bahnschrift" w:cs="Bahnschrift" w:eastAsia="Bahnschrift" w:hAnsi="Bahnschrift"/>
-          <w:b w:val="1"/>
-          <w:bCs w:val="1"/>
-        </w:rPr>
-      </w:pPr>
-      <w:r>
-        <w:rPr>
-          <w:rFonts w:ascii="Bahnschrift" w:cs="Bahnschrift" w:eastAsia="Bahnschrift" w:hAnsi="Bahnschrift"/>
-          <w:b w:val="1"/>
-          <w:bCs w:val="1"/>
-          <w:rtl w:val="0"/>
-        </w:rPr>
-        <w:t xml:space="preserve">RF-02 — Motor de encuestas dinámicas</w:t>
+          <w:rFonts w:ascii="Bahnschrift" w:eastAsia="Bahnschrift" w:hAnsi="Bahnschrift" w:cs="Bahnschrift"/>
+          <w:b/>
+          <w:bCs/>
+        </w:rPr>
+      </w:pPr>
+      <w:r>
+        <w:rPr>
+          <w:rFonts w:ascii="Bahnschrift" w:eastAsia="Bahnschrift" w:hAnsi="Bahnschrift" w:cs="Bahnschrift"/>
+          <w:b/>
+          <w:bCs/>
+        </w:rPr>
+        <w:t>RF-02 — Motor de encuestas dinámicas</w:t>
       </w:r>
     </w:p>
     <w:p>
       <w:pPr>
         <w:ind w:firstLine="11"/>
         <w:rPr>
-          <w:rFonts w:ascii="Bahnschrift" w:cs="Bahnschrift" w:eastAsia="Bahnschrift" w:hAnsi="Bahnschrift"/>
-        </w:rPr>
-      </w:pPr>
-      <w:r>
-        <w:rPr>
-          <w:rFonts w:ascii="Bahnschrift" w:cs="Bahnschrift" w:eastAsia="Bahnschrift" w:hAnsi="Bahnschrift"/>
-          <w:rtl w:val="0"/>
-        </w:rPr>
-        <w:t xml:space="preserve">El sistema debe permitir al Administrador crear y gestionar encuestas con las siguientes características:</w:t>
+          <w:rFonts w:ascii="Bahnschrift" w:eastAsia="Bahnschrift" w:hAnsi="Bahnschrift" w:cs="Bahnschrift"/>
+        </w:rPr>
+      </w:pPr>
+      <w:r>
+        <w:rPr>
+          <w:rFonts w:ascii="Bahnschrift" w:eastAsia="Bahnschrift" w:hAnsi="Bahnschrift" w:cs="Bahnschrift"/>
+        </w:rPr>
+        <w:t>El sistema debe permitir al Administrador crear y gestionar encuestas con las siguientes características:</w:t>
       </w:r>
     </w:p>
     <w:p>
@@ -2294,24 +2010,20 @@
           <w:ilvl w:val="0"/>
           <w:numId w:val="13"/>
         </w:numPr>
-        <w:ind w:left="720" w:hanging="360"/>
-        <w:rPr/>
-      </w:pPr>
-      <w:r>
-        <w:rPr>
-          <w:rFonts w:ascii="Bahnschrift" w:cs="Bahnschrift" w:eastAsia="Bahnschrift" w:hAnsi="Bahnschrift"/>
-          <w:b w:val="1"/>
-          <w:bCs w:val="1"/>
-          <w:rtl w:val="0"/>
-        </w:rPr>
-        <w:t xml:space="preserve">RF-02a</w:t>
-      </w:r>
-      <w:r>
-        <w:rPr>
-          <w:rFonts w:ascii="Bahnschrift" w:cs="Bahnschrift" w:eastAsia="Bahnschrift" w:hAnsi="Bahnschrift"/>
-          <w:rtl w:val="0"/>
-        </w:rPr>
-        <w:t xml:space="preserve"> — Tipos de pregunta: texto libre, opción múltiple, escala numérica, sí/no, número.</w:t>
+      </w:pPr>
+      <w:r>
+        <w:rPr>
+          <w:rFonts w:ascii="Bahnschrift" w:eastAsia="Bahnschrift" w:hAnsi="Bahnschrift" w:cs="Bahnschrift"/>
+          <w:b/>
+          <w:bCs/>
+        </w:rPr>
+        <w:t>RF-02a</w:t>
+      </w:r>
+      <w:r>
+        <w:rPr>
+          <w:rFonts w:ascii="Bahnschrift" w:eastAsia="Bahnschrift" w:hAnsi="Bahnschrift" w:cs="Bahnschrift"/>
+        </w:rPr>
+        <w:t> — Tipos de pregunta: texto libre, opción múltiple, escala numérica, sí/no, número.</w:t>
       </w:r>
     </w:p>
     <w:p>
@@ -2320,24 +2032,20 @@
           <w:ilvl w:val="0"/>
           <w:numId w:val="13"/>
         </w:numPr>
-        <w:ind w:left="720" w:hanging="360"/>
-        <w:rPr/>
-      </w:pPr>
-      <w:r>
-        <w:rPr>
-          <w:rFonts w:ascii="Bahnschrift" w:cs="Bahnschrift" w:eastAsia="Bahnschrift" w:hAnsi="Bahnschrift"/>
-          <w:b w:val="1"/>
-          <w:bCs w:val="1"/>
-          <w:rtl w:val="0"/>
-        </w:rPr>
-        <w:t xml:space="preserve">RF-02b</w:t>
-      </w:r>
-      <w:r>
-        <w:rPr>
-          <w:rFonts w:ascii="Bahnschrift" w:cs="Bahnschrift" w:eastAsia="Bahnschrift" w:hAnsi="Bahnschrift"/>
-          <w:rtl w:val="0"/>
-        </w:rPr>
-        <w:t xml:space="preserve"> — Preguntas condicionales: una pregunta puede configurarse para mostrarse solo si la respuesta a otra pregunta coincide con un valor definido.</w:t>
+      </w:pPr>
+      <w:r>
+        <w:rPr>
+          <w:rFonts w:ascii="Bahnschrift" w:eastAsia="Bahnschrift" w:hAnsi="Bahnschrift" w:cs="Bahnschrift"/>
+          <w:b/>
+          <w:bCs/>
+        </w:rPr>
+        <w:t>RF-02b</w:t>
+      </w:r>
+      <w:r>
+        <w:rPr>
+          <w:rFonts w:ascii="Bahnschrift" w:eastAsia="Bahnschrift" w:hAnsi="Bahnschrift" w:cs="Bahnschrift"/>
+        </w:rPr>
+        <w:t> — Preguntas condicionales: una pregunta puede configurarse para mostrarse solo si la respuesta a otra pregunta coincide con un valor definido.</w:t>
       </w:r>
     </w:p>
     <w:p>
@@ -2346,24 +2054,20 @@
           <w:ilvl w:val="0"/>
           <w:numId w:val="13"/>
         </w:numPr>
-        <w:ind w:left="720" w:hanging="360"/>
-        <w:rPr/>
-      </w:pPr>
-      <w:r>
-        <w:rPr>
-          <w:rFonts w:ascii="Bahnschrift" w:cs="Bahnschrift" w:eastAsia="Bahnschrift" w:hAnsi="Bahnschrift"/>
-          <w:b w:val="1"/>
-          <w:bCs w:val="1"/>
-          <w:rtl w:val="0"/>
-        </w:rPr>
-        <w:t xml:space="preserve">RF-02c</w:t>
-      </w:r>
-      <w:r>
-        <w:rPr>
-          <w:rFonts w:ascii="Bahnschrift" w:cs="Bahnschrift" w:eastAsia="Bahnschrift" w:hAnsi="Bahnschrift"/>
-          <w:rtl w:val="0"/>
-        </w:rPr>
-        <w:t xml:space="preserve"> — Modalidad única de ingreso: se dispara al iniciar la carrera, por única vez, pero puede actualizarse a demanda por el Administrador.</w:t>
+      </w:pPr>
+      <w:r>
+        <w:rPr>
+          <w:rFonts w:ascii="Bahnschrift" w:eastAsia="Bahnschrift" w:hAnsi="Bahnschrift" w:cs="Bahnschrift"/>
+          <w:b/>
+          <w:bCs/>
+        </w:rPr>
+        <w:t>RF-02c</w:t>
+      </w:r>
+      <w:r>
+        <w:rPr>
+          <w:rFonts w:ascii="Bahnschrift" w:eastAsia="Bahnschrift" w:hAnsi="Bahnschrift" w:cs="Bahnschrift"/>
+        </w:rPr>
+        <w:t> — Modalidad única de ingreso: se dispara al iniciar la carrera, por única vez, pero puede actualizarse a demanda por el Administrador.</w:t>
       </w:r>
     </w:p>
     <w:p>
@@ -2372,58 +2076,52 @@
           <w:ilvl w:val="0"/>
           <w:numId w:val="13"/>
         </w:numPr>
-        <w:ind w:left="720" w:hanging="360"/>
-        <w:rPr/>
-      </w:pPr>
-      <w:r>
-        <w:rPr>
-          <w:rFonts w:ascii="Bahnschrift" w:cs="Bahnschrift" w:eastAsia="Bahnschrift" w:hAnsi="Bahnschrift"/>
-          <w:b w:val="1"/>
-          <w:bCs w:val="1"/>
-          <w:rtl w:val="0"/>
-        </w:rPr>
-        <w:t xml:space="preserve">RF-02d</w:t>
-      </w:r>
-      <w:r>
-        <w:rPr>
-          <w:rFonts w:ascii="Bahnschrift" w:cs="Bahnschrift" w:eastAsia="Bahnschrift" w:hAnsi="Bahnschrift"/>
-          <w:rtl w:val="0"/>
-        </w:rPr>
-        <w:t xml:space="preserve"> — Modalidad periódica: se asigna automáticamente al finalizar cada cuatrimestre a todos los estudiantes activos.</w:t>
-      </w:r>
-    </w:p>
-    <w:p>
-      <w:pPr>
-        <w:ind w:left="0" w:firstLine="0"/>
-        <w:rPr>
-          <w:rFonts w:ascii="Bahnschrift" w:cs="Bahnschrift" w:eastAsia="Bahnschrift" w:hAnsi="Bahnschrift"/>
-          <w:b w:val="1"/>
-          <w:bCs w:val="1"/>
-        </w:rPr>
-      </w:pPr>
-      <w:r>
-        <w:rPr>
-          <w:rFonts w:ascii="Bahnschrift" w:cs="Bahnschrift" w:eastAsia="Bahnschrift" w:hAnsi="Bahnschrift"/>
-          <w:b w:val="1"/>
-          <w:bCs w:val="1"/>
-          <w:rtl w:val="0"/>
-        </w:rPr>
-        <w:t xml:space="preserve">RF-03 — Motor de indicadores y semáforo</w:t>
+      </w:pPr>
+      <w:r>
+        <w:rPr>
+          <w:rFonts w:ascii="Bahnschrift" w:eastAsia="Bahnschrift" w:hAnsi="Bahnschrift" w:cs="Bahnschrift"/>
+          <w:b/>
+          <w:bCs/>
+        </w:rPr>
+        <w:t>RF-02d</w:t>
+      </w:r>
+      <w:r>
+        <w:rPr>
+          <w:rFonts w:ascii="Bahnschrift" w:eastAsia="Bahnschrift" w:hAnsi="Bahnschrift" w:cs="Bahnschrift"/>
+        </w:rPr>
+        <w:t> — Modalidad periódica: se asigna automáticamente al finalizar cada cuatrimestre a todos los estudiantes activos.</w:t>
+      </w:r>
+    </w:p>
+    <w:p>
+      <w:pPr>
+        <w:ind w:left="0"/>
+        <w:rPr>
+          <w:rFonts w:ascii="Bahnschrift" w:eastAsia="Bahnschrift" w:hAnsi="Bahnschrift" w:cs="Bahnschrift"/>
+          <w:b/>
+          <w:bCs/>
+        </w:rPr>
+      </w:pPr>
+      <w:r>
+        <w:rPr>
+          <w:rFonts w:ascii="Bahnschrift" w:eastAsia="Bahnschrift" w:hAnsi="Bahnschrift" w:cs="Bahnschrift"/>
+          <w:b/>
+          <w:bCs/>
+        </w:rPr>
+        <w:t>RF-03 — Motor de indicadores y semáforo</w:t>
       </w:r>
     </w:p>
     <w:p>
       <w:pPr>
         <w:ind w:firstLine="11"/>
         <w:rPr>
-          <w:rFonts w:ascii="Bahnschrift" w:cs="Bahnschrift" w:eastAsia="Bahnschrift" w:hAnsi="Bahnschrift"/>
-        </w:rPr>
-      </w:pPr>
-      <w:r>
-        <w:rPr>
-          <w:rFonts w:ascii="Bahnschrift" w:cs="Bahnschrift" w:eastAsia="Bahnschrift" w:hAnsi="Bahnschrift"/>
-          <w:rtl w:val="0"/>
-        </w:rPr>
-        <w:t xml:space="preserve">El sistema debe calcular indicadores de riesgo de deserción diferenciados por etapa:</w:t>
+          <w:rFonts w:ascii="Bahnschrift" w:eastAsia="Bahnschrift" w:hAnsi="Bahnschrift" w:cs="Bahnschrift"/>
+        </w:rPr>
+      </w:pPr>
+      <w:r>
+        <w:rPr>
+          <w:rFonts w:ascii="Bahnschrift" w:eastAsia="Bahnschrift" w:hAnsi="Bahnschrift" w:cs="Bahnschrift"/>
+        </w:rPr>
+        <w:t>El sistema debe calcular indicadores de riesgo de deserción diferenciados por etapa:</w:t>
       </w:r>
     </w:p>
     <w:p>
@@ -2432,24 +2130,20 @@
           <w:ilvl w:val="0"/>
           <w:numId w:val="14"/>
         </w:numPr>
-        <w:ind w:left="720" w:hanging="360"/>
-        <w:rPr/>
-      </w:pPr>
-      <w:r>
-        <w:rPr>
-          <w:rFonts w:ascii="Bahnschrift" w:cs="Bahnschrift" w:eastAsia="Bahnschrift" w:hAnsi="Bahnschrift"/>
-          <w:b w:val="1"/>
-          <w:bCs w:val="1"/>
-          <w:rtl w:val="0"/>
-        </w:rPr>
-        <w:t xml:space="preserve">RF-03a — Etapa temprana (1er año):</w:t>
-      </w:r>
-      <w:r>
-        <w:rPr>
-          <w:rFonts w:ascii="Bahnschrift" w:cs="Bahnschrift" w:eastAsia="Bahnschrift" w:hAnsi="Bahnschrift"/>
-          <w:rtl w:val="0"/>
-        </w:rPr>
-        <w:t xml:space="preserve"> el indicador se basa exclusivamente en el rendimiento en materias del primer año: porcentaje de aprobación, promedio de parciales, y número de intentos fallidos en el mismo final. Un estudiante con 3 o más aplazos en el mismo final es considerado automáticamente en nivel crítico. Los umbrales del semáforo (rojo/amarillo/verde) son configurables por el Administrador.</w:t>
+      </w:pPr>
+      <w:r>
+        <w:rPr>
+          <w:rFonts w:ascii="Bahnschrift" w:eastAsia="Bahnschrift" w:hAnsi="Bahnschrift" w:cs="Bahnschrift"/>
+          <w:b/>
+          <w:bCs/>
+        </w:rPr>
+        <w:t>RF-03a — Etapa temprana (1er año):</w:t>
+      </w:r>
+      <w:r>
+        <w:rPr>
+          <w:rFonts w:ascii="Bahnschrift" w:eastAsia="Bahnschrift" w:hAnsi="Bahnschrift" w:cs="Bahnschrift"/>
+        </w:rPr>
+        <w:t> el indicador se basa exclusivamente en el rendimiento en materias del primer año: porcentaje de aprobación, promedio de parciales, y número de intentos fallidos en el mismo final. Un estudiante con 3 o más aplazos en el mismo final es considerado automáticamente en nivel crítico. Los umbrales del semáforo (rojo/amarillo/verde) son configurables por el Administrador.</w:t>
       </w:r>
     </w:p>
     <w:p>
@@ -2458,24 +2152,20 @@
           <w:ilvl w:val="0"/>
           <w:numId w:val="14"/>
         </w:numPr>
-        <w:ind w:left="720" w:hanging="360"/>
-        <w:rPr/>
-      </w:pPr>
-      <w:r>
-        <w:rPr>
-          <w:rFonts w:ascii="Bahnschrift" w:cs="Bahnschrift" w:eastAsia="Bahnschrift" w:hAnsi="Bahnschrift"/>
-          <w:b w:val="1"/>
-          <w:bCs w:val="1"/>
-          <w:rtl w:val="0"/>
-        </w:rPr>
-        <w:t xml:space="preserve">RF-03b — Etapa tardía (2do año en adelante):</w:t>
-      </w:r>
-      <w:r>
-        <w:rPr>
-          <w:rFonts w:ascii="Bahnschrift" w:cs="Bahnschrift" w:eastAsia="Bahnschrift" w:hAnsi="Bahnschrift"/>
-          <w:rtl w:val="0"/>
-        </w:rPr>
-        <w:t xml:space="preserve"> el indicador incorpora además datos de encuestas (motivación, situación laboral, contexto personal) y variables de trayectoria (materias desaprobadas, regularidades perdidas, carga por cuatrimestre).</w:t>
+      </w:pPr>
+      <w:r>
+        <w:rPr>
+          <w:rFonts w:ascii="Bahnschrift" w:eastAsia="Bahnschrift" w:hAnsi="Bahnschrift" w:cs="Bahnschrift"/>
+          <w:b/>
+          <w:bCs/>
+        </w:rPr>
+        <w:t>RF-03b — Etapa tardía (2do año en adelante):</w:t>
+      </w:r>
+      <w:r>
+        <w:rPr>
+          <w:rFonts w:ascii="Bahnschrift" w:eastAsia="Bahnschrift" w:hAnsi="Bahnschrift" w:cs="Bahnschrift"/>
+        </w:rPr>
+        <w:t> el indicador incorpora además datos de encuestas (motivación, situación laboral, contexto personal) y variables de trayectoria (materias desaprobadas, regularidades perdidas, carga por cuatrimestre).</w:t>
       </w:r>
     </w:p>
     <w:p>
@@ -2484,24 +2174,27 @@
           <w:ilvl w:val="0"/>
           <w:numId w:val="14"/>
         </w:numPr>
-        <w:ind w:left="720" w:hanging="360"/>
-        <w:rPr/>
-      </w:pPr>
-      <w:r>
-        <w:rPr>
-          <w:rFonts w:ascii="Bahnschrift" w:cs="Bahnschrift" w:eastAsia="Bahnschrift" w:hAnsi="Bahnschrift"/>
-          <w:b w:val="1"/>
-          <w:bCs w:val="1"/>
-          <w:rtl w:val="0"/>
-        </w:rPr>
-        <w:t xml:space="preserve">RF-03c — Carrera extendida:</w:t>
-      </w:r>
-      <w:r>
-        <w:rPr>
-          <w:rFonts w:ascii="Bahnschrift" w:cs="Bahnschrift" w:eastAsia="Bahnschrift" w:hAnsi="Bahnschrift"/>
-          <w:rtl w:val="0"/>
-        </w:rPr>
-        <w:t xml:space="preserve"> se identifica a los estudiantes cuya duración de cursada supera la duración teórica del plan de estudios multiplicada por un factor configurable (por defecto 1.5). Este grupo tiene indicadores propios orientados a facilitar la finalización.</w:t>
+      </w:pPr>
+      <w:r>
+        <w:rPr>
+          <w:rFonts w:ascii="Bahnschrift" w:eastAsia="Bahnschrift" w:hAnsi="Bahnschrift" w:cs="Bahnschrift"/>
+          <w:b/>
+          <w:bCs/>
+        </w:rPr>
+        <w:t>RF-03c — Carrera extendida:</w:t>
+      </w:r>
+      <w:r>
+        <w:rPr>
+          <w:rFonts w:ascii="Bahnschrift" w:eastAsia="Bahnschrift" w:hAnsi="Bahnschrift" w:cs="Bahnschrift"/>
+        </w:rPr>
+        <w:t xml:space="preserve"> se identifica a los estudiantes cuya duración de cursada supera la duración teórica del plan de estudios multiplicada por un </w:t>
+      </w:r>
+      <w:r>
+        <w:rPr>
+          <w:rFonts w:ascii="Bahnschrift" w:eastAsia="Bahnschrift" w:hAnsi="Bahnschrift" w:cs="Bahnschrift"/>
+        </w:rPr>
+        <w:lastRenderedPageBreak/>
+        <w:t>factor configurable (por defecto 1.5). Este grupo tiene indicadores propios orientados a facilitar la finalización.</w:t>
       </w:r>
     </w:p>
     <w:p>
@@ -2510,43 +2203,38 @@
           <w:ilvl w:val="0"/>
           <w:numId w:val="14"/>
         </w:numPr>
-        <w:ind w:left="720" w:hanging="360"/>
-        <w:rPr/>
-      </w:pPr>
-      <w:r>
-        <w:rPr>
-          <w:rFonts w:ascii="Bahnschrift" w:cs="Bahnschrift" w:eastAsia="Bahnschrift" w:hAnsi="Bahnschrift"/>
-          <w:b w:val="1"/>
-          <w:bCs w:val="1"/>
-          <w:rtl w:val="0"/>
-        </w:rPr>
-        <w:t xml:space="preserve">RF-03d</w:t>
-      </w:r>
-      <w:r>
-        <w:rPr>
-          <w:rFonts w:ascii="Bahnschrift" w:cs="Bahnschrift" w:eastAsia="Bahnschrift" w:hAnsi="Bahnschrift"/>
-          <w:rtl w:val="0"/>
-        </w:rPr>
-        <w:t xml:space="preserve"> — El historial de scores debe conservarse: cada recálculo genera un nuevo registro sin sobrescribir el anterior, permitiendo visualizar la evolución del riesgo en el tiempo.</w:t>
+      </w:pPr>
+      <w:r>
+        <w:rPr>
+          <w:rFonts w:ascii="Bahnschrift" w:eastAsia="Bahnschrift" w:hAnsi="Bahnschrift" w:cs="Bahnschrift"/>
+          <w:b/>
+          <w:bCs/>
+        </w:rPr>
+        <w:t>RF-03d</w:t>
+      </w:r>
+      <w:r>
+        <w:rPr>
+          <w:rFonts w:ascii="Bahnschrift" w:eastAsia="Bahnschrift" w:hAnsi="Bahnschrift" w:cs="Bahnschrift"/>
+        </w:rPr>
+        <w:t> — El historial de scores debe conservarse: cada recálculo genera un nuevo registro sin sobrescribir el anterior, permitiendo visualizar la evolución del riesgo en el tiempo.</w:t>
       </w:r>
     </w:p>
     <w:p>
       <w:pPr>
         <w:ind w:firstLine="11"/>
         <w:rPr>
-          <w:rFonts w:ascii="Bahnschrift" w:cs="Bahnschrift" w:eastAsia="Bahnschrift" w:hAnsi="Bahnschrift"/>
-          <w:b w:val="1"/>
-          <w:bCs w:val="1"/>
-        </w:rPr>
-      </w:pPr>
-      <w:r>
-        <w:rPr>
-          <w:rFonts w:ascii="Bahnschrift" w:cs="Bahnschrift" w:eastAsia="Bahnschrift" w:hAnsi="Bahnschrift"/>
-          <w:b w:val="1"/>
-          <w:bCs w:val="1"/>
-          <w:rtl w:val="0"/>
-        </w:rPr>
-        <w:t xml:space="preserve">RF-04 — Generación y gestión de alertas</w:t>
+          <w:rFonts w:ascii="Bahnschrift" w:eastAsia="Bahnschrift" w:hAnsi="Bahnschrift" w:cs="Bahnschrift"/>
+          <w:b/>
+          <w:bCs/>
+        </w:rPr>
+      </w:pPr>
+      <w:r>
+        <w:rPr>
+          <w:rFonts w:ascii="Bahnschrift" w:eastAsia="Bahnschrift" w:hAnsi="Bahnschrift" w:cs="Bahnschrift"/>
+          <w:b/>
+          <w:bCs/>
+        </w:rPr>
+        <w:t>RF-04 — Generación y gestión de alertas</w:t>
       </w:r>
     </w:p>
     <w:p>
@@ -2555,24 +2243,20 @@
           <w:ilvl w:val="0"/>
           <w:numId w:val="2"/>
         </w:numPr>
-        <w:ind w:left="720" w:hanging="360"/>
-        <w:rPr/>
-      </w:pPr>
-      <w:r>
-        <w:rPr>
-          <w:rFonts w:ascii="Bahnschrift" w:cs="Bahnschrift" w:eastAsia="Bahnschrift" w:hAnsi="Bahnschrift"/>
-          <w:b w:val="1"/>
-          <w:bCs w:val="1"/>
-          <w:rtl w:val="0"/>
-        </w:rPr>
-        <w:t xml:space="preserve">RF-04a</w:t>
-      </w:r>
-      <w:r>
-        <w:rPr>
-          <w:rFonts w:ascii="Bahnschrift" w:cs="Bahnschrift" w:eastAsia="Bahnschrift" w:hAnsi="Bahnschrift"/>
-          <w:rtl w:val="0"/>
-        </w:rPr>
-        <w:t xml:space="preserve"> — El sistema debe generar alertas automáticamente cuando el score de un estudiante supera el umbral configurado (nivel medio, alto o crítico).</w:t>
+      </w:pPr>
+      <w:r>
+        <w:rPr>
+          <w:rFonts w:ascii="Bahnschrift" w:eastAsia="Bahnschrift" w:hAnsi="Bahnschrift" w:cs="Bahnschrift"/>
+          <w:b/>
+          <w:bCs/>
+        </w:rPr>
+        <w:t>RF-04a</w:t>
+      </w:r>
+      <w:r>
+        <w:rPr>
+          <w:rFonts w:ascii="Bahnschrift" w:eastAsia="Bahnschrift" w:hAnsi="Bahnschrift" w:cs="Bahnschrift"/>
+        </w:rPr>
+        <w:t> — El sistema debe generar alertas automáticamente cuando el score de un estudiante supera el umbral configurado (nivel medio, alto o crítico).</w:t>
       </w:r>
     </w:p>
     <w:p>
@@ -2581,24 +2265,20 @@
           <w:ilvl w:val="0"/>
           <w:numId w:val="2"/>
         </w:numPr>
-        <w:ind w:left="720" w:hanging="360"/>
-        <w:rPr/>
-      </w:pPr>
-      <w:r>
-        <w:rPr>
-          <w:rFonts w:ascii="Bahnschrift" w:cs="Bahnschrift" w:eastAsia="Bahnschrift" w:hAnsi="Bahnschrift"/>
-          <w:b w:val="1"/>
-          <w:bCs w:val="1"/>
-          <w:rtl w:val="0"/>
-        </w:rPr>
-        <w:t xml:space="preserve">RF-04b</w:t>
-      </w:r>
-      <w:r>
-        <w:rPr>
-          <w:rFonts w:ascii="Bahnschrift" w:cs="Bahnschrift" w:eastAsia="Bahnschrift" w:hAnsi="Bahnschrift"/>
-          <w:rtl w:val="0"/>
-        </w:rPr>
-        <w:t xml:space="preserve"> — El sistema debe generar alertas por omisión de encuesta cuando un estudiante no responde dentro del plazo.</w:t>
+      </w:pPr>
+      <w:r>
+        <w:rPr>
+          <w:rFonts w:ascii="Bahnschrift" w:eastAsia="Bahnschrift" w:hAnsi="Bahnschrift" w:cs="Bahnschrift"/>
+          <w:b/>
+          <w:bCs/>
+        </w:rPr>
+        <w:t>RF-04b</w:t>
+      </w:r>
+      <w:r>
+        <w:rPr>
+          <w:rFonts w:ascii="Bahnschrift" w:eastAsia="Bahnschrift" w:hAnsi="Bahnschrift" w:cs="Bahnschrift"/>
+        </w:rPr>
+        <w:t> — El sistema debe generar alertas por omisión de encuesta cuando un estudiante no responde dentro del plazo.</w:t>
       </w:r>
     </w:p>
     <w:p>
@@ -2607,61 +2287,45 @@
           <w:ilvl w:val="0"/>
           <w:numId w:val="2"/>
         </w:numPr>
-        <w:ind w:left="720" w:hanging="360"/>
-        <w:rPr/>
-      </w:pPr>
-      <w:r>
-        <w:rPr>
-          <w:rFonts w:ascii="Bahnschrift" w:cs="Bahnschrift" w:eastAsia="Bahnschrift" w:hAnsi="Bahnschrift"/>
-          <w:b w:val="1"/>
-          <w:bCs w:val="1"/>
-          <w:rtl w:val="0"/>
-        </w:rPr>
-        <w:t xml:space="preserve">RF-04c</w:t>
-      </w:r>
-      <w:r>
-        <w:rPr>
-          <w:rFonts w:ascii="Bahnschrift" w:cs="Bahnschrift" w:eastAsia="Bahnschrift" w:hAnsi="Bahnschrift"/>
-          <w:rtl w:val="0"/>
+      </w:pPr>
+      <w:r>
+        <w:rPr>
+          <w:rFonts w:ascii="Bahnschrift" w:eastAsia="Bahnschrift" w:hAnsi="Bahnschrift" w:cs="Bahnschrift"/>
+          <w:b/>
+          <w:bCs/>
+        </w:rPr>
+        <w:t>RF-04c</w:t>
+      </w:r>
+      <w:r>
+        <w:rPr>
+          <w:rFonts w:ascii="Bahnschrift" w:eastAsia="Bahnschrift" w:hAnsi="Bahnschrift" w:cs="Bahnschrift"/>
         </w:rPr>
         <w:t xml:space="preserve"> — Cada alerta tiene un ciclo de vida gestionado por el tutor: nueva </w:t>
       </w:r>
       <w:r>
-        <w:rPr>
-          <w:rtl w:val="0"/>
-        </w:rPr>
-        <w:t xml:space="preserve">→</w:t>
-      </w:r>
-      <w:r>
-        <w:rPr>
-          <w:rFonts w:ascii="Bahnschrift" w:cs="Bahnschrift" w:eastAsia="Bahnschrift" w:hAnsi="Bahnschrift"/>
-          <w:rtl w:val="0"/>
+        <w:t>→</w:t>
+      </w:r>
+      <w:r>
+        <w:rPr>
+          <w:rFonts w:ascii="Bahnschrift" w:eastAsia="Bahnschrift" w:hAnsi="Bahnschrift" w:cs="Bahnschrift"/>
         </w:rPr>
         <w:t xml:space="preserve"> en revisión </w:t>
       </w:r>
       <w:r>
-        <w:rPr>
-          <w:rtl w:val="0"/>
-        </w:rPr>
-        <w:t xml:space="preserve">→</w:t>
-      </w:r>
-      <w:r>
-        <w:rPr>
-          <w:rFonts w:ascii="Bahnschrift" w:cs="Bahnschrift" w:eastAsia="Bahnschrift" w:hAnsi="Bahnschrift"/>
-          <w:rtl w:val="0"/>
+        <w:t>→</w:t>
+      </w:r>
+      <w:r>
+        <w:rPr>
+          <w:rFonts w:ascii="Bahnschrift" w:eastAsia="Bahnschrift" w:hAnsi="Bahnschrift" w:cs="Bahnschrift"/>
         </w:rPr>
         <w:t xml:space="preserve"> intervenida </w:t>
       </w:r>
       <w:r>
-        <w:rPr>
-          <w:rtl w:val="0"/>
-        </w:rPr>
-        <w:t xml:space="preserve">→</w:t>
-      </w:r>
-      <w:r>
-        <w:rPr>
-          <w:rFonts w:ascii="Bahnschrift" w:cs="Bahnschrift" w:eastAsia="Bahnschrift" w:hAnsi="Bahnschrift"/>
-          <w:rtl w:val="0"/>
+        <w:t>→</w:t>
+      </w:r>
+      <w:r>
+        <w:rPr>
+          <w:rFonts w:ascii="Bahnschrift" w:eastAsia="Bahnschrift" w:hAnsi="Bahnschrift" w:cs="Bahnschrift"/>
         </w:rPr>
         <w:t xml:space="preserve"> resuelta / falso positivo.</w:t>
       </w:r>
@@ -2672,24 +2336,20 @@
           <w:ilvl w:val="0"/>
           <w:numId w:val="2"/>
         </w:numPr>
-        <w:ind w:left="720" w:hanging="360"/>
-        <w:rPr/>
-      </w:pPr>
-      <w:r>
-        <w:rPr>
-          <w:rFonts w:ascii="Bahnschrift" w:cs="Bahnschrift" w:eastAsia="Bahnschrift" w:hAnsi="Bahnschrift"/>
-          <w:b w:val="1"/>
-          <w:bCs w:val="1"/>
-          <w:rtl w:val="0"/>
-        </w:rPr>
-        <w:t xml:space="preserve">RF-04d</w:t>
-      </w:r>
-      <w:r>
-        <w:rPr>
-          <w:rFonts w:ascii="Bahnschrift" w:cs="Bahnschrift" w:eastAsia="Bahnschrift" w:hAnsi="Bahnschrift"/>
-          <w:rtl w:val="0"/>
-        </w:rPr>
-        <w:t xml:space="preserve"> — El cierre de una alerta es siempre una acción manual del tutor. El sistema no cierra alertas automáticamente, aunque el score mejore.</w:t>
+      </w:pPr>
+      <w:r>
+        <w:rPr>
+          <w:rFonts w:ascii="Bahnschrift" w:eastAsia="Bahnschrift" w:hAnsi="Bahnschrift" w:cs="Bahnschrift"/>
+          <w:b/>
+          <w:bCs/>
+        </w:rPr>
+        <w:t>RF-04d</w:t>
+      </w:r>
+      <w:r>
+        <w:rPr>
+          <w:rFonts w:ascii="Bahnschrift" w:eastAsia="Bahnschrift" w:hAnsi="Bahnschrift" w:cs="Bahnschrift"/>
+        </w:rPr>
+        <w:t> — El cierre de una alerta es siempre una acción manual del tutor. El sistema no cierra alertas automáticamente, aunque el score mejore.</w:t>
       </w:r>
     </w:p>
     <w:p>
@@ -2698,43 +2358,38 @@
           <w:ilvl w:val="0"/>
           <w:numId w:val="2"/>
         </w:numPr>
-        <w:ind w:left="720" w:hanging="360"/>
-        <w:rPr/>
-      </w:pPr>
-      <w:r>
-        <w:rPr>
-          <w:rFonts w:ascii="Bahnschrift" w:cs="Bahnschrift" w:eastAsia="Bahnschrift" w:hAnsi="Bahnschrift"/>
-          <w:b w:val="1"/>
-          <w:bCs w:val="1"/>
-          <w:rtl w:val="0"/>
-        </w:rPr>
-        <w:t xml:space="preserve">RF-04e</w:t>
-      </w:r>
-      <w:r>
-        <w:rPr>
-          <w:rFonts w:ascii="Bahnschrift" w:cs="Bahnschrift" w:eastAsia="Bahnschrift" w:hAnsi="Bahnschrift"/>
-          <w:rtl w:val="0"/>
-        </w:rPr>
-        <w:t xml:space="preserve"> — El sistema debe notificar al tutor asignado por correo electrónico y/o mensaje interno del campus cuando se genera una nueva alerta crítica.</w:t>
+      </w:pPr>
+      <w:r>
+        <w:rPr>
+          <w:rFonts w:ascii="Bahnschrift" w:eastAsia="Bahnschrift" w:hAnsi="Bahnschrift" w:cs="Bahnschrift"/>
+          <w:b/>
+          <w:bCs/>
+        </w:rPr>
+        <w:t>RF-04e</w:t>
+      </w:r>
+      <w:r>
+        <w:rPr>
+          <w:rFonts w:ascii="Bahnschrift" w:eastAsia="Bahnschrift" w:hAnsi="Bahnschrift" w:cs="Bahnschrift"/>
+        </w:rPr>
+        <w:t> — El sistema debe notificar al tutor asignado por correo electrónico y/o mensaje interno del campus cuando se genera una nueva alerta crítica.</w:t>
       </w:r>
     </w:p>
     <w:p>
       <w:pPr>
         <w:ind w:firstLine="11"/>
         <w:rPr>
-          <w:rFonts w:ascii="Bahnschrift" w:cs="Bahnschrift" w:eastAsia="Bahnschrift" w:hAnsi="Bahnschrift"/>
-          <w:b w:val="1"/>
-          <w:bCs w:val="1"/>
-        </w:rPr>
-      </w:pPr>
-      <w:r>
-        <w:rPr>
-          <w:rFonts w:ascii="Bahnschrift" w:cs="Bahnschrift" w:eastAsia="Bahnschrift" w:hAnsi="Bahnschrift"/>
-          <w:b w:val="1"/>
-          <w:bCs w:val="1"/>
-          <w:rtl w:val="0"/>
-        </w:rPr>
-        <w:t xml:space="preserve">RF-05 — Planificación y registro de intervenciones</w:t>
+          <w:rFonts w:ascii="Bahnschrift" w:eastAsia="Bahnschrift" w:hAnsi="Bahnschrift" w:cs="Bahnschrift"/>
+          <w:b/>
+          <w:bCs/>
+        </w:rPr>
+      </w:pPr>
+      <w:r>
+        <w:rPr>
+          <w:rFonts w:ascii="Bahnschrift" w:eastAsia="Bahnschrift" w:hAnsi="Bahnschrift" w:cs="Bahnschrift"/>
+          <w:b/>
+          <w:bCs/>
+        </w:rPr>
+        <w:t>RF-05 — Planificación y registro de intervenciones</w:t>
       </w:r>
     </w:p>
     <w:p>
@@ -2743,24 +2398,20 @@
           <w:ilvl w:val="0"/>
           <w:numId w:val="3"/>
         </w:numPr>
-        <w:ind w:left="720" w:hanging="360"/>
-        <w:rPr/>
-      </w:pPr>
-      <w:r>
-        <w:rPr>
-          <w:rFonts w:ascii="Bahnschrift" w:cs="Bahnschrift" w:eastAsia="Bahnschrift" w:hAnsi="Bahnschrift"/>
-          <w:b w:val="1"/>
-          <w:bCs w:val="1"/>
-          <w:rtl w:val="0"/>
-        </w:rPr>
-        <w:t xml:space="preserve">RF-05a</w:t>
-      </w:r>
-      <w:r>
-        <w:rPr>
-          <w:rFonts w:ascii="Bahnschrift" w:cs="Bahnschrift" w:eastAsia="Bahnschrift" w:hAnsi="Bahnschrift"/>
-          <w:rtl w:val="0"/>
-        </w:rPr>
-        <w:t xml:space="preserve"> — El tutor debe poder planificar entrevistas con anticipación: registrar fecha propuesta, modalidad (presencial/virtual) y notas previas.</w:t>
+      </w:pPr>
+      <w:r>
+        <w:rPr>
+          <w:rFonts w:ascii="Bahnschrift" w:eastAsia="Bahnschrift" w:hAnsi="Bahnschrift" w:cs="Bahnschrift"/>
+          <w:b/>
+          <w:bCs/>
+        </w:rPr>
+        <w:t>RF-05a</w:t>
+      </w:r>
+      <w:r>
+        <w:rPr>
+          <w:rFonts w:ascii="Bahnschrift" w:eastAsia="Bahnschrift" w:hAnsi="Bahnschrift" w:cs="Bahnschrift"/>
+        </w:rPr>
+        <w:t> — El tutor debe poder planificar entrevistas con anticipación: registrar fecha propuesta, modalidad (presencial/virtual) y notas previas.</w:t>
       </w:r>
     </w:p>
     <w:p>
@@ -2769,24 +2420,20 @@
           <w:ilvl w:val="0"/>
           <w:numId w:val="3"/>
         </w:numPr>
-        <w:ind w:left="720" w:hanging="360"/>
-        <w:rPr/>
-      </w:pPr>
-      <w:r>
-        <w:rPr>
-          <w:rFonts w:ascii="Bahnschrift" w:cs="Bahnschrift" w:eastAsia="Bahnschrift" w:hAnsi="Bahnschrift"/>
-          <w:b w:val="1"/>
-          <w:bCs w:val="1"/>
-          <w:rtl w:val="0"/>
-        </w:rPr>
-        <w:t xml:space="preserve">RF-05b</w:t>
-      </w:r>
-      <w:r>
-        <w:rPr>
-          <w:rFonts w:ascii="Bahnschrift" w:cs="Bahnschrift" w:eastAsia="Bahnschrift" w:hAnsi="Bahnschrift"/>
-          <w:rtl w:val="0"/>
-        </w:rPr>
-        <w:t xml:space="preserve"> — Una vez realizada la entrevista, el tutor puede vincularla a una intervención, registrando el tipo (tutoría académica, derivación, seguimiento virtual, asesoría par, otro), la descripción de lo ocurrido y el resultado observado (positivo, neutro, negativo, sin contacto).</w:t>
+      </w:pPr>
+      <w:r>
+        <w:rPr>
+          <w:rFonts w:ascii="Bahnschrift" w:eastAsia="Bahnschrift" w:hAnsi="Bahnschrift" w:cs="Bahnschrift"/>
+          <w:b/>
+          <w:bCs/>
+        </w:rPr>
+        <w:t>RF-05b</w:t>
+      </w:r>
+      <w:r>
+        <w:rPr>
+          <w:rFonts w:ascii="Bahnschrift" w:eastAsia="Bahnschrift" w:hAnsi="Bahnschrift" w:cs="Bahnschrift"/>
+        </w:rPr>
+        <w:t> — Una vez realizada la entrevista, el tutor puede vincularla a una intervención, registrando el tipo (tutoría académica, derivación, seguimiento virtual, asesoría par, otro), la descripción de lo ocurrido y el resultado observado (positivo, neutro, negativo, sin contacto).</w:t>
       </w:r>
     </w:p>
     <w:p>
@@ -2795,24 +2442,20 @@
           <w:ilvl w:val="0"/>
           <w:numId w:val="3"/>
         </w:numPr>
-        <w:ind w:left="720" w:hanging="360"/>
-        <w:rPr/>
-      </w:pPr>
-      <w:r>
-        <w:rPr>
-          <w:rFonts w:ascii="Bahnschrift" w:cs="Bahnschrift" w:eastAsia="Bahnschrift" w:hAnsi="Bahnschrift"/>
-          <w:b w:val="1"/>
-          <w:bCs w:val="1"/>
-          <w:rtl w:val="0"/>
-        </w:rPr>
-        <w:t xml:space="preserve">RF-05c</w:t>
-      </w:r>
-      <w:r>
-        <w:rPr>
-          <w:rFonts w:ascii="Bahnschrift" w:cs="Bahnschrift" w:eastAsia="Bahnschrift" w:hAnsi="Bahnschrift"/>
-          <w:rtl w:val="0"/>
-        </w:rPr>
-        <w:t xml:space="preserve"> — Una alerta puede acumular múltiples intervenciones a lo largo del tiempo.</w:t>
+      </w:pPr>
+      <w:r>
+        <w:rPr>
+          <w:rFonts w:ascii="Bahnschrift" w:eastAsia="Bahnschrift" w:hAnsi="Bahnschrift" w:cs="Bahnschrift"/>
+          <w:b/>
+          <w:bCs/>
+        </w:rPr>
+        <w:t>RF-05c</w:t>
+      </w:r>
+      <w:r>
+        <w:rPr>
+          <w:rFonts w:ascii="Bahnschrift" w:eastAsia="Bahnschrift" w:hAnsi="Bahnschrift" w:cs="Bahnschrift"/>
+        </w:rPr>
+        <w:t> — Una alerta puede acumular múltiples intervenciones a lo largo del tiempo.</w:t>
       </w:r>
     </w:p>
     <w:p>
@@ -2821,43 +2464,38 @@
           <w:ilvl w:val="0"/>
           <w:numId w:val="3"/>
         </w:numPr>
-        <w:ind w:left="720" w:hanging="360"/>
-        <w:rPr/>
-      </w:pPr>
-      <w:r>
-        <w:rPr>
-          <w:rFonts w:ascii="Bahnschrift" w:cs="Bahnschrift" w:eastAsia="Bahnschrift" w:hAnsi="Bahnschrift"/>
-          <w:b w:val="1"/>
-          <w:bCs w:val="1"/>
-          <w:rtl w:val="0"/>
-        </w:rPr>
-        <w:t xml:space="preserve">RF-05d</w:t>
-      </w:r>
-      <w:r>
-        <w:rPr>
-          <w:rFonts w:ascii="Bahnschrift" w:cs="Bahnschrift" w:eastAsia="Bahnschrift" w:hAnsi="Bahnschrift"/>
-          <w:rtl w:val="0"/>
-        </w:rPr>
-        <w:t xml:space="preserve"> — El campo de descripción de la intervención es privado: solo visible para tutores de la misma carrera, nunca para el estudiante.</w:t>
+      </w:pPr>
+      <w:r>
+        <w:rPr>
+          <w:rFonts w:ascii="Bahnschrift" w:eastAsia="Bahnschrift" w:hAnsi="Bahnschrift" w:cs="Bahnschrift"/>
+          <w:b/>
+          <w:bCs/>
+        </w:rPr>
+        <w:t>RF-05d</w:t>
+      </w:r>
+      <w:r>
+        <w:rPr>
+          <w:rFonts w:ascii="Bahnschrift" w:eastAsia="Bahnschrift" w:hAnsi="Bahnschrift" w:cs="Bahnschrift"/>
+        </w:rPr>
+        <w:t> — El campo de descripción de la intervención es privado: solo visible para tutores de la misma carrera, nunca para el estudiante.</w:t>
       </w:r>
     </w:p>
     <w:p>
       <w:pPr>
         <w:ind w:firstLine="11"/>
         <w:rPr>
-          <w:rFonts w:ascii="Bahnschrift" w:cs="Bahnschrift" w:eastAsia="Bahnschrift" w:hAnsi="Bahnschrift"/>
-          <w:b w:val="1"/>
-          <w:bCs w:val="1"/>
-        </w:rPr>
-      </w:pPr>
-      <w:r>
-        <w:rPr>
-          <w:rFonts w:ascii="Bahnschrift" w:cs="Bahnschrift" w:eastAsia="Bahnschrift" w:hAnsi="Bahnschrift"/>
-          <w:b w:val="1"/>
-          <w:bCs w:val="1"/>
-          <w:rtl w:val="0"/>
-        </w:rPr>
-        <w:t xml:space="preserve">RF-06 — Dashboard del estudiante</w:t>
+          <w:rFonts w:ascii="Bahnschrift" w:eastAsia="Bahnschrift" w:hAnsi="Bahnschrift" w:cs="Bahnschrift"/>
+          <w:b/>
+          <w:bCs/>
+        </w:rPr>
+      </w:pPr>
+      <w:r>
+        <w:rPr>
+          <w:rFonts w:ascii="Bahnschrift" w:eastAsia="Bahnschrift" w:hAnsi="Bahnschrift" w:cs="Bahnschrift"/>
+          <w:b/>
+          <w:bCs/>
+        </w:rPr>
+        <w:t>RF-06 — Dashboard del estudiante</w:t>
       </w:r>
     </w:p>
     <w:p>
@@ -2866,24 +2504,20 @@
           <w:ilvl w:val="0"/>
           <w:numId w:val="4"/>
         </w:numPr>
-        <w:ind w:left="720" w:hanging="360"/>
-        <w:rPr/>
-      </w:pPr>
-      <w:r>
-        <w:rPr>
-          <w:rFonts w:ascii="Bahnschrift" w:cs="Bahnschrift" w:eastAsia="Bahnschrift" w:hAnsi="Bahnschrift"/>
-          <w:b w:val="1"/>
-          <w:bCs w:val="1"/>
-          <w:rtl w:val="0"/>
-        </w:rPr>
-        <w:t xml:space="preserve">RF-06a</w:t>
-      </w:r>
-      <w:r>
-        <w:rPr>
-          <w:rFonts w:ascii="Bahnschrift" w:cs="Bahnschrift" w:eastAsia="Bahnschrift" w:hAnsi="Bahnschrift"/>
-          <w:rtl w:val="0"/>
-        </w:rPr>
-        <w:t xml:space="preserve"> — Cada estudiante puede acceder a un panel personal con su trayectoria académica: materias cursadas, notas de parciales y finales y porcentaje de avance en la carrera.</w:t>
+      </w:pPr>
+      <w:r>
+        <w:rPr>
+          <w:rFonts w:ascii="Bahnschrift" w:eastAsia="Bahnschrift" w:hAnsi="Bahnschrift" w:cs="Bahnschrift"/>
+          <w:b/>
+          <w:bCs/>
+        </w:rPr>
+        <w:t>RF-06a</w:t>
+      </w:r>
+      <w:r>
+        <w:rPr>
+          <w:rFonts w:ascii="Bahnschrift" w:eastAsia="Bahnschrift" w:hAnsi="Bahnschrift" w:cs="Bahnschrift"/>
+        </w:rPr>
+        <w:t> — Cada estudiante puede acceder a un panel personal con su trayectoria académica: materias cursadas, notas de parciales y finales y porcentaje de avance en la carrera.</w:t>
       </w:r>
     </w:p>
     <w:p>
@@ -2892,40 +2526,34 @@
           <w:ilvl w:val="0"/>
           <w:numId w:val="4"/>
         </w:numPr>
-        <w:ind w:left="720" w:hanging="360"/>
-        <w:rPr/>
-      </w:pPr>
-      <w:r>
-        <w:rPr>
-          <w:rFonts w:ascii="Bahnschrift" w:cs="Bahnschrift" w:eastAsia="Bahnschrift" w:hAnsi="Bahnschrift"/>
-          <w:b w:val="1"/>
-          <w:bCs w:val="1"/>
-          <w:rtl w:val="0"/>
-        </w:rPr>
-        <w:t xml:space="preserve">RF-06b</w:t>
-      </w:r>
-      <w:r>
-        <w:rPr>
-          <w:rFonts w:ascii="Bahnschrift" w:cs="Bahnschrift" w:eastAsia="Bahnschrift" w:hAnsi="Bahnschrift"/>
-          <w:rtl w:val="0"/>
-        </w:rPr>
-        <w:t xml:space="preserve"> — El estudiante </w:t>
-      </w:r>
-      <w:r>
-        <w:rPr>
-          <w:rFonts w:ascii="Bahnschrift" w:cs="Bahnschrift" w:eastAsia="Bahnschrift" w:hAnsi="Bahnschrift"/>
-          <w:b w:val="1"/>
-          <w:bCs w:val="1"/>
-          <w:rtl w:val="0"/>
-        </w:rPr>
-        <w:t xml:space="preserve">no</w:t>
-      </w:r>
-      <w:r>
-        <w:rPr>
-          <w:rFonts w:ascii="Bahnschrift" w:cs="Bahnschrift" w:eastAsia="Bahnschrift" w:hAnsi="Bahnschrift"/>
-          <w:rtl w:val="0"/>
-        </w:rPr>
-        <w:t xml:space="preserve"> visualiza su score de riesgo ni las alertas generadas sobre su perfil.</w:t>
+      </w:pPr>
+      <w:r>
+        <w:rPr>
+          <w:rFonts w:ascii="Bahnschrift" w:eastAsia="Bahnschrift" w:hAnsi="Bahnschrift" w:cs="Bahnschrift"/>
+          <w:b/>
+          <w:bCs/>
+        </w:rPr>
+        <w:t>RF-06b</w:t>
+      </w:r>
+      <w:r>
+        <w:rPr>
+          <w:rFonts w:ascii="Bahnschrift" w:eastAsia="Bahnschrift" w:hAnsi="Bahnschrift" w:cs="Bahnschrift"/>
+        </w:rPr>
+        <w:t> — El estudiante </w:t>
+      </w:r>
+      <w:r>
+        <w:rPr>
+          <w:rFonts w:ascii="Bahnschrift" w:eastAsia="Bahnschrift" w:hAnsi="Bahnschrift" w:cs="Bahnschrift"/>
+          <w:b/>
+          <w:bCs/>
+        </w:rPr>
+        <w:t>no</w:t>
+      </w:r>
+      <w:r>
+        <w:rPr>
+          <w:rFonts w:ascii="Bahnschrift" w:eastAsia="Bahnschrift" w:hAnsi="Bahnschrift" w:cs="Bahnschrift"/>
+        </w:rPr>
+        <w:t> visualiza su score de riesgo ni las alertas generadas sobre su perfil.</w:t>
       </w:r>
     </w:p>
     <w:p>
@@ -2934,43 +2562,39 @@
           <w:ilvl w:val="0"/>
           <w:numId w:val="4"/>
         </w:numPr>
-        <w:ind w:left="720" w:hanging="360"/>
-        <w:rPr/>
-      </w:pPr>
-      <w:r>
-        <w:rPr>
-          <w:rFonts w:ascii="Bahnschrift" w:cs="Bahnschrift" w:eastAsia="Bahnschrift" w:hAnsi="Bahnschrift"/>
-          <w:b w:val="1"/>
-          <w:bCs w:val="1"/>
-          <w:rtl w:val="0"/>
-        </w:rPr>
-        <w:t xml:space="preserve">RF-06c</w:t>
-      </w:r>
-      <w:r>
-        <w:rPr>
-          <w:rFonts w:ascii="Bahnschrift" w:cs="Bahnschrift" w:eastAsia="Bahnschrift" w:hAnsi="Bahnschrift"/>
-          <w:rtl w:val="0"/>
-        </w:rPr>
-        <w:t xml:space="preserve"> — El estudiante puede ver y responder las encuestas que tiene asignadas.</w:t>
+      </w:pPr>
+      <w:r>
+        <w:rPr>
+          <w:rFonts w:ascii="Bahnschrift" w:eastAsia="Bahnschrift" w:hAnsi="Bahnschrift" w:cs="Bahnschrift"/>
+          <w:b/>
+          <w:bCs/>
+        </w:rPr>
+        <w:lastRenderedPageBreak/>
+        <w:t>RF-06c</w:t>
+      </w:r>
+      <w:r>
+        <w:rPr>
+          <w:rFonts w:ascii="Bahnschrift" w:eastAsia="Bahnschrift" w:hAnsi="Bahnschrift" w:cs="Bahnschrift"/>
+        </w:rPr>
+        <w:t> — El estudiante puede ver y responder las encuestas que tiene asignadas.</w:t>
       </w:r>
     </w:p>
     <w:p>
       <w:pPr>
         <w:ind w:firstLine="11"/>
         <w:rPr>
-          <w:rFonts w:ascii="Bahnschrift" w:cs="Bahnschrift" w:eastAsia="Bahnschrift" w:hAnsi="Bahnschrift"/>
-          <w:b w:val="1"/>
-          <w:bCs w:val="1"/>
-        </w:rPr>
-      </w:pPr>
-      <w:r>
-        <w:rPr>
-          <w:rFonts w:ascii="Bahnschrift" w:cs="Bahnschrift" w:eastAsia="Bahnschrift" w:hAnsi="Bahnschrift"/>
-          <w:b w:val="1"/>
-          <w:bCs w:val="1"/>
-          <w:rtl w:val="0"/>
-        </w:rPr>
-        <w:t xml:space="preserve">RF-07 — Dashboard institucional y reportes</w:t>
+          <w:rFonts w:ascii="Bahnschrift" w:eastAsia="Bahnschrift" w:hAnsi="Bahnschrift" w:cs="Bahnschrift"/>
+          <w:b/>
+          <w:bCs/>
+        </w:rPr>
+      </w:pPr>
+      <w:r>
+        <w:rPr>
+          <w:rFonts w:ascii="Bahnschrift" w:eastAsia="Bahnschrift" w:hAnsi="Bahnschrift" w:cs="Bahnschrift"/>
+          <w:b/>
+          <w:bCs/>
+        </w:rPr>
+        <w:t>RF-07 — Dashboard institucional y reportes</w:t>
       </w:r>
     </w:p>
     <w:p>
@@ -2979,24 +2603,20 @@
           <w:ilvl w:val="0"/>
           <w:numId w:val="5"/>
         </w:numPr>
-        <w:ind w:left="720" w:hanging="360"/>
-        <w:rPr/>
-      </w:pPr>
-      <w:r>
-        <w:rPr>
-          <w:rFonts w:ascii="Bahnschrift" w:cs="Bahnschrift" w:eastAsia="Bahnschrift" w:hAnsi="Bahnschrift"/>
-          <w:b w:val="1"/>
-          <w:bCs w:val="1"/>
-          <w:rtl w:val="0"/>
-        </w:rPr>
-        <w:t xml:space="preserve">RF-07a</w:t>
-      </w:r>
-      <w:r>
-        <w:rPr>
-          <w:rFonts w:ascii="Bahnschrift" w:cs="Bahnschrift" w:eastAsia="Bahnschrift" w:hAnsi="Bahnschrift"/>
-          <w:rtl w:val="0"/>
-        </w:rPr>
-        <w:t xml:space="preserve"> — El Administrador tienen acceso a un dashboard con: distribución de estudiantes por semáforo, evolución del riesgo, tasa de respuesta de encuestas y efectividad de intervenciones.</w:t>
+      </w:pPr>
+      <w:r>
+        <w:rPr>
+          <w:rFonts w:ascii="Bahnschrift" w:eastAsia="Bahnschrift" w:hAnsi="Bahnschrift" w:cs="Bahnschrift"/>
+          <w:b/>
+          <w:bCs/>
+        </w:rPr>
+        <w:t>RF-07a</w:t>
+      </w:r>
+      <w:r>
+        <w:rPr>
+          <w:rFonts w:ascii="Bahnschrift" w:eastAsia="Bahnschrift" w:hAnsi="Bahnschrift" w:cs="Bahnschrift"/>
+        </w:rPr>
+        <w:t> — El Administrador tienen acceso a un dashboard con: distribución de estudiantes por semáforo, evolución del riesgo, tasa de respuesta de encuestas y efectividad de intervenciones.</w:t>
       </w:r>
     </w:p>
     <w:p>
@@ -3005,24 +2625,20 @@
           <w:ilvl w:val="0"/>
           <w:numId w:val="5"/>
         </w:numPr>
-        <w:ind w:left="720" w:hanging="360"/>
-        <w:rPr/>
-      </w:pPr>
-      <w:r>
-        <w:rPr>
-          <w:rFonts w:ascii="Bahnschrift" w:cs="Bahnschrift" w:eastAsia="Bahnschrift" w:hAnsi="Bahnschrift"/>
-          <w:b w:val="1"/>
-          <w:bCs w:val="1"/>
-          <w:rtl w:val="0"/>
-        </w:rPr>
-        <w:t xml:space="preserve">RF-07b</w:t>
-      </w:r>
-      <w:r>
-        <w:rPr>
-          <w:rFonts w:ascii="Bahnschrift" w:cs="Bahnschrift" w:eastAsia="Bahnschrift" w:hAnsi="Bahnschrift"/>
-          <w:rtl w:val="0"/>
-        </w:rPr>
-        <w:t xml:space="preserve"> — El sistema debe permitir exportar reportes en formato CSV y PDF.</w:t>
+      </w:pPr>
+      <w:r>
+        <w:rPr>
+          <w:rFonts w:ascii="Bahnschrift" w:eastAsia="Bahnschrift" w:hAnsi="Bahnschrift" w:cs="Bahnschrift"/>
+          <w:b/>
+          <w:bCs/>
+        </w:rPr>
+        <w:t>RF-07b</w:t>
+      </w:r>
+      <w:r>
+        <w:rPr>
+          <w:rFonts w:ascii="Bahnschrift" w:eastAsia="Bahnschrift" w:hAnsi="Bahnschrift" w:cs="Bahnschrift"/>
+        </w:rPr>
+        <w:t> — El sistema debe permitir exportar reportes en formato CSV y PDF.</w:t>
       </w:r>
     </w:p>
     <w:p>
@@ -3031,43 +2647,38 @@
           <w:ilvl w:val="0"/>
           <w:numId w:val="5"/>
         </w:numPr>
-        <w:ind w:left="720" w:hanging="360"/>
-        <w:rPr/>
-      </w:pPr>
-      <w:r>
-        <w:rPr>
-          <w:rFonts w:ascii="Bahnschrift" w:cs="Bahnschrift" w:eastAsia="Bahnschrift" w:hAnsi="Bahnschrift"/>
-          <w:b w:val="1"/>
-          <w:bCs w:val="1"/>
-          <w:rtl w:val="0"/>
-        </w:rPr>
-        <w:t xml:space="preserve">RF-07c</w:t>
-      </w:r>
-      <w:r>
-        <w:rPr>
-          <w:rFonts w:ascii="Bahnschrift" w:cs="Bahnschrift" w:eastAsia="Bahnschrift" w:hAnsi="Bahnschrift"/>
-          <w:rtl w:val="0"/>
-        </w:rPr>
-        <w:t xml:space="preserve"> — Los reportes deben poder filtrarse por carrera, etapa de cursada y período académico.</w:t>
+      </w:pPr>
+      <w:r>
+        <w:rPr>
+          <w:rFonts w:ascii="Bahnschrift" w:eastAsia="Bahnschrift" w:hAnsi="Bahnschrift" w:cs="Bahnschrift"/>
+          <w:b/>
+          <w:bCs/>
+        </w:rPr>
+        <w:t>RF-07c</w:t>
+      </w:r>
+      <w:r>
+        <w:rPr>
+          <w:rFonts w:ascii="Bahnschrift" w:eastAsia="Bahnschrift" w:hAnsi="Bahnschrift" w:cs="Bahnschrift"/>
+        </w:rPr>
+        <w:t> — Los reportes deben poder filtrarse por carrera, etapa de cursada y período académico.</w:t>
       </w:r>
     </w:p>
     <w:p>
       <w:pPr>
         <w:ind w:firstLine="11"/>
         <w:rPr>
-          <w:rFonts w:ascii="Bahnschrift" w:cs="Bahnschrift" w:eastAsia="Bahnschrift" w:hAnsi="Bahnschrift"/>
-          <w:b w:val="1"/>
-          <w:bCs w:val="1"/>
-        </w:rPr>
-      </w:pPr>
-      <w:r>
-        <w:rPr>
-          <w:rFonts w:ascii="Bahnschrift" w:cs="Bahnschrift" w:eastAsia="Bahnschrift" w:hAnsi="Bahnschrift"/>
-          <w:b w:val="1"/>
-          <w:bCs w:val="1"/>
-          <w:rtl w:val="0"/>
-        </w:rPr>
-        <w:t xml:space="preserve">RF-08 — Administración del sistema</w:t>
+          <w:rFonts w:ascii="Bahnschrift" w:eastAsia="Bahnschrift" w:hAnsi="Bahnschrift" w:cs="Bahnschrift"/>
+          <w:b/>
+          <w:bCs/>
+        </w:rPr>
+      </w:pPr>
+      <w:r>
+        <w:rPr>
+          <w:rFonts w:ascii="Bahnschrift" w:eastAsia="Bahnschrift" w:hAnsi="Bahnschrift" w:cs="Bahnschrift"/>
+          <w:b/>
+          <w:bCs/>
+        </w:rPr>
+        <w:t>RF-08 — Administración del sistema</w:t>
       </w:r>
     </w:p>
     <w:p>
@@ -3076,24 +2687,20 @@
           <w:ilvl w:val="0"/>
           <w:numId w:val="6"/>
         </w:numPr>
-        <w:ind w:left="720" w:hanging="360"/>
-        <w:rPr/>
-      </w:pPr>
-      <w:r>
-        <w:rPr>
-          <w:rFonts w:ascii="Bahnschrift" w:cs="Bahnschrift" w:eastAsia="Bahnschrift" w:hAnsi="Bahnschrift"/>
-          <w:b w:val="1"/>
-          <w:bCs w:val="1"/>
-          <w:rtl w:val="0"/>
-        </w:rPr>
-        <w:t xml:space="preserve">RF-08a</w:t>
-      </w:r>
-      <w:r>
-        <w:rPr>
-          <w:rFonts w:ascii="Bahnschrift" w:cs="Bahnschrift" w:eastAsia="Bahnschrift" w:hAnsi="Bahnschrift"/>
-          <w:rtl w:val="0"/>
-        </w:rPr>
-        <w:t xml:space="preserve"> — El Administrador puede gestionar usuarios: crear, editar, asignar roles y carreras, activar/desactivar cuentas.</w:t>
+      </w:pPr>
+      <w:r>
+        <w:rPr>
+          <w:rFonts w:ascii="Bahnschrift" w:eastAsia="Bahnschrift" w:hAnsi="Bahnschrift" w:cs="Bahnschrift"/>
+          <w:b/>
+          <w:bCs/>
+        </w:rPr>
+        <w:t>RF-08a</w:t>
+      </w:r>
+      <w:r>
+        <w:rPr>
+          <w:rFonts w:ascii="Bahnschrift" w:eastAsia="Bahnschrift" w:hAnsi="Bahnschrift" w:cs="Bahnschrift"/>
+        </w:rPr>
+        <w:t> — El Administrador puede gestionar usuarios: crear, editar, asignar roles y carreras, activar/desactivar cuentas.</w:t>
       </w:r>
     </w:p>
     <w:p>
@@ -3102,24 +2709,20 @@
           <w:ilvl w:val="0"/>
           <w:numId w:val="6"/>
         </w:numPr>
-        <w:ind w:left="720" w:hanging="360"/>
-        <w:rPr/>
-      </w:pPr>
-      <w:r>
-        <w:rPr>
-          <w:rFonts w:ascii="Bahnschrift" w:cs="Bahnschrift" w:eastAsia="Bahnschrift" w:hAnsi="Bahnschrift"/>
-          <w:b w:val="1"/>
-          <w:bCs w:val="1"/>
-          <w:rtl w:val="0"/>
-        </w:rPr>
-        <w:t xml:space="preserve">RF-08b</w:t>
-      </w:r>
-      <w:r>
-        <w:rPr>
-          <w:rFonts w:ascii="Bahnschrift" w:cs="Bahnschrift" w:eastAsia="Bahnschrift" w:hAnsi="Bahnschrift"/>
-          <w:rtl w:val="0"/>
-        </w:rPr>
-        <w:t xml:space="preserve"> — El Administrador puede configurar los umbrales del semáforo por etapa y por carrera, sin necesidad de modificar el código del sistema.</w:t>
+      </w:pPr>
+      <w:r>
+        <w:rPr>
+          <w:rFonts w:ascii="Bahnschrift" w:eastAsia="Bahnschrift" w:hAnsi="Bahnschrift" w:cs="Bahnschrift"/>
+          <w:b/>
+          <w:bCs/>
+        </w:rPr>
+        <w:t>RF-08b</w:t>
+      </w:r>
+      <w:r>
+        <w:rPr>
+          <w:rFonts w:ascii="Bahnschrift" w:eastAsia="Bahnschrift" w:hAnsi="Bahnschrift" w:cs="Bahnschrift"/>
+        </w:rPr>
+        <w:t> — El Administrador puede configurar los umbrales del semáforo por etapa y por carrera, sin necesidad de modificar el código del sistema.</w:t>
       </w:r>
     </w:p>
     <w:p>
@@ -3128,24 +2731,20 @@
           <w:ilvl w:val="0"/>
           <w:numId w:val="6"/>
         </w:numPr>
-        <w:ind w:left="720" w:hanging="360"/>
-        <w:rPr/>
-      </w:pPr>
-      <w:r>
-        <w:rPr>
-          <w:rFonts w:ascii="Bahnschrift" w:cs="Bahnschrift" w:eastAsia="Bahnschrift" w:hAnsi="Bahnschrift"/>
-          <w:b w:val="1"/>
-          <w:bCs w:val="1"/>
-          <w:rtl w:val="0"/>
-        </w:rPr>
-        <w:t xml:space="preserve">RF-08c</w:t>
-      </w:r>
-      <w:r>
-        <w:rPr>
-          <w:rFonts w:ascii="Bahnschrift" w:cs="Bahnschrift" w:eastAsia="Bahnschrift" w:hAnsi="Bahnschrift"/>
-          <w:rtl w:val="0"/>
-        </w:rPr>
-        <w:t xml:space="preserve"> — El Administrador puede forzar un recálculo manual de todos los indicadores desde el panel de configuración.</w:t>
+      </w:pPr>
+      <w:r>
+        <w:rPr>
+          <w:rFonts w:ascii="Bahnschrift" w:eastAsia="Bahnschrift" w:hAnsi="Bahnschrift" w:cs="Bahnschrift"/>
+          <w:b/>
+          <w:bCs/>
+        </w:rPr>
+        <w:t>RF-08c</w:t>
+      </w:r>
+      <w:r>
+        <w:rPr>
+          <w:rFonts w:ascii="Bahnschrift" w:eastAsia="Bahnschrift" w:hAnsi="Bahnschrift" w:cs="Bahnschrift"/>
+        </w:rPr>
+        <w:t> — El Administrador puede forzar un recálculo manual de todos los indicadores desde el panel de configuración.</w:t>
       </w:r>
     </w:p>
     <w:p>
@@ -3154,78 +2753,67 @@
           <w:ilvl w:val="0"/>
           <w:numId w:val="6"/>
         </w:numPr>
-        <w:ind w:left="720" w:hanging="360"/>
-        <w:rPr/>
-      </w:pPr>
-      <w:r>
-        <w:rPr>
-          <w:rFonts w:ascii="Bahnschrift" w:cs="Bahnschrift" w:eastAsia="Bahnschrift" w:hAnsi="Bahnschrift"/>
-          <w:b w:val="1"/>
-          <w:bCs w:val="1"/>
-          <w:rtl w:val="0"/>
-        </w:rPr>
-        <w:t xml:space="preserve">RF-08d</w:t>
-      </w:r>
-      <w:r>
-        <w:rPr>
-          <w:rFonts w:ascii="Bahnschrift" w:cs="Bahnschrift" w:eastAsia="Bahnschrift" w:hAnsi="Bahnschrift"/>
-          <w:rtl w:val="0"/>
-        </w:rPr>
-        <w:t xml:space="preserve"> — El sistema debe registrar un log de auditoría de las importaciones de datos: quién importó, cuándo, cuántos registros y cuántos errores.</w:t>
+      </w:pPr>
+      <w:r>
+        <w:rPr>
+          <w:rFonts w:ascii="Bahnschrift" w:eastAsia="Bahnschrift" w:hAnsi="Bahnschrift" w:cs="Bahnschrift"/>
+          <w:b/>
+          <w:bCs/>
+        </w:rPr>
+        <w:t>RF-08d</w:t>
+      </w:r>
+      <w:r>
+        <w:rPr>
+          <w:rFonts w:ascii="Bahnschrift" w:eastAsia="Bahnschrift" w:hAnsi="Bahnschrift" w:cs="Bahnschrift"/>
+        </w:rPr>
+        <w:t> — El sistema debe registrar un log de auditoría de las importaciones de datos: quién importó, cuándo, cuántos registros y cuántos errores.</w:t>
       </w:r>
     </w:p>
     <w:p>
       <w:pPr>
         <w:ind w:firstLine="11"/>
         <w:rPr>
-          <w:rFonts w:ascii="Bahnschrift" w:cs="Bahnschrift" w:eastAsia="Bahnschrift" w:hAnsi="Bahnschrift"/>
-          <w:b w:val="1"/>
-          <w:bCs w:val="1"/>
-        </w:rPr>
-      </w:pPr>
-      <w:r>
-        <w:rPr>
-          <w:rFonts w:ascii="Bahnschrift" w:cs="Bahnschrift" w:eastAsia="Bahnschrift" w:hAnsi="Bahnschrift"/>
-          <w:b w:val="1"/>
-          <w:bCs w:val="1"/>
-          <w:rtl w:val="0"/>
-        </w:rPr>
-        <w:t xml:space="preserve">RF-09 — Carga inicial de datos históricos</w:t>
+          <w:rFonts w:ascii="Bahnschrift" w:eastAsia="Bahnschrift" w:hAnsi="Bahnschrift" w:cs="Bahnschrift"/>
+          <w:b/>
+          <w:bCs/>
+        </w:rPr>
+      </w:pPr>
+      <w:r>
+        <w:rPr>
+          <w:rFonts w:ascii="Bahnschrift" w:eastAsia="Bahnschrift" w:hAnsi="Bahnschrift" w:cs="Bahnschrift"/>
+          <w:b/>
+          <w:bCs/>
+        </w:rPr>
+        <w:t>RF-09 — Carga inicial de datos históricos</w:t>
       </w:r>
     </w:p>
     <w:p>
       <w:pPr>
         <w:ind w:firstLine="11"/>
         <w:rPr>
-          <w:rFonts w:ascii="Bahnschrift" w:cs="Bahnschrift" w:eastAsia="Bahnschrift" w:hAnsi="Bahnschrift"/>
-        </w:rPr>
-      </w:pPr>
-      <w:r>
-        <w:rPr>
-          <w:rFonts w:ascii="Bahnschrift" w:cs="Bahnschrift" w:eastAsia="Bahnschrift" w:hAnsi="Bahnschrift"/>
-          <w:rtl w:val="0"/>
-        </w:rPr>
-        <w:t xml:space="preserve">Previo al lanzamiento del sistema, debe realizarse una carga inicial de datos históricos de los estudiantes activos: cursadas anteriores, notas de finales y parciales disponibles. Esta carga se realizará mediante el mecanismo de importación XLS definido en RF-01a, y es responsabilidad del equipo docente proveer los archivos en el formato requerido.</w:t>
-      </w:r>
-    </w:p>
-    <w:p>
-      <w:pPr>
-        <w:spacing w:after="160" w:before="0" w:line="259" w:lineRule="auto"/>
-        <w:ind w:left="0" w:firstLine="0"/>
+          <w:rFonts w:ascii="Bahnschrift" w:eastAsia="Bahnschrift" w:hAnsi="Bahnschrift" w:cs="Bahnschrift"/>
+        </w:rPr>
+      </w:pPr>
+      <w:r>
+        <w:rPr>
+          <w:rFonts w:ascii="Bahnschrift" w:eastAsia="Bahnschrift" w:hAnsi="Bahnschrift" w:cs="Bahnschrift"/>
+        </w:rPr>
+        <w:t>Previo al lanzamiento del sistema, debe realizarse una carga inicial de datos históricos de los estudiantes activos: cursadas anteriores, notas de finales y parciales disponibles. Esta carga se realizará mediante el mecanismo de importación XLS definido en RF-01a, y es responsabilidad del equipo docente proveer los archivos en el formato requerido.</w:t>
+      </w:r>
+    </w:p>
+    <w:p>
+      <w:pPr>
+        <w:spacing w:before="0" w:after="160" w:line="259" w:lineRule="auto"/>
+        <w:ind w:left="0"/>
         <w:jc w:val="left"/>
         <w:rPr>
-          <w:rFonts w:ascii="Bahnschrift" w:cs="Bahnschrift" w:eastAsia="Bahnschrift" w:hAnsi="Bahnschrift"/>
-          <w:b w:val="1"/>
-          <w:bCs w:val="1"/>
+          <w:rFonts w:ascii="Bahnschrift" w:eastAsia="Bahnschrift" w:hAnsi="Bahnschrift" w:cs="Bahnschrift"/>
+          <w:b/>
+          <w:bCs/>
         </w:rPr>
       </w:pPr>
       <w:r>
         <w:br w:type="page"/>
-      </w:r>
-      <w:r>
-        <w:rPr>
-          <w:rtl w:val="0"/>
-        </w:rPr>
       </w:r>
     </w:p>
     <w:p>
@@ -3233,101 +2821,98 @@
         <w:ind w:left="720" w:hanging="709"/>
         <w:jc w:val="center"/>
         <w:rPr>
-          <w:rFonts w:ascii="Bahnschrift" w:cs="Bahnschrift" w:eastAsia="Bahnschrift" w:hAnsi="Bahnschrift"/>
-          <w:b w:val="1"/>
-          <w:bCs w:val="1"/>
+          <w:rFonts w:ascii="Bahnschrift" w:eastAsia="Bahnschrift" w:hAnsi="Bahnschrift" w:cs="Bahnschrift"/>
+          <w:b/>
+          <w:bCs/>
           <w:u w:val="single"/>
         </w:rPr>
       </w:pPr>
       <w:r>
         <w:rPr>
-          <w:rFonts w:ascii="Bahnschrift" w:cs="Bahnschrift" w:eastAsia="Bahnschrift" w:hAnsi="Bahnschrift"/>
-          <w:b w:val="1"/>
-          <w:bCs w:val="1"/>
+          <w:rFonts w:ascii="Bahnschrift" w:eastAsia="Bahnschrift" w:hAnsi="Bahnschrift" w:cs="Bahnschrift"/>
+          <w:b/>
+          <w:bCs/>
           <w:u w:val="single"/>
-          <w:rtl w:val="0"/>
-        </w:rPr>
-        <w:t xml:space="preserve">8. Arquitectura del Sistema</w:t>
+        </w:rPr>
+        <w:lastRenderedPageBreak/>
+        <w:t>8. Arquitectura del Sistema</w:t>
       </w:r>
     </w:p>
     <w:p>
       <w:pPr>
         <w:ind w:firstLine="11"/>
         <w:rPr>
-          <w:rFonts w:ascii="Bahnschrift" w:cs="Bahnschrift" w:eastAsia="Bahnschrift" w:hAnsi="Bahnschrift"/>
-          <w:b w:val="1"/>
-          <w:bCs w:val="1"/>
-        </w:rPr>
-      </w:pPr>
-      <w:r>
-        <w:rPr>
-          <w:rFonts w:ascii="Bahnschrift" w:cs="Bahnschrift" w:eastAsia="Bahnschrift" w:hAnsi="Bahnschrift"/>
-          <w:b w:val="1"/>
-          <w:bCs w:val="1"/>
-          <w:rtl w:val="0"/>
-        </w:rPr>
-        <w:t xml:space="preserve">8.1 Visión general</w:t>
+          <w:rFonts w:ascii="Bahnschrift" w:eastAsia="Bahnschrift" w:hAnsi="Bahnschrift" w:cs="Bahnschrift"/>
+          <w:b/>
+          <w:bCs/>
+        </w:rPr>
+      </w:pPr>
+      <w:r>
+        <w:rPr>
+          <w:rFonts w:ascii="Bahnschrift" w:eastAsia="Bahnschrift" w:hAnsi="Bahnschrift" w:cs="Bahnschrift"/>
+          <w:b/>
+          <w:bCs/>
+        </w:rPr>
+        <w:t>8.1 Visión general</w:t>
       </w:r>
     </w:p>
     <w:p>
       <w:pPr>
         <w:ind w:firstLine="11"/>
         <w:rPr>
-          <w:rFonts w:ascii="Bahnschrift" w:cs="Bahnschrift" w:eastAsia="Bahnschrift" w:hAnsi="Bahnschrift"/>
-        </w:rPr>
-      </w:pPr>
-      <w:r>
-        <w:rPr>
-          <w:rFonts w:ascii="Bahnschrift" w:cs="Bahnschrift" w:eastAsia="Bahnschrift" w:hAnsi="Bahnschrift"/>
-          <w:rtl w:val="0"/>
-        </w:rPr>
-        <w:t xml:space="preserve">SBIRE es una aplicación web de tres capas (frontend, backend, base de datos) que se integra al campus Moodle del DII mediante el protocolo </w:t>
-      </w:r>
-      <w:r>
-        <w:rPr>
-          <w:rFonts w:ascii="Bahnschrift" w:cs="Bahnschrift" w:eastAsia="Bahnschrift" w:hAnsi="Bahnschrift"/>
-          <w:b w:val="1"/>
-          <w:bCs w:val="1"/>
-          <w:rtl w:val="0"/>
-        </w:rPr>
-        <w:t xml:space="preserve">LTI 1.3</w:t>
-      </w:r>
-      <w:r>
-        <w:rPr>
-          <w:rFonts w:ascii="Bahnschrift" w:cs="Bahnschrift" w:eastAsia="Bahnschrift" w:hAnsi="Bahnschrift"/>
-          <w:rtl w:val="0"/>
-        </w:rPr>
-        <w:t xml:space="preserve">. El sistema vive en un servidor propio y es embebido en Moodle como una actividad o recurso externo, de forma que los usuarios lo acceden sin abandonar el campus.</w:t>
+          <w:rFonts w:ascii="Bahnschrift" w:eastAsia="Bahnschrift" w:hAnsi="Bahnschrift" w:cs="Bahnschrift"/>
+        </w:rPr>
+      </w:pPr>
+      <w:r>
+        <w:rPr>
+          <w:rFonts w:ascii="Bahnschrift" w:eastAsia="Bahnschrift" w:hAnsi="Bahnschrift" w:cs="Bahnschrift"/>
+        </w:rPr>
+        <w:t>SBIRE es una aplicación web de tres capas (frontend, backend, base de datos) que se integra al campus Moodle del DII mediante el protocolo </w:t>
+      </w:r>
+      <w:r>
+        <w:rPr>
+          <w:rFonts w:ascii="Bahnschrift" w:eastAsia="Bahnschrift" w:hAnsi="Bahnschrift" w:cs="Bahnschrift"/>
+          <w:b/>
+          <w:bCs/>
+        </w:rPr>
+        <w:t>LTI 1.3</w:t>
+      </w:r>
+      <w:r>
+        <w:rPr>
+          <w:rFonts w:ascii="Bahnschrift" w:eastAsia="Bahnschrift" w:hAnsi="Bahnschrift" w:cs="Bahnschrift"/>
+        </w:rPr>
+        <w:t>. El sistema vive en un servidor propio y es embebido en Moodle como una actividad o recurso externo, de forma que los usuarios lo acceden sin abandonar el campus.</w:t>
       </w:r>
     </w:p>
     <w:p>
       <w:pPr>
         <w:ind w:firstLine="11"/>
-        <w:rPr>
-          <w:rFonts w:ascii="Bahnschrift" w:cs="Bahnschrift" w:eastAsia="Bahnschrift" w:hAnsi="Bahnschrift"/>
-        </w:rPr>
-      </w:pPr>
-      <w:r>
-        <w:rPr>
-          <w:rFonts w:ascii="Bahnschrift" w:cs="Bahnschrift" w:eastAsia="Bahnschrift" w:hAnsi="Bahnschrift"/>
-          <w:b w:val="1"/>
-          <w:bCs w:val="1"/>
+        <w:jc w:val="center"/>
+        <w:rPr>
+          <w:rFonts w:ascii="Bahnschrift" w:eastAsia="Bahnschrift" w:hAnsi="Bahnschrift" w:cs="Bahnschrift"/>
+        </w:rPr>
+      </w:pPr>
+      <w:r>
+        <w:rPr>
+          <w:rFonts w:ascii="Bahnschrift" w:eastAsia="Bahnschrift" w:hAnsi="Bahnschrift" w:cs="Bahnschrift"/>
         </w:rPr>
         <w:drawing>
-          <wp:inline distB="0" distT="0" distL="0" distR="0">
-            <wp:extent cx="5400675" cy="5247005"/>
-            <wp:effectExtent b="0" l="0" r="0" t="0"/>
-            <wp:docPr id="5" name="image5.png"/>
-            <a:graphic>
+          <wp:inline distT="0" distB="0" distL="0" distR="0" wp14:anchorId="4878021A" wp14:editId="3EF5783C">
+            <wp:extent cx="4753638" cy="4505954"/>
+            <wp:effectExtent l="0" t="0" r="0" b="9525"/>
+            <wp:docPr id="36379231" name="Imagen 1"/>
+            <wp:cNvGraphicFramePr>
+              <a:graphicFrameLocks xmlns:a="http://schemas.openxmlformats.org/drawingml/2006/main" noChangeAspect="1"/>
+            </wp:cNvGraphicFramePr>
+            <a:graphic xmlns:a="http://schemas.openxmlformats.org/drawingml/2006/main">
               <a:graphicData uri="http://schemas.openxmlformats.org/drawingml/2006/picture">
-                <pic:pic>
+                <pic:pic xmlns:pic="http://schemas.openxmlformats.org/drawingml/2006/picture">
                   <pic:nvPicPr>
-                    <pic:cNvPr id="0" name="image5.png"/>
-                    <pic:cNvPicPr preferRelativeResize="0"/>
+                    <pic:cNvPr id="36379231" name=""/>
+                    <pic:cNvPicPr/>
                   </pic:nvPicPr>
                   <pic:blipFill>
-                    <a:blip r:embed="rId9"/>
-                    <a:srcRect b="0" l="0" r="0" t="0"/>
+                    <a:blip r:embed="rId10"/>
                     <a:stretch>
                       <a:fillRect/>
                     </a:stretch>
@@ -3335,10 +2920,11 @@
                   <pic:spPr>
                     <a:xfrm>
                       <a:off x="0" y="0"/>
-                      <a:ext cx="5400675" cy="5247005"/>
+                      <a:ext cx="4753638" cy="4505954"/>
                     </a:xfrm>
-                    <a:prstGeom prst="rect"/>
-                    <a:ln/>
+                    <a:prstGeom prst="rect">
+                      <a:avLst/>
+                    </a:prstGeom>
                   </pic:spPr>
                 </pic:pic>
               </a:graphicData>
@@ -3346,30 +2932,20 @@
           </wp:inline>
         </w:drawing>
       </w:r>
-      <w:r>
-        <w:rPr>
-          <w:rtl w:val="0"/>
-        </w:rPr>
-      </w:r>
-    </w:p>
-    <w:p>
-      <w:pPr>
-        <w:spacing w:after="160" w:before="0" w:line="259" w:lineRule="auto"/>
-        <w:ind w:left="0" w:firstLine="0"/>
+    </w:p>
+    <w:p>
+      <w:pPr>
+        <w:spacing w:before="0" w:after="160" w:line="259" w:lineRule="auto"/>
+        <w:ind w:left="0"/>
         <w:jc w:val="left"/>
         <w:rPr>
-          <w:rFonts w:ascii="Bahnschrift" w:cs="Bahnschrift" w:eastAsia="Bahnschrift" w:hAnsi="Bahnschrift"/>
-          <w:b w:val="1"/>
-          <w:bCs w:val="1"/>
+          <w:rFonts w:ascii="Bahnschrift" w:eastAsia="Bahnschrift" w:hAnsi="Bahnschrift" w:cs="Bahnschrift"/>
+          <w:b/>
+          <w:bCs/>
         </w:rPr>
       </w:pPr>
       <w:r>
         <w:br w:type="page"/>
-      </w:r>
-      <w:r>
-        <w:rPr>
-          <w:rtl w:val="0"/>
-        </w:rPr>
       </w:r>
     </w:p>
     <w:p>
@@ -3377,90 +2953,83 @@
         <w:ind w:firstLine="11"/>
         <w:jc w:val="center"/>
         <w:rPr>
-          <w:rFonts w:ascii="Bahnschrift" w:cs="Bahnschrift" w:eastAsia="Bahnschrift" w:hAnsi="Bahnschrift"/>
-          <w:b w:val="1"/>
-          <w:bCs w:val="1"/>
+          <w:rFonts w:ascii="Bahnschrift" w:eastAsia="Bahnschrift" w:hAnsi="Bahnschrift" w:cs="Bahnschrift"/>
+          <w:b/>
+          <w:bCs/>
           <w:u w:val="single"/>
         </w:rPr>
       </w:pPr>
       <w:r>
         <w:rPr>
-          <w:rFonts w:ascii="Bahnschrift" w:cs="Bahnschrift" w:eastAsia="Bahnschrift" w:hAnsi="Bahnschrift"/>
-          <w:b w:val="1"/>
-          <w:bCs w:val="1"/>
+          <w:rFonts w:ascii="Bahnschrift" w:eastAsia="Bahnschrift" w:hAnsi="Bahnschrift" w:cs="Bahnschrift"/>
+          <w:b/>
+          <w:bCs/>
           <w:u w:val="single"/>
-          <w:rtl w:val="0"/>
-        </w:rPr>
-        <w:t xml:space="preserve">9. Modelo de Datos</w:t>
+        </w:rPr>
+        <w:lastRenderedPageBreak/>
+        <w:t>9. Modelo de Datos</w:t>
       </w:r>
     </w:p>
     <w:p>
       <w:pPr>
         <w:ind w:firstLine="11"/>
         <w:rPr>
-          <w:rFonts w:ascii="Bahnschrift" w:cs="Bahnschrift" w:eastAsia="Bahnschrift" w:hAnsi="Bahnschrift"/>
-          <w:b w:val="1"/>
-          <w:bCs w:val="1"/>
-        </w:rPr>
-      </w:pPr>
-      <w:r>
-        <w:rPr>
-          <w:rFonts w:ascii="Bahnschrift" w:cs="Bahnschrift" w:eastAsia="Bahnschrift" w:hAnsi="Bahnschrift"/>
-          <w:b w:val="1"/>
-          <w:bCs w:val="1"/>
-          <w:rtl w:val="0"/>
-        </w:rPr>
-        <w:t xml:space="preserve">9.1 Grupos de entidades</w:t>
+          <w:rFonts w:ascii="Bahnschrift" w:eastAsia="Bahnschrift" w:hAnsi="Bahnschrift" w:cs="Bahnschrift"/>
+          <w:b/>
+          <w:bCs/>
+        </w:rPr>
+      </w:pPr>
+      <w:r>
+        <w:rPr>
+          <w:rFonts w:ascii="Bahnschrift" w:eastAsia="Bahnschrift" w:hAnsi="Bahnschrift" w:cs="Bahnschrift"/>
+          <w:b/>
+          <w:bCs/>
+        </w:rPr>
+        <w:t>9.1 Grupos de entidades</w:t>
       </w:r>
     </w:p>
     <w:p>
       <w:pPr>
         <w:ind w:firstLine="11"/>
         <w:rPr>
-          <w:rFonts w:ascii="Bahnschrift" w:cs="Bahnschrift" w:eastAsia="Bahnschrift" w:hAnsi="Bahnschrift"/>
-        </w:rPr>
-      </w:pPr>
-      <w:r>
-        <w:rPr>
-          <w:rFonts w:ascii="Bahnschrift" w:cs="Bahnschrift" w:eastAsia="Bahnschrift" w:hAnsi="Bahnschrift"/>
-          <w:rtl w:val="0"/>
-        </w:rPr>
-        <w:t xml:space="preserve">El modelo de datos se organiza en siete grupos funcionales:</w:t>
+          <w:rFonts w:ascii="Bahnschrift" w:eastAsia="Bahnschrift" w:hAnsi="Bahnschrift" w:cs="Bahnschrift"/>
+        </w:rPr>
+      </w:pPr>
+      <w:r>
+        <w:rPr>
+          <w:rFonts w:ascii="Bahnschrift" w:eastAsia="Bahnschrift" w:hAnsi="Bahnschrift" w:cs="Bahnschrift"/>
+        </w:rPr>
+        <w:t>El modelo de datos se organiza en siete grupos funcionales:</w:t>
       </w:r>
     </w:p>
     <w:tbl>
       <w:tblPr>
-        <w:tblStyle w:val="Table2"/>
-        <w:tblW w:w="10026.0" w:type="dxa"/>
+        <w:tblStyle w:val="a0"/>
+        <w:tblW w:w="10026" w:type="dxa"/>
         <w:jc w:val="center"/>
+        <w:tblInd w:w="0" w:type="dxa"/>
         <w:tblBorders>
-          <w:top w:color="000000" w:space="0" w:sz="4" w:val="single"/>
-          <w:left w:color="000000" w:space="0" w:sz="4" w:val="single"/>
-          <w:bottom w:color="000000" w:space="0" w:sz="4" w:val="single"/>
-          <w:right w:color="000000" w:space="0" w:sz="4" w:val="single"/>
-          <w:insideH w:color="000000" w:space="0" w:sz="4" w:val="single"/>
-          <w:insideV w:color="000000" w:space="0" w:sz="4" w:val="single"/>
+          <w:top w:val="single" w:sz="4" w:space="0" w:color="000000"/>
+          <w:left w:val="single" w:sz="4" w:space="0" w:color="000000"/>
+          <w:bottom w:val="single" w:sz="4" w:space="0" w:color="000000"/>
+          <w:right w:val="single" w:sz="4" w:space="0" w:color="000000"/>
+          <w:insideH w:val="single" w:sz="4" w:space="0" w:color="000000"/>
+          <w:insideV w:val="single" w:sz="4" w:space="0" w:color="000000"/>
         </w:tblBorders>
         <w:tblLayout w:type="fixed"/>
-        <w:tblLook w:val="0400"/>
+        <w:tblLook w:val="0400" w:firstRow="0" w:lastRow="0" w:firstColumn="0" w:lastColumn="0" w:noHBand="0" w:noVBand="1"/>
       </w:tblPr>
       <w:tblGrid>
         <w:gridCol w:w="1453"/>
         <w:gridCol w:w="8573"/>
-        <w:tblGridChange w:id="0">
-          <w:tblGrid>
-            <w:gridCol w:w="1453"/>
-            <w:gridCol w:w="8573"/>
-          </w:tblGrid>
-        </w:tblGridChange>
       </w:tblGrid>
       <w:tr>
         <w:trPr>
-          <w:cantSplit w:val="0"/>
-          <w:tblHeader w:val="0"/>
+          <w:jc w:val="center"/>
         </w:trPr>
         <w:tc>
           <w:tcPr>
+            <w:tcW w:w="1453" w:type="dxa"/>
             <w:vAlign w:val="center"/>
           </w:tcPr>
           <w:p>
@@ -3468,24 +3037,24 @@
               <w:ind w:firstLine="11"/>
               <w:jc w:val="center"/>
               <w:rPr>
-                <w:rFonts w:ascii="Bahnschrift" w:cs="Bahnschrift" w:eastAsia="Bahnschrift" w:hAnsi="Bahnschrift"/>
-                <w:b w:val="1"/>
-                <w:bCs w:val="1"/>
+                <w:rFonts w:ascii="Bahnschrift" w:eastAsia="Bahnschrift" w:hAnsi="Bahnschrift" w:cs="Bahnschrift"/>
+                <w:b/>
+                <w:bCs/>
               </w:rPr>
             </w:pPr>
             <w:r>
               <w:rPr>
-                <w:rFonts w:ascii="Bahnschrift" w:cs="Bahnschrift" w:eastAsia="Bahnschrift" w:hAnsi="Bahnschrift"/>
-                <w:b w:val="1"/>
-                <w:bCs w:val="1"/>
-                <w:rtl w:val="0"/>
-              </w:rPr>
-              <w:t xml:space="preserve">Grupo</w:t>
+                <w:rFonts w:ascii="Bahnschrift" w:eastAsia="Bahnschrift" w:hAnsi="Bahnschrift" w:cs="Bahnschrift"/>
+                <w:b/>
+                <w:bCs/>
+              </w:rPr>
+              <w:t>Grupo</w:t>
             </w:r>
           </w:p>
         </w:tc>
         <w:tc>
           <w:tcPr>
+            <w:tcW w:w="8573" w:type="dxa"/>
             <w:vAlign w:val="center"/>
           </w:tcPr>
           <w:p>
@@ -3493,30 +3062,29 @@
               <w:ind w:firstLine="11"/>
               <w:jc w:val="center"/>
               <w:rPr>
-                <w:rFonts w:ascii="Bahnschrift" w:cs="Bahnschrift" w:eastAsia="Bahnschrift" w:hAnsi="Bahnschrift"/>
-                <w:b w:val="1"/>
-                <w:bCs w:val="1"/>
+                <w:rFonts w:ascii="Bahnschrift" w:eastAsia="Bahnschrift" w:hAnsi="Bahnschrift" w:cs="Bahnschrift"/>
+                <w:b/>
+                <w:bCs/>
               </w:rPr>
             </w:pPr>
             <w:r>
               <w:rPr>
-                <w:rFonts w:ascii="Bahnschrift" w:cs="Bahnschrift" w:eastAsia="Bahnschrift" w:hAnsi="Bahnschrift"/>
-                <w:b w:val="1"/>
-                <w:bCs w:val="1"/>
-                <w:rtl w:val="0"/>
-              </w:rPr>
-              <w:t xml:space="preserve">Entidades</w:t>
+                <w:rFonts w:ascii="Bahnschrift" w:eastAsia="Bahnschrift" w:hAnsi="Bahnschrift" w:cs="Bahnschrift"/>
+                <w:b/>
+                <w:bCs/>
+              </w:rPr>
+              <w:t>Entidades</w:t>
             </w:r>
           </w:p>
         </w:tc>
       </w:tr>
       <w:tr>
         <w:trPr>
-          <w:cantSplit w:val="0"/>
-          <w:tblHeader w:val="0"/>
+          <w:jc w:val="center"/>
         </w:trPr>
         <w:tc>
           <w:tcPr>
+            <w:tcW w:w="1453" w:type="dxa"/>
             <w:vAlign w:val="center"/>
           </w:tcPr>
           <w:p>
@@ -3524,20 +3092,20 @@
               <w:ind w:firstLine="11"/>
               <w:jc w:val="center"/>
               <w:rPr>
-                <w:rFonts w:ascii="Bahnschrift" w:cs="Bahnschrift" w:eastAsia="Bahnschrift" w:hAnsi="Bahnschrift"/>
+                <w:rFonts w:ascii="Bahnschrift" w:eastAsia="Bahnschrift" w:hAnsi="Bahnschrift" w:cs="Bahnschrift"/>
               </w:rPr>
             </w:pPr>
             <w:r>
               <w:rPr>
-                <w:rFonts w:ascii="Bahnschrift" w:cs="Bahnschrift" w:eastAsia="Bahnschrift" w:hAnsi="Bahnschrift"/>
-                <w:rtl w:val="0"/>
-              </w:rPr>
-              <w:t xml:space="preserve">Estructura académica</w:t>
+                <w:rFonts w:ascii="Bahnschrift" w:eastAsia="Bahnschrift" w:hAnsi="Bahnschrift" w:cs="Bahnschrift"/>
+              </w:rPr>
+              <w:t>Estructura académica</w:t>
             </w:r>
           </w:p>
         </w:tc>
         <w:tc>
           <w:tcPr>
+            <w:tcW w:w="8573" w:type="dxa"/>
             <w:vAlign w:val="center"/>
           </w:tcPr>
           <w:p>
@@ -3545,26 +3113,25 @@
               <w:ind w:firstLine="11"/>
               <w:jc w:val="center"/>
               <w:rPr>
-                <w:rFonts w:ascii="Bahnschrift" w:cs="Bahnschrift" w:eastAsia="Bahnschrift" w:hAnsi="Bahnschrift"/>
+                <w:rFonts w:ascii="Bahnschrift" w:eastAsia="Bahnschrift" w:hAnsi="Bahnschrift" w:cs="Bahnschrift"/>
               </w:rPr>
             </w:pPr>
             <w:r>
               <w:rPr>
-                <w:rFonts w:ascii="Bahnschrift" w:cs="Bahnschrift" w:eastAsia="Bahnschrift" w:hAnsi="Bahnschrift"/>
-                <w:rtl w:val="0"/>
-              </w:rPr>
-              <w:t xml:space="preserve">CARRERA, PLAN_ESTUDIO, MATERIA, CORRELATIVA</w:t>
+                <w:rFonts w:ascii="Bahnschrift" w:eastAsia="Bahnschrift" w:hAnsi="Bahnschrift" w:cs="Bahnschrift"/>
+              </w:rPr>
+              <w:t>CARRERA, PLAN_ESTUDIO, MATERIA, CORRELATIVA</w:t>
             </w:r>
           </w:p>
         </w:tc>
       </w:tr>
       <w:tr>
         <w:trPr>
-          <w:cantSplit w:val="0"/>
-          <w:tblHeader w:val="0"/>
+          <w:jc w:val="center"/>
         </w:trPr>
         <w:tc>
           <w:tcPr>
+            <w:tcW w:w="1453" w:type="dxa"/>
             <w:vAlign w:val="center"/>
           </w:tcPr>
           <w:p>
@@ -3572,20 +3139,20 @@
               <w:ind w:firstLine="11"/>
               <w:jc w:val="center"/>
               <w:rPr>
-                <w:rFonts w:ascii="Bahnschrift" w:cs="Bahnschrift" w:eastAsia="Bahnschrift" w:hAnsi="Bahnschrift"/>
+                <w:rFonts w:ascii="Bahnschrift" w:eastAsia="Bahnschrift" w:hAnsi="Bahnschrift" w:cs="Bahnschrift"/>
               </w:rPr>
             </w:pPr>
             <w:r>
               <w:rPr>
-                <w:rFonts w:ascii="Bahnschrift" w:cs="Bahnschrift" w:eastAsia="Bahnschrift" w:hAnsi="Bahnschrift"/>
-                <w:rtl w:val="0"/>
-              </w:rPr>
-              <w:t xml:space="preserve">Estudiantes y cursadas</w:t>
+                <w:rFonts w:ascii="Bahnschrift" w:eastAsia="Bahnschrift" w:hAnsi="Bahnschrift" w:cs="Bahnschrift"/>
+              </w:rPr>
+              <w:t>Estudiantes y cursadas</w:t>
             </w:r>
           </w:p>
         </w:tc>
         <w:tc>
           <w:tcPr>
+            <w:tcW w:w="8573" w:type="dxa"/>
             <w:vAlign w:val="center"/>
           </w:tcPr>
           <w:p>
@@ -3593,26 +3160,25 @@
               <w:ind w:firstLine="11"/>
               <w:jc w:val="center"/>
               <w:rPr>
-                <w:rFonts w:ascii="Bahnschrift" w:cs="Bahnschrift" w:eastAsia="Bahnschrift" w:hAnsi="Bahnschrift"/>
+                <w:rFonts w:ascii="Bahnschrift" w:eastAsia="Bahnschrift" w:hAnsi="Bahnschrift" w:cs="Bahnschrift"/>
               </w:rPr>
             </w:pPr>
             <w:r>
               <w:rPr>
-                <w:rFonts w:ascii="Bahnschrift" w:cs="Bahnschrift" w:eastAsia="Bahnschrift" w:hAnsi="Bahnschrift"/>
-                <w:rtl w:val="0"/>
-              </w:rPr>
-              <w:t xml:space="preserve">ESTUDIANTE, INSCRIPCION_CUATRIMESTRE, CURSADA</w:t>
+                <w:rFonts w:ascii="Bahnschrift" w:eastAsia="Bahnschrift" w:hAnsi="Bahnschrift" w:cs="Bahnschrift"/>
+              </w:rPr>
+              <w:t>ESTUDIANTE, INSCRIPCION_CUATRIMESTRE, CURSADA</w:t>
             </w:r>
           </w:p>
         </w:tc>
       </w:tr>
       <w:tr>
         <w:trPr>
-          <w:cantSplit w:val="0"/>
-          <w:tblHeader w:val="0"/>
+          <w:jc w:val="center"/>
         </w:trPr>
         <w:tc>
           <w:tcPr>
+            <w:tcW w:w="1453" w:type="dxa"/>
             <w:vAlign w:val="center"/>
           </w:tcPr>
           <w:p>
@@ -3620,20 +3186,20 @@
               <w:ind w:firstLine="11"/>
               <w:jc w:val="center"/>
               <w:rPr>
-                <w:rFonts w:ascii="Bahnschrift" w:cs="Bahnschrift" w:eastAsia="Bahnschrift" w:hAnsi="Bahnschrift"/>
+                <w:rFonts w:ascii="Bahnschrift" w:eastAsia="Bahnschrift" w:hAnsi="Bahnschrift" w:cs="Bahnschrift"/>
               </w:rPr>
             </w:pPr>
             <w:r>
               <w:rPr>
-                <w:rFonts w:ascii="Bahnschrift" w:cs="Bahnschrift" w:eastAsia="Bahnschrift" w:hAnsi="Bahnschrift"/>
-                <w:rtl w:val="0"/>
-              </w:rPr>
-              <w:t xml:space="preserve">Notas y asistencia</w:t>
+                <w:rFonts w:ascii="Bahnschrift" w:eastAsia="Bahnschrift" w:hAnsi="Bahnschrift" w:cs="Bahnschrift"/>
+              </w:rPr>
+              <w:t>Notas y asistencia</w:t>
             </w:r>
           </w:p>
         </w:tc>
         <w:tc>
           <w:tcPr>
+            <w:tcW w:w="8573" w:type="dxa"/>
             <w:vAlign w:val="center"/>
           </w:tcPr>
           <w:p>
@@ -3641,26 +3207,25 @@
               <w:ind w:firstLine="11"/>
               <w:jc w:val="center"/>
               <w:rPr>
-                <w:rFonts w:ascii="Bahnschrift" w:cs="Bahnschrift" w:eastAsia="Bahnschrift" w:hAnsi="Bahnschrift"/>
+                <w:rFonts w:ascii="Bahnschrift" w:eastAsia="Bahnschrift" w:hAnsi="Bahnschrift" w:cs="Bahnschrift"/>
               </w:rPr>
             </w:pPr>
             <w:r>
               <w:rPr>
-                <w:rFonts w:ascii="Bahnschrift" w:cs="Bahnschrift" w:eastAsia="Bahnschrift" w:hAnsi="Bahnschrift"/>
-                <w:rtl w:val="0"/>
-              </w:rPr>
-              <w:t xml:space="preserve">PARCIAL, INTENTO_FINAL, ASISTENCIA</w:t>
+                <w:rFonts w:ascii="Bahnschrift" w:eastAsia="Bahnschrift" w:hAnsi="Bahnschrift" w:cs="Bahnschrift"/>
+              </w:rPr>
+              <w:t>PARCIAL, INTENTO_FINAL, ASISTENCIA</w:t>
             </w:r>
           </w:p>
         </w:tc>
       </w:tr>
       <w:tr>
         <w:trPr>
-          <w:cantSplit w:val="0"/>
-          <w:tblHeader w:val="0"/>
+          <w:jc w:val="center"/>
         </w:trPr>
         <w:tc>
           <w:tcPr>
+            <w:tcW w:w="1453" w:type="dxa"/>
             <w:vAlign w:val="center"/>
           </w:tcPr>
           <w:p>
@@ -3668,20 +3233,20 @@
               <w:ind w:firstLine="11"/>
               <w:jc w:val="center"/>
               <w:rPr>
-                <w:rFonts w:ascii="Bahnschrift" w:cs="Bahnschrift" w:eastAsia="Bahnschrift" w:hAnsi="Bahnschrift"/>
+                <w:rFonts w:ascii="Bahnschrift" w:eastAsia="Bahnschrift" w:hAnsi="Bahnschrift" w:cs="Bahnschrift"/>
               </w:rPr>
             </w:pPr>
             <w:r>
               <w:rPr>
-                <w:rFonts w:ascii="Bahnschrift" w:cs="Bahnschrift" w:eastAsia="Bahnschrift" w:hAnsi="Bahnschrift"/>
-                <w:rtl w:val="0"/>
-              </w:rPr>
-              <w:t xml:space="preserve">Importación</w:t>
+                <w:rFonts w:ascii="Bahnschrift" w:eastAsia="Bahnschrift" w:hAnsi="Bahnschrift" w:cs="Bahnschrift"/>
+              </w:rPr>
+              <w:t>Importación</w:t>
             </w:r>
           </w:p>
         </w:tc>
         <w:tc>
           <w:tcPr>
+            <w:tcW w:w="8573" w:type="dxa"/>
             <w:vAlign w:val="center"/>
           </w:tcPr>
           <w:p>
@@ -3689,26 +3254,25 @@
               <w:ind w:firstLine="11"/>
               <w:jc w:val="center"/>
               <w:rPr>
-                <w:rFonts w:ascii="Bahnschrift" w:cs="Bahnschrift" w:eastAsia="Bahnschrift" w:hAnsi="Bahnschrift"/>
+                <w:rFonts w:ascii="Bahnschrift" w:eastAsia="Bahnschrift" w:hAnsi="Bahnschrift" w:cs="Bahnschrift"/>
               </w:rPr>
             </w:pPr>
             <w:r>
               <w:rPr>
-                <w:rFonts w:ascii="Bahnschrift" w:cs="Bahnschrift" w:eastAsia="Bahnschrift" w:hAnsi="Bahnschrift"/>
-                <w:rtl w:val="0"/>
-              </w:rPr>
-              <w:t xml:space="preserve">IMPORTACION_ARCHIVO</w:t>
+                <w:rFonts w:ascii="Bahnschrift" w:eastAsia="Bahnschrift" w:hAnsi="Bahnschrift" w:cs="Bahnschrift"/>
+              </w:rPr>
+              <w:t>IMPORTACION_ARCHIVO</w:t>
             </w:r>
           </w:p>
         </w:tc>
       </w:tr>
       <w:tr>
         <w:trPr>
-          <w:cantSplit w:val="0"/>
-          <w:tblHeader w:val="0"/>
+          <w:jc w:val="center"/>
         </w:trPr>
         <w:tc>
           <w:tcPr>
+            <w:tcW w:w="1453" w:type="dxa"/>
             <w:vAlign w:val="center"/>
           </w:tcPr>
           <w:p>
@@ -3716,20 +3280,20 @@
               <w:ind w:firstLine="11"/>
               <w:jc w:val="center"/>
               <w:rPr>
-                <w:rFonts w:ascii="Bahnschrift" w:cs="Bahnschrift" w:eastAsia="Bahnschrift" w:hAnsi="Bahnschrift"/>
+                <w:rFonts w:ascii="Bahnschrift" w:eastAsia="Bahnschrift" w:hAnsi="Bahnschrift" w:cs="Bahnschrift"/>
               </w:rPr>
             </w:pPr>
             <w:r>
               <w:rPr>
-                <w:rFonts w:ascii="Bahnschrift" w:cs="Bahnschrift" w:eastAsia="Bahnschrift" w:hAnsi="Bahnschrift"/>
-                <w:rtl w:val="0"/>
-              </w:rPr>
-              <w:t xml:space="preserve">Encuestas dinámicas</w:t>
+                <w:rFonts w:ascii="Bahnschrift" w:eastAsia="Bahnschrift" w:hAnsi="Bahnschrift" w:cs="Bahnschrift"/>
+              </w:rPr>
+              <w:t>Encuestas dinámicas</w:t>
             </w:r>
           </w:p>
         </w:tc>
         <w:tc>
           <w:tcPr>
+            <w:tcW w:w="8573" w:type="dxa"/>
             <w:vAlign w:val="center"/>
           </w:tcPr>
           <w:p>
@@ -3737,26 +3301,25 @@
               <w:ind w:firstLine="11"/>
               <w:jc w:val="center"/>
               <w:rPr>
-                <w:rFonts w:ascii="Bahnschrift" w:cs="Bahnschrift" w:eastAsia="Bahnschrift" w:hAnsi="Bahnschrift"/>
+                <w:rFonts w:ascii="Bahnschrift" w:eastAsia="Bahnschrift" w:hAnsi="Bahnschrift" w:cs="Bahnschrift"/>
               </w:rPr>
             </w:pPr>
             <w:r>
               <w:rPr>
-                <w:rFonts w:ascii="Bahnschrift" w:cs="Bahnschrift" w:eastAsia="Bahnschrift" w:hAnsi="Bahnschrift"/>
-                <w:rtl w:val="0"/>
-              </w:rPr>
-              <w:t xml:space="preserve">ENCUESTA, PREGUNTA, OPCION_RESPUESTA, ASIGNACION_ENCUESTA, RESPUESTA</w:t>
+                <w:rFonts w:ascii="Bahnschrift" w:eastAsia="Bahnschrift" w:hAnsi="Bahnschrift" w:cs="Bahnschrift"/>
+              </w:rPr>
+              <w:t>ENCUESTA, PREGUNTA, OPCION_RESPUESTA, ASIGNACION_ENCUESTA, RESPUESTA</w:t>
             </w:r>
           </w:p>
         </w:tc>
       </w:tr>
       <w:tr>
         <w:trPr>
-          <w:cantSplit w:val="0"/>
-          <w:tblHeader w:val="0"/>
+          <w:jc w:val="center"/>
         </w:trPr>
         <w:tc>
           <w:tcPr>
+            <w:tcW w:w="1453" w:type="dxa"/>
             <w:vAlign w:val="center"/>
           </w:tcPr>
           <w:p>
@@ -3764,20 +3327,20 @@
               <w:ind w:firstLine="11"/>
               <w:jc w:val="center"/>
               <w:rPr>
-                <w:rFonts w:ascii="Bahnschrift" w:cs="Bahnschrift" w:eastAsia="Bahnschrift" w:hAnsi="Bahnschrift"/>
+                <w:rFonts w:ascii="Bahnschrift" w:eastAsia="Bahnschrift" w:hAnsi="Bahnschrift" w:cs="Bahnschrift"/>
               </w:rPr>
             </w:pPr>
             <w:r>
               <w:rPr>
-                <w:rFonts w:ascii="Bahnschrift" w:cs="Bahnschrift" w:eastAsia="Bahnschrift" w:hAnsi="Bahnschrift"/>
-                <w:rtl w:val="0"/>
-              </w:rPr>
-              <w:t xml:space="preserve">Detección y alertas</w:t>
+                <w:rFonts w:ascii="Bahnschrift" w:eastAsia="Bahnschrift" w:hAnsi="Bahnschrift" w:cs="Bahnschrift"/>
+              </w:rPr>
+              <w:t>Detección y alertas</w:t>
             </w:r>
           </w:p>
         </w:tc>
         <w:tc>
           <w:tcPr>
+            <w:tcW w:w="8573" w:type="dxa"/>
             <w:vAlign w:val="center"/>
           </w:tcPr>
           <w:p>
@@ -3785,26 +3348,25 @@
               <w:ind w:firstLine="11"/>
               <w:jc w:val="center"/>
               <w:rPr>
-                <w:rFonts w:ascii="Bahnschrift" w:cs="Bahnschrift" w:eastAsia="Bahnschrift" w:hAnsi="Bahnschrift"/>
+                <w:rFonts w:ascii="Bahnschrift" w:eastAsia="Bahnschrift" w:hAnsi="Bahnschrift" w:cs="Bahnschrift"/>
               </w:rPr>
             </w:pPr>
             <w:r>
               <w:rPr>
-                <w:rFonts w:ascii="Bahnschrift" w:cs="Bahnschrift" w:eastAsia="Bahnschrift" w:hAnsi="Bahnschrift"/>
-                <w:rtl w:val="0"/>
-              </w:rPr>
-              <w:t xml:space="preserve">CONFIGURACION_INDICADOR, SCORE_RIESGO, ALERTA</w:t>
+                <w:rFonts w:ascii="Bahnschrift" w:eastAsia="Bahnschrift" w:hAnsi="Bahnschrift" w:cs="Bahnschrift"/>
+              </w:rPr>
+              <w:t>CONFIGURACION_INDICADOR, SCORE_RIESGO, ALERTA</w:t>
             </w:r>
           </w:p>
         </w:tc>
       </w:tr>
       <w:tr>
         <w:trPr>
-          <w:cantSplit w:val="0"/>
-          <w:tblHeader w:val="0"/>
+          <w:jc w:val="center"/>
         </w:trPr>
         <w:tc>
           <w:tcPr>
+            <w:tcW w:w="1453" w:type="dxa"/>
             <w:vAlign w:val="center"/>
           </w:tcPr>
           <w:p>
@@ -3812,20 +3374,20 @@
               <w:ind w:firstLine="11"/>
               <w:jc w:val="center"/>
               <w:rPr>
-                <w:rFonts w:ascii="Bahnschrift" w:cs="Bahnschrift" w:eastAsia="Bahnschrift" w:hAnsi="Bahnschrift"/>
+                <w:rFonts w:ascii="Bahnschrift" w:eastAsia="Bahnschrift" w:hAnsi="Bahnschrift" w:cs="Bahnschrift"/>
               </w:rPr>
             </w:pPr>
             <w:r>
               <w:rPr>
-                <w:rFonts w:ascii="Bahnschrift" w:cs="Bahnschrift" w:eastAsia="Bahnschrift" w:hAnsi="Bahnschrift"/>
-                <w:rtl w:val="0"/>
-              </w:rPr>
-              <w:t xml:space="preserve">Intervención y seguimiento</w:t>
+                <w:rFonts w:ascii="Bahnschrift" w:eastAsia="Bahnschrift" w:hAnsi="Bahnschrift" w:cs="Bahnschrift"/>
+              </w:rPr>
+              <w:t>Intervención y seguimiento</w:t>
             </w:r>
           </w:p>
         </w:tc>
         <w:tc>
           <w:tcPr>
+            <w:tcW w:w="8573" w:type="dxa"/>
             <w:vAlign w:val="center"/>
           </w:tcPr>
           <w:p>
@@ -3833,15 +3395,14 @@
               <w:ind w:firstLine="11"/>
               <w:jc w:val="center"/>
               <w:rPr>
-                <w:rFonts w:ascii="Bahnschrift" w:cs="Bahnschrift" w:eastAsia="Bahnschrift" w:hAnsi="Bahnschrift"/>
+                <w:rFonts w:ascii="Bahnschrift" w:eastAsia="Bahnschrift" w:hAnsi="Bahnschrift" w:cs="Bahnschrift"/>
               </w:rPr>
             </w:pPr>
             <w:r>
               <w:rPr>
-                <w:rFonts w:ascii="Bahnschrift" w:cs="Bahnschrift" w:eastAsia="Bahnschrift" w:hAnsi="Bahnschrift"/>
-                <w:rtl w:val="0"/>
-              </w:rPr>
-              <w:t xml:space="preserve">ENTREVISTA_PLANIFICADA, INTERVENCION, USUARIO</w:t>
+                <w:rFonts w:ascii="Bahnschrift" w:eastAsia="Bahnschrift" w:hAnsi="Bahnschrift" w:cs="Bahnschrift"/>
+              </w:rPr>
+              <w:t>ENTREVISTA_PLANIFICADA, INTERVENCION, USUARIO</w:t>
             </w:r>
           </w:p>
         </w:tc>
@@ -3851,22 +3412,35 @@
       <w:pPr>
         <w:ind w:firstLine="11"/>
         <w:rPr>
-          <w:rFonts w:ascii="Bahnschrift" w:cs="Bahnschrift" w:eastAsia="Bahnschrift" w:hAnsi="Bahnschrift"/>
-        </w:rPr>
-      </w:pPr>
-      <w:r>
-        <w:rPr>
-          <w:rFonts w:ascii="Bahnschrift" w:cs="Bahnschrift" w:eastAsia="Bahnschrift" w:hAnsi="Bahnschrift"/>
-          <w:b w:val="1"/>
-          <w:bCs w:val="1"/>
-          <w:rtl w:val="0"/>
-        </w:rPr>
-        <w:t xml:space="preserve">Total: 21 entidades</w:t>
-      </w:r>
-      <w:r>
-        <w:rPr>
-          <w:rtl w:val="0"/>
-        </w:rPr>
+          <w:rFonts w:ascii="Bahnschrift" w:eastAsia="Bahnschrift" w:hAnsi="Bahnschrift" w:cs="Bahnschrift"/>
+        </w:rPr>
+      </w:pPr>
+      <w:r>
+        <w:rPr>
+          <w:rFonts w:ascii="Bahnschrift" w:eastAsia="Bahnschrift" w:hAnsi="Bahnschrift" w:cs="Bahnschrift"/>
+          <w:b/>
+          <w:bCs/>
+        </w:rPr>
+        <w:t>Total: 21 entidades</w:t>
+      </w:r>
+    </w:p>
+    <w:p>
+      <w:pPr>
+        <w:rPr>
+          <w:rFonts w:ascii="Bahnschrift" w:eastAsia="Bahnschrift" w:hAnsi="Bahnschrift" w:cs="Bahnschrift"/>
+          <w:b/>
+          <w:bCs/>
+          <w:u w:val="single"/>
+        </w:rPr>
+      </w:pPr>
+      <w:r>
+        <w:rPr>
+          <w:rFonts w:ascii="Bahnschrift" w:eastAsia="Bahnschrift" w:hAnsi="Bahnschrift" w:cs="Bahnschrift"/>
+          <w:b/>
+          <w:bCs/>
+          <w:u w:val="single"/>
+        </w:rPr>
+        <w:br w:type="page"/>
       </w:r>
     </w:p>
     <w:p>
@@ -3874,367 +3448,140 @@
         <w:ind w:firstLine="11"/>
         <w:jc w:val="center"/>
         <w:rPr>
-          <w:rFonts w:ascii="Bahnschrift" w:cs="Bahnschrift" w:eastAsia="Bahnschrift" w:hAnsi="Bahnschrift"/>
-          <w:b w:val="1"/>
-          <w:bCs w:val="1"/>
+          <w:rFonts w:ascii="Bahnschrift" w:eastAsia="Bahnschrift" w:hAnsi="Bahnschrift" w:cs="Bahnschrift"/>
+          <w:b/>
+          <w:bCs/>
           <w:u w:val="single"/>
         </w:rPr>
       </w:pPr>
       <w:r>
         <w:rPr>
-          <w:rtl w:val="0"/>
-        </w:rPr>
+          <w:rFonts w:ascii="Bahnschrift" w:eastAsia="Bahnschrift" w:hAnsi="Bahnschrift" w:cs="Bahnschrift"/>
+          <w:b/>
+          <w:bCs/>
+          <w:u w:val="single"/>
+        </w:rPr>
+        <w:lastRenderedPageBreak/>
+        <w:t>10. Decisiones de Diseño</w:t>
       </w:r>
     </w:p>
     <w:p>
       <w:pPr>
         <w:ind w:firstLine="11"/>
-        <w:jc w:val="center"/>
-        <w:rPr>
-          <w:rFonts w:ascii="Bahnschrift" w:cs="Bahnschrift" w:eastAsia="Bahnschrift" w:hAnsi="Bahnschrift"/>
-          <w:b w:val="1"/>
-          <w:bCs w:val="1"/>
-          <w:u w:val="single"/>
-        </w:rPr>
-      </w:pPr>
-      <w:r>
-        <w:rPr>
-          <w:rtl w:val="0"/>
-        </w:rPr>
+        <w:rPr>
+          <w:rFonts w:ascii="Bahnschrift" w:eastAsia="Bahnschrift" w:hAnsi="Bahnschrift" w:cs="Bahnschrift"/>
+          <w:b/>
+          <w:bCs/>
+        </w:rPr>
+      </w:pPr>
+      <w:r>
+        <w:rPr>
+          <w:rFonts w:ascii="Bahnschrift" w:eastAsia="Bahnschrift" w:hAnsi="Bahnschrift" w:cs="Bahnschrift"/>
+          <w:b/>
+          <w:bCs/>
+        </w:rPr>
+        <w:t>DD-01 — Integración con Moodle: LTI 1.3 sobre web embebida</w:t>
       </w:r>
     </w:p>
     <w:p>
       <w:pPr>
         <w:ind w:firstLine="11"/>
-        <w:jc w:val="center"/>
-        <w:rPr>
-          <w:rFonts w:ascii="Bahnschrift" w:cs="Bahnschrift" w:eastAsia="Bahnschrift" w:hAnsi="Bahnschrift"/>
-          <w:b w:val="1"/>
-          <w:bCs w:val="1"/>
-          <w:u w:val="single"/>
-        </w:rPr>
-      </w:pPr>
-      <w:r>
-        <w:rPr>
-          <w:rtl w:val="0"/>
-        </w:rPr>
+        <w:rPr>
+          <w:rFonts w:ascii="Bahnschrift" w:eastAsia="Bahnschrift" w:hAnsi="Bahnschrift" w:cs="Bahnschrift"/>
+        </w:rPr>
+      </w:pPr>
+      <w:r>
+        <w:rPr>
+          <w:rFonts w:ascii="Bahnschrift" w:eastAsia="Bahnschrift" w:hAnsi="Bahnschrift" w:cs="Bahnschrift"/>
+          <w:b/>
+          <w:bCs/>
+        </w:rPr>
+        <w:t>Decisión:</w:t>
+      </w:r>
+      <w:r>
+        <w:rPr>
+          <w:rFonts w:ascii="Bahnschrift" w:eastAsia="Bahnschrift" w:hAnsi="Bahnschrift" w:cs="Bahnschrift"/>
+        </w:rPr>
+        <w:t> El sistema se implementa como una aplicación web externa, embebida en Moodle mediante el estándar </w:t>
+      </w:r>
+      <w:r>
+        <w:rPr>
+          <w:rFonts w:ascii="Bahnschrift" w:eastAsia="Bahnschrift" w:hAnsi="Bahnschrift" w:cs="Bahnschrift"/>
+          <w:b/>
+          <w:bCs/>
+        </w:rPr>
+        <w:t>LTI 1.3</w:t>
+      </w:r>
+      <w:r>
+        <w:rPr>
+          <w:rFonts w:ascii="Bahnschrift" w:eastAsia="Bahnschrift" w:hAnsi="Bahnschrift" w:cs="Bahnschrift"/>
+        </w:rPr>
+        <w:t> (Learning Tools Interoperability).</w:t>
       </w:r>
     </w:p>
     <w:p>
       <w:pPr>
         <w:ind w:firstLine="11"/>
-        <w:jc w:val="center"/>
-        <w:rPr>
-          <w:rFonts w:ascii="Bahnschrift" w:cs="Bahnschrift" w:eastAsia="Bahnschrift" w:hAnsi="Bahnschrift"/>
-          <w:b w:val="1"/>
-          <w:bCs w:val="1"/>
-          <w:u w:val="single"/>
-        </w:rPr>
-      </w:pPr>
-      <w:r>
-        <w:rPr>
-          <w:rtl w:val="0"/>
-        </w:rPr>
+        <w:rPr>
+          <w:rFonts w:ascii="Bahnschrift" w:eastAsia="Bahnschrift" w:hAnsi="Bahnschrift" w:cs="Bahnschrift"/>
+        </w:rPr>
+      </w:pPr>
+      <w:r>
+        <w:rPr>
+          <w:rFonts w:ascii="Bahnschrift" w:eastAsia="Bahnschrift" w:hAnsi="Bahnschrift" w:cs="Bahnschrift"/>
+          <w:b/>
+          <w:bCs/>
+        </w:rPr>
+        <w:t>Alternativa considerada:</w:t>
+      </w:r>
+      <w:r>
+        <w:rPr>
+          <w:rFonts w:ascii="Bahnschrift" w:eastAsia="Bahnschrift" w:hAnsi="Bahnschrift" w:cs="Bahnschrift"/>
+        </w:rPr>
+        <w:t> plugin nativo de Moodle (desarrollado en PHP según la arquitectura de plugins de Moodle).</w:t>
       </w:r>
     </w:p>
     <w:p>
       <w:pPr>
         <w:ind w:firstLine="11"/>
-        <w:jc w:val="center"/>
-        <w:rPr>
-          <w:rFonts w:ascii="Bahnschrift" w:cs="Bahnschrift" w:eastAsia="Bahnschrift" w:hAnsi="Bahnschrift"/>
-          <w:b w:val="1"/>
-          <w:bCs w:val="1"/>
-          <w:u w:val="single"/>
-        </w:rPr>
-      </w:pPr>
-      <w:r>
-        <w:rPr>
-          <w:rtl w:val="0"/>
-        </w:rPr>
-      </w:r>
-    </w:p>
-    <w:p>
-      <w:pPr>
-        <w:ind w:firstLine="11"/>
-        <w:jc w:val="center"/>
-        <w:rPr>
-          <w:rFonts w:ascii="Bahnschrift" w:cs="Bahnschrift" w:eastAsia="Bahnschrift" w:hAnsi="Bahnschrift"/>
-          <w:b w:val="1"/>
-          <w:bCs w:val="1"/>
-          <w:u w:val="single"/>
-        </w:rPr>
-      </w:pPr>
-      <w:r>
-        <w:rPr>
-          <w:rtl w:val="0"/>
-        </w:rPr>
-      </w:r>
-    </w:p>
-    <w:p>
-      <w:pPr>
-        <w:ind w:firstLine="11"/>
-        <w:jc w:val="center"/>
-        <w:rPr>
-          <w:rFonts w:ascii="Bahnschrift" w:cs="Bahnschrift" w:eastAsia="Bahnschrift" w:hAnsi="Bahnschrift"/>
-          <w:b w:val="1"/>
-          <w:bCs w:val="1"/>
-          <w:u w:val="single"/>
-        </w:rPr>
-      </w:pPr>
-      <w:r>
-        <w:rPr>
-          <w:rtl w:val="0"/>
-        </w:rPr>
-      </w:r>
-    </w:p>
-    <w:p>
-      <w:pPr>
-        <w:ind w:firstLine="11"/>
-        <w:jc w:val="center"/>
-        <w:rPr>
-          <w:rFonts w:ascii="Bahnschrift" w:cs="Bahnschrift" w:eastAsia="Bahnschrift" w:hAnsi="Bahnschrift"/>
-          <w:b w:val="1"/>
-          <w:bCs w:val="1"/>
-          <w:u w:val="single"/>
-        </w:rPr>
-      </w:pPr>
-      <w:r>
-        <w:rPr>
-          <w:rtl w:val="0"/>
-        </w:rPr>
-      </w:r>
-    </w:p>
-    <w:p>
-      <w:pPr>
-        <w:ind w:firstLine="11"/>
-        <w:jc w:val="center"/>
-        <w:rPr>
-          <w:rFonts w:ascii="Bahnschrift" w:cs="Bahnschrift" w:eastAsia="Bahnschrift" w:hAnsi="Bahnschrift"/>
-          <w:b w:val="1"/>
-          <w:bCs w:val="1"/>
-          <w:u w:val="single"/>
-        </w:rPr>
-      </w:pPr>
-      <w:r>
-        <w:rPr>
-          <w:rtl w:val="0"/>
-        </w:rPr>
-      </w:r>
-    </w:p>
-    <w:p>
-      <w:pPr>
-        <w:ind w:firstLine="11"/>
-        <w:jc w:val="center"/>
-        <w:rPr>
-          <w:rFonts w:ascii="Bahnschrift" w:cs="Bahnschrift" w:eastAsia="Bahnschrift" w:hAnsi="Bahnschrift"/>
-          <w:b w:val="1"/>
-          <w:bCs w:val="1"/>
-          <w:u w:val="single"/>
-        </w:rPr>
-      </w:pPr>
-      <w:r>
-        <w:rPr>
-          <w:rtl w:val="0"/>
-        </w:rPr>
-      </w:r>
-    </w:p>
-    <w:p>
-      <w:pPr>
-        <w:ind w:firstLine="11"/>
-        <w:jc w:val="center"/>
-        <w:rPr>
-          <w:rFonts w:ascii="Bahnschrift" w:cs="Bahnschrift" w:eastAsia="Bahnschrift" w:hAnsi="Bahnschrift"/>
-          <w:b w:val="1"/>
-          <w:bCs w:val="1"/>
-          <w:u w:val="single"/>
-        </w:rPr>
-      </w:pPr>
-      <w:r>
-        <w:rPr>
-          <w:rtl w:val="0"/>
-        </w:rPr>
-      </w:r>
-    </w:p>
-    <w:p>
-      <w:pPr>
-        <w:ind w:firstLine="11"/>
-        <w:jc w:val="center"/>
-        <w:rPr>
-          <w:rFonts w:ascii="Bahnschrift" w:cs="Bahnschrift" w:eastAsia="Bahnschrift" w:hAnsi="Bahnschrift"/>
-          <w:b w:val="1"/>
-          <w:bCs w:val="1"/>
-          <w:u w:val="single"/>
-        </w:rPr>
-      </w:pPr>
-      <w:r>
-        <w:rPr>
-          <w:rtl w:val="0"/>
-        </w:rPr>
-      </w:r>
-    </w:p>
-    <w:p>
-      <w:pPr>
-        <w:ind w:firstLine="11"/>
-        <w:jc w:val="center"/>
-        <w:rPr>
-          <w:rFonts w:ascii="Bahnschrift" w:cs="Bahnschrift" w:eastAsia="Bahnschrift" w:hAnsi="Bahnschrift"/>
-          <w:b w:val="1"/>
-          <w:bCs w:val="1"/>
-          <w:u w:val="single"/>
-        </w:rPr>
-      </w:pPr>
-      <w:r>
-        <w:rPr>
-          <w:rFonts w:ascii="Bahnschrift" w:cs="Bahnschrift" w:eastAsia="Bahnschrift" w:hAnsi="Bahnschrift"/>
-          <w:b w:val="1"/>
-          <w:bCs w:val="1"/>
-          <w:u w:val="single"/>
-          <w:rtl w:val="0"/>
-        </w:rPr>
-        <w:t xml:space="preserve">10. Decisiones de Diseño</w:t>
-      </w:r>
-    </w:p>
-    <w:p>
-      <w:pPr>
-        <w:ind w:firstLine="11"/>
-        <w:rPr>
-          <w:rFonts w:ascii="Bahnschrift" w:cs="Bahnschrift" w:eastAsia="Bahnschrift" w:hAnsi="Bahnschrift"/>
-          <w:b w:val="1"/>
-          <w:bCs w:val="1"/>
-        </w:rPr>
-      </w:pPr>
-      <w:r>
-        <w:rPr>
-          <w:rFonts w:ascii="Bahnschrift" w:cs="Bahnschrift" w:eastAsia="Bahnschrift" w:hAnsi="Bahnschrift"/>
-          <w:b w:val="1"/>
-          <w:bCs w:val="1"/>
-          <w:rtl w:val="0"/>
-        </w:rPr>
-        <w:t xml:space="preserve">DD-01 — Integración con Moodle: LTI 1.3 sobre web embebida</w:t>
-      </w:r>
-    </w:p>
-    <w:p>
-      <w:pPr>
-        <w:ind w:firstLine="11"/>
-        <w:rPr>
-          <w:rFonts w:ascii="Bahnschrift" w:cs="Bahnschrift" w:eastAsia="Bahnschrift" w:hAnsi="Bahnschrift"/>
-        </w:rPr>
-      </w:pPr>
-      <w:r>
-        <w:rPr>
-          <w:rFonts w:ascii="Bahnschrift" w:cs="Bahnschrift" w:eastAsia="Bahnschrift" w:hAnsi="Bahnschrift"/>
-          <w:b w:val="1"/>
-          <w:bCs w:val="1"/>
-          <w:rtl w:val="0"/>
-        </w:rPr>
-        <w:t xml:space="preserve">Decisión:</w:t>
-      </w:r>
-      <w:r>
-        <w:rPr>
-          <w:rFonts w:ascii="Bahnschrift" w:cs="Bahnschrift" w:eastAsia="Bahnschrift" w:hAnsi="Bahnschrift"/>
-          <w:rtl w:val="0"/>
-        </w:rPr>
-        <w:t xml:space="preserve"> El sistema se implementa como una aplicación web externa, embebida en Moodle mediante el estándar </w:t>
-      </w:r>
-      <w:r>
-        <w:rPr>
-          <w:rFonts w:ascii="Bahnschrift" w:cs="Bahnschrift" w:eastAsia="Bahnschrift" w:hAnsi="Bahnschrift"/>
-          <w:b w:val="1"/>
-          <w:bCs w:val="1"/>
-          <w:rtl w:val="0"/>
-        </w:rPr>
-        <w:t xml:space="preserve">LTI 1.3</w:t>
-      </w:r>
-      <w:r>
-        <w:rPr>
-          <w:rFonts w:ascii="Bahnschrift" w:cs="Bahnschrift" w:eastAsia="Bahnschrift" w:hAnsi="Bahnschrift"/>
-          <w:rtl w:val="0"/>
-        </w:rPr>
-        <w:t xml:space="preserve"> (Learning Tools Interoperability).</w:t>
-      </w:r>
-    </w:p>
-    <w:p>
-      <w:pPr>
-        <w:ind w:firstLine="11"/>
-        <w:rPr>
-          <w:rFonts w:ascii="Bahnschrift" w:cs="Bahnschrift" w:eastAsia="Bahnschrift" w:hAnsi="Bahnschrift"/>
-        </w:rPr>
-      </w:pPr>
-      <w:r>
-        <w:rPr>
-          <w:rFonts w:ascii="Bahnschrift" w:cs="Bahnschrift" w:eastAsia="Bahnschrift" w:hAnsi="Bahnschrift"/>
-          <w:b w:val="1"/>
-          <w:bCs w:val="1"/>
-          <w:rtl w:val="0"/>
-        </w:rPr>
-        <w:t xml:space="preserve">Alternativa considerada:</w:t>
-      </w:r>
-      <w:r>
-        <w:rPr>
-          <w:rFonts w:ascii="Bahnschrift" w:cs="Bahnschrift" w:eastAsia="Bahnschrift" w:hAnsi="Bahnschrift"/>
-          <w:rtl w:val="0"/>
-        </w:rPr>
-        <w:t xml:space="preserve"> plugin nativo de Moodle (desarrollado en PHP según la arquitectura de plugins de Moodle).</w:t>
-      </w:r>
-    </w:p>
-    <w:p>
-      <w:pPr>
-        <w:ind w:firstLine="11"/>
-        <w:rPr>
-          <w:rFonts w:ascii="Bahnschrift" w:cs="Bahnschrift" w:eastAsia="Bahnschrift" w:hAnsi="Bahnschrift"/>
-        </w:rPr>
-      </w:pPr>
-      <w:r>
-        <w:rPr>
-          <w:rFonts w:ascii="Bahnschrift" w:cs="Bahnschrift" w:eastAsia="Bahnschrift" w:hAnsi="Bahnschrift"/>
-          <w:b w:val="1"/>
-          <w:bCs w:val="1"/>
-          <w:rtl w:val="0"/>
-        </w:rPr>
-        <w:t xml:space="preserve">Justificación:</w:t>
-      </w:r>
-      <w:r>
-        <w:rPr>
-          <w:rtl w:val="0"/>
-        </w:rPr>
+        <w:rPr>
+          <w:rFonts w:ascii="Bahnschrift" w:eastAsia="Bahnschrift" w:hAnsi="Bahnschrift" w:cs="Bahnschrift"/>
+        </w:rPr>
+      </w:pPr>
+      <w:r>
+        <w:rPr>
+          <w:rFonts w:ascii="Bahnschrift" w:eastAsia="Bahnschrift" w:hAnsi="Bahnschrift" w:cs="Bahnschrift"/>
+          <w:b/>
+          <w:bCs/>
+        </w:rPr>
+        <w:t>Justificación:</w:t>
       </w:r>
     </w:p>
     <w:tbl>
       <w:tblPr>
-        <w:tblStyle w:val="Table3"/>
-        <w:tblW w:w="8495.0" w:type="dxa"/>
-        <w:jc w:val="left"/>
+        <w:tblStyle w:val="a1"/>
+        <w:tblW w:w="8495" w:type="dxa"/>
+        <w:tblInd w:w="0" w:type="dxa"/>
         <w:tblBorders>
-          <w:top w:color="000000" w:space="0" w:sz="4" w:val="single"/>
-          <w:left w:color="000000" w:space="0" w:sz="4" w:val="single"/>
-          <w:bottom w:color="000000" w:space="0" w:sz="4" w:val="single"/>
-          <w:right w:color="000000" w:space="0" w:sz="4" w:val="single"/>
-          <w:insideH w:color="000000" w:space="0" w:sz="4" w:val="single"/>
-          <w:insideV w:color="000000" w:space="0" w:sz="4" w:val="single"/>
+          <w:top w:val="single" w:sz="4" w:space="0" w:color="000000"/>
+          <w:left w:val="single" w:sz="4" w:space="0" w:color="000000"/>
+          <w:bottom w:val="single" w:sz="4" w:space="0" w:color="000000"/>
+          <w:right w:val="single" w:sz="4" w:space="0" w:color="000000"/>
+          <w:insideH w:val="single" w:sz="4" w:space="0" w:color="000000"/>
+          <w:insideV w:val="single" w:sz="4" w:space="0" w:color="000000"/>
         </w:tblBorders>
         <w:tblLayout w:type="fixed"/>
-        <w:tblLook w:val="0400"/>
+        <w:tblLook w:val="0400" w:firstRow="0" w:lastRow="0" w:firstColumn="0" w:lastColumn="0" w:noHBand="0" w:noVBand="1"/>
       </w:tblPr>
       <w:tblGrid>
         <w:gridCol w:w="3217"/>
         <w:gridCol w:w="2221"/>
         <w:gridCol w:w="3057"/>
-        <w:tblGridChange w:id="0">
-          <w:tblGrid>
-            <w:gridCol w:w="3217"/>
-            <w:gridCol w:w="2221"/>
-            <w:gridCol w:w="3057"/>
-          </w:tblGrid>
-        </w:tblGridChange>
       </w:tblGrid>
       <w:tr>
-        <w:trPr>
-          <w:cantSplit w:val="0"/>
-          <w:tblHeader w:val="0"/>
-        </w:trPr>
         <w:tc>
           <w:tcPr>
+            <w:tcW w:w="3217" w:type="dxa"/>
             <w:vAlign w:val="center"/>
           </w:tcPr>
           <w:p>
@@ -4242,24 +3589,24 @@
               <w:ind w:firstLine="11"/>
               <w:jc w:val="center"/>
               <w:rPr>
-                <w:rFonts w:ascii="Bahnschrift" w:cs="Bahnschrift" w:eastAsia="Bahnschrift" w:hAnsi="Bahnschrift"/>
-                <w:b w:val="1"/>
-                <w:bCs w:val="1"/>
+                <w:rFonts w:ascii="Bahnschrift" w:eastAsia="Bahnschrift" w:hAnsi="Bahnschrift" w:cs="Bahnschrift"/>
+                <w:b/>
+                <w:bCs/>
               </w:rPr>
             </w:pPr>
             <w:r>
               <w:rPr>
-                <w:rFonts w:ascii="Bahnschrift" w:cs="Bahnschrift" w:eastAsia="Bahnschrift" w:hAnsi="Bahnschrift"/>
-                <w:b w:val="1"/>
-                <w:bCs w:val="1"/>
-                <w:rtl w:val="0"/>
-              </w:rPr>
-              <w:t xml:space="preserve">Criterio</w:t>
+                <w:rFonts w:ascii="Bahnschrift" w:eastAsia="Bahnschrift" w:hAnsi="Bahnschrift" w:cs="Bahnschrift"/>
+                <w:b/>
+                <w:bCs/>
+              </w:rPr>
+              <w:t>Criterio</w:t>
             </w:r>
           </w:p>
         </w:tc>
         <w:tc>
           <w:tcPr>
+            <w:tcW w:w="2221" w:type="dxa"/>
             <w:vAlign w:val="center"/>
           </w:tcPr>
           <w:p>
@@ -4267,24 +3614,24 @@
               <w:ind w:firstLine="11"/>
               <w:jc w:val="center"/>
               <w:rPr>
-                <w:rFonts w:ascii="Bahnschrift" w:cs="Bahnschrift" w:eastAsia="Bahnschrift" w:hAnsi="Bahnschrift"/>
-                <w:b w:val="1"/>
-                <w:bCs w:val="1"/>
+                <w:rFonts w:ascii="Bahnschrift" w:eastAsia="Bahnschrift" w:hAnsi="Bahnschrift" w:cs="Bahnschrift"/>
+                <w:b/>
+                <w:bCs/>
               </w:rPr>
             </w:pPr>
             <w:r>
               <w:rPr>
-                <w:rFonts w:ascii="Bahnschrift" w:cs="Bahnschrift" w:eastAsia="Bahnschrift" w:hAnsi="Bahnschrift"/>
-                <w:b w:val="1"/>
-                <w:bCs w:val="1"/>
-                <w:rtl w:val="0"/>
-              </w:rPr>
-              <w:t xml:space="preserve">LTI 1.3 (elegida)</w:t>
+                <w:rFonts w:ascii="Bahnschrift" w:eastAsia="Bahnschrift" w:hAnsi="Bahnschrift" w:cs="Bahnschrift"/>
+                <w:b/>
+                <w:bCs/>
+              </w:rPr>
+              <w:t>LTI 1.3 (elegida)</w:t>
             </w:r>
           </w:p>
         </w:tc>
         <w:tc>
           <w:tcPr>
+            <w:tcW w:w="3057" w:type="dxa"/>
             <w:vAlign w:val="center"/>
           </w:tcPr>
           <w:p>
@@ -4292,30 +3639,26 @@
               <w:ind w:firstLine="11"/>
               <w:jc w:val="center"/>
               <w:rPr>
-                <w:rFonts w:ascii="Bahnschrift" w:cs="Bahnschrift" w:eastAsia="Bahnschrift" w:hAnsi="Bahnschrift"/>
-                <w:b w:val="1"/>
-                <w:bCs w:val="1"/>
+                <w:rFonts w:ascii="Bahnschrift" w:eastAsia="Bahnschrift" w:hAnsi="Bahnschrift" w:cs="Bahnschrift"/>
+                <w:b/>
+                <w:bCs/>
               </w:rPr>
             </w:pPr>
             <w:r>
               <w:rPr>
-                <w:rFonts w:ascii="Bahnschrift" w:cs="Bahnschrift" w:eastAsia="Bahnschrift" w:hAnsi="Bahnschrift"/>
-                <w:b w:val="1"/>
-                <w:bCs w:val="1"/>
-                <w:rtl w:val="0"/>
-              </w:rPr>
-              <w:t xml:space="preserve">Plugin nativo</w:t>
+                <w:rFonts w:ascii="Bahnschrift" w:eastAsia="Bahnschrift" w:hAnsi="Bahnschrift" w:cs="Bahnschrift"/>
+                <w:b/>
+                <w:bCs/>
+              </w:rPr>
+              <w:t>Plugin nativo</w:t>
             </w:r>
           </w:p>
         </w:tc>
       </w:tr>
       <w:tr>
-        <w:trPr>
-          <w:cantSplit w:val="0"/>
-          <w:tblHeader w:val="0"/>
-        </w:trPr>
         <w:tc>
           <w:tcPr>
+            <w:tcW w:w="3217" w:type="dxa"/>
             <w:vAlign w:val="center"/>
           </w:tcPr>
           <w:p>
@@ -4323,20 +3666,20 @@
               <w:ind w:firstLine="11"/>
               <w:jc w:val="left"/>
               <w:rPr>
-                <w:rFonts w:ascii="Bahnschrift" w:cs="Bahnschrift" w:eastAsia="Bahnschrift" w:hAnsi="Bahnschrift"/>
+                <w:rFonts w:ascii="Bahnschrift" w:eastAsia="Bahnschrift" w:hAnsi="Bahnschrift" w:cs="Bahnschrift"/>
               </w:rPr>
             </w:pPr>
             <w:r>
               <w:rPr>
-                <w:rFonts w:ascii="Bahnschrift" w:cs="Bahnschrift" w:eastAsia="Bahnschrift" w:hAnsi="Bahnschrift"/>
-                <w:rtl w:val="0"/>
-              </w:rPr>
-              <w:t xml:space="preserve">Stack tecnológico</w:t>
+                <w:rFonts w:ascii="Bahnschrift" w:eastAsia="Bahnschrift" w:hAnsi="Bahnschrift" w:cs="Bahnschrift"/>
+              </w:rPr>
+              <w:t>Stack tecnológico</w:t>
             </w:r>
           </w:p>
         </w:tc>
         <w:tc>
           <w:tcPr>
+            <w:tcW w:w="2221" w:type="dxa"/>
             <w:vAlign w:val="center"/>
           </w:tcPr>
           <w:p>
@@ -4344,20 +3687,20 @@
               <w:ind w:firstLine="11"/>
               <w:jc w:val="left"/>
               <w:rPr>
-                <w:rFonts w:ascii="Bahnschrift" w:cs="Bahnschrift" w:eastAsia="Bahnschrift" w:hAnsi="Bahnschrift"/>
+                <w:rFonts w:ascii="Bahnschrift" w:eastAsia="Bahnschrift" w:hAnsi="Bahnschrift" w:cs="Bahnschrift"/>
               </w:rPr>
             </w:pPr>
             <w:r>
               <w:rPr>
-                <w:rFonts w:ascii="Bahnschrift" w:cs="Bahnschrift" w:eastAsia="Bahnschrift" w:hAnsi="Bahnschrift"/>
-                <w:rtl w:val="0"/>
-              </w:rPr>
-              <w:t xml:space="preserve">Libre elección</w:t>
+                <w:rFonts w:ascii="Bahnschrift" w:eastAsia="Bahnschrift" w:hAnsi="Bahnschrift" w:cs="Bahnschrift"/>
+              </w:rPr>
+              <w:t>Libre elección</w:t>
             </w:r>
           </w:p>
         </w:tc>
         <w:tc>
           <w:tcPr>
+            <w:tcW w:w="3057" w:type="dxa"/>
             <w:vAlign w:val="center"/>
           </w:tcPr>
           <w:p>
@@ -4365,26 +3708,22 @@
               <w:ind w:firstLine="11"/>
               <w:jc w:val="left"/>
               <w:rPr>
-                <w:rFonts w:ascii="Bahnschrift" w:cs="Bahnschrift" w:eastAsia="Bahnschrift" w:hAnsi="Bahnschrift"/>
+                <w:rFonts w:ascii="Bahnschrift" w:eastAsia="Bahnschrift" w:hAnsi="Bahnschrift" w:cs="Bahnschrift"/>
               </w:rPr>
             </w:pPr>
             <w:r>
               <w:rPr>
-                <w:rFonts w:ascii="Bahnschrift" w:cs="Bahnschrift" w:eastAsia="Bahnschrift" w:hAnsi="Bahnschrift"/>
-                <w:rtl w:val="0"/>
-              </w:rPr>
-              <w:t xml:space="preserve">PHP obligatorio</w:t>
+                <w:rFonts w:ascii="Bahnschrift" w:eastAsia="Bahnschrift" w:hAnsi="Bahnschrift" w:cs="Bahnschrift"/>
+              </w:rPr>
+              <w:t>PHP obligatorio</w:t>
             </w:r>
           </w:p>
         </w:tc>
       </w:tr>
       <w:tr>
-        <w:trPr>
-          <w:cantSplit w:val="0"/>
-          <w:tblHeader w:val="0"/>
-        </w:trPr>
         <w:tc>
           <w:tcPr>
+            <w:tcW w:w="3217" w:type="dxa"/>
             <w:vAlign w:val="center"/>
           </w:tcPr>
           <w:p>
@@ -4392,20 +3731,20 @@
               <w:ind w:firstLine="11"/>
               <w:jc w:val="left"/>
               <w:rPr>
-                <w:rFonts w:ascii="Bahnschrift" w:cs="Bahnschrift" w:eastAsia="Bahnschrift" w:hAnsi="Bahnschrift"/>
+                <w:rFonts w:ascii="Bahnschrift" w:eastAsia="Bahnschrift" w:hAnsi="Bahnschrift" w:cs="Bahnschrift"/>
               </w:rPr>
             </w:pPr>
             <w:r>
               <w:rPr>
-                <w:rFonts w:ascii="Bahnschrift" w:cs="Bahnschrift" w:eastAsia="Bahnschrift" w:hAnsi="Bahnschrift"/>
-                <w:rtl w:val="0"/>
-              </w:rPr>
-              <w:t xml:space="preserve">Mantenimiento ante actualizaciones de Moodle</w:t>
+                <w:rFonts w:ascii="Bahnschrift" w:eastAsia="Bahnschrift" w:hAnsi="Bahnschrift" w:cs="Bahnschrift"/>
+              </w:rPr>
+              <w:t>Mantenimiento ante actualizaciones de Moodle</w:t>
             </w:r>
           </w:p>
         </w:tc>
         <w:tc>
           <w:tcPr>
+            <w:tcW w:w="2221" w:type="dxa"/>
             <w:vAlign w:val="center"/>
           </w:tcPr>
           <w:p>
@@ -4413,20 +3752,20 @@
               <w:ind w:firstLine="11"/>
               <w:jc w:val="left"/>
               <w:rPr>
-                <w:rFonts w:ascii="Bahnschrift" w:cs="Bahnschrift" w:eastAsia="Bahnschrift" w:hAnsi="Bahnschrift"/>
+                <w:rFonts w:ascii="Bahnschrift" w:eastAsia="Bahnschrift" w:hAnsi="Bahnschrift" w:cs="Bahnschrift"/>
               </w:rPr>
             </w:pPr>
             <w:r>
               <w:rPr>
-                <w:rFonts w:ascii="Bahnschrift" w:cs="Bahnschrift" w:eastAsia="Bahnschrift" w:hAnsi="Bahnschrift"/>
-                <w:rtl w:val="0"/>
-              </w:rPr>
-              <w:t xml:space="preserve">Independiente</w:t>
+                <w:rFonts w:ascii="Bahnschrift" w:eastAsia="Bahnschrift" w:hAnsi="Bahnschrift" w:cs="Bahnschrift"/>
+              </w:rPr>
+              <w:t>Independiente</w:t>
             </w:r>
           </w:p>
         </w:tc>
         <w:tc>
           <w:tcPr>
+            <w:tcW w:w="3057" w:type="dxa"/>
             <w:vAlign w:val="center"/>
           </w:tcPr>
           <w:p>
@@ -4434,26 +3773,22 @@
               <w:ind w:firstLine="11"/>
               <w:jc w:val="left"/>
               <w:rPr>
-                <w:rFonts w:ascii="Bahnschrift" w:cs="Bahnschrift" w:eastAsia="Bahnschrift" w:hAnsi="Bahnschrift"/>
+                <w:rFonts w:ascii="Bahnschrift" w:eastAsia="Bahnschrift" w:hAnsi="Bahnschrift" w:cs="Bahnschrift"/>
               </w:rPr>
             </w:pPr>
             <w:r>
               <w:rPr>
-                <w:rFonts w:ascii="Bahnschrift" w:cs="Bahnschrift" w:eastAsia="Bahnschrift" w:hAnsi="Bahnschrift"/>
-                <w:rtl w:val="0"/>
-              </w:rPr>
-              <w:t xml:space="preserve">Puede romperse con cada versión</w:t>
+                <w:rFonts w:ascii="Bahnschrift" w:eastAsia="Bahnschrift" w:hAnsi="Bahnschrift" w:cs="Bahnschrift"/>
+              </w:rPr>
+              <w:t>Puede romperse con cada versión</w:t>
             </w:r>
           </w:p>
         </w:tc>
       </w:tr>
       <w:tr>
-        <w:trPr>
-          <w:cantSplit w:val="0"/>
-          <w:tblHeader w:val="0"/>
-        </w:trPr>
         <w:tc>
           <w:tcPr>
+            <w:tcW w:w="3217" w:type="dxa"/>
             <w:vAlign w:val="center"/>
           </w:tcPr>
           <w:p>
@@ -4461,20 +3796,20 @@
               <w:ind w:firstLine="11"/>
               <w:jc w:val="left"/>
               <w:rPr>
-                <w:rFonts w:ascii="Bahnschrift" w:cs="Bahnschrift" w:eastAsia="Bahnschrift" w:hAnsi="Bahnschrift"/>
+                <w:rFonts w:ascii="Bahnschrift" w:eastAsia="Bahnschrift" w:hAnsi="Bahnschrift" w:cs="Bahnschrift"/>
               </w:rPr>
             </w:pPr>
             <w:r>
               <w:rPr>
-                <w:rFonts w:ascii="Bahnschrift" w:cs="Bahnschrift" w:eastAsia="Bahnschrift" w:hAnsi="Bahnschrift"/>
-                <w:rtl w:val="0"/>
-              </w:rPr>
-              <w:t xml:space="preserve">Complejidad de desarrollo inicial</w:t>
+                <w:rFonts w:ascii="Bahnschrift" w:eastAsia="Bahnschrift" w:hAnsi="Bahnschrift" w:cs="Bahnschrift"/>
+              </w:rPr>
+              <w:t>Complejidad de desarrollo inicial</w:t>
             </w:r>
           </w:p>
         </w:tc>
         <w:tc>
           <w:tcPr>
+            <w:tcW w:w="2221" w:type="dxa"/>
             <w:vAlign w:val="center"/>
           </w:tcPr>
           <w:p>
@@ -4482,20 +3817,20 @@
               <w:ind w:firstLine="11"/>
               <w:jc w:val="left"/>
               <w:rPr>
-                <w:rFonts w:ascii="Bahnschrift" w:cs="Bahnschrift" w:eastAsia="Bahnschrift" w:hAnsi="Bahnschrift"/>
+                <w:rFonts w:ascii="Bahnschrift" w:eastAsia="Bahnschrift" w:hAnsi="Bahnschrift" w:cs="Bahnschrift"/>
               </w:rPr>
             </w:pPr>
             <w:r>
               <w:rPr>
-                <w:rFonts w:ascii="Bahnschrift" w:cs="Bahnschrift" w:eastAsia="Bahnschrift" w:hAnsi="Bahnschrift"/>
-                <w:rtl w:val="0"/>
-              </w:rPr>
-              <w:t xml:space="preserve">Media</w:t>
+                <w:rFonts w:ascii="Bahnschrift" w:eastAsia="Bahnschrift" w:hAnsi="Bahnschrift" w:cs="Bahnschrift"/>
+              </w:rPr>
+              <w:t>Media</w:t>
             </w:r>
           </w:p>
         </w:tc>
         <w:tc>
           <w:tcPr>
+            <w:tcW w:w="3057" w:type="dxa"/>
             <w:vAlign w:val="center"/>
           </w:tcPr>
           <w:p>
@@ -4503,26 +3838,22 @@
               <w:ind w:firstLine="11"/>
               <w:jc w:val="left"/>
               <w:rPr>
-                <w:rFonts w:ascii="Bahnschrift" w:cs="Bahnschrift" w:eastAsia="Bahnschrift" w:hAnsi="Bahnschrift"/>
+                <w:rFonts w:ascii="Bahnschrift" w:eastAsia="Bahnschrift" w:hAnsi="Bahnschrift" w:cs="Bahnschrift"/>
               </w:rPr>
             </w:pPr>
             <w:r>
               <w:rPr>
-                <w:rFonts w:ascii="Bahnschrift" w:cs="Bahnschrift" w:eastAsia="Bahnschrift" w:hAnsi="Bahnschrift"/>
-                <w:rtl w:val="0"/>
-              </w:rPr>
-              <w:t xml:space="preserve">Alta (curva de aprendizaje de la API de plugins)</w:t>
+                <w:rFonts w:ascii="Bahnschrift" w:eastAsia="Bahnschrift" w:hAnsi="Bahnschrift" w:cs="Bahnschrift"/>
+              </w:rPr>
+              <w:t>Alta (curva de aprendizaje de la API de plugins)</w:t>
             </w:r>
           </w:p>
         </w:tc>
       </w:tr>
       <w:tr>
-        <w:trPr>
-          <w:cantSplit w:val="0"/>
-          <w:tblHeader w:val="0"/>
-        </w:trPr>
         <w:tc>
           <w:tcPr>
+            <w:tcW w:w="3217" w:type="dxa"/>
             <w:vAlign w:val="center"/>
           </w:tcPr>
           <w:p>
@@ -4530,20 +3861,20 @@
               <w:ind w:firstLine="11"/>
               <w:jc w:val="left"/>
               <w:rPr>
-                <w:rFonts w:ascii="Bahnschrift" w:cs="Bahnschrift" w:eastAsia="Bahnschrift" w:hAnsi="Bahnschrift"/>
+                <w:rFonts w:ascii="Bahnschrift" w:eastAsia="Bahnschrift" w:hAnsi="Bahnschrift" w:cs="Bahnschrift"/>
               </w:rPr>
             </w:pPr>
             <w:r>
               <w:rPr>
-                <w:rFonts w:ascii="Bahnschrift" w:cs="Bahnschrift" w:eastAsia="Bahnschrift" w:hAnsi="Bahnschrift"/>
-                <w:rtl w:val="0"/>
-              </w:rPr>
-              <w:t xml:space="preserve">Portabilidad a otros LMS</w:t>
+                <w:rFonts w:ascii="Bahnschrift" w:eastAsia="Bahnschrift" w:hAnsi="Bahnschrift" w:cs="Bahnschrift"/>
+              </w:rPr>
+              <w:t>Portabilidad a otros LMS</w:t>
             </w:r>
           </w:p>
         </w:tc>
         <w:tc>
           <w:tcPr>
+            <w:tcW w:w="2221" w:type="dxa"/>
             <w:vAlign w:val="center"/>
           </w:tcPr>
           <w:p>
@@ -4551,20 +3882,20 @@
               <w:ind w:firstLine="11"/>
               <w:jc w:val="left"/>
               <w:rPr>
-                <w:rFonts w:ascii="Bahnschrift" w:cs="Bahnschrift" w:eastAsia="Bahnschrift" w:hAnsi="Bahnschrift"/>
+                <w:rFonts w:ascii="Bahnschrift" w:eastAsia="Bahnschrift" w:hAnsi="Bahnschrift" w:cs="Bahnschrift"/>
               </w:rPr>
             </w:pPr>
             <w:r>
               <w:rPr>
-                <w:rFonts w:ascii="Bahnschrift" w:cs="Bahnschrift" w:eastAsia="Bahnschrift" w:hAnsi="Bahnschrift"/>
-                <w:rtl w:val="0"/>
-              </w:rPr>
-              <w:t xml:space="preserve">Sí (estándar abierto)</w:t>
+                <w:rFonts w:ascii="Bahnschrift" w:eastAsia="Bahnschrift" w:hAnsi="Bahnschrift" w:cs="Bahnschrift"/>
+              </w:rPr>
+              <w:t>Sí (estándar abierto)</w:t>
             </w:r>
           </w:p>
         </w:tc>
         <w:tc>
           <w:tcPr>
+            <w:tcW w:w="3057" w:type="dxa"/>
             <w:vAlign w:val="center"/>
           </w:tcPr>
           <w:p>
@@ -4572,26 +3903,22 @@
               <w:ind w:firstLine="11"/>
               <w:jc w:val="left"/>
               <w:rPr>
-                <w:rFonts w:ascii="Bahnschrift" w:cs="Bahnschrift" w:eastAsia="Bahnschrift" w:hAnsi="Bahnschrift"/>
+                <w:rFonts w:ascii="Bahnschrift" w:eastAsia="Bahnschrift" w:hAnsi="Bahnschrift" w:cs="Bahnschrift"/>
               </w:rPr>
             </w:pPr>
             <w:r>
               <w:rPr>
-                <w:rFonts w:ascii="Bahnschrift" w:cs="Bahnschrift" w:eastAsia="Bahnschrift" w:hAnsi="Bahnschrift"/>
-                <w:rtl w:val="0"/>
-              </w:rPr>
-              <w:t xml:space="preserve">No</w:t>
+                <w:rFonts w:ascii="Bahnschrift" w:eastAsia="Bahnschrift" w:hAnsi="Bahnschrift" w:cs="Bahnschrift"/>
+              </w:rPr>
+              <w:t>No</w:t>
             </w:r>
           </w:p>
         </w:tc>
       </w:tr>
       <w:tr>
-        <w:trPr>
-          <w:cantSplit w:val="0"/>
-          <w:tblHeader w:val="0"/>
-        </w:trPr>
         <w:tc>
           <w:tcPr>
+            <w:tcW w:w="3217" w:type="dxa"/>
             <w:vAlign w:val="center"/>
           </w:tcPr>
           <w:p>
@@ -4599,20 +3926,20 @@
               <w:ind w:firstLine="11"/>
               <w:jc w:val="left"/>
               <w:rPr>
-                <w:rFonts w:ascii="Bahnschrift" w:cs="Bahnschrift" w:eastAsia="Bahnschrift" w:hAnsi="Bahnschrift"/>
+                <w:rFonts w:ascii="Bahnschrift" w:eastAsia="Bahnschrift" w:hAnsi="Bahnschrift" w:cs="Bahnschrift"/>
               </w:rPr>
             </w:pPr>
             <w:r>
               <w:rPr>
-                <w:rFonts w:ascii="Bahnschrift" w:cs="Bahnschrift" w:eastAsia="Bahnschrift" w:hAnsi="Bahnschrift"/>
-                <w:rtl w:val="0"/>
-              </w:rPr>
-              <w:t xml:space="preserve">Acceso a datos de Moodle</w:t>
+                <w:rFonts w:ascii="Bahnschrift" w:eastAsia="Bahnschrift" w:hAnsi="Bahnschrift" w:cs="Bahnschrift"/>
+              </w:rPr>
+              <w:t>Acceso a datos de Moodle</w:t>
             </w:r>
           </w:p>
         </w:tc>
         <w:tc>
           <w:tcPr>
+            <w:tcW w:w="2221" w:type="dxa"/>
             <w:vAlign w:val="center"/>
           </w:tcPr>
           <w:p>
@@ -4620,20 +3947,20 @@
               <w:ind w:firstLine="11"/>
               <w:jc w:val="left"/>
               <w:rPr>
-                <w:rFonts w:ascii="Bahnschrift" w:cs="Bahnschrift" w:eastAsia="Bahnschrift" w:hAnsi="Bahnschrift"/>
+                <w:rFonts w:ascii="Bahnschrift" w:eastAsia="Bahnschrift" w:hAnsi="Bahnschrift" w:cs="Bahnschrift"/>
               </w:rPr>
             </w:pPr>
             <w:r>
               <w:rPr>
-                <w:rFonts w:ascii="Bahnschrift" w:cs="Bahnschrift" w:eastAsia="Bahnschrift" w:hAnsi="Bahnschrift"/>
-                <w:rtl w:val="0"/>
-              </w:rPr>
-              <w:t xml:space="preserve">Via API REST (solo lectura)</w:t>
+                <w:rFonts w:ascii="Bahnschrift" w:eastAsia="Bahnschrift" w:hAnsi="Bahnschrift" w:cs="Bahnschrift"/>
+              </w:rPr>
+              <w:t>Via API REST (solo lectura)</w:t>
             </w:r>
           </w:p>
         </w:tc>
         <w:tc>
           <w:tcPr>
+            <w:tcW w:w="3057" w:type="dxa"/>
             <w:vAlign w:val="center"/>
           </w:tcPr>
           <w:p>
@@ -4641,15 +3968,14 @@
               <w:ind w:firstLine="11"/>
               <w:jc w:val="left"/>
               <w:rPr>
-                <w:rFonts w:ascii="Bahnschrift" w:cs="Bahnschrift" w:eastAsia="Bahnschrift" w:hAnsi="Bahnschrift"/>
+                <w:rFonts w:ascii="Bahnschrift" w:eastAsia="Bahnschrift" w:hAnsi="Bahnschrift" w:cs="Bahnschrift"/>
               </w:rPr>
             </w:pPr>
             <w:r>
               <w:rPr>
-                <w:rFonts w:ascii="Bahnschrift" w:cs="Bahnschrift" w:eastAsia="Bahnschrift" w:hAnsi="Bahnschrift"/>
-                <w:rtl w:val="0"/>
-              </w:rPr>
-              <w:t xml:space="preserve">Acceso directo a BD</w:t>
+                <w:rFonts w:ascii="Bahnschrift" w:eastAsia="Bahnschrift" w:hAnsi="Bahnschrift" w:cs="Bahnschrift"/>
+              </w:rPr>
+              <w:t>Acceso directo a BD</w:t>
             </w:r>
           </w:p>
         </w:tc>
@@ -4659,518 +3985,483 @@
       <w:pPr>
         <w:ind w:firstLine="11"/>
         <w:rPr>
-          <w:rFonts w:ascii="Bahnschrift" w:cs="Bahnschrift" w:eastAsia="Bahnschrift" w:hAnsi="Bahnschrift"/>
-        </w:rPr>
-      </w:pPr>
-      <w:r>
-        <w:rPr>
-          <w:rFonts w:ascii="Bahnschrift" w:cs="Bahnschrift" w:eastAsia="Bahnschrift" w:hAnsi="Bahnschrift"/>
-          <w:rtl w:val="0"/>
-        </w:rPr>
-        <w:t xml:space="preserve">LTI 1.3 permite desarrollar el sistema en el stack de preferencia del equipo, con independencia del ciclo de actualizaciones de Moodle, y es un estándar soportado por todos los LMS modernos.</w:t>
+          <w:rFonts w:ascii="Bahnschrift" w:eastAsia="Bahnschrift" w:hAnsi="Bahnschrift" w:cs="Bahnschrift"/>
+        </w:rPr>
+      </w:pPr>
+      <w:r>
+        <w:rPr>
+          <w:rFonts w:ascii="Bahnschrift" w:eastAsia="Bahnschrift" w:hAnsi="Bahnschrift" w:cs="Bahnschrift"/>
+        </w:rPr>
+        <w:t>LTI 1.3 permite desarrollar el sistema en el stack de preferencia del equipo, con independencia del ciclo de actualizaciones de Moodle, y es un estándar soportado por todos los LMS modernos.</w:t>
       </w:r>
     </w:p>
     <w:p>
       <w:pPr>
         <w:ind w:firstLine="11"/>
         <w:rPr>
-          <w:rFonts w:ascii="Bahnschrift" w:cs="Bahnschrift" w:eastAsia="Bahnschrift" w:hAnsi="Bahnschrift"/>
-        </w:rPr>
-      </w:pPr>
-      <w:r>
-        <w:rPr>
-          <w:rFonts w:ascii="Bahnschrift" w:cs="Bahnschrift" w:eastAsia="Bahnschrift" w:hAnsi="Bahnschrift"/>
-          <w:b w:val="1"/>
-          <w:bCs w:val="1"/>
-          <w:rtl w:val="0"/>
-        </w:rPr>
-        <w:t xml:space="preserve">Implicancias:</w:t>
-      </w:r>
-      <w:r>
-        <w:rPr>
-          <w:rFonts w:ascii="Bahnschrift" w:cs="Bahnschrift" w:eastAsia="Bahnschrift" w:hAnsi="Bahnschrift"/>
-          <w:rtl w:val="0"/>
-        </w:rPr>
-        <w:t xml:space="preserve"> el Administrador de Moodle debe registrar SBIRE como "herramienta externa" en la configuración del sitio.</w:t>
+          <w:rFonts w:ascii="Bahnschrift" w:eastAsia="Bahnschrift" w:hAnsi="Bahnschrift" w:cs="Bahnschrift"/>
+        </w:rPr>
+      </w:pPr>
+      <w:r>
+        <w:rPr>
+          <w:rFonts w:ascii="Bahnschrift" w:eastAsia="Bahnschrift" w:hAnsi="Bahnschrift" w:cs="Bahnschrift"/>
+          <w:b/>
+          <w:bCs/>
+        </w:rPr>
+        <w:t>Implicancias:</w:t>
+      </w:r>
+      <w:r>
+        <w:rPr>
+          <w:rFonts w:ascii="Bahnschrift" w:eastAsia="Bahnschrift" w:hAnsi="Bahnschrift" w:cs="Bahnschrift"/>
+        </w:rPr>
+        <w:t> el Administrador de Moodle debe registrar SBIRE como "herramienta externa" en la configuración del sitio.</w:t>
       </w:r>
     </w:p>
     <w:p>
       <w:pPr>
         <w:ind w:firstLine="11"/>
         <w:rPr>
-          <w:rFonts w:ascii="Bahnschrift" w:cs="Bahnschrift" w:eastAsia="Bahnschrift" w:hAnsi="Bahnschrift"/>
-        </w:rPr>
-      </w:pPr>
-      <w:r>
-        <w:rPr>
-          <w:rtl w:val="0"/>
-        </w:rPr>
-      </w:r>
+          <w:rFonts w:ascii="Bahnschrift" w:eastAsia="Bahnschrift" w:hAnsi="Bahnschrift" w:cs="Bahnschrift"/>
+        </w:rPr>
+      </w:pPr>
     </w:p>
     <w:p>
       <w:pPr>
         <w:ind w:firstLine="11"/>
         <w:rPr>
-          <w:rFonts w:ascii="Bahnschrift" w:cs="Bahnschrift" w:eastAsia="Bahnschrift" w:hAnsi="Bahnschrift"/>
-          <w:b w:val="1"/>
-          <w:bCs w:val="1"/>
-        </w:rPr>
-      </w:pPr>
-      <w:r>
-        <w:rPr>
-          <w:rFonts w:ascii="Bahnschrift" w:cs="Bahnschrift" w:eastAsia="Bahnschrift" w:hAnsi="Bahnschrift"/>
-          <w:b w:val="1"/>
-          <w:bCs w:val="1"/>
-          <w:rtl w:val="0"/>
-        </w:rPr>
-        <w:t xml:space="preserve">DD-02 — Autenticación: LTI 1.3 como único mecanismo de acceso</w:t>
+          <w:rFonts w:ascii="Bahnschrift" w:eastAsia="Bahnschrift" w:hAnsi="Bahnschrift" w:cs="Bahnschrift"/>
+          <w:b/>
+          <w:bCs/>
+        </w:rPr>
+      </w:pPr>
+      <w:r>
+        <w:rPr>
+          <w:rFonts w:ascii="Bahnschrift" w:eastAsia="Bahnschrift" w:hAnsi="Bahnschrift" w:cs="Bahnschrift"/>
+          <w:b/>
+          <w:bCs/>
+        </w:rPr>
+        <w:t>DD-02 — Autenticación: LTI 1.3 como único mecanismo de acceso</w:t>
       </w:r>
     </w:p>
     <w:p>
       <w:pPr>
         <w:ind w:firstLine="11"/>
         <w:rPr>
-          <w:rFonts w:ascii="Bahnschrift" w:cs="Bahnschrift" w:eastAsia="Bahnschrift" w:hAnsi="Bahnschrift"/>
-        </w:rPr>
-      </w:pPr>
-      <w:r>
-        <w:rPr>
-          <w:rFonts w:ascii="Bahnschrift" w:cs="Bahnschrift" w:eastAsia="Bahnschrift" w:hAnsi="Bahnschrift"/>
-          <w:b w:val="1"/>
-          <w:bCs w:val="1"/>
-          <w:rtl w:val="0"/>
-        </w:rPr>
-        <w:t xml:space="preserve">Decisión:</w:t>
-      </w:r>
-      <w:r>
-        <w:rPr>
-          <w:rFonts w:ascii="Bahnschrift" w:cs="Bahnschrift" w:eastAsia="Bahnschrift" w:hAnsi="Bahnschrift"/>
-          <w:rtl w:val="0"/>
-        </w:rPr>
-        <w:t xml:space="preserve"> el acceso al sistema es exclusivamente mediante el campus Moodle. No existe pantalla de login propia de SBIRE.</w:t>
+          <w:rFonts w:ascii="Bahnschrift" w:eastAsia="Bahnschrift" w:hAnsi="Bahnschrift" w:cs="Bahnschrift"/>
+        </w:rPr>
+      </w:pPr>
+      <w:r>
+        <w:rPr>
+          <w:rFonts w:ascii="Bahnschrift" w:eastAsia="Bahnschrift" w:hAnsi="Bahnschrift" w:cs="Bahnschrift"/>
+          <w:b/>
+          <w:bCs/>
+        </w:rPr>
+        <w:t>Decisión:</w:t>
+      </w:r>
+      <w:r>
+        <w:rPr>
+          <w:rFonts w:ascii="Bahnschrift" w:eastAsia="Bahnschrift" w:hAnsi="Bahnschrift" w:cs="Bahnschrift"/>
+        </w:rPr>
+        <w:t> el acceso al sistema es exclusivamente mediante el campus Moodle. No existe pantalla de login propia de SBIRE.</w:t>
       </w:r>
     </w:p>
     <w:p>
       <w:pPr>
         <w:ind w:firstLine="11"/>
         <w:rPr>
-          <w:rFonts w:ascii="Bahnschrift" w:cs="Bahnschrift" w:eastAsia="Bahnschrift" w:hAnsi="Bahnschrift"/>
-        </w:rPr>
-      </w:pPr>
-      <w:r>
-        <w:rPr>
-          <w:rFonts w:ascii="Bahnschrift" w:cs="Bahnschrift" w:eastAsia="Bahnschrift" w:hAnsi="Bahnschrift"/>
-          <w:b w:val="1"/>
-          <w:bCs w:val="1"/>
-          <w:rtl w:val="0"/>
-        </w:rPr>
-        <w:t xml:space="preserve">Justificación:</w:t>
-      </w:r>
-      <w:r>
-        <w:rPr>
-          <w:rFonts w:ascii="Bahnschrift" w:cs="Bahnschrift" w:eastAsia="Bahnschrift" w:hAnsi="Bahnschrift"/>
-          <w:rtl w:val="0"/>
-        </w:rPr>
-        <w:t xml:space="preserve"> los usuarios ya tienen credenciales en Moodle. Crear un sistema de autenticación paralelo genera fricción innecesaria y problemas de sincronización de contraseñas. Con LTI 1.3, el usuario hace clic en la actividad dentro del campus y queda autenticado automáticamente en SBIRE.</w:t>
+          <w:rFonts w:ascii="Bahnschrift" w:eastAsia="Bahnschrift" w:hAnsi="Bahnschrift" w:cs="Bahnschrift"/>
+        </w:rPr>
+      </w:pPr>
+      <w:r>
+        <w:rPr>
+          <w:rFonts w:ascii="Bahnschrift" w:eastAsia="Bahnschrift" w:hAnsi="Bahnschrift" w:cs="Bahnschrift"/>
+          <w:b/>
+          <w:bCs/>
+        </w:rPr>
+        <w:t>Justificación:</w:t>
+      </w:r>
+      <w:r>
+        <w:rPr>
+          <w:rFonts w:ascii="Bahnschrift" w:eastAsia="Bahnschrift" w:hAnsi="Bahnschrift" w:cs="Bahnschrift"/>
+        </w:rPr>
+        <w:t> los usuarios ya tienen credenciales en Moodle. Crear un sistema de autenticación paralelo genera fricción innecesaria y problemas de sincronización de contraseñas. Con LTI 1.3, el usuario hace clic en la actividad dentro del campus y queda autenticado automáticamente en SBIRE.</w:t>
       </w:r>
     </w:p>
     <w:p>
       <w:pPr>
         <w:ind w:firstLine="11"/>
         <w:rPr>
-          <w:rFonts w:ascii="Bahnschrift" w:cs="Bahnschrift" w:eastAsia="Bahnschrift" w:hAnsi="Bahnschrift"/>
-        </w:rPr>
-      </w:pPr>
-      <w:r>
-        <w:rPr>
-          <w:rFonts w:ascii="Bahnschrift" w:cs="Bahnschrift" w:eastAsia="Bahnschrift" w:hAnsi="Bahnschrift"/>
-          <w:b w:val="1"/>
-          <w:bCs w:val="1"/>
-          <w:rtl w:val="0"/>
-        </w:rPr>
-        <w:t xml:space="preserve">Implicancias:</w:t>
-      </w:r>
-      <w:r>
-        <w:rPr>
-          <w:rFonts w:ascii="Bahnschrift" w:cs="Bahnschrift" w:eastAsia="Bahnschrift" w:hAnsi="Bahnschrift"/>
-          <w:rtl w:val="0"/>
-        </w:rPr>
-        <w:t xml:space="preserve"> para el acceso de administradores del sistema que necesiten operar fuera del campus (por ejemplo, desde un servidor de mantenimiento), se habilitará un endpoint de administración protegido por token de servicio, separado del flujo LTI.</w:t>
+          <w:rFonts w:ascii="Bahnschrift" w:eastAsia="Bahnschrift" w:hAnsi="Bahnschrift" w:cs="Bahnschrift"/>
+        </w:rPr>
+      </w:pPr>
+      <w:r>
+        <w:rPr>
+          <w:rFonts w:ascii="Bahnschrift" w:eastAsia="Bahnschrift" w:hAnsi="Bahnschrift" w:cs="Bahnschrift"/>
+          <w:b/>
+          <w:bCs/>
+        </w:rPr>
+        <w:t>Implicancias:</w:t>
+      </w:r>
+      <w:r>
+        <w:rPr>
+          <w:rFonts w:ascii="Bahnschrift" w:eastAsia="Bahnschrift" w:hAnsi="Bahnschrift" w:cs="Bahnschrift"/>
+        </w:rPr>
+        <w:t> para el acceso de administradores del sistema que necesiten operar fuera del campus (por ejemplo, desde un servidor de mantenimiento), se habilitará un endpoint de administración protegido por token de servicio, separado del flujo LTI.</w:t>
       </w:r>
     </w:p>
     <w:p>
       <w:pPr>
         <w:ind w:firstLine="11"/>
         <w:rPr>
-          <w:rFonts w:ascii="Bahnschrift" w:cs="Bahnschrift" w:eastAsia="Bahnschrift" w:hAnsi="Bahnschrift"/>
-          <w:b w:val="1"/>
-          <w:bCs w:val="1"/>
-        </w:rPr>
-      </w:pPr>
-      <w:r>
-        <w:rPr>
-          <w:rFonts w:ascii="Bahnschrift" w:cs="Bahnschrift" w:eastAsia="Bahnschrift" w:hAnsi="Bahnschrift"/>
-          <w:b w:val="1"/>
-          <w:bCs w:val="1"/>
-          <w:rtl w:val="0"/>
-        </w:rPr>
-        <w:t xml:space="preserve">DD-04 — Score de riesgo: serie temporal, no sobreescritura</w:t>
+          <w:rFonts w:ascii="Bahnschrift" w:eastAsia="Bahnschrift" w:hAnsi="Bahnschrift" w:cs="Bahnschrift"/>
+          <w:b/>
+          <w:bCs/>
+        </w:rPr>
+      </w:pPr>
+      <w:r>
+        <w:rPr>
+          <w:rFonts w:ascii="Bahnschrift" w:eastAsia="Bahnschrift" w:hAnsi="Bahnschrift" w:cs="Bahnschrift"/>
+          <w:b/>
+          <w:bCs/>
+        </w:rPr>
+        <w:t>DD-04 — Score de riesgo: serie temporal, no sobreescritura</w:t>
       </w:r>
     </w:p>
     <w:p>
       <w:pPr>
         <w:ind w:firstLine="11"/>
         <w:rPr>
-          <w:rFonts w:ascii="Bahnschrift" w:cs="Bahnschrift" w:eastAsia="Bahnschrift" w:hAnsi="Bahnschrift"/>
-        </w:rPr>
-      </w:pPr>
-      <w:r>
-        <w:rPr>
-          <w:rFonts w:ascii="Bahnschrift" w:cs="Bahnschrift" w:eastAsia="Bahnschrift" w:hAnsi="Bahnschrift"/>
-          <w:b w:val="1"/>
-          <w:bCs w:val="1"/>
-          <w:rtl w:val="0"/>
-        </w:rPr>
-        <w:t xml:space="preserve">Decisión:</w:t>
-      </w:r>
-      <w:r>
-        <w:rPr>
-          <w:rFonts w:ascii="Bahnschrift" w:cs="Bahnschrift" w:eastAsia="Bahnschrift" w:hAnsi="Bahnschrift"/>
-          <w:rtl w:val="0"/>
-        </w:rPr>
-        <w:t xml:space="preserve"> cada recálculo del score de riesgo genera un nuevo registro en SCORE_RIESGO en lugar de actualizar el registro existente.</w:t>
+          <w:rFonts w:ascii="Bahnschrift" w:eastAsia="Bahnschrift" w:hAnsi="Bahnschrift" w:cs="Bahnschrift"/>
+        </w:rPr>
+      </w:pPr>
+      <w:r>
+        <w:rPr>
+          <w:rFonts w:ascii="Bahnschrift" w:eastAsia="Bahnschrift" w:hAnsi="Bahnschrift" w:cs="Bahnschrift"/>
+          <w:b/>
+          <w:bCs/>
+        </w:rPr>
+        <w:lastRenderedPageBreak/>
+        <w:t>Decisión:</w:t>
+      </w:r>
+      <w:r>
+        <w:rPr>
+          <w:rFonts w:ascii="Bahnschrift" w:eastAsia="Bahnschrift" w:hAnsi="Bahnschrift" w:cs="Bahnschrift"/>
+        </w:rPr>
+        <w:t> cada recálculo del score de riesgo genera un nuevo registro en SCORE_RIESGO en lugar de actualizar el registro existente.</w:t>
       </w:r>
     </w:p>
     <w:p>
       <w:pPr>
         <w:ind w:firstLine="11"/>
         <w:rPr>
-          <w:rFonts w:ascii="Bahnschrift" w:cs="Bahnschrift" w:eastAsia="Bahnschrift" w:hAnsi="Bahnschrift"/>
-        </w:rPr>
-      </w:pPr>
-      <w:r>
-        <w:rPr>
-          <w:rFonts w:ascii="Bahnschrift" w:cs="Bahnschrift" w:eastAsia="Bahnschrift" w:hAnsi="Bahnschrift"/>
-          <w:b w:val="1"/>
-          <w:bCs w:val="1"/>
-          <w:rtl w:val="0"/>
-        </w:rPr>
-        <w:t xml:space="preserve">Justificación:</w:t>
-      </w:r>
-      <w:r>
-        <w:rPr>
-          <w:rFonts w:ascii="Bahnschrift" w:cs="Bahnschrift" w:eastAsia="Bahnschrift" w:hAnsi="Bahnschrift"/>
-          <w:rtl w:val="0"/>
-        </w:rPr>
-        <w:t xml:space="preserve"> esta decisión habilita dos capacidades fundamentales: (1) visualizar la evolución del riesgo de un estudiante a lo largo del tiempo en el dashboard, y (2) vincular cada alerta al score exacto que la generó para auditoría. El costo en almacenamiento es despreciable dado el volumen esperado de estudiantes.</w:t>
+          <w:rFonts w:ascii="Bahnschrift" w:eastAsia="Bahnschrift" w:hAnsi="Bahnschrift" w:cs="Bahnschrift"/>
+        </w:rPr>
+      </w:pPr>
+      <w:r>
+        <w:rPr>
+          <w:rFonts w:ascii="Bahnschrift" w:eastAsia="Bahnschrift" w:hAnsi="Bahnschrift" w:cs="Bahnschrift"/>
+          <w:b/>
+          <w:bCs/>
+        </w:rPr>
+        <w:t>Justificación:</w:t>
+      </w:r>
+      <w:r>
+        <w:rPr>
+          <w:rFonts w:ascii="Bahnschrift" w:eastAsia="Bahnschrift" w:hAnsi="Bahnschrift" w:cs="Bahnschrift"/>
+        </w:rPr>
+        <w:t> esta decisión habilita dos capacidades fundamentales: (1) visualizar la evolución del riesgo de un estudiante a lo largo del tiempo en el dashboard, y (2) vincular cada alerta al score exacto que la generó para auditoría. El costo en almacenamiento es despreciable dado el volumen esperado de estudiantes.</w:t>
       </w:r>
     </w:p>
     <w:p>
       <w:pPr>
         <w:ind w:firstLine="11"/>
         <w:rPr>
-          <w:rFonts w:ascii="Bahnschrift" w:cs="Bahnschrift" w:eastAsia="Bahnschrift" w:hAnsi="Bahnschrift"/>
-          <w:b w:val="1"/>
-          <w:bCs w:val="1"/>
-        </w:rPr>
-      </w:pPr>
-      <w:r>
-        <w:rPr>
-          <w:rFonts w:ascii="Bahnschrift" w:cs="Bahnschrift" w:eastAsia="Bahnschrift" w:hAnsi="Bahnschrift"/>
-          <w:b w:val="1"/>
-          <w:bCs w:val="1"/>
-          <w:rtl w:val="0"/>
-        </w:rPr>
-        <w:t xml:space="preserve">DD-05 — Umbrales de semáforo: configurables en base de datos, no en código</w:t>
+          <w:rFonts w:ascii="Bahnschrift" w:eastAsia="Bahnschrift" w:hAnsi="Bahnschrift" w:cs="Bahnschrift"/>
+          <w:b/>
+          <w:bCs/>
+        </w:rPr>
+      </w:pPr>
+      <w:r>
+        <w:rPr>
+          <w:rFonts w:ascii="Bahnschrift" w:eastAsia="Bahnschrift" w:hAnsi="Bahnschrift" w:cs="Bahnschrift"/>
+          <w:b/>
+          <w:bCs/>
+        </w:rPr>
+        <w:t>DD-05 — Umbrales de semáforo: configurables en base de datos, no en código</w:t>
       </w:r>
     </w:p>
     <w:p>
       <w:pPr>
         <w:ind w:firstLine="11"/>
         <w:rPr>
-          <w:rFonts w:ascii="Bahnschrift" w:cs="Bahnschrift" w:eastAsia="Bahnschrift" w:hAnsi="Bahnschrift"/>
-        </w:rPr>
-      </w:pPr>
-      <w:r>
-        <w:rPr>
-          <w:rFonts w:ascii="Bahnschrift" w:cs="Bahnschrift" w:eastAsia="Bahnschrift" w:hAnsi="Bahnschrift"/>
-          <w:b w:val="1"/>
-          <w:bCs w:val="1"/>
-          <w:rtl w:val="0"/>
-        </w:rPr>
-        <w:t xml:space="preserve">Decisión:</w:t>
-      </w:r>
-      <w:r>
-        <w:rPr>
-          <w:rFonts w:ascii="Bahnschrift" w:cs="Bahnschrift" w:eastAsia="Bahnschrift" w:hAnsi="Bahnschrift"/>
-          <w:rtl w:val="0"/>
-        </w:rPr>
-        <w:t xml:space="preserve"> los umbrales que definen los niveles del semáforo (rojo/amarillo/verde) se almacenan en la tabla CONFIGURACION_INDICADOR y son editables por el Administrador desde el panel del sistema.</w:t>
+          <w:rFonts w:ascii="Bahnschrift" w:eastAsia="Bahnschrift" w:hAnsi="Bahnschrift" w:cs="Bahnschrift"/>
+        </w:rPr>
+      </w:pPr>
+      <w:r>
+        <w:rPr>
+          <w:rFonts w:ascii="Bahnschrift" w:eastAsia="Bahnschrift" w:hAnsi="Bahnschrift" w:cs="Bahnschrift"/>
+          <w:b/>
+          <w:bCs/>
+        </w:rPr>
+        <w:t>Decisión:</w:t>
+      </w:r>
+      <w:r>
+        <w:rPr>
+          <w:rFonts w:ascii="Bahnschrift" w:eastAsia="Bahnschrift" w:hAnsi="Bahnschrift" w:cs="Bahnschrift"/>
+        </w:rPr>
+        <w:t> los umbrales que definen los niveles del semáforo (rojo/amarillo/verde) se almacenan en la tabla CONFIGURACION_INDICADOR y son editables por el Administrador desde el panel del sistema.</w:t>
       </w:r>
     </w:p>
     <w:p>
       <w:pPr>
         <w:ind w:firstLine="11"/>
         <w:rPr>
-          <w:rFonts w:ascii="Bahnschrift" w:cs="Bahnschrift" w:eastAsia="Bahnschrift" w:hAnsi="Bahnschrift"/>
-        </w:rPr>
-      </w:pPr>
-      <w:r>
-        <w:rPr>
-          <w:rFonts w:ascii="Bahnschrift" w:cs="Bahnschrift" w:eastAsia="Bahnschrift" w:hAnsi="Bahnschrift"/>
-          <w:b w:val="1"/>
-          <w:bCs w:val="1"/>
-          <w:rtl w:val="0"/>
-        </w:rPr>
-        <w:t xml:space="preserve">Justificación:</w:t>
-      </w:r>
-      <w:r>
-        <w:rPr>
-          <w:rFonts w:ascii="Bahnschrift" w:cs="Bahnschrift" w:eastAsia="Bahnschrift" w:hAnsi="Bahnschrift"/>
-          <w:rtl w:val="0"/>
-        </w:rPr>
-        <w:t xml:space="preserve"> distintas carreras y distintas etapas del año académico pueden requerir criterios distintos. Hardcodear los umbrales en el código requeriría un deploy para cada ajuste. La configurabilidad desde el panel permite que el equipo gestor los calibre con autonomía a medida que el sistema acumula datos históricos.</w:t>
+          <w:rFonts w:ascii="Bahnschrift" w:eastAsia="Bahnschrift" w:hAnsi="Bahnschrift" w:cs="Bahnschrift"/>
+        </w:rPr>
+      </w:pPr>
+      <w:r>
+        <w:rPr>
+          <w:rFonts w:ascii="Bahnschrift" w:eastAsia="Bahnschrift" w:hAnsi="Bahnschrift" w:cs="Bahnschrift"/>
+          <w:b/>
+          <w:bCs/>
+        </w:rPr>
+        <w:t>Justificación:</w:t>
+      </w:r>
+      <w:r>
+        <w:rPr>
+          <w:rFonts w:ascii="Bahnschrift" w:eastAsia="Bahnschrift" w:hAnsi="Bahnschrift" w:cs="Bahnschrift"/>
+        </w:rPr>
+        <w:t> distintas carreras y distintas etapas del año académico pueden requerir criterios distintos. Hardcodear los umbrales en el código requeriría un deploy para cada ajuste. La configurabilidad desde el panel permite que el equipo gestor los calibre con autonomía a medida que el sistema acumula datos históricos.</w:t>
       </w:r>
     </w:p>
     <w:p>
       <w:pPr>
         <w:ind w:firstLine="11"/>
         <w:rPr>
-          <w:rFonts w:ascii="Bahnschrift" w:cs="Bahnschrift" w:eastAsia="Bahnschrift" w:hAnsi="Bahnschrift"/>
-          <w:b w:val="1"/>
-          <w:bCs w:val="1"/>
-        </w:rPr>
-      </w:pPr>
-      <w:r>
-        <w:rPr>
-          <w:rFonts w:ascii="Bahnschrift" w:cs="Bahnschrift" w:eastAsia="Bahnschrift" w:hAnsi="Bahnschrift"/>
-          <w:b w:val="1"/>
-          <w:bCs w:val="1"/>
-          <w:rtl w:val="0"/>
-        </w:rPr>
-        <w:t xml:space="preserve">DD-06 — Cierre de alertas: siempre manual</w:t>
+          <w:rFonts w:ascii="Bahnschrift" w:eastAsia="Bahnschrift" w:hAnsi="Bahnschrift" w:cs="Bahnschrift"/>
+          <w:b/>
+          <w:bCs/>
+        </w:rPr>
+      </w:pPr>
+      <w:r>
+        <w:rPr>
+          <w:rFonts w:ascii="Bahnschrift" w:eastAsia="Bahnschrift" w:hAnsi="Bahnschrift" w:cs="Bahnschrift"/>
+          <w:b/>
+          <w:bCs/>
+        </w:rPr>
+        <w:t>DD-06 — Cierre de alertas: siempre manual</w:t>
       </w:r>
     </w:p>
     <w:p>
       <w:pPr>
         <w:ind w:firstLine="11"/>
         <w:rPr>
-          <w:rFonts w:ascii="Bahnschrift" w:cs="Bahnschrift" w:eastAsia="Bahnschrift" w:hAnsi="Bahnschrift"/>
-        </w:rPr>
-      </w:pPr>
-      <w:r>
-        <w:rPr>
-          <w:rFonts w:ascii="Bahnschrift" w:cs="Bahnschrift" w:eastAsia="Bahnschrift" w:hAnsi="Bahnschrift"/>
-          <w:b w:val="1"/>
-          <w:bCs w:val="1"/>
-          <w:rtl w:val="0"/>
-        </w:rPr>
-        <w:t xml:space="preserve">Decisión:</w:t>
-      </w:r>
-      <w:r>
-        <w:rPr>
-          <w:rFonts w:ascii="Bahnschrift" w:cs="Bahnschrift" w:eastAsia="Bahnschrift" w:hAnsi="Bahnschrift"/>
-          <w:rtl w:val="0"/>
-        </w:rPr>
-        <w:t xml:space="preserve"> el sistema nunca cierra una alerta automáticamente, aunque el score del estudiante mejore por debajo del umbral.</w:t>
+          <w:rFonts w:ascii="Bahnschrift" w:eastAsia="Bahnschrift" w:hAnsi="Bahnschrift" w:cs="Bahnschrift"/>
+        </w:rPr>
+      </w:pPr>
+      <w:r>
+        <w:rPr>
+          <w:rFonts w:ascii="Bahnschrift" w:eastAsia="Bahnschrift" w:hAnsi="Bahnschrift" w:cs="Bahnschrift"/>
+          <w:b/>
+          <w:bCs/>
+        </w:rPr>
+        <w:t>Decisión:</w:t>
+      </w:r>
+      <w:r>
+        <w:rPr>
+          <w:rFonts w:ascii="Bahnschrift" w:eastAsia="Bahnschrift" w:hAnsi="Bahnschrift" w:cs="Bahnschrift"/>
+        </w:rPr>
+        <w:t> el sistema nunca cierra una alerta automáticamente, aunque el score del estudiante mejore por debajo del umbral.</w:t>
       </w:r>
     </w:p>
     <w:p>
       <w:pPr>
         <w:ind w:firstLine="11"/>
         <w:rPr>
-          <w:rFonts w:ascii="Bahnschrift" w:cs="Bahnschrift" w:eastAsia="Bahnschrift" w:hAnsi="Bahnschrift"/>
-        </w:rPr>
-      </w:pPr>
-      <w:r>
-        <w:rPr>
-          <w:rFonts w:ascii="Bahnschrift" w:cs="Bahnschrift" w:eastAsia="Bahnschrift" w:hAnsi="Bahnschrift"/>
-          <w:b w:val="1"/>
-          <w:bCs w:val="1"/>
-          <w:rtl w:val="0"/>
-        </w:rPr>
-        <w:t xml:space="preserve">Justificación:</w:t>
-      </w:r>
-      <w:r>
-        <w:rPr>
-          <w:rFonts w:ascii="Bahnschrift" w:cs="Bahnschrift" w:eastAsia="Bahnschrift" w:hAnsi="Bahnschrift"/>
-          <w:rtl w:val="0"/>
-        </w:rPr>
-        <w:t xml:space="preserve"> una mejora en el score no necesariamente implica que la situación de riesgo está resuelta. El tutor puede tener información contextual (una situación personal transitoria, un acuerdo con el estudiante) que el modelo no captura. El cierre manual garantiza que siempre hay una validación humana del estado del caso.</w:t>
+          <w:rFonts w:ascii="Bahnschrift" w:eastAsia="Bahnschrift" w:hAnsi="Bahnschrift" w:cs="Bahnschrift"/>
+        </w:rPr>
+      </w:pPr>
+      <w:r>
+        <w:rPr>
+          <w:rFonts w:ascii="Bahnschrift" w:eastAsia="Bahnschrift" w:hAnsi="Bahnschrift" w:cs="Bahnschrift"/>
+          <w:b/>
+          <w:bCs/>
+        </w:rPr>
+        <w:t>Justificación:</w:t>
+      </w:r>
+      <w:r>
+        <w:rPr>
+          <w:rFonts w:ascii="Bahnschrift" w:eastAsia="Bahnschrift" w:hAnsi="Bahnschrift" w:cs="Bahnschrift"/>
+        </w:rPr>
+        <w:t> una mejora en el score no necesariamente implica que la situación de riesgo está resuelta. El tutor puede tener información contextual (una situación personal transitoria, un acuerdo con el estudiante) que el modelo no captura. El cierre manual garantiza que siempre hay una validación humana del estado del caso.</w:t>
       </w:r>
     </w:p>
     <w:sectPr>
-      <w:headerReference r:id="rId10" w:type="default"/>
-      <w:headerReference r:id="rId11" w:type="first"/>
-      <w:footerReference r:id="rId12" w:type="default"/>
-      <w:pgSz w:h="16840" w:w="11907" w:orient="portrait"/>
-      <w:pgMar w:bottom="1417" w:top="1417" w:left="1701" w:right="1701" w:header="113" w:footer="709"/>
+      <w:headerReference w:type="default" r:id="rId11"/>
+      <w:footerReference w:type="default" r:id="rId12"/>
+      <w:headerReference w:type="first" r:id="rId13"/>
+      <w:pgSz w:w="11907" w:h="16840"/>
+      <w:pgMar w:top="1417" w:right="1701" w:bottom="1417" w:left="1701" w:header="113" w:footer="709" w:gutter="0"/>
       <w:pgNumType w:start="1"/>
-      <w:titlePg w:val="1"/>
+      <w:cols w:space="720"/>
+      <w:titlePg/>
     </w:sectPr>
   </w:body>
 </w:document>
 </file>
 
+<file path=word/endnotes.xml><?xml version="1.0" encoding="utf-8"?>
+<w:endnotes xmlns:wpc="http://schemas.microsoft.com/office/word/2010/wordprocessingCanvas" xmlns:cx="http://schemas.microsoft.com/office/drawing/2014/chartex" xmlns:cx1="http://schemas.microsoft.com/office/drawing/2015/9/8/chartex" xmlns:cx2="http://schemas.microsoft.com/office/drawing/2015/10/21/chartex" xmlns:cx3="http://schemas.microsoft.com/office/drawing/2016/5/9/chartex" xmlns:cx4="http://schemas.microsoft.com/office/drawing/2016/5/10/chartex" xmlns:cx5="http://schemas.microsoft.com/office/drawing/2016/5/11/chartex" xmlns:cx6="http://schemas.microsoft.com/office/drawing/2016/5/12/chartex" xmlns:cx7="http://schemas.microsoft.com/office/drawing/2016/5/13/chartex" xmlns:cx8="http://schemas.microsoft.com/office/drawing/2016/5/14/chartex" xmlns:mc="http://schemas.openxmlformats.org/markup-compatibility/2006" xmlns:aink="http://schemas.microsoft.com/office/drawing/2016/ink" xmlns:am3d="http://schemas.microsoft.com/office/drawing/2017/model3d" xmlns:o="urn:schemas-microsoft-com:office:office" xmlns:oel="http://schemas.microsoft.com/office/2019/extlst" xmlns:r="http://schemas.openxmlformats.org/officeDocument/2006/relationships" xmlns:m="http://schemas.openxmlformats.org/officeDocument/2006/math" xmlns:v="urn:schemas-microsoft-com:vml" xmlns:wp14="http://schemas.microsoft.com/office/word/2010/wordprocessingDrawing" xmlns:wp="http://schemas.openxmlformats.org/drawingml/2006/wordprocessingDrawing" xmlns:w10="urn:schemas-microsoft-com:office:word" xmlns:w="http://schemas.openxmlformats.org/wordprocessingml/2006/main" xmlns:w14="http://schemas.microsoft.com/office/word/2010/wordml" xmlns:w15="http://schemas.microsoft.com/office/word/2012/wordml" xmlns:w16cex="http://schemas.microsoft.com/office/word/2018/wordml/cex" xmlns:w16cid="http://schemas.microsoft.com/office/word/2016/wordml/cid" xmlns:w16="http://schemas.microsoft.com/office/word/2018/wordml" xmlns:w16du="http://schemas.microsoft.com/office/word/2023/wordml/word16du" xmlns:w16sdtdh="http://schemas.microsoft.com/office/word/2020/wordml/sdtdatahash" xmlns:w16sdtfl="http://schemas.microsoft.com/office/word/2024/wordml/sdtformatlock" xmlns:w16se="http://schemas.microsoft.com/office/word/2015/wordml/symex" xmlns:wpg="http://schemas.microsoft.com/office/word/2010/wordprocessingGroup" xmlns:wpi="http://schemas.microsoft.com/office/word/2010/wordprocessingInk" xmlns:wne="http://schemas.microsoft.com/office/word/2006/wordml" xmlns:wps="http://schemas.microsoft.com/office/word/2010/wordprocessingShape" mc:Ignorable="w14 w15 w16se w16cid w16 w16cex w16sdtdh w16sdtfl w16du wp14">
+  <w:endnote w:type="separator" w:id="-1">
+    <w:p>
+      <w:pPr>
+        <w:spacing w:before="0" w:line="240" w:lineRule="auto"/>
+      </w:pPr>
+      <w:r>
+        <w:separator/>
+      </w:r>
+    </w:p>
+  </w:endnote>
+  <w:endnote w:type="continuationSeparator" w:id="0">
+    <w:p>
+      <w:pPr>
+        <w:spacing w:before="0" w:line="240" w:lineRule="auto"/>
+      </w:pPr>
+      <w:r>
+        <w:continuationSeparator/>
+      </w:r>
+    </w:p>
+  </w:endnote>
+</w:endnotes>
+</file>
+
 <file path=word/footer1.xml><?xml version="1.0" encoding="utf-8"?>
-<w:ftr xmlns:mc="http://schemas.openxmlformats.org/markup-compatibility/2006" xmlns:o="urn:schemas-microsoft-com:office:office" xmlns:r="http://schemas.openxmlformats.org/officeDocument/2006/relationships" xmlns:m="http://schemas.openxmlformats.org/officeDocument/2006/math" xmlns:v="urn:schemas-microsoft-com:vml" xmlns:wp="http://schemas.openxmlformats.org/drawingml/2006/wordprocessingDrawing" xmlns:w10="urn:schemas-microsoft-com:office:word" xmlns:w="http://schemas.openxmlformats.org/wordprocessingml/2006/main" xmlns:wne="http://schemas.microsoft.com/office/word/2006/wordml" xmlns:sl="http://schemas.openxmlformats.org/schemaLibrary/2006/main" xmlns:a="http://schemas.openxmlformats.org/drawingml/2006/main" xmlns:pic="http://schemas.openxmlformats.org/drawingml/2006/picture" xmlns:c="http://schemas.openxmlformats.org/drawingml/2006/chart" xmlns:lc="http://schemas.openxmlformats.org/drawingml/2006/lockedCanvas" xmlns:dgm="http://schemas.openxmlformats.org/drawingml/2006/diagram" xmlns:wps="http://schemas.microsoft.com/office/word/2010/wordprocessingShape" xmlns:wpg="http://schemas.microsoft.com/office/word/2010/wordprocessingGroup" xmlns:w14="http://schemas.microsoft.com/office/word/2010/wordml" xmlns:w15="http://schemas.microsoft.com/office/word/2012/wordml" xmlns:w16="http://schemas.microsoft.com/office/word/2018/wordml" xmlns:w16cex="http://schemas.microsoft.com/office/word/2018/wordml/cex" xmlns:w16cid="http://schemas.microsoft.com/office/word/2016/wordml/cid" xmlns="http://schemas.microsoft.com/office/tasks/2019/documenttasks" xmlns:cr="http://schemas.microsoft.com/office/comments/2020/reactions">
+<w:ftr xmlns:wpc="http://schemas.microsoft.com/office/word/2010/wordprocessingCanvas" xmlns:cx="http://schemas.microsoft.com/office/drawing/2014/chartex" xmlns:cx1="http://schemas.microsoft.com/office/drawing/2015/9/8/chartex" xmlns:cx2="http://schemas.microsoft.com/office/drawing/2015/10/21/chartex" xmlns:cx3="http://schemas.microsoft.com/office/drawing/2016/5/9/chartex" xmlns:cx4="http://schemas.microsoft.com/office/drawing/2016/5/10/chartex" xmlns:cx5="http://schemas.microsoft.com/office/drawing/2016/5/11/chartex" xmlns:cx6="http://schemas.microsoft.com/office/drawing/2016/5/12/chartex" xmlns:cx7="http://schemas.microsoft.com/office/drawing/2016/5/13/chartex" xmlns:cx8="http://schemas.microsoft.com/office/drawing/2016/5/14/chartex" xmlns:mc="http://schemas.openxmlformats.org/markup-compatibility/2006" xmlns:aink="http://schemas.microsoft.com/office/drawing/2016/ink" xmlns:am3d="http://schemas.microsoft.com/office/drawing/2017/model3d" xmlns:o="urn:schemas-microsoft-com:office:office" xmlns:oel="http://schemas.microsoft.com/office/2019/extlst" xmlns:r="http://schemas.openxmlformats.org/officeDocument/2006/relationships" xmlns:m="http://schemas.openxmlformats.org/officeDocument/2006/math" xmlns:v="urn:schemas-microsoft-com:vml" xmlns:wp14="http://schemas.microsoft.com/office/word/2010/wordprocessingDrawing" xmlns:wp="http://schemas.openxmlformats.org/drawingml/2006/wordprocessingDrawing" xmlns:w10="urn:schemas-microsoft-com:office:word" xmlns:w="http://schemas.openxmlformats.org/wordprocessingml/2006/main" xmlns:w14="http://schemas.microsoft.com/office/word/2010/wordml" xmlns:w15="http://schemas.microsoft.com/office/word/2012/wordml" xmlns:w16cex="http://schemas.microsoft.com/office/word/2018/wordml/cex" xmlns:w16cid="http://schemas.microsoft.com/office/word/2016/wordml/cid" xmlns:w16="http://schemas.microsoft.com/office/word/2018/wordml" xmlns:w16du="http://schemas.microsoft.com/office/word/2023/wordml/word16du" xmlns:w16sdtdh="http://schemas.microsoft.com/office/word/2020/wordml/sdtdatahash" xmlns:w16sdtfl="http://schemas.microsoft.com/office/word/2024/wordml/sdtformatlock" xmlns:w16se="http://schemas.microsoft.com/office/word/2015/wordml/symex" xmlns:wpg="http://schemas.microsoft.com/office/word/2010/wordprocessingGroup" xmlns:wpi="http://schemas.microsoft.com/office/word/2010/wordprocessingInk" xmlns:wne="http://schemas.microsoft.com/office/word/2006/wordml" xmlns:wps="http://schemas.microsoft.com/office/word/2010/wordprocessingShape" mc:Ignorable="w14 w15 w16se w16cid w16 w16cex w16sdtdh w16sdtfl w16du wp14">
   <w:p>
     <w:pPr>
-      <w:keepNext w:val="0"/>
-      <w:keepLines w:val="0"/>
-      <w:pageBreakBefore w:val="0"/>
-      <w:widowControl w:val="1"/>
       <w:pBdr>
-        <w:top w:space="0" w:sz="0" w:val="nil"/>
-        <w:left w:space="0" w:sz="0" w:val="nil"/>
-        <w:bottom w:space="0" w:sz="0" w:val="nil"/>
-        <w:right w:space="0" w:sz="0" w:val="nil"/>
-        <w:between w:space="0" w:sz="0" w:val="nil"/>
+        <w:top w:val="nil"/>
+        <w:left w:val="nil"/>
+        <w:bottom w:val="nil"/>
+        <w:right w:val="nil"/>
+        <w:between w:val="nil"/>
       </w:pBdr>
-      <w:shd w:fill="auto" w:val="clear"/>
       <w:tabs>
-        <w:tab w:val="center" w:leader="none" w:pos="4419"/>
-        <w:tab w:val="right" w:leader="none" w:pos="8838"/>
+        <w:tab w:val="center" w:pos="4419"/>
+        <w:tab w:val="right" w:pos="8838"/>
       </w:tabs>
-      <w:spacing w:after="0" w:before="120" w:line="240" w:lineRule="auto"/>
-      <w:ind w:left="11" w:right="0" w:firstLine="0"/>
+      <w:spacing w:line="240" w:lineRule="auto"/>
       <w:jc w:val="right"/>
       <w:rPr>
-        <w:rFonts w:ascii="Arial" w:cs="Arial" w:eastAsia="Arial" w:hAnsi="Arial"/>
-        <w:b w:val="0"/>
-        <w:bCs w:val="0"/>
-        <w:i w:val="0"/>
-        <w:iCs w:val="0"/>
-        <w:smallCaps w:val="0"/>
-        <w:strike w:val="0"/>
         <w:color w:val="000000"/>
-        <w:sz w:val="22"/>
-        <w:szCs w:val="22"/>
-        <w:u w:val="none"/>
-        <w:shd w:fill="auto" w:val="clear"/>
-        <w:vertAlign w:val="baseline"/>
       </w:rPr>
     </w:pPr>
     <w:r>
       <w:rPr>
-        <w:rFonts w:ascii="Arial" w:cs="Arial" w:eastAsia="Arial" w:hAnsi="Arial"/>
-        <w:b w:val="0"/>
-        <w:bCs w:val="0"/>
-        <w:i w:val="0"/>
-        <w:iCs w:val="0"/>
-        <w:smallCaps w:val="0"/>
-        <w:strike w:val="0"/>
         <w:color w:val="000000"/>
-        <w:sz w:val="22"/>
-        <w:szCs w:val="22"/>
-        <w:u w:val="none"/>
-        <w:shd w:fill="auto" w:val="clear"/>
-        <w:vertAlign w:val="baseline"/>
       </w:rPr>
       <w:fldChar w:fldCharType="begin"/>
-      <w:instrText xml:space="preserve">PAGE</w:instrText>
-      <w:fldChar w:fldCharType="separate"/>
-      <w:fldChar w:fldCharType="end"/>
     </w:r>
     <w:r>
       <w:rPr>
-        <w:rtl w:val="0"/>
-      </w:rPr>
+        <w:color w:val="000000"/>
+      </w:rPr>
+      <w:instrText>PAGE</w:instrText>
+    </w:r>
+    <w:r>
+      <w:rPr>
+        <w:color w:val="000000"/>
+      </w:rPr>
+      <w:fldChar w:fldCharType="separate"/>
+    </w:r>
+    <w:r>
+      <w:rPr>
+        <w:noProof/>
+        <w:color w:val="000000"/>
+      </w:rPr>
+      <w:t>2</w:t>
+    </w:r>
+    <w:r>
+      <w:rPr>
+        <w:color w:val="000000"/>
+      </w:rPr>
+      <w:fldChar w:fldCharType="end"/>
     </w:r>
   </w:p>
   <w:p>
     <w:pPr>
-      <w:keepNext w:val="0"/>
-      <w:keepLines w:val="0"/>
-      <w:pageBreakBefore w:val="0"/>
-      <w:widowControl w:val="1"/>
       <w:pBdr>
-        <w:top w:space="0" w:sz="0" w:val="nil"/>
-        <w:left w:space="0" w:sz="0" w:val="nil"/>
-        <w:bottom w:space="0" w:sz="0" w:val="nil"/>
-        <w:right w:space="0" w:sz="0" w:val="nil"/>
-        <w:between w:space="0" w:sz="0" w:val="nil"/>
+        <w:top w:val="nil"/>
+        <w:left w:val="nil"/>
+        <w:bottom w:val="nil"/>
+        <w:right w:val="nil"/>
+        <w:between w:val="nil"/>
       </w:pBdr>
-      <w:shd w:fill="auto" w:val="clear"/>
       <w:tabs>
-        <w:tab w:val="center" w:leader="none" w:pos="4419"/>
-        <w:tab w:val="right" w:leader="none" w:pos="8838"/>
+        <w:tab w:val="center" w:pos="4419"/>
+        <w:tab w:val="right" w:pos="8838"/>
       </w:tabs>
-      <w:spacing w:after="0" w:before="120" w:line="240" w:lineRule="auto"/>
-      <w:ind w:left="11" w:right="0" w:firstLine="0"/>
-      <w:jc w:val="both"/>
-      <w:rPr>
-        <w:rFonts w:ascii="Arial" w:cs="Arial" w:eastAsia="Arial" w:hAnsi="Arial"/>
-        <w:b w:val="0"/>
-        <w:bCs w:val="0"/>
-        <w:i w:val="0"/>
-        <w:iCs w:val="0"/>
-        <w:smallCaps w:val="0"/>
-        <w:strike w:val="0"/>
+      <w:spacing w:line="240" w:lineRule="auto"/>
+      <w:rPr>
         <w:color w:val="000000"/>
-        <w:sz w:val="22"/>
-        <w:szCs w:val="22"/>
-        <w:u w:val="none"/>
-        <w:shd w:fill="auto" w:val="clear"/>
-        <w:vertAlign w:val="baseline"/>
       </w:rPr>
     </w:pPr>
-    <w:r>
-      <w:rPr>
-        <w:rtl w:val="0"/>
-      </w:rPr>
-    </w:r>
   </w:p>
 </w:ftr>
 </file>
 
+<file path=word/footnotes.xml><?xml version="1.0" encoding="utf-8"?>
+<w:footnotes xmlns:wpc="http://schemas.microsoft.com/office/word/2010/wordprocessingCanvas" xmlns:cx="http://schemas.microsoft.com/office/drawing/2014/chartex" xmlns:cx1="http://schemas.microsoft.com/office/drawing/2015/9/8/chartex" xmlns:cx2="http://schemas.microsoft.com/office/drawing/2015/10/21/chartex" xmlns:cx3="http://schemas.microsoft.com/office/drawing/2016/5/9/chartex" xmlns:cx4="http://schemas.microsoft.com/office/drawing/2016/5/10/chartex" xmlns:cx5="http://schemas.microsoft.com/office/drawing/2016/5/11/chartex" xmlns:cx6="http://schemas.microsoft.com/office/drawing/2016/5/12/chartex" xmlns:cx7="http://schemas.microsoft.com/office/drawing/2016/5/13/chartex" xmlns:cx8="http://schemas.microsoft.com/office/drawing/2016/5/14/chartex" xmlns:mc="http://schemas.openxmlformats.org/markup-compatibility/2006" xmlns:aink="http://schemas.microsoft.com/office/drawing/2016/ink" xmlns:am3d="http://schemas.microsoft.com/office/drawing/2017/model3d" xmlns:o="urn:schemas-microsoft-com:office:office" xmlns:oel="http://schemas.microsoft.com/office/2019/extlst" xmlns:r="http://schemas.openxmlformats.org/officeDocument/2006/relationships" xmlns:m="http://schemas.openxmlformats.org/officeDocument/2006/math" xmlns:v="urn:schemas-microsoft-com:vml" xmlns:wp14="http://schemas.microsoft.com/office/word/2010/wordprocessingDrawing" xmlns:wp="http://schemas.openxmlformats.org/drawingml/2006/wordprocessingDrawing" xmlns:w10="urn:schemas-microsoft-com:office:word" xmlns:w="http://schemas.openxmlformats.org/wordprocessingml/2006/main" xmlns:w14="http://schemas.microsoft.com/office/word/2010/wordml" xmlns:w15="http://schemas.microsoft.com/office/word/2012/wordml" xmlns:w16cex="http://schemas.microsoft.com/office/word/2018/wordml/cex" xmlns:w16cid="http://schemas.microsoft.com/office/word/2016/wordml/cid" xmlns:w16="http://schemas.microsoft.com/office/word/2018/wordml" xmlns:w16du="http://schemas.microsoft.com/office/word/2023/wordml/word16du" xmlns:w16sdtdh="http://schemas.microsoft.com/office/word/2020/wordml/sdtdatahash" xmlns:w16sdtfl="http://schemas.microsoft.com/office/word/2024/wordml/sdtformatlock" xmlns:w16se="http://schemas.microsoft.com/office/word/2015/wordml/symex" xmlns:wpg="http://schemas.microsoft.com/office/word/2010/wordprocessingGroup" xmlns:wpi="http://schemas.microsoft.com/office/word/2010/wordprocessingInk" xmlns:wne="http://schemas.microsoft.com/office/word/2006/wordml" xmlns:wps="http://schemas.microsoft.com/office/word/2010/wordprocessingShape" mc:Ignorable="w14 w15 w16se w16cid w16 w16cex w16sdtdh w16sdtfl w16du wp14">
+  <w:footnote w:type="separator" w:id="-1">
+    <w:p>
+      <w:pPr>
+        <w:spacing w:before="0" w:line="240" w:lineRule="auto"/>
+      </w:pPr>
+      <w:r>
+        <w:separator/>
+      </w:r>
+    </w:p>
+  </w:footnote>
+  <w:footnote w:type="continuationSeparator" w:id="0">
+    <w:p>
+      <w:pPr>
+        <w:spacing w:before="0" w:line="240" w:lineRule="auto"/>
+      </w:pPr>
+      <w:r>
+        <w:continuationSeparator/>
+      </w:r>
+    </w:p>
+  </w:footnote>
+</w:footnotes>
+</file>
+
 <file path=word/header1.xml><?xml version="1.0" encoding="utf-8"?>
-<w:hdr xmlns:mc="http://schemas.openxmlformats.org/markup-compatibility/2006" xmlns:o="urn:schemas-microsoft-com:office:office" xmlns:r="http://schemas.openxmlformats.org/officeDocument/2006/relationships" xmlns:m="http://schemas.openxmlformats.org/officeDocument/2006/math" xmlns:v="urn:schemas-microsoft-com:vml" xmlns:wp="http://schemas.openxmlformats.org/drawingml/2006/wordprocessingDrawing" xmlns:w10="urn:schemas-microsoft-com:office:word" xmlns:w="http://schemas.openxmlformats.org/wordprocessingml/2006/main" xmlns:wne="http://schemas.microsoft.com/office/word/2006/wordml" xmlns:sl="http://schemas.openxmlformats.org/schemaLibrary/2006/main" xmlns:a="http://schemas.openxmlformats.org/drawingml/2006/main" xmlns:pic="http://schemas.openxmlformats.org/drawingml/2006/picture" xmlns:c="http://schemas.openxmlformats.org/drawingml/2006/chart" xmlns:lc="http://schemas.openxmlformats.org/drawingml/2006/lockedCanvas" xmlns:dgm="http://schemas.openxmlformats.org/drawingml/2006/diagram" xmlns:wps="http://schemas.microsoft.com/office/word/2010/wordprocessingShape" xmlns:wpg="http://schemas.microsoft.com/office/word/2010/wordprocessingGroup" xmlns:w14="http://schemas.microsoft.com/office/word/2010/wordml" xmlns:w15="http://schemas.microsoft.com/office/word/2012/wordml" xmlns:w16="http://schemas.microsoft.com/office/word/2018/wordml" xmlns:w16cex="http://schemas.microsoft.com/office/word/2018/wordml/cex" xmlns:w16cid="http://schemas.microsoft.com/office/word/2016/wordml/cid" xmlns="http://schemas.microsoft.com/office/tasks/2019/documenttasks" xmlns:cr="http://schemas.microsoft.com/office/comments/2020/reactions">
+<w:hdr xmlns:wpc="http://schemas.microsoft.com/office/word/2010/wordprocessingCanvas" xmlns:cx="http://schemas.microsoft.com/office/drawing/2014/chartex" xmlns:cx1="http://schemas.microsoft.com/office/drawing/2015/9/8/chartex" xmlns:cx2="http://schemas.microsoft.com/office/drawing/2015/10/21/chartex" xmlns:cx3="http://schemas.microsoft.com/office/drawing/2016/5/9/chartex" xmlns:cx4="http://schemas.microsoft.com/office/drawing/2016/5/10/chartex" xmlns:cx5="http://schemas.microsoft.com/office/drawing/2016/5/11/chartex" xmlns:cx6="http://schemas.microsoft.com/office/drawing/2016/5/12/chartex" xmlns:cx7="http://schemas.microsoft.com/office/drawing/2016/5/13/chartex" xmlns:cx8="http://schemas.microsoft.com/office/drawing/2016/5/14/chartex" xmlns:mc="http://schemas.openxmlformats.org/markup-compatibility/2006" xmlns:aink="http://schemas.microsoft.com/office/drawing/2016/ink" xmlns:am3d="http://schemas.microsoft.com/office/drawing/2017/model3d" xmlns:o="urn:schemas-microsoft-com:office:office" xmlns:oel="http://schemas.microsoft.com/office/2019/extlst" xmlns:r="http://schemas.openxmlformats.org/officeDocument/2006/relationships" xmlns:m="http://schemas.openxmlformats.org/officeDocument/2006/math" xmlns:v="urn:schemas-microsoft-com:vml" xmlns:wp14="http://schemas.microsoft.com/office/word/2010/wordprocessingDrawing" xmlns:wp="http://schemas.openxmlformats.org/drawingml/2006/wordprocessingDrawing" xmlns:w10="urn:schemas-microsoft-com:office:word" xmlns:w="http://schemas.openxmlformats.org/wordprocessingml/2006/main" xmlns:w14="http://schemas.microsoft.com/office/word/2010/wordml" xmlns:w15="http://schemas.microsoft.com/office/word/2012/wordml" xmlns:w16cex="http://schemas.microsoft.com/office/word/2018/wordml/cex" xmlns:w16cid="http://schemas.microsoft.com/office/word/2016/wordml/cid" xmlns:w16="http://schemas.microsoft.com/office/word/2018/wordml" xmlns:w16du="http://schemas.microsoft.com/office/word/2023/wordml/word16du" xmlns:w16sdtdh="http://schemas.microsoft.com/office/word/2020/wordml/sdtdatahash" xmlns:w16sdtfl="http://schemas.microsoft.com/office/word/2024/wordml/sdtformatlock" xmlns:w16se="http://schemas.microsoft.com/office/word/2015/wordml/symex" xmlns:wpg="http://schemas.microsoft.com/office/word/2010/wordprocessingGroup" xmlns:wpi="http://schemas.microsoft.com/office/word/2010/wordprocessingInk" xmlns:wne="http://schemas.microsoft.com/office/word/2006/wordml" xmlns:wps="http://schemas.microsoft.com/office/word/2010/wordprocessingShape" mc:Ignorable="w14 w15 w16se w16cid w16 w16cex w16sdtdh w16sdtfl w16du wp14">
   <w:p>
     <w:pPr>
-      <w:keepNext w:val="0"/>
-      <w:keepLines w:val="0"/>
-      <w:pageBreakBefore w:val="0"/>
-      <w:widowControl w:val="1"/>
       <w:pBdr>
-        <w:top w:space="0" w:sz="0" w:val="nil"/>
-        <w:left w:space="0" w:sz="0" w:val="nil"/>
-        <w:bottom w:space="0" w:sz="0" w:val="nil"/>
-        <w:right w:space="0" w:sz="0" w:val="nil"/>
-        <w:between w:space="0" w:sz="0" w:val="nil"/>
+        <w:top w:val="nil"/>
+        <w:left w:val="nil"/>
+        <w:bottom w:val="nil"/>
+        <w:right w:val="nil"/>
+        <w:between w:val="nil"/>
       </w:pBdr>
-      <w:shd w:fill="auto" w:val="clear"/>
       <w:tabs>
-        <w:tab w:val="center" w:leader="none" w:pos="4419"/>
-        <w:tab w:val="right" w:leader="none" w:pos="8838"/>
+        <w:tab w:val="center" w:pos="4419"/>
+        <w:tab w:val="right" w:pos="8838"/>
       </w:tabs>
-      <w:spacing w:after="0" w:before="120" w:line="240" w:lineRule="auto"/>
-      <w:ind w:left="11" w:right="0" w:firstLine="0"/>
-      <w:jc w:val="both"/>
-      <w:rPr>
-        <w:rFonts w:ascii="Bahnschrift" w:cs="Bahnschrift" w:eastAsia="Bahnschrift" w:hAnsi="Bahnschrift"/>
-        <w:b w:val="0"/>
-        <w:bCs w:val="0"/>
-        <w:i w:val="0"/>
-        <w:iCs w:val="0"/>
-        <w:smallCaps w:val="0"/>
-        <w:strike w:val="0"/>
+      <w:spacing w:line="240" w:lineRule="auto"/>
+      <w:rPr>
+        <w:rFonts w:ascii="Bahnschrift" w:eastAsia="Bahnschrift" w:hAnsi="Bahnschrift" w:cs="Bahnschrift"/>
         <w:color w:val="000000"/>
-        <w:sz w:val="22"/>
-        <w:szCs w:val="22"/>
-        <w:u w:val="none"/>
-        <w:shd w:fill="auto" w:val="clear"/>
-        <w:vertAlign w:val="baseline"/>
       </w:rPr>
     </w:pPr>
     <w:r>
       <w:rPr>
-        <w:rtl w:val="0"/>
-      </w:rPr>
-    </w:r>
-    <w:r>
+        <w:noProof/>
+      </w:rPr>
       <w:drawing>
-        <wp:anchor allowOverlap="1" behindDoc="0" distB="0" distT="0" distL="114300" distR="114300" hidden="0" layoutInCell="1" locked="0" relativeHeight="0" simplePos="0">
+        <wp:anchor distT="0" distB="0" distL="114300" distR="114300" simplePos="0" relativeHeight="251658240" behindDoc="0" locked="0" layoutInCell="1" hidden="0" allowOverlap="1" wp14:anchorId="43F0BD28" wp14:editId="0595778F">
           <wp:simplePos x="0" y="0"/>
           <wp:positionH relativeFrom="column">
             <wp:posOffset>4349584</wp:posOffset>
@@ -5179,12 +4470,13 @@
             <wp:posOffset>186690</wp:posOffset>
           </wp:positionV>
           <wp:extent cx="1025525" cy="654050"/>
-          <wp:effectExtent b="0" l="0" r="0" t="0"/>
-          <wp:wrapSquare wrapText="bothSides" distB="0" distT="0" distL="114300" distR="114300"/>
+          <wp:effectExtent l="0" t="0" r="0" b="0"/>
+          <wp:wrapSquare wrapText="bothSides" distT="0" distB="0" distL="114300" distR="114300"/>
           <wp:docPr id="6" name="image6.png"/>
-          <a:graphic>
+          <wp:cNvGraphicFramePr/>
+          <a:graphic xmlns:a="http://schemas.openxmlformats.org/drawingml/2006/main">
             <a:graphicData uri="http://schemas.openxmlformats.org/drawingml/2006/picture">
-              <pic:pic>
+              <pic:pic xmlns:pic="http://schemas.openxmlformats.org/drawingml/2006/picture">
                 <pic:nvPicPr>
                   <pic:cNvPr id="0" name="image6.png"/>
                   <pic:cNvPicPr preferRelativeResize="0"/>
@@ -5193,7 +4485,7 @@
                   <a:blip r:embed="rId1">
                     <a:alphaModFix amt="35000"/>
                   </a:blip>
-                  <a:srcRect b="0" l="0" r="0" t="0"/>
+                  <a:srcRect/>
                   <a:stretch>
                     <a:fillRect/>
                   </a:stretch>
@@ -5203,7 +4495,9 @@
                     <a:off x="0" y="0"/>
                     <a:ext cx="1025525" cy="654050"/>
                   </a:xfrm>
-                  <a:prstGeom prst="rect"/>
+                  <a:prstGeom prst="rect">
+                    <a:avLst/>
+                  </a:prstGeom>
                   <a:ln/>
                 </pic:spPr>
               </pic:pic>
@@ -5215,297 +4509,158 @@
   </w:p>
   <w:tbl>
     <w:tblPr>
-      <w:tblStyle w:val="Table4"/>
-      <w:tblW w:w="6363.0" w:type="dxa"/>
-      <w:jc w:val="left"/>
-      <w:tblInd w:w="11.0" w:type="dxa"/>
+      <w:tblStyle w:val="a2"/>
+      <w:tblW w:w="6363" w:type="dxa"/>
+      <w:tblInd w:w="11" w:type="dxa"/>
       <w:tblBorders>
-        <w:top w:color="000000" w:space="0" w:sz="4" w:val="single"/>
-        <w:left w:color="000000" w:space="0" w:sz="4" w:val="single"/>
-        <w:bottom w:color="000000" w:space="0" w:sz="4" w:val="single"/>
-        <w:right w:color="000000" w:space="0" w:sz="4" w:val="single"/>
-        <w:insideH w:color="000000" w:space="0" w:sz="4" w:val="single"/>
-        <w:insideV w:color="000000" w:space="0" w:sz="4" w:val="single"/>
+        <w:top w:val="single" w:sz="4" w:space="0" w:color="000000"/>
+        <w:left w:val="single" w:sz="4" w:space="0" w:color="000000"/>
+        <w:bottom w:val="single" w:sz="4" w:space="0" w:color="000000"/>
+        <w:right w:val="single" w:sz="4" w:space="0" w:color="000000"/>
+        <w:insideH w:val="single" w:sz="4" w:space="0" w:color="000000"/>
+        <w:insideV w:val="single" w:sz="4" w:space="0" w:color="000000"/>
       </w:tblBorders>
       <w:tblLayout w:type="fixed"/>
-      <w:tblLook w:val="0400"/>
+      <w:tblLook w:val="0400" w:firstRow="0" w:lastRow="0" w:firstColumn="0" w:lastColumn="0" w:noHBand="0" w:noVBand="1"/>
     </w:tblPr>
     <w:tblGrid>
       <w:gridCol w:w="3386"/>
       <w:gridCol w:w="2977"/>
-      <w:tblGridChange w:id="0">
-        <w:tblGrid>
-          <w:gridCol w:w="3386"/>
-          <w:gridCol w:w="2977"/>
-        </w:tblGrid>
-      </w:tblGridChange>
     </w:tblGrid>
     <w:tr>
-      <w:trPr>
-        <w:cantSplit w:val="0"/>
-        <w:tblHeader w:val="0"/>
-      </w:trPr>
       <w:tc>
         <w:tcPr>
+          <w:tcW w:w="3386" w:type="dxa"/>
           <w:vAlign w:val="center"/>
         </w:tcPr>
         <w:p>
           <w:pPr>
-            <w:keepNext w:val="0"/>
-            <w:keepLines w:val="0"/>
-            <w:pageBreakBefore w:val="0"/>
-            <w:widowControl w:val="1"/>
             <w:pBdr>
-              <w:top w:space="0" w:sz="0" w:val="nil"/>
-              <w:left w:space="0" w:sz="0" w:val="nil"/>
-              <w:bottom w:space="0" w:sz="0" w:val="nil"/>
-              <w:right w:space="0" w:sz="0" w:val="nil"/>
-              <w:between w:space="0" w:sz="0" w:val="nil"/>
+              <w:top w:val="nil"/>
+              <w:left w:val="nil"/>
+              <w:bottom w:val="nil"/>
+              <w:right w:val="nil"/>
+              <w:between w:val="nil"/>
             </w:pBdr>
-            <w:shd w:fill="auto" w:val="clear"/>
             <w:tabs>
-              <w:tab w:val="center" w:leader="none" w:pos="4419"/>
-              <w:tab w:val="right" w:leader="none" w:pos="8838"/>
+              <w:tab w:val="center" w:pos="4419"/>
+              <w:tab w:val="right" w:pos="8838"/>
             </w:tabs>
-            <w:spacing w:after="0" w:before="120" w:line="240" w:lineRule="auto"/>
-            <w:ind w:left="0" w:right="0" w:firstLine="0"/>
+            <w:ind w:left="0"/>
             <w:jc w:val="center"/>
             <w:rPr>
-              <w:rFonts w:ascii="Bahnschrift" w:cs="Bahnschrift" w:eastAsia="Bahnschrift" w:hAnsi="Bahnschrift"/>
-              <w:b w:val="0"/>
-              <w:bCs w:val="0"/>
-              <w:i w:val="0"/>
-              <w:iCs w:val="0"/>
-              <w:smallCaps w:val="0"/>
-              <w:strike w:val="0"/>
+              <w:rFonts w:ascii="Bahnschrift" w:eastAsia="Bahnschrift" w:hAnsi="Bahnschrift" w:cs="Bahnschrift"/>
               <w:color w:val="808080"/>
-              <w:sz w:val="22"/>
-              <w:szCs w:val="22"/>
-              <w:u w:val="none"/>
-              <w:shd w:fill="auto" w:val="clear"/>
-              <w:vertAlign w:val="baseline"/>
             </w:rPr>
           </w:pPr>
           <w:r>
             <w:rPr>
-              <w:rFonts w:ascii="Arial" w:cs="Arial" w:eastAsia="Arial" w:hAnsi="Arial"/>
-              <w:b w:val="0"/>
-              <w:bCs w:val="0"/>
-              <w:i w:val="0"/>
-              <w:iCs w:val="0"/>
-              <w:smallCaps w:val="0"/>
-              <w:strike w:val="0"/>
               <w:color w:val="808080"/>
-              <w:sz w:val="22"/>
-              <w:szCs w:val="22"/>
-              <w:u w:val="none"/>
-              <w:shd w:fill="auto" w:val="clear"/>
-              <w:vertAlign w:val="baseline"/>
-              <w:rtl w:val="0"/>
             </w:rPr>
-            <w:t xml:space="preserve">Sistema de BI para la retención de estudiantes</w:t>
-          </w:r>
-          <w:r>
-            <w:rPr>
-              <w:rtl w:val="0"/>
-            </w:rPr>
+            <w:t>Sistema de BI para la retención de estudiantes</w:t>
           </w:r>
         </w:p>
       </w:tc>
       <w:tc>
         <w:tcPr>
+          <w:tcW w:w="2977" w:type="dxa"/>
           <w:vAlign w:val="center"/>
         </w:tcPr>
         <w:p>
           <w:pPr>
-            <w:keepNext w:val="0"/>
-            <w:keepLines w:val="0"/>
-            <w:pageBreakBefore w:val="0"/>
-            <w:widowControl w:val="1"/>
             <w:pBdr>
-              <w:top w:space="0" w:sz="0" w:val="nil"/>
-              <w:left w:space="0" w:sz="0" w:val="nil"/>
-              <w:bottom w:space="0" w:sz="0" w:val="nil"/>
-              <w:right w:space="0" w:sz="0" w:val="nil"/>
-              <w:between w:space="0" w:sz="0" w:val="nil"/>
+              <w:top w:val="nil"/>
+              <w:left w:val="nil"/>
+              <w:bottom w:val="nil"/>
+              <w:right w:val="nil"/>
+              <w:between w:val="nil"/>
             </w:pBdr>
-            <w:shd w:fill="auto" w:val="clear"/>
             <w:tabs>
-              <w:tab w:val="center" w:leader="none" w:pos="4419"/>
-              <w:tab w:val="right" w:leader="none" w:pos="8838"/>
+              <w:tab w:val="center" w:pos="4419"/>
+              <w:tab w:val="right" w:pos="8838"/>
             </w:tabs>
-            <w:spacing w:after="0" w:before="120" w:line="240" w:lineRule="auto"/>
-            <w:ind w:left="0" w:right="0" w:firstLine="0"/>
+            <w:ind w:left="0"/>
             <w:jc w:val="center"/>
             <w:rPr>
-              <w:rFonts w:ascii="Bahnschrift" w:cs="Bahnschrift" w:eastAsia="Bahnschrift" w:hAnsi="Bahnschrift"/>
-              <w:b w:val="0"/>
-              <w:bCs w:val="0"/>
-              <w:i w:val="0"/>
-              <w:iCs w:val="0"/>
-              <w:smallCaps w:val="0"/>
-              <w:strike w:val="0"/>
+              <w:rFonts w:ascii="Bahnschrift" w:eastAsia="Bahnschrift" w:hAnsi="Bahnschrift" w:cs="Bahnschrift"/>
               <w:color w:val="808080"/>
-              <w:sz w:val="22"/>
-              <w:szCs w:val="22"/>
-              <w:u w:val="none"/>
-              <w:shd w:fill="auto" w:val="clear"/>
-              <w:vertAlign w:val="baseline"/>
             </w:rPr>
           </w:pPr>
           <w:r>
             <w:rPr>
-              <w:rFonts w:ascii="Bahnschrift" w:cs="Bahnschrift" w:eastAsia="Bahnschrift" w:hAnsi="Bahnschrift"/>
-              <w:b w:val="0"/>
-              <w:bCs w:val="0"/>
-              <w:i w:val="0"/>
-              <w:iCs w:val="0"/>
-              <w:smallCaps w:val="0"/>
-              <w:strike w:val="0"/>
+              <w:rFonts w:ascii="Bahnschrift" w:eastAsia="Bahnschrift" w:hAnsi="Bahnschrift" w:cs="Bahnschrift"/>
               <w:color w:val="808080"/>
-              <w:sz w:val="22"/>
-              <w:szCs w:val="22"/>
-              <w:u w:val="none"/>
-              <w:shd w:fill="auto" w:val="clear"/>
-              <w:vertAlign w:val="baseline"/>
-              <w:rtl w:val="0"/>
             </w:rPr>
-            <w:t xml:space="preserve">Versión 1.0</w:t>
+            <w:t>Versión 1.0</w:t>
           </w:r>
         </w:p>
       </w:tc>
     </w:tr>
     <w:tr>
-      <w:trPr>
-        <w:cantSplit w:val="0"/>
-        <w:tblHeader w:val="0"/>
-      </w:trPr>
       <w:tc>
         <w:tcPr>
+          <w:tcW w:w="3386" w:type="dxa"/>
           <w:vAlign w:val="center"/>
         </w:tcPr>
         <w:p>
           <w:pPr>
-            <w:keepNext w:val="0"/>
-            <w:keepLines w:val="0"/>
-            <w:pageBreakBefore w:val="0"/>
-            <w:widowControl w:val="1"/>
             <w:pBdr>
-              <w:top w:space="0" w:sz="0" w:val="nil"/>
-              <w:left w:space="0" w:sz="0" w:val="nil"/>
-              <w:bottom w:space="0" w:sz="0" w:val="nil"/>
-              <w:right w:space="0" w:sz="0" w:val="nil"/>
-              <w:between w:space="0" w:sz="0" w:val="nil"/>
+              <w:top w:val="nil"/>
+              <w:left w:val="nil"/>
+              <w:bottom w:val="nil"/>
+              <w:right w:val="nil"/>
+              <w:between w:val="nil"/>
             </w:pBdr>
-            <w:shd w:fill="auto" w:val="clear"/>
             <w:tabs>
-              <w:tab w:val="center" w:leader="none" w:pos="4419"/>
-              <w:tab w:val="right" w:leader="none" w:pos="8838"/>
+              <w:tab w:val="center" w:pos="4419"/>
+              <w:tab w:val="right" w:pos="8838"/>
             </w:tabs>
-            <w:spacing w:after="0" w:before="120" w:line="240" w:lineRule="auto"/>
-            <w:ind w:left="0" w:right="0" w:firstLine="0"/>
+            <w:ind w:left="0"/>
             <w:jc w:val="center"/>
             <w:rPr>
-              <w:rFonts w:ascii="Bahnschrift" w:cs="Bahnschrift" w:eastAsia="Bahnschrift" w:hAnsi="Bahnschrift"/>
-              <w:b w:val="0"/>
-              <w:bCs w:val="0"/>
-              <w:i w:val="0"/>
-              <w:iCs w:val="0"/>
-              <w:smallCaps w:val="0"/>
-              <w:strike w:val="0"/>
+              <w:rFonts w:ascii="Bahnschrift" w:eastAsia="Bahnschrift" w:hAnsi="Bahnschrift" w:cs="Bahnschrift"/>
               <w:color w:val="808080"/>
-              <w:sz w:val="22"/>
-              <w:szCs w:val="22"/>
-              <w:u w:val="none"/>
-              <w:shd w:fill="auto" w:val="clear"/>
-              <w:vertAlign w:val="baseline"/>
             </w:rPr>
           </w:pPr>
           <w:r>
             <w:rPr>
-              <w:rFonts w:ascii="Arial" w:cs="Arial" w:eastAsia="Arial" w:hAnsi="Arial"/>
-              <w:b w:val="0"/>
-              <w:bCs w:val="0"/>
-              <w:i w:val="0"/>
-              <w:iCs w:val="0"/>
-              <w:smallCaps w:val="0"/>
-              <w:strike w:val="0"/>
               <w:color w:val="808080"/>
-              <w:sz w:val="22"/>
-              <w:szCs w:val="22"/>
-              <w:u w:val="none"/>
-              <w:shd w:fill="auto" w:val="clear"/>
-              <w:vertAlign w:val="baseline"/>
-              <w:rtl w:val="0"/>
             </w:rPr>
-            <w:t xml:space="preserve">Documento decisiones de diseño</w:t>
-          </w:r>
-          <w:r>
-            <w:rPr>
-              <w:rtl w:val="0"/>
-            </w:rPr>
+            <w:t>Documento decisiones de diseño</w:t>
           </w:r>
         </w:p>
       </w:tc>
       <w:tc>
         <w:tcPr>
+          <w:tcW w:w="2977" w:type="dxa"/>
           <w:vAlign w:val="center"/>
         </w:tcPr>
         <w:p>
           <w:pPr>
-            <w:keepNext w:val="0"/>
-            <w:keepLines w:val="0"/>
-            <w:pageBreakBefore w:val="0"/>
-            <w:widowControl w:val="1"/>
             <w:pBdr>
-              <w:top w:space="0" w:sz="0" w:val="nil"/>
-              <w:left w:space="0" w:sz="0" w:val="nil"/>
-              <w:bottom w:space="0" w:sz="0" w:val="nil"/>
-              <w:right w:space="0" w:sz="0" w:val="nil"/>
-              <w:between w:space="0" w:sz="0" w:val="nil"/>
+              <w:top w:val="nil"/>
+              <w:left w:val="nil"/>
+              <w:bottom w:val="nil"/>
+              <w:right w:val="nil"/>
+              <w:between w:val="nil"/>
             </w:pBdr>
-            <w:shd w:fill="auto" w:val="clear"/>
             <w:tabs>
-              <w:tab w:val="center" w:leader="none" w:pos="4419"/>
-              <w:tab w:val="right" w:leader="none" w:pos="8838"/>
+              <w:tab w:val="center" w:pos="4419"/>
+              <w:tab w:val="right" w:pos="8838"/>
             </w:tabs>
-            <w:spacing w:after="0" w:before="120" w:line="240" w:lineRule="auto"/>
-            <w:ind w:left="0" w:right="0" w:firstLine="0"/>
+            <w:ind w:left="0"/>
             <w:jc w:val="center"/>
             <w:rPr>
-              <w:rFonts w:ascii="Bahnschrift" w:cs="Bahnschrift" w:eastAsia="Bahnschrift" w:hAnsi="Bahnschrift"/>
-              <w:b w:val="0"/>
-              <w:bCs w:val="0"/>
-              <w:i w:val="0"/>
-              <w:iCs w:val="0"/>
-              <w:smallCaps w:val="0"/>
-              <w:strike w:val="0"/>
+              <w:rFonts w:ascii="Bahnschrift" w:eastAsia="Bahnschrift" w:hAnsi="Bahnschrift" w:cs="Bahnschrift"/>
               <w:color w:val="808080"/>
-              <w:sz w:val="22"/>
-              <w:szCs w:val="22"/>
-              <w:u w:val="none"/>
-              <w:shd w:fill="auto" w:val="clear"/>
-              <w:vertAlign w:val="baseline"/>
             </w:rPr>
           </w:pPr>
           <w:r>
             <w:rPr>
-              <w:rFonts w:ascii="Bahnschrift" w:cs="Bahnschrift" w:eastAsia="Bahnschrift" w:hAnsi="Bahnschrift"/>
-              <w:b w:val="0"/>
-              <w:bCs w:val="0"/>
-              <w:i w:val="0"/>
-              <w:iCs w:val="0"/>
-              <w:smallCaps w:val="0"/>
-              <w:strike w:val="0"/>
+              <w:rFonts w:ascii="Bahnschrift" w:eastAsia="Bahnschrift" w:hAnsi="Bahnschrift" w:cs="Bahnschrift"/>
               <w:color w:val="808080"/>
-              <w:sz w:val="22"/>
-              <w:szCs w:val="22"/>
-              <w:u w:val="none"/>
-              <w:shd w:fill="auto" w:val="clear"/>
-              <w:vertAlign w:val="baseline"/>
-              <w:rtl w:val="0"/>
             </w:rPr>
-            <w:t xml:space="preserve">28/04/26</w:t>
+            <w:t>28/04/26</w:t>
           </w:r>
         </w:p>
       </w:tc>
@@ -5513,57 +4668,27 @@
   </w:tbl>
   <w:p>
     <w:pPr>
-      <w:keepNext w:val="0"/>
-      <w:keepLines w:val="0"/>
-      <w:pageBreakBefore w:val="0"/>
-      <w:widowControl w:val="1"/>
       <w:pBdr>
-        <w:top w:space="0" w:sz="0" w:val="nil"/>
-        <w:left w:space="0" w:sz="0" w:val="nil"/>
-        <w:bottom w:space="0" w:sz="0" w:val="nil"/>
-        <w:right w:space="0" w:sz="0" w:val="nil"/>
-        <w:between w:space="0" w:sz="0" w:val="nil"/>
+        <w:top w:val="nil"/>
+        <w:left w:val="nil"/>
+        <w:bottom w:val="nil"/>
+        <w:right w:val="nil"/>
+        <w:between w:val="nil"/>
       </w:pBdr>
-      <w:shd w:fill="auto" w:val="clear"/>
       <w:tabs>
-        <w:tab w:val="center" w:leader="none" w:pos="4419"/>
-        <w:tab w:val="right" w:leader="none" w:pos="8838"/>
+        <w:tab w:val="center" w:pos="4419"/>
+        <w:tab w:val="right" w:pos="8838"/>
       </w:tabs>
-      <w:spacing w:after="0" w:before="120" w:line="240" w:lineRule="auto"/>
-      <w:ind w:left="11" w:right="0" w:firstLine="0"/>
-      <w:jc w:val="both"/>
-      <w:rPr>
-        <w:rFonts w:ascii="Bahnschrift" w:cs="Bahnschrift" w:eastAsia="Bahnschrift" w:hAnsi="Bahnschrift"/>
-        <w:b w:val="0"/>
-        <w:bCs w:val="0"/>
-        <w:i w:val="0"/>
-        <w:iCs w:val="0"/>
-        <w:smallCaps w:val="0"/>
-        <w:strike w:val="0"/>
+      <w:spacing w:line="240" w:lineRule="auto"/>
+      <w:rPr>
+        <w:rFonts w:ascii="Bahnschrift" w:eastAsia="Bahnschrift" w:hAnsi="Bahnschrift" w:cs="Bahnschrift"/>
         <w:color w:val="000000"/>
-        <w:sz w:val="22"/>
-        <w:szCs w:val="22"/>
-        <w:u w:val="none"/>
-        <w:shd w:fill="auto" w:val="clear"/>
-        <w:vertAlign w:val="baseline"/>
       </w:rPr>
     </w:pPr>
     <w:r>
       <w:rPr>
-        <w:rFonts w:ascii="Bahnschrift" w:cs="Bahnschrift" w:eastAsia="Bahnschrift" w:hAnsi="Bahnschrift"/>
-        <w:b w:val="0"/>
-        <w:bCs w:val="0"/>
-        <w:i w:val="0"/>
-        <w:iCs w:val="0"/>
-        <w:smallCaps w:val="0"/>
-        <w:strike w:val="0"/>
+        <w:rFonts w:ascii="Bahnschrift" w:eastAsia="Bahnschrift" w:hAnsi="Bahnschrift" w:cs="Bahnschrift"/>
         <w:color w:val="000000"/>
-        <w:sz w:val="22"/>
-        <w:szCs w:val="22"/>
-        <w:u w:val="none"/>
-        <w:shd w:fill="auto" w:val="clear"/>
-        <w:vertAlign w:val="baseline"/>
-        <w:rtl w:val="0"/>
       </w:rPr>
       <w:t xml:space="preserve"> </w:t>
     </w:r>
@@ -5572,52 +4697,31 @@
 </file>
 
 <file path=word/header2.xml><?xml version="1.0" encoding="utf-8"?>
-<w:hdr xmlns:mc="http://schemas.openxmlformats.org/markup-compatibility/2006" xmlns:o="urn:schemas-microsoft-com:office:office" xmlns:r="http://schemas.openxmlformats.org/officeDocument/2006/relationships" xmlns:m="http://schemas.openxmlformats.org/officeDocument/2006/math" xmlns:v="urn:schemas-microsoft-com:vml" xmlns:wp="http://schemas.openxmlformats.org/drawingml/2006/wordprocessingDrawing" xmlns:w10="urn:schemas-microsoft-com:office:word" xmlns:w="http://schemas.openxmlformats.org/wordprocessingml/2006/main" xmlns:wne="http://schemas.microsoft.com/office/word/2006/wordml" xmlns:sl="http://schemas.openxmlformats.org/schemaLibrary/2006/main" xmlns:a="http://schemas.openxmlformats.org/drawingml/2006/main" xmlns:pic="http://schemas.openxmlformats.org/drawingml/2006/picture" xmlns:c="http://schemas.openxmlformats.org/drawingml/2006/chart" xmlns:lc="http://schemas.openxmlformats.org/drawingml/2006/lockedCanvas" xmlns:dgm="http://schemas.openxmlformats.org/drawingml/2006/diagram" xmlns:wps="http://schemas.microsoft.com/office/word/2010/wordprocessingShape" xmlns:wpg="http://schemas.microsoft.com/office/word/2010/wordprocessingGroup" xmlns:w14="http://schemas.microsoft.com/office/word/2010/wordml" xmlns:w15="http://schemas.microsoft.com/office/word/2012/wordml" xmlns:w16="http://schemas.microsoft.com/office/word/2018/wordml" xmlns:w16cex="http://schemas.microsoft.com/office/word/2018/wordml/cex" xmlns:w16cid="http://schemas.microsoft.com/office/word/2016/wordml/cid" xmlns="http://schemas.microsoft.com/office/tasks/2019/documenttasks" xmlns:cr="http://schemas.microsoft.com/office/comments/2020/reactions">
+<w:hdr xmlns:wpc="http://schemas.microsoft.com/office/word/2010/wordprocessingCanvas" xmlns:cx="http://schemas.microsoft.com/office/drawing/2014/chartex" xmlns:cx1="http://schemas.microsoft.com/office/drawing/2015/9/8/chartex" xmlns:cx2="http://schemas.microsoft.com/office/drawing/2015/10/21/chartex" xmlns:cx3="http://schemas.microsoft.com/office/drawing/2016/5/9/chartex" xmlns:cx4="http://schemas.microsoft.com/office/drawing/2016/5/10/chartex" xmlns:cx5="http://schemas.microsoft.com/office/drawing/2016/5/11/chartex" xmlns:cx6="http://schemas.microsoft.com/office/drawing/2016/5/12/chartex" xmlns:cx7="http://schemas.microsoft.com/office/drawing/2016/5/13/chartex" xmlns:cx8="http://schemas.microsoft.com/office/drawing/2016/5/14/chartex" xmlns:mc="http://schemas.openxmlformats.org/markup-compatibility/2006" xmlns:aink="http://schemas.microsoft.com/office/drawing/2016/ink" xmlns:am3d="http://schemas.microsoft.com/office/drawing/2017/model3d" xmlns:o="urn:schemas-microsoft-com:office:office" xmlns:oel="http://schemas.microsoft.com/office/2019/extlst" xmlns:r="http://schemas.openxmlformats.org/officeDocument/2006/relationships" xmlns:m="http://schemas.openxmlformats.org/officeDocument/2006/math" xmlns:v="urn:schemas-microsoft-com:vml" xmlns:wp14="http://schemas.microsoft.com/office/word/2010/wordprocessingDrawing" xmlns:wp="http://schemas.openxmlformats.org/drawingml/2006/wordprocessingDrawing" xmlns:w10="urn:schemas-microsoft-com:office:word" xmlns:w="http://schemas.openxmlformats.org/wordprocessingml/2006/main" xmlns:w14="http://schemas.microsoft.com/office/word/2010/wordml" xmlns:w15="http://schemas.microsoft.com/office/word/2012/wordml" xmlns:w16cex="http://schemas.microsoft.com/office/word/2018/wordml/cex" xmlns:w16cid="http://schemas.microsoft.com/office/word/2016/wordml/cid" xmlns:w16="http://schemas.microsoft.com/office/word/2018/wordml" xmlns:w16du="http://schemas.microsoft.com/office/word/2023/wordml/word16du" xmlns:w16sdtdh="http://schemas.microsoft.com/office/word/2020/wordml/sdtdatahash" xmlns:w16sdtfl="http://schemas.microsoft.com/office/word/2024/wordml/sdtformatlock" xmlns:w16se="http://schemas.microsoft.com/office/word/2015/wordml/symex" xmlns:wpg="http://schemas.microsoft.com/office/word/2010/wordprocessingGroup" xmlns:wpi="http://schemas.microsoft.com/office/word/2010/wordprocessingInk" xmlns:wne="http://schemas.microsoft.com/office/word/2006/wordml" xmlns:wps="http://schemas.microsoft.com/office/word/2010/wordprocessingShape" mc:Ignorable="w14 w15 w16se w16cid w16 w16cex w16sdtdh w16sdtfl w16du wp14">
   <w:p>
     <w:pPr>
-      <w:keepNext w:val="0"/>
-      <w:keepLines w:val="0"/>
-      <w:pageBreakBefore w:val="0"/>
-      <w:widowControl w:val="1"/>
       <w:pBdr>
-        <w:top w:space="0" w:sz="0" w:val="nil"/>
-        <w:left w:space="0" w:sz="0" w:val="nil"/>
-        <w:bottom w:space="0" w:sz="0" w:val="nil"/>
-        <w:right w:space="0" w:sz="0" w:val="nil"/>
-        <w:between w:space="0" w:sz="0" w:val="nil"/>
+        <w:top w:val="nil"/>
+        <w:left w:val="nil"/>
+        <w:bottom w:val="nil"/>
+        <w:right w:val="nil"/>
+        <w:between w:val="nil"/>
       </w:pBdr>
-      <w:shd w:fill="auto" w:val="clear"/>
       <w:tabs>
-        <w:tab w:val="center" w:leader="none" w:pos="4419"/>
-        <w:tab w:val="right" w:leader="none" w:pos="8838"/>
+        <w:tab w:val="center" w:pos="4419"/>
+        <w:tab w:val="right" w:pos="8838"/>
       </w:tabs>
-      <w:spacing w:after="0" w:before="120" w:line="240" w:lineRule="auto"/>
-      <w:ind w:left="11" w:right="0" w:firstLine="0"/>
-      <w:jc w:val="both"/>
-      <w:rPr>
-        <w:rFonts w:ascii="Arial" w:cs="Arial" w:eastAsia="Arial" w:hAnsi="Arial"/>
-        <w:b w:val="0"/>
-        <w:bCs w:val="0"/>
-        <w:i w:val="0"/>
-        <w:iCs w:val="0"/>
-        <w:smallCaps w:val="0"/>
-        <w:strike w:val="0"/>
+      <w:spacing w:line="240" w:lineRule="auto"/>
+      <w:rPr>
         <w:color w:val="000000"/>
-        <w:sz w:val="22"/>
-        <w:szCs w:val="22"/>
-        <w:u w:val="none"/>
-        <w:shd w:fill="auto" w:val="clear"/>
-        <w:vertAlign w:val="baseline"/>
       </w:rPr>
     </w:pPr>
     <w:r>
       <w:rPr>
-        <w:rtl w:val="0"/>
-      </w:rPr>
-    </w:r>
-    <w:r>
+        <w:noProof/>
+      </w:rPr>
       <w:drawing>
-        <wp:anchor allowOverlap="1" behindDoc="0" distB="0" distT="0" distL="114300" distR="114300" hidden="0" layoutInCell="1" locked="0" relativeHeight="0" simplePos="0">
+        <wp:anchor distT="0" distB="0" distL="114300" distR="114300" simplePos="0" relativeHeight="251659264" behindDoc="0" locked="0" layoutInCell="1" hidden="0" allowOverlap="1" wp14:anchorId="52185C20" wp14:editId="0B9313CA">
           <wp:simplePos x="0" y="0"/>
           <wp:positionH relativeFrom="column">
             <wp:posOffset>1465580</wp:posOffset>
@@ -5626,12 +4730,13 @@
             <wp:posOffset>31197</wp:posOffset>
           </wp:positionV>
           <wp:extent cx="2469770" cy="1656000"/>
-          <wp:effectExtent b="0" l="0" r="0" t="0"/>
-          <wp:wrapSquare wrapText="bothSides" distB="0" distT="0" distL="114300" distR="114300"/>
+          <wp:effectExtent l="0" t="0" r="0" b="0"/>
+          <wp:wrapSquare wrapText="bothSides" distT="0" distB="0" distL="114300" distR="114300"/>
           <wp:docPr id="1" name="image1.png"/>
-          <a:graphic>
+          <wp:cNvGraphicFramePr/>
+          <a:graphic xmlns:a="http://schemas.openxmlformats.org/drawingml/2006/main">
             <a:graphicData uri="http://schemas.openxmlformats.org/drawingml/2006/picture">
-              <pic:pic>
+              <pic:pic xmlns:pic="http://schemas.openxmlformats.org/drawingml/2006/picture">
                 <pic:nvPicPr>
                   <pic:cNvPr id="0" name="image1.png"/>
                   <pic:cNvPicPr preferRelativeResize="0"/>
@@ -5640,7 +4745,7 @@
                   <a:blip r:embed="rId1">
                     <a:alphaModFix amt="35000"/>
                   </a:blip>
-                  <a:srcRect b="0" l="0" r="0" t="0"/>
+                  <a:srcRect/>
                   <a:stretch>
                     <a:fillRect/>
                   </a:stretch>
@@ -5650,7 +4755,9 @@
                     <a:off x="0" y="0"/>
                     <a:ext cx="2469770" cy="1656000"/>
                   </a:xfrm>
-                  <a:prstGeom prst="rect"/>
+                  <a:prstGeom prst="rect">
+                    <a:avLst/>
+                  </a:prstGeom>
                   <a:ln/>
                 </pic:spPr>
               </pic:pic>
@@ -5664,8 +4771,11 @@
 </file>
 
 <file path=word/numbering.xml><?xml version="1.0" encoding="utf-8"?>
-<w:numbering xmlns:mc="http://schemas.openxmlformats.org/markup-compatibility/2006" xmlns:o="urn:schemas-microsoft-com:office:office" xmlns:r="http://schemas.openxmlformats.org/officeDocument/2006/relationships" xmlns:m="http://schemas.openxmlformats.org/officeDocument/2006/math" xmlns:v="urn:schemas-microsoft-com:vml" xmlns:wp="http://schemas.openxmlformats.org/drawingml/2006/wordprocessingDrawing" xmlns:w10="urn:schemas-microsoft-com:office:word" xmlns:w="http://schemas.openxmlformats.org/wordprocessingml/2006/main" xmlns:wne="http://schemas.microsoft.com/office/word/2006/wordml" xmlns:sl="http://schemas.openxmlformats.org/schemaLibrary/2006/main" xmlns:a="http://schemas.openxmlformats.org/drawingml/2006/main" xmlns:pic="http://schemas.openxmlformats.org/drawingml/2006/picture" xmlns:c="http://schemas.openxmlformats.org/drawingml/2006/chart" xmlns:lc="http://schemas.openxmlformats.org/drawingml/2006/lockedCanvas" xmlns:dgm="http://schemas.openxmlformats.org/drawingml/2006/diagram" xmlns:wps="http://schemas.microsoft.com/office/word/2010/wordprocessingShape" xmlns:wpg="http://schemas.microsoft.com/office/word/2010/wordprocessingGroup" xmlns:w14="http://schemas.microsoft.com/office/word/2010/wordml" xmlns:w15="http://schemas.microsoft.com/office/word/2012/wordml" xmlns:w16="http://schemas.microsoft.com/office/word/2018/wordml" xmlns:w16cex="http://schemas.microsoft.com/office/word/2018/wordml/cex" xmlns:w16cid="http://schemas.microsoft.com/office/word/2016/wordml/cid" xmlns="http://schemas.microsoft.com/office/tasks/2019/documenttasks" xmlns:cr="http://schemas.microsoft.com/office/comments/2020/reactions">
-  <w:abstractNum w:abstractNumId="1">
+<w:numbering xmlns:wpc="http://schemas.microsoft.com/office/word/2010/wordprocessingCanvas" xmlns:cx="http://schemas.microsoft.com/office/drawing/2014/chartex" xmlns:cx1="http://schemas.microsoft.com/office/drawing/2015/9/8/chartex" xmlns:cx2="http://schemas.microsoft.com/office/drawing/2015/10/21/chartex" xmlns:cx3="http://schemas.microsoft.com/office/drawing/2016/5/9/chartex" xmlns:cx4="http://schemas.microsoft.com/office/drawing/2016/5/10/chartex" xmlns:cx5="http://schemas.microsoft.com/office/drawing/2016/5/11/chartex" xmlns:cx6="http://schemas.microsoft.com/office/drawing/2016/5/12/chartex" xmlns:cx7="http://schemas.microsoft.com/office/drawing/2016/5/13/chartex" xmlns:cx8="http://schemas.microsoft.com/office/drawing/2016/5/14/chartex" xmlns:mc="http://schemas.openxmlformats.org/markup-compatibility/2006" xmlns:aink="http://schemas.microsoft.com/office/drawing/2016/ink" xmlns:am3d="http://schemas.microsoft.com/office/drawing/2017/model3d" xmlns:o="urn:schemas-microsoft-com:office:office" xmlns:oel="http://schemas.microsoft.com/office/2019/extlst" xmlns:r="http://schemas.openxmlformats.org/officeDocument/2006/relationships" xmlns:m="http://schemas.openxmlformats.org/officeDocument/2006/math" xmlns:v="urn:schemas-microsoft-com:vml" xmlns:wp14="http://schemas.microsoft.com/office/word/2010/wordprocessingDrawing" xmlns:wp="http://schemas.openxmlformats.org/drawingml/2006/wordprocessingDrawing" xmlns:w10="urn:schemas-microsoft-com:office:word" xmlns:w="http://schemas.openxmlformats.org/wordprocessingml/2006/main" xmlns:w14="http://schemas.microsoft.com/office/word/2010/wordml" xmlns:w15="http://schemas.microsoft.com/office/word/2012/wordml" xmlns:w16cex="http://schemas.microsoft.com/office/word/2018/wordml/cex" xmlns:w16cid="http://schemas.microsoft.com/office/word/2016/wordml/cid" xmlns:w16="http://schemas.microsoft.com/office/word/2018/wordml" xmlns:w16du="http://schemas.microsoft.com/office/word/2023/wordml/word16du" xmlns:w16sdtdh="http://schemas.microsoft.com/office/word/2020/wordml/sdtdatahash" xmlns:w16sdtfl="http://schemas.microsoft.com/office/word/2024/wordml/sdtformatlock" xmlns:w16se="http://schemas.microsoft.com/office/word/2015/wordml/symex" xmlns:wpg="http://schemas.microsoft.com/office/word/2010/wordprocessingGroup" xmlns:wpi="http://schemas.microsoft.com/office/word/2010/wordprocessingInk" xmlns:wne="http://schemas.microsoft.com/office/word/2006/wordml" xmlns:wps="http://schemas.microsoft.com/office/word/2010/wordprocessingShape" mc:Ignorable="w14 w15 w16se w16cid w16 w16cex w16sdtdh w16sdtfl w16du wp14">
+  <w:abstractNum w:abstractNumId="0" w15:restartNumberingAfterBreak="0">
+    <w:nsid w:val="00B67F15"/>
+    <w:multiLevelType w:val="multilevel"/>
+    <w:tmpl w:val="3BD82F52"/>
     <w:lvl w:ilvl="0">
       <w:start w:val="1"/>
       <w:numFmt w:val="bullet"/>
@@ -5675,7 +4785,7 @@
         <w:ind w:left="720" w:hanging="360"/>
       </w:pPr>
       <w:rPr>
-        <w:rFonts w:ascii="Noto Sans Symbols" w:cs="Noto Sans Symbols" w:eastAsia="Noto Sans Symbols" w:hAnsi="Noto Sans Symbols"/>
+        <w:rFonts w:ascii="Noto Sans Symbols" w:eastAsia="Noto Sans Symbols" w:hAnsi="Noto Sans Symbols" w:cs="Noto Sans Symbols"/>
         <w:sz w:val="20"/>
         <w:szCs w:val="20"/>
       </w:rPr>
@@ -5689,7 +4799,7 @@
         <w:ind w:left="1440" w:hanging="360"/>
       </w:pPr>
       <w:rPr>
-        <w:rFonts w:ascii="Courier New" w:cs="Courier New" w:eastAsia="Courier New" w:hAnsi="Courier New"/>
+        <w:rFonts w:ascii="Courier New" w:eastAsia="Courier New" w:hAnsi="Courier New" w:cs="Courier New"/>
         <w:sz w:val="20"/>
         <w:szCs w:val="20"/>
       </w:rPr>
@@ -5703,7 +4813,7 @@
         <w:ind w:left="2160" w:hanging="360"/>
       </w:pPr>
       <w:rPr>
-        <w:rFonts w:ascii="Noto Sans Symbols" w:cs="Noto Sans Symbols" w:eastAsia="Noto Sans Symbols" w:hAnsi="Noto Sans Symbols"/>
+        <w:rFonts w:ascii="Noto Sans Symbols" w:eastAsia="Noto Sans Symbols" w:hAnsi="Noto Sans Symbols" w:cs="Noto Sans Symbols"/>
         <w:sz w:val="20"/>
         <w:szCs w:val="20"/>
       </w:rPr>
@@ -5717,7 +4827,7 @@
         <w:ind w:left="2880" w:hanging="360"/>
       </w:pPr>
       <w:rPr>
-        <w:rFonts w:ascii="Noto Sans Symbols" w:cs="Noto Sans Symbols" w:eastAsia="Noto Sans Symbols" w:hAnsi="Noto Sans Symbols"/>
+        <w:rFonts w:ascii="Noto Sans Symbols" w:eastAsia="Noto Sans Symbols" w:hAnsi="Noto Sans Symbols" w:cs="Noto Sans Symbols"/>
         <w:sz w:val="20"/>
         <w:szCs w:val="20"/>
       </w:rPr>
@@ -5731,7 +4841,7 @@
         <w:ind w:left="3600" w:hanging="360"/>
       </w:pPr>
       <w:rPr>
-        <w:rFonts w:ascii="Noto Sans Symbols" w:cs="Noto Sans Symbols" w:eastAsia="Noto Sans Symbols" w:hAnsi="Noto Sans Symbols"/>
+        <w:rFonts w:ascii="Noto Sans Symbols" w:eastAsia="Noto Sans Symbols" w:hAnsi="Noto Sans Symbols" w:cs="Noto Sans Symbols"/>
         <w:sz w:val="20"/>
         <w:szCs w:val="20"/>
       </w:rPr>
@@ -5745,7 +4855,7 @@
         <w:ind w:left="4320" w:hanging="360"/>
       </w:pPr>
       <w:rPr>
-        <w:rFonts w:ascii="Noto Sans Symbols" w:cs="Noto Sans Symbols" w:eastAsia="Noto Sans Symbols" w:hAnsi="Noto Sans Symbols"/>
+        <w:rFonts w:ascii="Noto Sans Symbols" w:eastAsia="Noto Sans Symbols" w:hAnsi="Noto Sans Symbols" w:cs="Noto Sans Symbols"/>
         <w:sz w:val="20"/>
         <w:szCs w:val="20"/>
       </w:rPr>
@@ -5759,7 +4869,7 @@
         <w:ind w:left="5040" w:hanging="360"/>
       </w:pPr>
       <w:rPr>
-        <w:rFonts w:ascii="Noto Sans Symbols" w:cs="Noto Sans Symbols" w:eastAsia="Noto Sans Symbols" w:hAnsi="Noto Sans Symbols"/>
+        <w:rFonts w:ascii="Noto Sans Symbols" w:eastAsia="Noto Sans Symbols" w:hAnsi="Noto Sans Symbols" w:cs="Noto Sans Symbols"/>
         <w:sz w:val="20"/>
         <w:szCs w:val="20"/>
       </w:rPr>
@@ -5773,7 +4883,7 @@
         <w:ind w:left="5760" w:hanging="360"/>
       </w:pPr>
       <w:rPr>
-        <w:rFonts w:ascii="Noto Sans Symbols" w:cs="Noto Sans Symbols" w:eastAsia="Noto Sans Symbols" w:hAnsi="Noto Sans Symbols"/>
+        <w:rFonts w:ascii="Noto Sans Symbols" w:eastAsia="Noto Sans Symbols" w:hAnsi="Noto Sans Symbols" w:cs="Noto Sans Symbols"/>
         <w:sz w:val="20"/>
         <w:szCs w:val="20"/>
       </w:rPr>
@@ -5787,13 +4897,16 @@
         <w:ind w:left="6480" w:hanging="360"/>
       </w:pPr>
       <w:rPr>
-        <w:rFonts w:ascii="Noto Sans Symbols" w:cs="Noto Sans Symbols" w:eastAsia="Noto Sans Symbols" w:hAnsi="Noto Sans Symbols"/>
+        <w:rFonts w:ascii="Noto Sans Symbols" w:eastAsia="Noto Sans Symbols" w:hAnsi="Noto Sans Symbols" w:cs="Noto Sans Symbols"/>
         <w:sz w:val="20"/>
         <w:szCs w:val="20"/>
       </w:rPr>
     </w:lvl>
   </w:abstractNum>
-  <w:abstractNum w:abstractNumId="2">
+  <w:abstractNum w:abstractNumId="1" w15:restartNumberingAfterBreak="0">
+    <w:nsid w:val="13317BBE"/>
+    <w:multiLevelType w:val="multilevel"/>
+    <w:tmpl w:val="00B8D22A"/>
     <w:lvl w:ilvl="0">
       <w:start w:val="1"/>
       <w:numFmt w:val="bullet"/>
@@ -5803,7 +4916,7 @@
         <w:ind w:left="720" w:hanging="360"/>
       </w:pPr>
       <w:rPr>
-        <w:rFonts w:ascii="Noto Sans Symbols" w:cs="Noto Sans Symbols" w:eastAsia="Noto Sans Symbols" w:hAnsi="Noto Sans Symbols"/>
+        <w:rFonts w:ascii="Noto Sans Symbols" w:eastAsia="Noto Sans Symbols" w:hAnsi="Noto Sans Symbols" w:cs="Noto Sans Symbols"/>
         <w:sz w:val="20"/>
         <w:szCs w:val="20"/>
       </w:rPr>
@@ -5817,7 +4930,7 @@
         <w:ind w:left="1440" w:hanging="360"/>
       </w:pPr>
       <w:rPr>
-        <w:rFonts w:ascii="Courier New" w:cs="Courier New" w:eastAsia="Courier New" w:hAnsi="Courier New"/>
+        <w:rFonts w:ascii="Courier New" w:eastAsia="Courier New" w:hAnsi="Courier New" w:cs="Courier New"/>
         <w:sz w:val="20"/>
         <w:szCs w:val="20"/>
       </w:rPr>
@@ -5831,7 +4944,7 @@
         <w:ind w:left="2160" w:hanging="360"/>
       </w:pPr>
       <w:rPr>
-        <w:rFonts w:ascii="Noto Sans Symbols" w:cs="Noto Sans Symbols" w:eastAsia="Noto Sans Symbols" w:hAnsi="Noto Sans Symbols"/>
+        <w:rFonts w:ascii="Noto Sans Symbols" w:eastAsia="Noto Sans Symbols" w:hAnsi="Noto Sans Symbols" w:cs="Noto Sans Symbols"/>
         <w:sz w:val="20"/>
         <w:szCs w:val="20"/>
       </w:rPr>
@@ -5845,7 +4958,7 @@
         <w:ind w:left="2880" w:hanging="360"/>
       </w:pPr>
       <w:rPr>
-        <w:rFonts w:ascii="Noto Sans Symbols" w:cs="Noto Sans Symbols" w:eastAsia="Noto Sans Symbols" w:hAnsi="Noto Sans Symbols"/>
+        <w:rFonts w:ascii="Noto Sans Symbols" w:eastAsia="Noto Sans Symbols" w:hAnsi="Noto Sans Symbols" w:cs="Noto Sans Symbols"/>
         <w:sz w:val="20"/>
         <w:szCs w:val="20"/>
       </w:rPr>
@@ -5859,7 +4972,7 @@
         <w:ind w:left="3600" w:hanging="360"/>
       </w:pPr>
       <w:rPr>
-        <w:rFonts w:ascii="Noto Sans Symbols" w:cs="Noto Sans Symbols" w:eastAsia="Noto Sans Symbols" w:hAnsi="Noto Sans Symbols"/>
+        <w:rFonts w:ascii="Noto Sans Symbols" w:eastAsia="Noto Sans Symbols" w:hAnsi="Noto Sans Symbols" w:cs="Noto Sans Symbols"/>
         <w:sz w:val="20"/>
         <w:szCs w:val="20"/>
       </w:rPr>
@@ -5873,7 +4986,7 @@
         <w:ind w:left="4320" w:hanging="360"/>
       </w:pPr>
       <w:rPr>
-        <w:rFonts w:ascii="Noto Sans Symbols" w:cs="Noto Sans Symbols" w:eastAsia="Noto Sans Symbols" w:hAnsi="Noto Sans Symbols"/>
+        <w:rFonts w:ascii="Noto Sans Symbols" w:eastAsia="Noto Sans Symbols" w:hAnsi="Noto Sans Symbols" w:cs="Noto Sans Symbols"/>
         <w:sz w:val="20"/>
         <w:szCs w:val="20"/>
       </w:rPr>
@@ -5887,7 +5000,7 @@
         <w:ind w:left="5040" w:hanging="360"/>
       </w:pPr>
       <w:rPr>
-        <w:rFonts w:ascii="Noto Sans Symbols" w:cs="Noto Sans Symbols" w:eastAsia="Noto Sans Symbols" w:hAnsi="Noto Sans Symbols"/>
+        <w:rFonts w:ascii="Noto Sans Symbols" w:eastAsia="Noto Sans Symbols" w:hAnsi="Noto Sans Symbols" w:cs="Noto Sans Symbols"/>
         <w:sz w:val="20"/>
         <w:szCs w:val="20"/>
       </w:rPr>
@@ -5901,7 +5014,7 @@
         <w:ind w:left="5760" w:hanging="360"/>
       </w:pPr>
       <w:rPr>
-        <w:rFonts w:ascii="Noto Sans Symbols" w:cs="Noto Sans Symbols" w:eastAsia="Noto Sans Symbols" w:hAnsi="Noto Sans Symbols"/>
+        <w:rFonts w:ascii="Noto Sans Symbols" w:eastAsia="Noto Sans Symbols" w:hAnsi="Noto Sans Symbols" w:cs="Noto Sans Symbols"/>
         <w:sz w:val="20"/>
         <w:szCs w:val="20"/>
       </w:rPr>
@@ -5915,13 +5028,16 @@
         <w:ind w:left="6480" w:hanging="360"/>
       </w:pPr>
       <w:rPr>
-        <w:rFonts w:ascii="Noto Sans Symbols" w:cs="Noto Sans Symbols" w:eastAsia="Noto Sans Symbols" w:hAnsi="Noto Sans Symbols"/>
+        <w:rFonts w:ascii="Noto Sans Symbols" w:eastAsia="Noto Sans Symbols" w:hAnsi="Noto Sans Symbols" w:cs="Noto Sans Symbols"/>
         <w:sz w:val="20"/>
         <w:szCs w:val="20"/>
       </w:rPr>
     </w:lvl>
   </w:abstractNum>
-  <w:abstractNum w:abstractNumId="3">
+  <w:abstractNum w:abstractNumId="2" w15:restartNumberingAfterBreak="0">
+    <w:nsid w:val="24B31C81"/>
+    <w:multiLevelType w:val="multilevel"/>
+    <w:tmpl w:val="52FACEAA"/>
     <w:lvl w:ilvl="0">
       <w:start w:val="1"/>
       <w:numFmt w:val="bullet"/>
@@ -5931,7 +5047,7 @@
         <w:ind w:left="720" w:hanging="360"/>
       </w:pPr>
       <w:rPr>
-        <w:rFonts w:ascii="Noto Sans Symbols" w:cs="Noto Sans Symbols" w:eastAsia="Noto Sans Symbols" w:hAnsi="Noto Sans Symbols"/>
+        <w:rFonts w:ascii="Noto Sans Symbols" w:eastAsia="Noto Sans Symbols" w:hAnsi="Noto Sans Symbols" w:cs="Noto Sans Symbols"/>
         <w:sz w:val="20"/>
         <w:szCs w:val="20"/>
       </w:rPr>
@@ -5945,7 +5061,7 @@
         <w:ind w:left="1440" w:hanging="360"/>
       </w:pPr>
       <w:rPr>
-        <w:rFonts w:ascii="Courier New" w:cs="Courier New" w:eastAsia="Courier New" w:hAnsi="Courier New"/>
+        <w:rFonts w:ascii="Courier New" w:eastAsia="Courier New" w:hAnsi="Courier New" w:cs="Courier New"/>
         <w:sz w:val="20"/>
         <w:szCs w:val="20"/>
       </w:rPr>
@@ -5959,7 +5075,7 @@
         <w:ind w:left="2160" w:hanging="360"/>
       </w:pPr>
       <w:rPr>
-        <w:rFonts w:ascii="Noto Sans Symbols" w:cs="Noto Sans Symbols" w:eastAsia="Noto Sans Symbols" w:hAnsi="Noto Sans Symbols"/>
+        <w:rFonts w:ascii="Noto Sans Symbols" w:eastAsia="Noto Sans Symbols" w:hAnsi="Noto Sans Symbols" w:cs="Noto Sans Symbols"/>
         <w:sz w:val="20"/>
         <w:szCs w:val="20"/>
       </w:rPr>
@@ -5973,7 +5089,7 @@
         <w:ind w:left="2880" w:hanging="360"/>
       </w:pPr>
       <w:rPr>
-        <w:rFonts w:ascii="Noto Sans Symbols" w:cs="Noto Sans Symbols" w:eastAsia="Noto Sans Symbols" w:hAnsi="Noto Sans Symbols"/>
+        <w:rFonts w:ascii="Noto Sans Symbols" w:eastAsia="Noto Sans Symbols" w:hAnsi="Noto Sans Symbols" w:cs="Noto Sans Symbols"/>
         <w:sz w:val="20"/>
         <w:szCs w:val="20"/>
       </w:rPr>
@@ -5987,7 +5103,7 @@
         <w:ind w:left="3600" w:hanging="360"/>
       </w:pPr>
       <w:rPr>
-        <w:rFonts w:ascii="Noto Sans Symbols" w:cs="Noto Sans Symbols" w:eastAsia="Noto Sans Symbols" w:hAnsi="Noto Sans Symbols"/>
+        <w:rFonts w:ascii="Noto Sans Symbols" w:eastAsia="Noto Sans Symbols" w:hAnsi="Noto Sans Symbols" w:cs="Noto Sans Symbols"/>
         <w:sz w:val="20"/>
         <w:szCs w:val="20"/>
       </w:rPr>
@@ -6001,7 +5117,7 @@
         <w:ind w:left="4320" w:hanging="360"/>
       </w:pPr>
       <w:rPr>
-        <w:rFonts w:ascii="Noto Sans Symbols" w:cs="Noto Sans Symbols" w:eastAsia="Noto Sans Symbols" w:hAnsi="Noto Sans Symbols"/>
+        <w:rFonts w:ascii="Noto Sans Symbols" w:eastAsia="Noto Sans Symbols" w:hAnsi="Noto Sans Symbols" w:cs="Noto Sans Symbols"/>
         <w:sz w:val="20"/>
         <w:szCs w:val="20"/>
       </w:rPr>
@@ -6015,7 +5131,7 @@
         <w:ind w:left="5040" w:hanging="360"/>
       </w:pPr>
       <w:rPr>
-        <w:rFonts w:ascii="Noto Sans Symbols" w:cs="Noto Sans Symbols" w:eastAsia="Noto Sans Symbols" w:hAnsi="Noto Sans Symbols"/>
+        <w:rFonts w:ascii="Noto Sans Symbols" w:eastAsia="Noto Sans Symbols" w:hAnsi="Noto Sans Symbols" w:cs="Noto Sans Symbols"/>
         <w:sz w:val="20"/>
         <w:szCs w:val="20"/>
       </w:rPr>
@@ -6029,7 +5145,7 @@
         <w:ind w:left="5760" w:hanging="360"/>
       </w:pPr>
       <w:rPr>
-        <w:rFonts w:ascii="Noto Sans Symbols" w:cs="Noto Sans Symbols" w:eastAsia="Noto Sans Symbols" w:hAnsi="Noto Sans Symbols"/>
+        <w:rFonts w:ascii="Noto Sans Symbols" w:eastAsia="Noto Sans Symbols" w:hAnsi="Noto Sans Symbols" w:cs="Noto Sans Symbols"/>
         <w:sz w:val="20"/>
         <w:szCs w:val="20"/>
       </w:rPr>
@@ -6043,13 +5159,16 @@
         <w:ind w:left="6480" w:hanging="360"/>
       </w:pPr>
       <w:rPr>
-        <w:rFonts w:ascii="Noto Sans Symbols" w:cs="Noto Sans Symbols" w:eastAsia="Noto Sans Symbols" w:hAnsi="Noto Sans Symbols"/>
+        <w:rFonts w:ascii="Noto Sans Symbols" w:eastAsia="Noto Sans Symbols" w:hAnsi="Noto Sans Symbols" w:cs="Noto Sans Symbols"/>
         <w:sz w:val="20"/>
         <w:szCs w:val="20"/>
       </w:rPr>
     </w:lvl>
   </w:abstractNum>
-  <w:abstractNum w:abstractNumId="4">
+  <w:abstractNum w:abstractNumId="3" w15:restartNumberingAfterBreak="0">
+    <w:nsid w:val="2C6F520E"/>
+    <w:multiLevelType w:val="multilevel"/>
+    <w:tmpl w:val="77AC900A"/>
     <w:lvl w:ilvl="0">
       <w:start w:val="1"/>
       <w:numFmt w:val="bullet"/>
@@ -6059,7 +5178,7 @@
         <w:ind w:left="720" w:hanging="360"/>
       </w:pPr>
       <w:rPr>
-        <w:rFonts w:ascii="Noto Sans Symbols" w:cs="Noto Sans Symbols" w:eastAsia="Noto Sans Symbols" w:hAnsi="Noto Sans Symbols"/>
+        <w:rFonts w:ascii="Noto Sans Symbols" w:eastAsia="Noto Sans Symbols" w:hAnsi="Noto Sans Symbols" w:cs="Noto Sans Symbols"/>
         <w:sz w:val="20"/>
         <w:szCs w:val="20"/>
       </w:rPr>
@@ -6073,7 +5192,7 @@
         <w:ind w:left="1440" w:hanging="360"/>
       </w:pPr>
       <w:rPr>
-        <w:rFonts w:ascii="Courier New" w:cs="Courier New" w:eastAsia="Courier New" w:hAnsi="Courier New"/>
+        <w:rFonts w:ascii="Courier New" w:eastAsia="Courier New" w:hAnsi="Courier New" w:cs="Courier New"/>
         <w:sz w:val="20"/>
         <w:szCs w:val="20"/>
       </w:rPr>
@@ -6087,7 +5206,7 @@
         <w:ind w:left="2160" w:hanging="360"/>
       </w:pPr>
       <w:rPr>
-        <w:rFonts w:ascii="Noto Sans Symbols" w:cs="Noto Sans Symbols" w:eastAsia="Noto Sans Symbols" w:hAnsi="Noto Sans Symbols"/>
+        <w:rFonts w:ascii="Noto Sans Symbols" w:eastAsia="Noto Sans Symbols" w:hAnsi="Noto Sans Symbols" w:cs="Noto Sans Symbols"/>
         <w:sz w:val="20"/>
         <w:szCs w:val="20"/>
       </w:rPr>
@@ -6101,7 +5220,7 @@
         <w:ind w:left="2880" w:hanging="360"/>
       </w:pPr>
       <w:rPr>
-        <w:rFonts w:ascii="Noto Sans Symbols" w:cs="Noto Sans Symbols" w:eastAsia="Noto Sans Symbols" w:hAnsi="Noto Sans Symbols"/>
+        <w:rFonts w:ascii="Noto Sans Symbols" w:eastAsia="Noto Sans Symbols" w:hAnsi="Noto Sans Symbols" w:cs="Noto Sans Symbols"/>
         <w:sz w:val="20"/>
         <w:szCs w:val="20"/>
       </w:rPr>
@@ -6115,7 +5234,7 @@
         <w:ind w:left="3600" w:hanging="360"/>
       </w:pPr>
       <w:rPr>
-        <w:rFonts w:ascii="Noto Sans Symbols" w:cs="Noto Sans Symbols" w:eastAsia="Noto Sans Symbols" w:hAnsi="Noto Sans Symbols"/>
+        <w:rFonts w:ascii="Noto Sans Symbols" w:eastAsia="Noto Sans Symbols" w:hAnsi="Noto Sans Symbols" w:cs="Noto Sans Symbols"/>
         <w:sz w:val="20"/>
         <w:szCs w:val="20"/>
       </w:rPr>
@@ -6129,7 +5248,7 @@
         <w:ind w:left="4320" w:hanging="360"/>
       </w:pPr>
       <w:rPr>
-        <w:rFonts w:ascii="Noto Sans Symbols" w:cs="Noto Sans Symbols" w:eastAsia="Noto Sans Symbols" w:hAnsi="Noto Sans Symbols"/>
+        <w:rFonts w:ascii="Noto Sans Symbols" w:eastAsia="Noto Sans Symbols" w:hAnsi="Noto Sans Symbols" w:cs="Noto Sans Symbols"/>
         <w:sz w:val="20"/>
         <w:szCs w:val="20"/>
       </w:rPr>
@@ -6143,7 +5262,7 @@
         <w:ind w:left="5040" w:hanging="360"/>
       </w:pPr>
       <w:rPr>
-        <w:rFonts w:ascii="Noto Sans Symbols" w:cs="Noto Sans Symbols" w:eastAsia="Noto Sans Symbols" w:hAnsi="Noto Sans Symbols"/>
+        <w:rFonts w:ascii="Noto Sans Symbols" w:eastAsia="Noto Sans Symbols" w:hAnsi="Noto Sans Symbols" w:cs="Noto Sans Symbols"/>
         <w:sz w:val="20"/>
         <w:szCs w:val="20"/>
       </w:rPr>
@@ -6157,7 +5276,7 @@
         <w:ind w:left="5760" w:hanging="360"/>
       </w:pPr>
       <w:rPr>
-        <w:rFonts w:ascii="Noto Sans Symbols" w:cs="Noto Sans Symbols" w:eastAsia="Noto Sans Symbols" w:hAnsi="Noto Sans Symbols"/>
+        <w:rFonts w:ascii="Noto Sans Symbols" w:eastAsia="Noto Sans Symbols" w:hAnsi="Noto Sans Symbols" w:cs="Noto Sans Symbols"/>
         <w:sz w:val="20"/>
         <w:szCs w:val="20"/>
       </w:rPr>
@@ -6171,13 +5290,16 @@
         <w:ind w:left="6480" w:hanging="360"/>
       </w:pPr>
       <w:rPr>
-        <w:rFonts w:ascii="Noto Sans Symbols" w:cs="Noto Sans Symbols" w:eastAsia="Noto Sans Symbols" w:hAnsi="Noto Sans Symbols"/>
+        <w:rFonts w:ascii="Noto Sans Symbols" w:eastAsia="Noto Sans Symbols" w:hAnsi="Noto Sans Symbols" w:cs="Noto Sans Symbols"/>
         <w:sz w:val="20"/>
         <w:szCs w:val="20"/>
       </w:rPr>
     </w:lvl>
   </w:abstractNum>
-  <w:abstractNum w:abstractNumId="5">
+  <w:abstractNum w:abstractNumId="4" w15:restartNumberingAfterBreak="0">
+    <w:nsid w:val="360228A8"/>
+    <w:multiLevelType w:val="multilevel"/>
+    <w:tmpl w:val="BE6E197A"/>
     <w:lvl w:ilvl="0">
       <w:start w:val="1"/>
       <w:numFmt w:val="bullet"/>
@@ -6187,7 +5309,7 @@
         <w:ind w:left="720" w:hanging="360"/>
       </w:pPr>
       <w:rPr>
-        <w:rFonts w:ascii="Noto Sans Symbols" w:cs="Noto Sans Symbols" w:eastAsia="Noto Sans Symbols" w:hAnsi="Noto Sans Symbols"/>
+        <w:rFonts w:ascii="Noto Sans Symbols" w:eastAsia="Noto Sans Symbols" w:hAnsi="Noto Sans Symbols" w:cs="Noto Sans Symbols"/>
         <w:sz w:val="20"/>
         <w:szCs w:val="20"/>
       </w:rPr>
@@ -6201,7 +5323,7 @@
         <w:ind w:left="1440" w:hanging="360"/>
       </w:pPr>
       <w:rPr>
-        <w:rFonts w:ascii="Courier New" w:cs="Courier New" w:eastAsia="Courier New" w:hAnsi="Courier New"/>
+        <w:rFonts w:ascii="Courier New" w:eastAsia="Courier New" w:hAnsi="Courier New" w:cs="Courier New"/>
         <w:sz w:val="20"/>
         <w:szCs w:val="20"/>
       </w:rPr>
@@ -6215,7 +5337,7 @@
         <w:ind w:left="2160" w:hanging="360"/>
       </w:pPr>
       <w:rPr>
-        <w:rFonts w:ascii="Noto Sans Symbols" w:cs="Noto Sans Symbols" w:eastAsia="Noto Sans Symbols" w:hAnsi="Noto Sans Symbols"/>
+        <w:rFonts w:ascii="Noto Sans Symbols" w:eastAsia="Noto Sans Symbols" w:hAnsi="Noto Sans Symbols" w:cs="Noto Sans Symbols"/>
         <w:sz w:val="20"/>
         <w:szCs w:val="20"/>
       </w:rPr>
@@ -6229,7 +5351,7 @@
         <w:ind w:left="2880" w:hanging="360"/>
       </w:pPr>
       <w:rPr>
-        <w:rFonts w:ascii="Noto Sans Symbols" w:cs="Noto Sans Symbols" w:eastAsia="Noto Sans Symbols" w:hAnsi="Noto Sans Symbols"/>
+        <w:rFonts w:ascii="Noto Sans Symbols" w:eastAsia="Noto Sans Symbols" w:hAnsi="Noto Sans Symbols" w:cs="Noto Sans Symbols"/>
         <w:sz w:val="20"/>
         <w:szCs w:val="20"/>
       </w:rPr>
@@ -6243,7 +5365,7 @@
         <w:ind w:left="3600" w:hanging="360"/>
       </w:pPr>
       <w:rPr>
-        <w:rFonts w:ascii="Noto Sans Symbols" w:cs="Noto Sans Symbols" w:eastAsia="Noto Sans Symbols" w:hAnsi="Noto Sans Symbols"/>
+        <w:rFonts w:ascii="Noto Sans Symbols" w:eastAsia="Noto Sans Symbols" w:hAnsi="Noto Sans Symbols" w:cs="Noto Sans Symbols"/>
         <w:sz w:val="20"/>
         <w:szCs w:val="20"/>
       </w:rPr>
@@ -6257,7 +5379,7 @@
         <w:ind w:left="4320" w:hanging="360"/>
       </w:pPr>
       <w:rPr>
-        <w:rFonts w:ascii="Noto Sans Symbols" w:cs="Noto Sans Symbols" w:eastAsia="Noto Sans Symbols" w:hAnsi="Noto Sans Symbols"/>
+        <w:rFonts w:ascii="Noto Sans Symbols" w:eastAsia="Noto Sans Symbols" w:hAnsi="Noto Sans Symbols" w:cs="Noto Sans Symbols"/>
         <w:sz w:val="20"/>
         <w:szCs w:val="20"/>
       </w:rPr>
@@ -6271,7 +5393,7 @@
         <w:ind w:left="5040" w:hanging="360"/>
       </w:pPr>
       <w:rPr>
-        <w:rFonts w:ascii="Noto Sans Symbols" w:cs="Noto Sans Symbols" w:eastAsia="Noto Sans Symbols" w:hAnsi="Noto Sans Symbols"/>
+        <w:rFonts w:ascii="Noto Sans Symbols" w:eastAsia="Noto Sans Symbols" w:hAnsi="Noto Sans Symbols" w:cs="Noto Sans Symbols"/>
         <w:sz w:val="20"/>
         <w:szCs w:val="20"/>
       </w:rPr>
@@ -6285,7 +5407,7 @@
         <w:ind w:left="5760" w:hanging="360"/>
       </w:pPr>
       <w:rPr>
-        <w:rFonts w:ascii="Noto Sans Symbols" w:cs="Noto Sans Symbols" w:eastAsia="Noto Sans Symbols" w:hAnsi="Noto Sans Symbols"/>
+        <w:rFonts w:ascii="Noto Sans Symbols" w:eastAsia="Noto Sans Symbols" w:hAnsi="Noto Sans Symbols" w:cs="Noto Sans Symbols"/>
         <w:sz w:val="20"/>
         <w:szCs w:val="20"/>
       </w:rPr>
@@ -6299,13 +5421,16 @@
         <w:ind w:left="6480" w:hanging="360"/>
       </w:pPr>
       <w:rPr>
-        <w:rFonts w:ascii="Noto Sans Symbols" w:cs="Noto Sans Symbols" w:eastAsia="Noto Sans Symbols" w:hAnsi="Noto Sans Symbols"/>
+        <w:rFonts w:ascii="Noto Sans Symbols" w:eastAsia="Noto Sans Symbols" w:hAnsi="Noto Sans Symbols" w:cs="Noto Sans Symbols"/>
         <w:sz w:val="20"/>
         <w:szCs w:val="20"/>
       </w:rPr>
     </w:lvl>
   </w:abstractNum>
-  <w:abstractNum w:abstractNumId="6">
+  <w:abstractNum w:abstractNumId="5" w15:restartNumberingAfterBreak="0">
+    <w:nsid w:val="3929159E"/>
+    <w:multiLevelType w:val="multilevel"/>
+    <w:tmpl w:val="0E24F88A"/>
     <w:lvl w:ilvl="0">
       <w:start w:val="1"/>
       <w:numFmt w:val="bullet"/>
@@ -6315,7 +5440,7 @@
         <w:ind w:left="720" w:hanging="360"/>
       </w:pPr>
       <w:rPr>
-        <w:rFonts w:ascii="Noto Sans Symbols" w:cs="Noto Sans Symbols" w:eastAsia="Noto Sans Symbols" w:hAnsi="Noto Sans Symbols"/>
+        <w:rFonts w:ascii="Noto Sans Symbols" w:eastAsia="Noto Sans Symbols" w:hAnsi="Noto Sans Symbols" w:cs="Noto Sans Symbols"/>
         <w:sz w:val="20"/>
         <w:szCs w:val="20"/>
       </w:rPr>
@@ -6329,7 +5454,7 @@
         <w:ind w:left="1440" w:hanging="360"/>
       </w:pPr>
       <w:rPr>
-        <w:rFonts w:ascii="Courier New" w:cs="Courier New" w:eastAsia="Courier New" w:hAnsi="Courier New"/>
+        <w:rFonts w:ascii="Courier New" w:eastAsia="Courier New" w:hAnsi="Courier New" w:cs="Courier New"/>
         <w:sz w:val="20"/>
         <w:szCs w:val="20"/>
       </w:rPr>
@@ -6343,7 +5468,7 @@
         <w:ind w:left="2160" w:hanging="360"/>
       </w:pPr>
       <w:rPr>
-        <w:rFonts w:ascii="Noto Sans Symbols" w:cs="Noto Sans Symbols" w:eastAsia="Noto Sans Symbols" w:hAnsi="Noto Sans Symbols"/>
+        <w:rFonts w:ascii="Noto Sans Symbols" w:eastAsia="Noto Sans Symbols" w:hAnsi="Noto Sans Symbols" w:cs="Noto Sans Symbols"/>
         <w:sz w:val="20"/>
         <w:szCs w:val="20"/>
       </w:rPr>
@@ -6357,7 +5482,7 @@
         <w:ind w:left="2880" w:hanging="360"/>
       </w:pPr>
       <w:rPr>
-        <w:rFonts w:ascii="Noto Sans Symbols" w:cs="Noto Sans Symbols" w:eastAsia="Noto Sans Symbols" w:hAnsi="Noto Sans Symbols"/>
+        <w:rFonts w:ascii="Noto Sans Symbols" w:eastAsia="Noto Sans Symbols" w:hAnsi="Noto Sans Symbols" w:cs="Noto Sans Symbols"/>
         <w:sz w:val="20"/>
         <w:szCs w:val="20"/>
       </w:rPr>
@@ -6371,7 +5496,7 @@
         <w:ind w:left="3600" w:hanging="360"/>
       </w:pPr>
       <w:rPr>
-        <w:rFonts w:ascii="Noto Sans Symbols" w:cs="Noto Sans Symbols" w:eastAsia="Noto Sans Symbols" w:hAnsi="Noto Sans Symbols"/>
+        <w:rFonts w:ascii="Noto Sans Symbols" w:eastAsia="Noto Sans Symbols" w:hAnsi="Noto Sans Symbols" w:cs="Noto Sans Symbols"/>
         <w:sz w:val="20"/>
         <w:szCs w:val="20"/>
       </w:rPr>
@@ -6385,7 +5510,7 @@
         <w:ind w:left="4320" w:hanging="360"/>
       </w:pPr>
       <w:rPr>
-        <w:rFonts w:ascii="Noto Sans Symbols" w:cs="Noto Sans Symbols" w:eastAsia="Noto Sans Symbols" w:hAnsi="Noto Sans Symbols"/>
+        <w:rFonts w:ascii="Noto Sans Symbols" w:eastAsia="Noto Sans Symbols" w:hAnsi="Noto Sans Symbols" w:cs="Noto Sans Symbols"/>
         <w:sz w:val="20"/>
         <w:szCs w:val="20"/>
       </w:rPr>
@@ -6399,7 +5524,7 @@
         <w:ind w:left="5040" w:hanging="360"/>
       </w:pPr>
       <w:rPr>
-        <w:rFonts w:ascii="Noto Sans Symbols" w:cs="Noto Sans Symbols" w:eastAsia="Noto Sans Symbols" w:hAnsi="Noto Sans Symbols"/>
+        <w:rFonts w:ascii="Noto Sans Symbols" w:eastAsia="Noto Sans Symbols" w:hAnsi="Noto Sans Symbols" w:cs="Noto Sans Symbols"/>
         <w:sz w:val="20"/>
         <w:szCs w:val="20"/>
       </w:rPr>
@@ -6413,7 +5538,7 @@
         <w:ind w:left="5760" w:hanging="360"/>
       </w:pPr>
       <w:rPr>
-        <w:rFonts w:ascii="Noto Sans Symbols" w:cs="Noto Sans Symbols" w:eastAsia="Noto Sans Symbols" w:hAnsi="Noto Sans Symbols"/>
+        <w:rFonts w:ascii="Noto Sans Symbols" w:eastAsia="Noto Sans Symbols" w:hAnsi="Noto Sans Symbols" w:cs="Noto Sans Symbols"/>
         <w:sz w:val="20"/>
         <w:szCs w:val="20"/>
       </w:rPr>
@@ -6427,13 +5552,16 @@
         <w:ind w:left="6480" w:hanging="360"/>
       </w:pPr>
       <w:rPr>
-        <w:rFonts w:ascii="Noto Sans Symbols" w:cs="Noto Sans Symbols" w:eastAsia="Noto Sans Symbols" w:hAnsi="Noto Sans Symbols"/>
+        <w:rFonts w:ascii="Noto Sans Symbols" w:eastAsia="Noto Sans Symbols" w:hAnsi="Noto Sans Symbols" w:cs="Noto Sans Symbols"/>
         <w:sz w:val="20"/>
         <w:szCs w:val="20"/>
       </w:rPr>
     </w:lvl>
   </w:abstractNum>
-  <w:abstractNum w:abstractNumId="7">
+  <w:abstractNum w:abstractNumId="6" w15:restartNumberingAfterBreak="0">
+    <w:nsid w:val="3AE35B8B"/>
+    <w:multiLevelType w:val="multilevel"/>
+    <w:tmpl w:val="6958B6BA"/>
     <w:lvl w:ilvl="0">
       <w:start w:val="1"/>
       <w:numFmt w:val="bullet"/>
@@ -6443,7 +5571,7 @@
         <w:ind w:left="720" w:hanging="360"/>
       </w:pPr>
       <w:rPr>
-        <w:rFonts w:ascii="Noto Sans Symbols" w:cs="Noto Sans Symbols" w:eastAsia="Noto Sans Symbols" w:hAnsi="Noto Sans Symbols"/>
+        <w:rFonts w:ascii="Noto Sans Symbols" w:eastAsia="Noto Sans Symbols" w:hAnsi="Noto Sans Symbols" w:cs="Noto Sans Symbols"/>
         <w:sz w:val="20"/>
         <w:szCs w:val="20"/>
       </w:rPr>
@@ -6457,7 +5585,7 @@
         <w:ind w:left="1440" w:hanging="360"/>
       </w:pPr>
       <w:rPr>
-        <w:rFonts w:ascii="Courier New" w:cs="Courier New" w:eastAsia="Courier New" w:hAnsi="Courier New"/>
+        <w:rFonts w:ascii="Courier New" w:eastAsia="Courier New" w:hAnsi="Courier New" w:cs="Courier New"/>
         <w:sz w:val="20"/>
         <w:szCs w:val="20"/>
       </w:rPr>
@@ -6471,7 +5599,7 @@
         <w:ind w:left="2160" w:hanging="360"/>
       </w:pPr>
       <w:rPr>
-        <w:rFonts w:ascii="Noto Sans Symbols" w:cs="Noto Sans Symbols" w:eastAsia="Noto Sans Symbols" w:hAnsi="Noto Sans Symbols"/>
+        <w:rFonts w:ascii="Noto Sans Symbols" w:eastAsia="Noto Sans Symbols" w:hAnsi="Noto Sans Symbols" w:cs="Noto Sans Symbols"/>
         <w:sz w:val="20"/>
         <w:szCs w:val="20"/>
       </w:rPr>
@@ -6485,7 +5613,7 @@
         <w:ind w:left="2880" w:hanging="360"/>
       </w:pPr>
       <w:rPr>
-        <w:rFonts w:ascii="Noto Sans Symbols" w:cs="Noto Sans Symbols" w:eastAsia="Noto Sans Symbols" w:hAnsi="Noto Sans Symbols"/>
+        <w:rFonts w:ascii="Noto Sans Symbols" w:eastAsia="Noto Sans Symbols" w:hAnsi="Noto Sans Symbols" w:cs="Noto Sans Symbols"/>
         <w:sz w:val="20"/>
         <w:szCs w:val="20"/>
       </w:rPr>
@@ -6499,7 +5627,7 @@
         <w:ind w:left="3600" w:hanging="360"/>
       </w:pPr>
       <w:rPr>
-        <w:rFonts w:ascii="Noto Sans Symbols" w:cs="Noto Sans Symbols" w:eastAsia="Noto Sans Symbols" w:hAnsi="Noto Sans Symbols"/>
+        <w:rFonts w:ascii="Noto Sans Symbols" w:eastAsia="Noto Sans Symbols" w:hAnsi="Noto Sans Symbols" w:cs="Noto Sans Symbols"/>
         <w:sz w:val="20"/>
         <w:szCs w:val="20"/>
       </w:rPr>
@@ -6513,7 +5641,7 @@
         <w:ind w:left="4320" w:hanging="360"/>
       </w:pPr>
       <w:rPr>
-        <w:rFonts w:ascii="Noto Sans Symbols" w:cs="Noto Sans Symbols" w:eastAsia="Noto Sans Symbols" w:hAnsi="Noto Sans Symbols"/>
+        <w:rFonts w:ascii="Noto Sans Symbols" w:eastAsia="Noto Sans Symbols" w:hAnsi="Noto Sans Symbols" w:cs="Noto Sans Symbols"/>
         <w:sz w:val="20"/>
         <w:szCs w:val="20"/>
       </w:rPr>
@@ -6527,7 +5655,7 @@
         <w:ind w:left="5040" w:hanging="360"/>
       </w:pPr>
       <w:rPr>
-        <w:rFonts w:ascii="Noto Sans Symbols" w:cs="Noto Sans Symbols" w:eastAsia="Noto Sans Symbols" w:hAnsi="Noto Sans Symbols"/>
+        <w:rFonts w:ascii="Noto Sans Symbols" w:eastAsia="Noto Sans Symbols" w:hAnsi="Noto Sans Symbols" w:cs="Noto Sans Symbols"/>
         <w:sz w:val="20"/>
         <w:szCs w:val="20"/>
       </w:rPr>
@@ -6541,7 +5669,7 @@
         <w:ind w:left="5760" w:hanging="360"/>
       </w:pPr>
       <w:rPr>
-        <w:rFonts w:ascii="Noto Sans Symbols" w:cs="Noto Sans Symbols" w:eastAsia="Noto Sans Symbols" w:hAnsi="Noto Sans Symbols"/>
+        <w:rFonts w:ascii="Noto Sans Symbols" w:eastAsia="Noto Sans Symbols" w:hAnsi="Noto Sans Symbols" w:cs="Noto Sans Symbols"/>
         <w:sz w:val="20"/>
         <w:szCs w:val="20"/>
       </w:rPr>
@@ -6555,13 +5683,16 @@
         <w:ind w:left="6480" w:hanging="360"/>
       </w:pPr>
       <w:rPr>
-        <w:rFonts w:ascii="Noto Sans Symbols" w:cs="Noto Sans Symbols" w:eastAsia="Noto Sans Symbols" w:hAnsi="Noto Sans Symbols"/>
+        <w:rFonts w:ascii="Noto Sans Symbols" w:eastAsia="Noto Sans Symbols" w:hAnsi="Noto Sans Symbols" w:cs="Noto Sans Symbols"/>
         <w:sz w:val="20"/>
         <w:szCs w:val="20"/>
       </w:rPr>
     </w:lvl>
   </w:abstractNum>
-  <w:abstractNum w:abstractNumId="8">
+  <w:abstractNum w:abstractNumId="7" w15:restartNumberingAfterBreak="0">
+    <w:nsid w:val="4FEC57C9"/>
+    <w:multiLevelType w:val="multilevel"/>
+    <w:tmpl w:val="0BC4B552"/>
     <w:lvl w:ilvl="0">
       <w:start w:val="1"/>
       <w:numFmt w:val="bullet"/>
@@ -6571,7 +5702,7 @@
         <w:ind w:left="720" w:hanging="360"/>
       </w:pPr>
       <w:rPr>
-        <w:rFonts w:ascii="Noto Sans Symbols" w:cs="Noto Sans Symbols" w:eastAsia="Noto Sans Symbols" w:hAnsi="Noto Sans Symbols"/>
+        <w:rFonts w:ascii="Noto Sans Symbols" w:eastAsia="Noto Sans Symbols" w:hAnsi="Noto Sans Symbols" w:cs="Noto Sans Symbols"/>
         <w:sz w:val="20"/>
         <w:szCs w:val="20"/>
       </w:rPr>
@@ -6585,7 +5716,7 @@
         <w:ind w:left="1440" w:hanging="360"/>
       </w:pPr>
       <w:rPr>
-        <w:rFonts w:ascii="Courier New" w:cs="Courier New" w:eastAsia="Courier New" w:hAnsi="Courier New"/>
+        <w:rFonts w:ascii="Courier New" w:eastAsia="Courier New" w:hAnsi="Courier New" w:cs="Courier New"/>
         <w:sz w:val="20"/>
         <w:szCs w:val="20"/>
       </w:rPr>
@@ -6599,7 +5730,7 @@
         <w:ind w:left="2160" w:hanging="360"/>
       </w:pPr>
       <w:rPr>
-        <w:rFonts w:ascii="Noto Sans Symbols" w:cs="Noto Sans Symbols" w:eastAsia="Noto Sans Symbols" w:hAnsi="Noto Sans Symbols"/>
+        <w:rFonts w:ascii="Noto Sans Symbols" w:eastAsia="Noto Sans Symbols" w:hAnsi="Noto Sans Symbols" w:cs="Noto Sans Symbols"/>
         <w:sz w:val="20"/>
         <w:szCs w:val="20"/>
       </w:rPr>
@@ -6613,7 +5744,7 @@
         <w:ind w:left="2880" w:hanging="360"/>
       </w:pPr>
       <w:rPr>
-        <w:rFonts w:ascii="Noto Sans Symbols" w:cs="Noto Sans Symbols" w:eastAsia="Noto Sans Symbols" w:hAnsi="Noto Sans Symbols"/>
+        <w:rFonts w:ascii="Noto Sans Symbols" w:eastAsia="Noto Sans Symbols" w:hAnsi="Noto Sans Symbols" w:cs="Noto Sans Symbols"/>
         <w:sz w:val="20"/>
         <w:szCs w:val="20"/>
       </w:rPr>
@@ -6627,7 +5758,7 @@
         <w:ind w:left="3600" w:hanging="360"/>
       </w:pPr>
       <w:rPr>
-        <w:rFonts w:ascii="Noto Sans Symbols" w:cs="Noto Sans Symbols" w:eastAsia="Noto Sans Symbols" w:hAnsi="Noto Sans Symbols"/>
+        <w:rFonts w:ascii="Noto Sans Symbols" w:eastAsia="Noto Sans Symbols" w:hAnsi="Noto Sans Symbols" w:cs="Noto Sans Symbols"/>
         <w:sz w:val="20"/>
         <w:szCs w:val="20"/>
       </w:rPr>
@@ -6641,7 +5772,7 @@
         <w:ind w:left="4320" w:hanging="360"/>
       </w:pPr>
       <w:rPr>
-        <w:rFonts w:ascii="Noto Sans Symbols" w:cs="Noto Sans Symbols" w:eastAsia="Noto Sans Symbols" w:hAnsi="Noto Sans Symbols"/>
+        <w:rFonts w:ascii="Noto Sans Symbols" w:eastAsia="Noto Sans Symbols" w:hAnsi="Noto Sans Symbols" w:cs="Noto Sans Symbols"/>
         <w:sz w:val="20"/>
         <w:szCs w:val="20"/>
       </w:rPr>
@@ -6655,7 +5786,7 @@
         <w:ind w:left="5040" w:hanging="360"/>
       </w:pPr>
       <w:rPr>
-        <w:rFonts w:ascii="Noto Sans Symbols" w:cs="Noto Sans Symbols" w:eastAsia="Noto Sans Symbols" w:hAnsi="Noto Sans Symbols"/>
+        <w:rFonts w:ascii="Noto Sans Symbols" w:eastAsia="Noto Sans Symbols" w:hAnsi="Noto Sans Symbols" w:cs="Noto Sans Symbols"/>
         <w:sz w:val="20"/>
         <w:szCs w:val="20"/>
       </w:rPr>
@@ -6669,7 +5800,7 @@
         <w:ind w:left="5760" w:hanging="360"/>
       </w:pPr>
       <w:rPr>
-        <w:rFonts w:ascii="Noto Sans Symbols" w:cs="Noto Sans Symbols" w:eastAsia="Noto Sans Symbols" w:hAnsi="Noto Sans Symbols"/>
+        <w:rFonts w:ascii="Noto Sans Symbols" w:eastAsia="Noto Sans Symbols" w:hAnsi="Noto Sans Symbols" w:cs="Noto Sans Symbols"/>
         <w:sz w:val="20"/>
         <w:szCs w:val="20"/>
       </w:rPr>
@@ -6683,13 +5814,16 @@
         <w:ind w:left="6480" w:hanging="360"/>
       </w:pPr>
       <w:rPr>
-        <w:rFonts w:ascii="Noto Sans Symbols" w:cs="Noto Sans Symbols" w:eastAsia="Noto Sans Symbols" w:hAnsi="Noto Sans Symbols"/>
+        <w:rFonts w:ascii="Noto Sans Symbols" w:eastAsia="Noto Sans Symbols" w:hAnsi="Noto Sans Symbols" w:cs="Noto Sans Symbols"/>
         <w:sz w:val="20"/>
         <w:szCs w:val="20"/>
       </w:rPr>
     </w:lvl>
   </w:abstractNum>
-  <w:abstractNum w:abstractNumId="9">
+  <w:abstractNum w:abstractNumId="8" w15:restartNumberingAfterBreak="0">
+    <w:nsid w:val="5B7618E2"/>
+    <w:multiLevelType w:val="multilevel"/>
+    <w:tmpl w:val="8064ECF0"/>
     <w:lvl w:ilvl="0">
       <w:start w:val="1"/>
       <w:numFmt w:val="bullet"/>
@@ -6699,7 +5833,7 @@
         <w:ind w:left="720" w:hanging="360"/>
       </w:pPr>
       <w:rPr>
-        <w:rFonts w:ascii="Noto Sans Symbols" w:cs="Noto Sans Symbols" w:eastAsia="Noto Sans Symbols" w:hAnsi="Noto Sans Symbols"/>
+        <w:rFonts w:ascii="Noto Sans Symbols" w:eastAsia="Noto Sans Symbols" w:hAnsi="Noto Sans Symbols" w:cs="Noto Sans Symbols"/>
         <w:sz w:val="20"/>
         <w:szCs w:val="20"/>
       </w:rPr>
@@ -6713,7 +5847,7 @@
         <w:ind w:left="1440" w:hanging="360"/>
       </w:pPr>
       <w:rPr>
-        <w:rFonts w:ascii="Courier New" w:cs="Courier New" w:eastAsia="Courier New" w:hAnsi="Courier New"/>
+        <w:rFonts w:ascii="Courier New" w:eastAsia="Courier New" w:hAnsi="Courier New" w:cs="Courier New"/>
         <w:sz w:val="20"/>
         <w:szCs w:val="20"/>
       </w:rPr>
@@ -6727,7 +5861,7 @@
         <w:ind w:left="2160" w:hanging="360"/>
       </w:pPr>
       <w:rPr>
-        <w:rFonts w:ascii="Noto Sans Symbols" w:cs="Noto Sans Symbols" w:eastAsia="Noto Sans Symbols" w:hAnsi="Noto Sans Symbols"/>
+        <w:rFonts w:ascii="Noto Sans Symbols" w:eastAsia="Noto Sans Symbols" w:hAnsi="Noto Sans Symbols" w:cs="Noto Sans Symbols"/>
         <w:sz w:val="20"/>
         <w:szCs w:val="20"/>
       </w:rPr>
@@ -6741,7 +5875,7 @@
         <w:ind w:left="2880" w:hanging="360"/>
       </w:pPr>
       <w:rPr>
-        <w:rFonts w:ascii="Noto Sans Symbols" w:cs="Noto Sans Symbols" w:eastAsia="Noto Sans Symbols" w:hAnsi="Noto Sans Symbols"/>
+        <w:rFonts w:ascii="Noto Sans Symbols" w:eastAsia="Noto Sans Symbols" w:hAnsi="Noto Sans Symbols" w:cs="Noto Sans Symbols"/>
         <w:sz w:val="20"/>
         <w:szCs w:val="20"/>
       </w:rPr>
@@ -6755,7 +5889,7 @@
         <w:ind w:left="3600" w:hanging="360"/>
       </w:pPr>
       <w:rPr>
-        <w:rFonts w:ascii="Noto Sans Symbols" w:cs="Noto Sans Symbols" w:eastAsia="Noto Sans Symbols" w:hAnsi="Noto Sans Symbols"/>
+        <w:rFonts w:ascii="Noto Sans Symbols" w:eastAsia="Noto Sans Symbols" w:hAnsi="Noto Sans Symbols" w:cs="Noto Sans Symbols"/>
         <w:sz w:val="20"/>
         <w:szCs w:val="20"/>
       </w:rPr>
@@ -6769,7 +5903,7 @@
         <w:ind w:left="4320" w:hanging="360"/>
       </w:pPr>
       <w:rPr>
-        <w:rFonts w:ascii="Noto Sans Symbols" w:cs="Noto Sans Symbols" w:eastAsia="Noto Sans Symbols" w:hAnsi="Noto Sans Symbols"/>
+        <w:rFonts w:ascii="Noto Sans Symbols" w:eastAsia="Noto Sans Symbols" w:hAnsi="Noto Sans Symbols" w:cs="Noto Sans Symbols"/>
         <w:sz w:val="20"/>
         <w:szCs w:val="20"/>
       </w:rPr>
@@ -6783,7 +5917,7 @@
         <w:ind w:left="5040" w:hanging="360"/>
       </w:pPr>
       <w:rPr>
-        <w:rFonts w:ascii="Noto Sans Symbols" w:cs="Noto Sans Symbols" w:eastAsia="Noto Sans Symbols" w:hAnsi="Noto Sans Symbols"/>
+        <w:rFonts w:ascii="Noto Sans Symbols" w:eastAsia="Noto Sans Symbols" w:hAnsi="Noto Sans Symbols" w:cs="Noto Sans Symbols"/>
         <w:sz w:val="20"/>
         <w:szCs w:val="20"/>
       </w:rPr>
@@ -6797,7 +5931,7 @@
         <w:ind w:left="5760" w:hanging="360"/>
       </w:pPr>
       <w:rPr>
-        <w:rFonts w:ascii="Noto Sans Symbols" w:cs="Noto Sans Symbols" w:eastAsia="Noto Sans Symbols" w:hAnsi="Noto Sans Symbols"/>
+        <w:rFonts w:ascii="Noto Sans Symbols" w:eastAsia="Noto Sans Symbols" w:hAnsi="Noto Sans Symbols" w:cs="Noto Sans Symbols"/>
         <w:sz w:val="20"/>
         <w:szCs w:val="20"/>
       </w:rPr>
@@ -6811,13 +5945,16 @@
         <w:ind w:left="6480" w:hanging="360"/>
       </w:pPr>
       <w:rPr>
-        <w:rFonts w:ascii="Noto Sans Symbols" w:cs="Noto Sans Symbols" w:eastAsia="Noto Sans Symbols" w:hAnsi="Noto Sans Symbols"/>
+        <w:rFonts w:ascii="Noto Sans Symbols" w:eastAsia="Noto Sans Symbols" w:hAnsi="Noto Sans Symbols" w:cs="Noto Sans Symbols"/>
         <w:sz w:val="20"/>
         <w:szCs w:val="20"/>
       </w:rPr>
     </w:lvl>
   </w:abstractNum>
-  <w:abstractNum w:abstractNumId="10">
+  <w:abstractNum w:abstractNumId="9" w15:restartNumberingAfterBreak="0">
+    <w:nsid w:val="65007FBA"/>
+    <w:multiLevelType w:val="multilevel"/>
+    <w:tmpl w:val="CA24634C"/>
     <w:lvl w:ilvl="0">
       <w:start w:val="1"/>
       <w:numFmt w:val="bullet"/>
@@ -6827,7 +5964,7 @@
         <w:ind w:left="720" w:hanging="360"/>
       </w:pPr>
       <w:rPr>
-        <w:rFonts w:ascii="Noto Sans Symbols" w:cs="Noto Sans Symbols" w:eastAsia="Noto Sans Symbols" w:hAnsi="Noto Sans Symbols"/>
+        <w:rFonts w:ascii="Noto Sans Symbols" w:eastAsia="Noto Sans Symbols" w:hAnsi="Noto Sans Symbols" w:cs="Noto Sans Symbols"/>
         <w:sz w:val="20"/>
         <w:szCs w:val="20"/>
       </w:rPr>
@@ -6841,7 +5978,7 @@
         <w:ind w:left="1440" w:hanging="360"/>
       </w:pPr>
       <w:rPr>
-        <w:rFonts w:ascii="Courier New" w:cs="Courier New" w:eastAsia="Courier New" w:hAnsi="Courier New"/>
+        <w:rFonts w:ascii="Courier New" w:eastAsia="Courier New" w:hAnsi="Courier New" w:cs="Courier New"/>
         <w:sz w:val="20"/>
         <w:szCs w:val="20"/>
       </w:rPr>
@@ -6855,7 +5992,7 @@
         <w:ind w:left="2160" w:hanging="360"/>
       </w:pPr>
       <w:rPr>
-        <w:rFonts w:ascii="Noto Sans Symbols" w:cs="Noto Sans Symbols" w:eastAsia="Noto Sans Symbols" w:hAnsi="Noto Sans Symbols"/>
+        <w:rFonts w:ascii="Noto Sans Symbols" w:eastAsia="Noto Sans Symbols" w:hAnsi="Noto Sans Symbols" w:cs="Noto Sans Symbols"/>
         <w:sz w:val="20"/>
         <w:szCs w:val="20"/>
       </w:rPr>
@@ -6869,7 +6006,7 @@
         <w:ind w:left="2880" w:hanging="360"/>
       </w:pPr>
       <w:rPr>
-        <w:rFonts w:ascii="Noto Sans Symbols" w:cs="Noto Sans Symbols" w:eastAsia="Noto Sans Symbols" w:hAnsi="Noto Sans Symbols"/>
+        <w:rFonts w:ascii="Noto Sans Symbols" w:eastAsia="Noto Sans Symbols" w:hAnsi="Noto Sans Symbols" w:cs="Noto Sans Symbols"/>
         <w:sz w:val="20"/>
         <w:szCs w:val="20"/>
       </w:rPr>
@@ -6883,7 +6020,7 @@
         <w:ind w:left="3600" w:hanging="360"/>
       </w:pPr>
       <w:rPr>
-        <w:rFonts w:ascii="Noto Sans Symbols" w:cs="Noto Sans Symbols" w:eastAsia="Noto Sans Symbols" w:hAnsi="Noto Sans Symbols"/>
+        <w:rFonts w:ascii="Noto Sans Symbols" w:eastAsia="Noto Sans Symbols" w:hAnsi="Noto Sans Symbols" w:cs="Noto Sans Symbols"/>
         <w:sz w:val="20"/>
         <w:szCs w:val="20"/>
       </w:rPr>
@@ -6897,7 +6034,7 @@
         <w:ind w:left="4320" w:hanging="360"/>
       </w:pPr>
       <w:rPr>
-        <w:rFonts w:ascii="Noto Sans Symbols" w:cs="Noto Sans Symbols" w:eastAsia="Noto Sans Symbols" w:hAnsi="Noto Sans Symbols"/>
+        <w:rFonts w:ascii="Noto Sans Symbols" w:eastAsia="Noto Sans Symbols" w:hAnsi="Noto Sans Symbols" w:cs="Noto Sans Symbols"/>
         <w:sz w:val="20"/>
         <w:szCs w:val="20"/>
       </w:rPr>
@@ -6911,7 +6048,7 @@
         <w:ind w:left="5040" w:hanging="360"/>
       </w:pPr>
       <w:rPr>
-        <w:rFonts w:ascii="Noto Sans Symbols" w:cs="Noto Sans Symbols" w:eastAsia="Noto Sans Symbols" w:hAnsi="Noto Sans Symbols"/>
+        <w:rFonts w:ascii="Noto Sans Symbols" w:eastAsia="Noto Sans Symbols" w:hAnsi="Noto Sans Symbols" w:cs="Noto Sans Symbols"/>
         <w:sz w:val="20"/>
         <w:szCs w:val="20"/>
       </w:rPr>
@@ -6925,7 +6062,7 @@
         <w:ind w:left="5760" w:hanging="360"/>
       </w:pPr>
       <w:rPr>
-        <w:rFonts w:ascii="Noto Sans Symbols" w:cs="Noto Sans Symbols" w:eastAsia="Noto Sans Symbols" w:hAnsi="Noto Sans Symbols"/>
+        <w:rFonts w:ascii="Noto Sans Symbols" w:eastAsia="Noto Sans Symbols" w:hAnsi="Noto Sans Symbols" w:cs="Noto Sans Symbols"/>
         <w:sz w:val="20"/>
         <w:szCs w:val="20"/>
       </w:rPr>
@@ -6939,13 +6076,16 @@
         <w:ind w:left="6480" w:hanging="360"/>
       </w:pPr>
       <w:rPr>
-        <w:rFonts w:ascii="Noto Sans Symbols" w:cs="Noto Sans Symbols" w:eastAsia="Noto Sans Symbols" w:hAnsi="Noto Sans Symbols"/>
+        <w:rFonts w:ascii="Noto Sans Symbols" w:eastAsia="Noto Sans Symbols" w:hAnsi="Noto Sans Symbols" w:cs="Noto Sans Symbols"/>
         <w:sz w:val="20"/>
         <w:szCs w:val="20"/>
       </w:rPr>
     </w:lvl>
   </w:abstractNum>
-  <w:abstractNum w:abstractNumId="11">
+  <w:abstractNum w:abstractNumId="10" w15:restartNumberingAfterBreak="0">
+    <w:nsid w:val="657912C6"/>
+    <w:multiLevelType w:val="multilevel"/>
+    <w:tmpl w:val="CC3EFA1E"/>
     <w:lvl w:ilvl="0">
       <w:start w:val="1"/>
       <w:numFmt w:val="bullet"/>
@@ -6955,7 +6095,7 @@
         <w:ind w:left="720" w:hanging="360"/>
       </w:pPr>
       <w:rPr>
-        <w:rFonts w:ascii="Noto Sans Symbols" w:cs="Noto Sans Symbols" w:eastAsia="Noto Sans Symbols" w:hAnsi="Noto Sans Symbols"/>
+        <w:rFonts w:ascii="Noto Sans Symbols" w:eastAsia="Noto Sans Symbols" w:hAnsi="Noto Sans Symbols" w:cs="Noto Sans Symbols"/>
         <w:sz w:val="20"/>
         <w:szCs w:val="20"/>
       </w:rPr>
@@ -6969,7 +6109,7 @@
         <w:ind w:left="1440" w:hanging="360"/>
       </w:pPr>
       <w:rPr>
-        <w:rFonts w:ascii="Courier New" w:cs="Courier New" w:eastAsia="Courier New" w:hAnsi="Courier New"/>
+        <w:rFonts w:ascii="Courier New" w:eastAsia="Courier New" w:hAnsi="Courier New" w:cs="Courier New"/>
         <w:sz w:val="20"/>
         <w:szCs w:val="20"/>
       </w:rPr>
@@ -6983,7 +6123,7 @@
         <w:ind w:left="2160" w:hanging="360"/>
       </w:pPr>
       <w:rPr>
-        <w:rFonts w:ascii="Noto Sans Symbols" w:cs="Noto Sans Symbols" w:eastAsia="Noto Sans Symbols" w:hAnsi="Noto Sans Symbols"/>
+        <w:rFonts w:ascii="Noto Sans Symbols" w:eastAsia="Noto Sans Symbols" w:hAnsi="Noto Sans Symbols" w:cs="Noto Sans Symbols"/>
         <w:sz w:val="20"/>
         <w:szCs w:val="20"/>
       </w:rPr>
@@ -6997,7 +6137,7 @@
         <w:ind w:left="2880" w:hanging="360"/>
       </w:pPr>
       <w:rPr>
-        <w:rFonts w:ascii="Noto Sans Symbols" w:cs="Noto Sans Symbols" w:eastAsia="Noto Sans Symbols" w:hAnsi="Noto Sans Symbols"/>
+        <w:rFonts w:ascii="Noto Sans Symbols" w:eastAsia="Noto Sans Symbols" w:hAnsi="Noto Sans Symbols" w:cs="Noto Sans Symbols"/>
         <w:sz w:val="20"/>
         <w:szCs w:val="20"/>
       </w:rPr>
@@ -7011,7 +6151,7 @@
         <w:ind w:left="3600" w:hanging="360"/>
       </w:pPr>
       <w:rPr>
-        <w:rFonts w:ascii="Noto Sans Symbols" w:cs="Noto Sans Symbols" w:eastAsia="Noto Sans Symbols" w:hAnsi="Noto Sans Symbols"/>
+        <w:rFonts w:ascii="Noto Sans Symbols" w:eastAsia="Noto Sans Symbols" w:hAnsi="Noto Sans Symbols" w:cs="Noto Sans Symbols"/>
         <w:sz w:val="20"/>
         <w:szCs w:val="20"/>
       </w:rPr>
@@ -7025,7 +6165,7 @@
         <w:ind w:left="4320" w:hanging="360"/>
       </w:pPr>
       <w:rPr>
-        <w:rFonts w:ascii="Noto Sans Symbols" w:cs="Noto Sans Symbols" w:eastAsia="Noto Sans Symbols" w:hAnsi="Noto Sans Symbols"/>
+        <w:rFonts w:ascii="Noto Sans Symbols" w:eastAsia="Noto Sans Symbols" w:hAnsi="Noto Sans Symbols" w:cs="Noto Sans Symbols"/>
         <w:sz w:val="20"/>
         <w:szCs w:val="20"/>
       </w:rPr>
@@ -7039,7 +6179,7 @@
         <w:ind w:left="5040" w:hanging="360"/>
       </w:pPr>
       <w:rPr>
-        <w:rFonts w:ascii="Noto Sans Symbols" w:cs="Noto Sans Symbols" w:eastAsia="Noto Sans Symbols" w:hAnsi="Noto Sans Symbols"/>
+        <w:rFonts w:ascii="Noto Sans Symbols" w:eastAsia="Noto Sans Symbols" w:hAnsi="Noto Sans Symbols" w:cs="Noto Sans Symbols"/>
         <w:sz w:val="20"/>
         <w:szCs w:val="20"/>
       </w:rPr>
@@ -7053,7 +6193,7 @@
         <w:ind w:left="5760" w:hanging="360"/>
       </w:pPr>
       <w:rPr>
-        <w:rFonts w:ascii="Noto Sans Symbols" w:cs="Noto Sans Symbols" w:eastAsia="Noto Sans Symbols" w:hAnsi="Noto Sans Symbols"/>
+        <w:rFonts w:ascii="Noto Sans Symbols" w:eastAsia="Noto Sans Symbols" w:hAnsi="Noto Sans Symbols" w:cs="Noto Sans Symbols"/>
         <w:sz w:val="20"/>
         <w:szCs w:val="20"/>
       </w:rPr>
@@ -7067,13 +6207,16 @@
         <w:ind w:left="6480" w:hanging="360"/>
       </w:pPr>
       <w:rPr>
-        <w:rFonts w:ascii="Noto Sans Symbols" w:cs="Noto Sans Symbols" w:eastAsia="Noto Sans Symbols" w:hAnsi="Noto Sans Symbols"/>
+        <w:rFonts w:ascii="Noto Sans Symbols" w:eastAsia="Noto Sans Symbols" w:hAnsi="Noto Sans Symbols" w:cs="Noto Sans Symbols"/>
         <w:sz w:val="20"/>
         <w:szCs w:val="20"/>
       </w:rPr>
     </w:lvl>
   </w:abstractNum>
-  <w:abstractNum w:abstractNumId="12">
+  <w:abstractNum w:abstractNumId="11" w15:restartNumberingAfterBreak="0">
+    <w:nsid w:val="67D46D3D"/>
+    <w:multiLevelType w:val="multilevel"/>
+    <w:tmpl w:val="F22E94C4"/>
     <w:lvl w:ilvl="0">
       <w:start w:val="1"/>
       <w:numFmt w:val="bullet"/>
@@ -7083,7 +6226,7 @@
         <w:ind w:left="720" w:hanging="360"/>
       </w:pPr>
       <w:rPr>
-        <w:rFonts w:ascii="Noto Sans Symbols" w:cs="Noto Sans Symbols" w:eastAsia="Noto Sans Symbols" w:hAnsi="Noto Sans Symbols"/>
+        <w:rFonts w:ascii="Noto Sans Symbols" w:eastAsia="Noto Sans Symbols" w:hAnsi="Noto Sans Symbols" w:cs="Noto Sans Symbols"/>
         <w:sz w:val="20"/>
         <w:szCs w:val="20"/>
       </w:rPr>
@@ -7097,7 +6240,7 @@
         <w:ind w:left="1440" w:hanging="360"/>
       </w:pPr>
       <w:rPr>
-        <w:rFonts w:ascii="Courier New" w:cs="Courier New" w:eastAsia="Courier New" w:hAnsi="Courier New"/>
+        <w:rFonts w:ascii="Courier New" w:eastAsia="Courier New" w:hAnsi="Courier New" w:cs="Courier New"/>
         <w:sz w:val="20"/>
         <w:szCs w:val="20"/>
       </w:rPr>
@@ -7111,7 +6254,7 @@
         <w:ind w:left="2160" w:hanging="360"/>
       </w:pPr>
       <w:rPr>
-        <w:rFonts w:ascii="Noto Sans Symbols" w:cs="Noto Sans Symbols" w:eastAsia="Noto Sans Symbols" w:hAnsi="Noto Sans Symbols"/>
+        <w:rFonts w:ascii="Noto Sans Symbols" w:eastAsia="Noto Sans Symbols" w:hAnsi="Noto Sans Symbols" w:cs="Noto Sans Symbols"/>
         <w:sz w:val="20"/>
         <w:szCs w:val="20"/>
       </w:rPr>
@@ -7125,7 +6268,7 @@
         <w:ind w:left="2880" w:hanging="360"/>
       </w:pPr>
       <w:rPr>
-        <w:rFonts w:ascii="Noto Sans Symbols" w:cs="Noto Sans Symbols" w:eastAsia="Noto Sans Symbols" w:hAnsi="Noto Sans Symbols"/>
+        <w:rFonts w:ascii="Noto Sans Symbols" w:eastAsia="Noto Sans Symbols" w:hAnsi="Noto Sans Symbols" w:cs="Noto Sans Symbols"/>
         <w:sz w:val="20"/>
         <w:szCs w:val="20"/>
       </w:rPr>
@@ -7139,7 +6282,7 @@
         <w:ind w:left="3600" w:hanging="360"/>
       </w:pPr>
       <w:rPr>
-        <w:rFonts w:ascii="Noto Sans Symbols" w:cs="Noto Sans Symbols" w:eastAsia="Noto Sans Symbols" w:hAnsi="Noto Sans Symbols"/>
+        <w:rFonts w:ascii="Noto Sans Symbols" w:eastAsia="Noto Sans Symbols" w:hAnsi="Noto Sans Symbols" w:cs="Noto Sans Symbols"/>
         <w:sz w:val="20"/>
         <w:szCs w:val="20"/>
       </w:rPr>
@@ -7153,7 +6296,7 @@
         <w:ind w:left="4320" w:hanging="360"/>
       </w:pPr>
       <w:rPr>
-        <w:rFonts w:ascii="Noto Sans Symbols" w:cs="Noto Sans Symbols" w:eastAsia="Noto Sans Symbols" w:hAnsi="Noto Sans Symbols"/>
+        <w:rFonts w:ascii="Noto Sans Symbols" w:eastAsia="Noto Sans Symbols" w:hAnsi="Noto Sans Symbols" w:cs="Noto Sans Symbols"/>
         <w:sz w:val="20"/>
         <w:szCs w:val="20"/>
       </w:rPr>
@@ -7167,7 +6310,7 @@
         <w:ind w:left="5040" w:hanging="360"/>
       </w:pPr>
       <w:rPr>
-        <w:rFonts w:ascii="Noto Sans Symbols" w:cs="Noto Sans Symbols" w:eastAsia="Noto Sans Symbols" w:hAnsi="Noto Sans Symbols"/>
+        <w:rFonts w:ascii="Noto Sans Symbols" w:eastAsia="Noto Sans Symbols" w:hAnsi="Noto Sans Symbols" w:cs="Noto Sans Symbols"/>
         <w:sz w:val="20"/>
         <w:szCs w:val="20"/>
       </w:rPr>
@@ -7181,7 +6324,7 @@
         <w:ind w:left="5760" w:hanging="360"/>
       </w:pPr>
       <w:rPr>
-        <w:rFonts w:ascii="Noto Sans Symbols" w:cs="Noto Sans Symbols" w:eastAsia="Noto Sans Symbols" w:hAnsi="Noto Sans Symbols"/>
+        <w:rFonts w:ascii="Noto Sans Symbols" w:eastAsia="Noto Sans Symbols" w:hAnsi="Noto Sans Symbols" w:cs="Noto Sans Symbols"/>
         <w:sz w:val="20"/>
         <w:szCs w:val="20"/>
       </w:rPr>
@@ -7195,13 +6338,16 @@
         <w:ind w:left="6480" w:hanging="360"/>
       </w:pPr>
       <w:rPr>
-        <w:rFonts w:ascii="Noto Sans Symbols" w:cs="Noto Sans Symbols" w:eastAsia="Noto Sans Symbols" w:hAnsi="Noto Sans Symbols"/>
+        <w:rFonts w:ascii="Noto Sans Symbols" w:eastAsia="Noto Sans Symbols" w:hAnsi="Noto Sans Symbols" w:cs="Noto Sans Symbols"/>
         <w:sz w:val="20"/>
         <w:szCs w:val="20"/>
       </w:rPr>
     </w:lvl>
   </w:abstractNum>
-  <w:abstractNum w:abstractNumId="13">
+  <w:abstractNum w:abstractNumId="12" w15:restartNumberingAfterBreak="0">
+    <w:nsid w:val="68746A19"/>
+    <w:multiLevelType w:val="multilevel"/>
+    <w:tmpl w:val="2FAE76FE"/>
     <w:lvl w:ilvl="0">
       <w:start w:val="1"/>
       <w:numFmt w:val="bullet"/>
@@ -7211,7 +6357,7 @@
         <w:ind w:left="720" w:hanging="360"/>
       </w:pPr>
       <w:rPr>
-        <w:rFonts w:ascii="Noto Sans Symbols" w:cs="Noto Sans Symbols" w:eastAsia="Noto Sans Symbols" w:hAnsi="Noto Sans Symbols"/>
+        <w:rFonts w:ascii="Noto Sans Symbols" w:eastAsia="Noto Sans Symbols" w:hAnsi="Noto Sans Symbols" w:cs="Noto Sans Symbols"/>
         <w:sz w:val="20"/>
         <w:szCs w:val="20"/>
       </w:rPr>
@@ -7225,7 +6371,7 @@
         <w:ind w:left="1440" w:hanging="360"/>
       </w:pPr>
       <w:rPr>
-        <w:rFonts w:ascii="Courier New" w:cs="Courier New" w:eastAsia="Courier New" w:hAnsi="Courier New"/>
+        <w:rFonts w:ascii="Courier New" w:eastAsia="Courier New" w:hAnsi="Courier New" w:cs="Courier New"/>
         <w:sz w:val="20"/>
         <w:szCs w:val="20"/>
       </w:rPr>
@@ -7239,7 +6385,7 @@
         <w:ind w:left="2160" w:hanging="360"/>
       </w:pPr>
       <w:rPr>
-        <w:rFonts w:ascii="Noto Sans Symbols" w:cs="Noto Sans Symbols" w:eastAsia="Noto Sans Symbols" w:hAnsi="Noto Sans Symbols"/>
+        <w:rFonts w:ascii="Noto Sans Symbols" w:eastAsia="Noto Sans Symbols" w:hAnsi="Noto Sans Symbols" w:cs="Noto Sans Symbols"/>
         <w:sz w:val="20"/>
         <w:szCs w:val="20"/>
       </w:rPr>
@@ -7253,7 +6399,7 @@
         <w:ind w:left="2880" w:hanging="360"/>
       </w:pPr>
       <w:rPr>
-        <w:rFonts w:ascii="Noto Sans Symbols" w:cs="Noto Sans Symbols" w:eastAsia="Noto Sans Symbols" w:hAnsi="Noto Sans Symbols"/>
+        <w:rFonts w:ascii="Noto Sans Symbols" w:eastAsia="Noto Sans Symbols" w:hAnsi="Noto Sans Symbols" w:cs="Noto Sans Symbols"/>
         <w:sz w:val="20"/>
         <w:szCs w:val="20"/>
       </w:rPr>
@@ -7267,7 +6413,7 @@
         <w:ind w:left="3600" w:hanging="360"/>
       </w:pPr>
       <w:rPr>
-        <w:rFonts w:ascii="Noto Sans Symbols" w:cs="Noto Sans Symbols" w:eastAsia="Noto Sans Symbols" w:hAnsi="Noto Sans Symbols"/>
+        <w:rFonts w:ascii="Noto Sans Symbols" w:eastAsia="Noto Sans Symbols" w:hAnsi="Noto Sans Symbols" w:cs="Noto Sans Symbols"/>
         <w:sz w:val="20"/>
         <w:szCs w:val="20"/>
       </w:rPr>
@@ -7281,7 +6427,7 @@
         <w:ind w:left="4320" w:hanging="360"/>
       </w:pPr>
       <w:rPr>
-        <w:rFonts w:ascii="Noto Sans Symbols" w:cs="Noto Sans Symbols" w:eastAsia="Noto Sans Symbols" w:hAnsi="Noto Sans Symbols"/>
+        <w:rFonts w:ascii="Noto Sans Symbols" w:eastAsia="Noto Sans Symbols" w:hAnsi="Noto Sans Symbols" w:cs="Noto Sans Symbols"/>
         <w:sz w:val="20"/>
         <w:szCs w:val="20"/>
       </w:rPr>
@@ -7295,7 +6441,7 @@
         <w:ind w:left="5040" w:hanging="360"/>
       </w:pPr>
       <w:rPr>
-        <w:rFonts w:ascii="Noto Sans Symbols" w:cs="Noto Sans Symbols" w:eastAsia="Noto Sans Symbols" w:hAnsi="Noto Sans Symbols"/>
+        <w:rFonts w:ascii="Noto Sans Symbols" w:eastAsia="Noto Sans Symbols" w:hAnsi="Noto Sans Symbols" w:cs="Noto Sans Symbols"/>
         <w:sz w:val="20"/>
         <w:szCs w:val="20"/>
       </w:rPr>
@@ -7309,7 +6455,7 @@
         <w:ind w:left="5760" w:hanging="360"/>
       </w:pPr>
       <w:rPr>
-        <w:rFonts w:ascii="Noto Sans Symbols" w:cs="Noto Sans Symbols" w:eastAsia="Noto Sans Symbols" w:hAnsi="Noto Sans Symbols"/>
+        <w:rFonts w:ascii="Noto Sans Symbols" w:eastAsia="Noto Sans Symbols" w:hAnsi="Noto Sans Symbols" w:cs="Noto Sans Symbols"/>
         <w:sz w:val="20"/>
         <w:szCs w:val="20"/>
       </w:rPr>
@@ -7323,13 +6469,16 @@
         <w:ind w:left="6480" w:hanging="360"/>
       </w:pPr>
       <w:rPr>
-        <w:rFonts w:ascii="Noto Sans Symbols" w:cs="Noto Sans Symbols" w:eastAsia="Noto Sans Symbols" w:hAnsi="Noto Sans Symbols"/>
+        <w:rFonts w:ascii="Noto Sans Symbols" w:eastAsia="Noto Sans Symbols" w:hAnsi="Noto Sans Symbols" w:cs="Noto Sans Symbols"/>
         <w:sz w:val="20"/>
         <w:szCs w:val="20"/>
       </w:rPr>
     </w:lvl>
   </w:abstractNum>
-  <w:abstractNum w:abstractNumId="14">
+  <w:abstractNum w:abstractNumId="13" w15:restartNumberingAfterBreak="0">
+    <w:nsid w:val="7B320B86"/>
+    <w:multiLevelType w:val="multilevel"/>
+    <w:tmpl w:val="9E5A8E04"/>
     <w:lvl w:ilvl="0">
       <w:start w:val="1"/>
       <w:numFmt w:val="bullet"/>
@@ -7339,7 +6488,7 @@
         <w:ind w:left="720" w:hanging="360"/>
       </w:pPr>
       <w:rPr>
-        <w:rFonts w:ascii="Noto Sans Symbols" w:cs="Noto Sans Symbols" w:eastAsia="Noto Sans Symbols" w:hAnsi="Noto Sans Symbols"/>
+        <w:rFonts w:ascii="Noto Sans Symbols" w:eastAsia="Noto Sans Symbols" w:hAnsi="Noto Sans Symbols" w:cs="Noto Sans Symbols"/>
         <w:sz w:val="20"/>
         <w:szCs w:val="20"/>
       </w:rPr>
@@ -7353,7 +6502,7 @@
         <w:ind w:left="1440" w:hanging="360"/>
       </w:pPr>
       <w:rPr>
-        <w:rFonts w:ascii="Courier New" w:cs="Courier New" w:eastAsia="Courier New" w:hAnsi="Courier New"/>
+        <w:rFonts w:ascii="Courier New" w:eastAsia="Courier New" w:hAnsi="Courier New" w:cs="Courier New"/>
         <w:sz w:val="20"/>
         <w:szCs w:val="20"/>
       </w:rPr>
@@ -7367,7 +6516,7 @@
         <w:ind w:left="2160" w:hanging="360"/>
       </w:pPr>
       <w:rPr>
-        <w:rFonts w:ascii="Noto Sans Symbols" w:cs="Noto Sans Symbols" w:eastAsia="Noto Sans Symbols" w:hAnsi="Noto Sans Symbols"/>
+        <w:rFonts w:ascii="Noto Sans Symbols" w:eastAsia="Noto Sans Symbols" w:hAnsi="Noto Sans Symbols" w:cs="Noto Sans Symbols"/>
         <w:sz w:val="20"/>
         <w:szCs w:val="20"/>
       </w:rPr>
@@ -7381,7 +6530,7 @@
         <w:ind w:left="2880" w:hanging="360"/>
       </w:pPr>
       <w:rPr>
-        <w:rFonts w:ascii="Noto Sans Symbols" w:cs="Noto Sans Symbols" w:eastAsia="Noto Sans Symbols" w:hAnsi="Noto Sans Symbols"/>
+        <w:rFonts w:ascii="Noto Sans Symbols" w:eastAsia="Noto Sans Symbols" w:hAnsi="Noto Sans Symbols" w:cs="Noto Sans Symbols"/>
         <w:sz w:val="20"/>
         <w:szCs w:val="20"/>
       </w:rPr>
@@ -7395,7 +6544,7 @@
         <w:ind w:left="3600" w:hanging="360"/>
       </w:pPr>
       <w:rPr>
-        <w:rFonts w:ascii="Noto Sans Symbols" w:cs="Noto Sans Symbols" w:eastAsia="Noto Sans Symbols" w:hAnsi="Noto Sans Symbols"/>
+        <w:rFonts w:ascii="Noto Sans Symbols" w:eastAsia="Noto Sans Symbols" w:hAnsi="Noto Sans Symbols" w:cs="Noto Sans Symbols"/>
         <w:sz w:val="20"/>
         <w:szCs w:val="20"/>
       </w:rPr>
@@ -7409,7 +6558,7 @@
         <w:ind w:left="4320" w:hanging="360"/>
       </w:pPr>
       <w:rPr>
-        <w:rFonts w:ascii="Noto Sans Symbols" w:cs="Noto Sans Symbols" w:eastAsia="Noto Sans Symbols" w:hAnsi="Noto Sans Symbols"/>
+        <w:rFonts w:ascii="Noto Sans Symbols" w:eastAsia="Noto Sans Symbols" w:hAnsi="Noto Sans Symbols" w:cs="Noto Sans Symbols"/>
         <w:sz w:val="20"/>
         <w:szCs w:val="20"/>
       </w:rPr>
@@ -7423,7 +6572,7 @@
         <w:ind w:left="5040" w:hanging="360"/>
       </w:pPr>
       <w:rPr>
-        <w:rFonts w:ascii="Noto Sans Symbols" w:cs="Noto Sans Symbols" w:eastAsia="Noto Sans Symbols" w:hAnsi="Noto Sans Symbols"/>
+        <w:rFonts w:ascii="Noto Sans Symbols" w:eastAsia="Noto Sans Symbols" w:hAnsi="Noto Sans Symbols" w:cs="Noto Sans Symbols"/>
         <w:sz w:val="20"/>
         <w:szCs w:val="20"/>
       </w:rPr>
@@ -7437,7 +6586,7 @@
         <w:ind w:left="5760" w:hanging="360"/>
       </w:pPr>
       <w:rPr>
-        <w:rFonts w:ascii="Noto Sans Symbols" w:cs="Noto Sans Symbols" w:eastAsia="Noto Sans Symbols" w:hAnsi="Noto Sans Symbols"/>
+        <w:rFonts w:ascii="Noto Sans Symbols" w:eastAsia="Noto Sans Symbols" w:hAnsi="Noto Sans Symbols" w:cs="Noto Sans Symbols"/>
         <w:sz w:val="20"/>
         <w:szCs w:val="20"/>
       </w:rPr>
@@ -7451,66 +6600,66 @@
         <w:ind w:left="6480" w:hanging="360"/>
       </w:pPr>
       <w:rPr>
-        <w:rFonts w:ascii="Noto Sans Symbols" w:cs="Noto Sans Symbols" w:eastAsia="Noto Sans Symbols" w:hAnsi="Noto Sans Symbols"/>
+        <w:rFonts w:ascii="Noto Sans Symbols" w:eastAsia="Noto Sans Symbols" w:hAnsi="Noto Sans Symbols" w:cs="Noto Sans Symbols"/>
         <w:sz w:val="20"/>
         <w:szCs w:val="20"/>
       </w:rPr>
     </w:lvl>
   </w:abstractNum>
-  <w:num w:numId="1">
+  <w:num w:numId="1" w16cid:durableId="728923422">
+    <w:abstractNumId w:val="3"/>
+  </w:num>
+  <w:num w:numId="2" w16cid:durableId="313263312">
+    <w:abstractNumId w:val="6"/>
+  </w:num>
+  <w:num w:numId="3" w16cid:durableId="1083916050">
+    <w:abstractNumId w:val="10"/>
+  </w:num>
+  <w:num w:numId="4" w16cid:durableId="642662265">
+    <w:abstractNumId w:val="9"/>
+  </w:num>
+  <w:num w:numId="5" w16cid:durableId="1979719010">
+    <w:abstractNumId w:val="2"/>
+  </w:num>
+  <w:num w:numId="6" w16cid:durableId="1002005107">
+    <w:abstractNumId w:val="4"/>
+  </w:num>
+  <w:num w:numId="7" w16cid:durableId="1550454675">
+    <w:abstractNumId w:val="13"/>
+  </w:num>
+  <w:num w:numId="8" w16cid:durableId="362294096">
+    <w:abstractNumId w:val="7"/>
+  </w:num>
+  <w:num w:numId="9" w16cid:durableId="173038374">
+    <w:abstractNumId w:val="5"/>
+  </w:num>
+  <w:num w:numId="10" w16cid:durableId="1106342079">
     <w:abstractNumId w:val="1"/>
   </w:num>
-  <w:num w:numId="2">
-    <w:abstractNumId w:val="2"/>
-  </w:num>
-  <w:num w:numId="3">
-    <w:abstractNumId w:val="3"/>
-  </w:num>
-  <w:num w:numId="4">
-    <w:abstractNumId w:val="4"/>
-  </w:num>
-  <w:num w:numId="5">
-    <w:abstractNumId w:val="5"/>
-  </w:num>
-  <w:num w:numId="6">
-    <w:abstractNumId w:val="6"/>
-  </w:num>
-  <w:num w:numId="7">
-    <w:abstractNumId w:val="7"/>
-  </w:num>
-  <w:num w:numId="8">
+  <w:num w:numId="11" w16cid:durableId="1674182826">
     <w:abstractNumId w:val="8"/>
   </w:num>
-  <w:num w:numId="9">
-    <w:abstractNumId w:val="9"/>
+  <w:num w:numId="12" w16cid:durableId="1133519312">
+    <w:abstractNumId w:val="0"/>
   </w:num>
-  <w:num w:numId="10">
-    <w:abstractNumId w:val="10"/>
-  </w:num>
-  <w:num w:numId="11">
-    <w:abstractNumId w:val="11"/>
-  </w:num>
-  <w:num w:numId="12">
+  <w:num w:numId="13" w16cid:durableId="1042750543">
     <w:abstractNumId w:val="12"/>
   </w:num>
-  <w:num w:numId="13">
-    <w:abstractNumId w:val="13"/>
-  </w:num>
-  <w:num w:numId="14">
-    <w:abstractNumId w:val="14"/>
+  <w:num w:numId="14" w16cid:durableId="1910653668">
+    <w:abstractNumId w:val="11"/>
   </w:num>
 </w:numbering>
 </file>
 
 <file path=word/styles.xml><?xml version="1.0" encoding="utf-8"?>
-<w:styles xmlns:mc="http://schemas.openxmlformats.org/markup-compatibility/2006" xmlns:o="urn:schemas-microsoft-com:office:office" xmlns:r="http://schemas.openxmlformats.org/officeDocument/2006/relationships" xmlns:m="http://schemas.openxmlformats.org/officeDocument/2006/math" xmlns:v="urn:schemas-microsoft-com:vml" xmlns:wp="http://schemas.openxmlformats.org/drawingml/2006/wordprocessingDrawing" xmlns:w10="urn:schemas-microsoft-com:office:word" xmlns:w="http://schemas.openxmlformats.org/wordprocessingml/2006/main" xmlns:wne="http://schemas.microsoft.com/office/word/2006/wordml" xmlns:sl="http://schemas.openxmlformats.org/schemaLibrary/2006/main" xmlns:a="http://schemas.openxmlformats.org/drawingml/2006/main" xmlns:pic="http://schemas.openxmlformats.org/drawingml/2006/picture" xmlns:c="http://schemas.openxmlformats.org/drawingml/2006/chart" xmlns:lc="http://schemas.openxmlformats.org/drawingml/2006/lockedCanvas" xmlns:dgm="http://schemas.openxmlformats.org/drawingml/2006/diagram" xmlns:wps="http://schemas.microsoft.com/office/word/2010/wordprocessingShape" xmlns:wpg="http://schemas.microsoft.com/office/word/2010/wordprocessingGroup" xmlns:w14="http://schemas.microsoft.com/office/word/2010/wordml" xmlns:w15="http://schemas.microsoft.com/office/word/2012/wordml" xmlns:w16="http://schemas.microsoft.com/office/word/2018/wordml" xmlns:w16cex="http://schemas.microsoft.com/office/word/2018/wordml/cex" xmlns:w16cid="http://schemas.microsoft.com/office/word/2016/wordml/cid" xmlns="http://schemas.microsoft.com/office/tasks/2019/documenttasks" xmlns:cr="http://schemas.microsoft.com/office/comments/2020/reactions">
+<w:styles xmlns:mc="http://schemas.openxmlformats.org/markup-compatibility/2006" xmlns:r="http://schemas.openxmlformats.org/officeDocument/2006/relationships" xmlns:w="http://schemas.openxmlformats.org/wordprocessingml/2006/main" xmlns:w14="http://schemas.microsoft.com/office/word/2010/wordml" xmlns:w15="http://schemas.microsoft.com/office/word/2012/wordml" xmlns:w16cex="http://schemas.microsoft.com/office/word/2018/wordml/cex" xmlns:w16cid="http://schemas.microsoft.com/office/word/2016/wordml/cid" xmlns:w16="http://schemas.microsoft.com/office/word/2018/wordml" xmlns:w16du="http://schemas.microsoft.com/office/word/2023/wordml/word16du" xmlns:w16sdtdh="http://schemas.microsoft.com/office/word/2020/wordml/sdtdatahash" xmlns:w16sdtfl="http://schemas.microsoft.com/office/word/2024/wordml/sdtformatlock" xmlns:w16se="http://schemas.microsoft.com/office/word/2015/wordml/symex" mc:Ignorable="w14 w15 w16se w16cid w16 w16cex w16sdtdh w16sdtfl w16du">
   <w:docDefaults>
     <w:rPrDefault>
       <w:rPr>
-        <w:rFonts w:ascii="Arial" w:cs="Arial" w:eastAsia="Arial" w:hAnsi="Arial"/>
+        <w:rFonts w:ascii="Arial" w:eastAsia="Arial" w:hAnsi="Arial" w:cs="Arial"/>
         <w:sz w:val="22"/>
         <w:szCs w:val="22"/>
-        <w:lang w:val="es-AR"/>
+        <w:lang w:val="es-AR" w:eastAsia="es-AR" w:bidi="ar-SA"/>
       </w:rPr>
     </w:rPrDefault>
     <w:pPrDefault>
@@ -7521,197 +6670,632 @@
       </w:pPr>
     </w:pPrDefault>
   </w:docDefaults>
-  <w:style w:type="table" w:styleId="TableNormal" w:default="1">
-    <w:name w:val="TableNormal"/>
-    <w:tblPr>
-      <w:tblCellMar>
-        <w:top w:w="100.0" w:type="dxa"/>
-        <w:left w:w="100.0" w:type="dxa"/>
-        <w:bottom w:w="100.0" w:type="dxa"/>
-        <w:right w:w="100.0" w:type="dxa"/>
-      </w:tblCellMar>
-    </w:tblPr>
+  <w:latentStyles w:defLockedState="0" w:defUIPriority="99" w:defSemiHidden="0" w:defUnhideWhenUsed="0" w:defQFormat="0" w:count="376">
+    <w:lsdException w:name="Normal" w:uiPriority="0" w:qFormat="1"/>
+    <w:lsdException w:name="heading 1" w:uiPriority="9" w:qFormat="1"/>
+    <w:lsdException w:name="heading 2" w:semiHidden="1" w:uiPriority="9" w:unhideWhenUsed="1" w:qFormat="1"/>
+    <w:lsdException w:name="heading 3" w:semiHidden="1" w:uiPriority="9" w:unhideWhenUsed="1" w:qFormat="1"/>
+    <w:lsdException w:name="heading 4" w:semiHidden="1" w:uiPriority="9" w:unhideWhenUsed="1" w:qFormat="1"/>
+    <w:lsdException w:name="heading 5" w:semiHidden="1" w:uiPriority="9" w:unhideWhenUsed="1" w:qFormat="1"/>
+    <w:lsdException w:name="heading 6" w:semiHidden="1" w:uiPriority="9" w:unhideWhenUsed="1" w:qFormat="1"/>
+    <w:lsdException w:name="heading 7" w:semiHidden="1" w:uiPriority="9" w:unhideWhenUsed="1" w:qFormat="1"/>
+    <w:lsdException w:name="heading 8" w:semiHidden="1" w:uiPriority="9" w:unhideWhenUsed="1" w:qFormat="1"/>
+    <w:lsdException w:name="heading 9" w:semiHidden="1" w:uiPriority="9" w:unhideWhenUsed="1" w:qFormat="1"/>
+    <w:lsdException w:name="index 1" w:semiHidden="1" w:unhideWhenUsed="1"/>
+    <w:lsdException w:name="index 2" w:semiHidden="1" w:unhideWhenUsed="1"/>
+    <w:lsdException w:name="index 3" w:semiHidden="1" w:unhideWhenUsed="1"/>
+    <w:lsdException w:name="index 4" w:semiHidden="1" w:unhideWhenUsed="1"/>
+    <w:lsdException w:name="index 5" w:semiHidden="1" w:unhideWhenUsed="1"/>
+    <w:lsdException w:name="index 6" w:semiHidden="1" w:unhideWhenUsed="1"/>
+    <w:lsdException w:name="index 7" w:semiHidden="1" w:unhideWhenUsed="1"/>
+    <w:lsdException w:name="index 8" w:semiHidden="1" w:unhideWhenUsed="1"/>
+    <w:lsdException w:name="index 9" w:semiHidden="1" w:unhideWhenUsed="1"/>
+    <w:lsdException w:name="toc 1" w:semiHidden="1" w:uiPriority="39" w:unhideWhenUsed="1"/>
+    <w:lsdException w:name="toc 2" w:semiHidden="1" w:uiPriority="39" w:unhideWhenUsed="1"/>
+    <w:lsdException w:name="toc 3" w:semiHidden="1" w:uiPriority="39" w:unhideWhenUsed="1"/>
+    <w:lsdException w:name="toc 4" w:semiHidden="1" w:uiPriority="39" w:unhideWhenUsed="1"/>
+    <w:lsdException w:name="toc 5" w:semiHidden="1" w:uiPriority="39" w:unhideWhenUsed="1"/>
+    <w:lsdException w:name="toc 6" w:semiHidden="1" w:uiPriority="39" w:unhideWhenUsed="1"/>
+    <w:lsdException w:name="toc 7" w:semiHidden="1" w:uiPriority="39" w:unhideWhenUsed="1"/>
+    <w:lsdException w:name="toc 8" w:semiHidden="1" w:uiPriority="39" w:unhideWhenUsed="1"/>
+    <w:lsdException w:name="toc 9" w:semiHidden="1" w:uiPriority="39" w:unhideWhenUsed="1"/>
+    <w:lsdException w:name="Normal Indent" w:semiHidden="1" w:unhideWhenUsed="1"/>
+    <w:lsdException w:name="footnote text" w:semiHidden="1" w:unhideWhenUsed="1"/>
+    <w:lsdException w:name="annotation text" w:semiHidden="1" w:unhideWhenUsed="1"/>
+    <w:lsdException w:name="header" w:semiHidden="1" w:unhideWhenUsed="1"/>
+    <w:lsdException w:name="footer" w:semiHidden="1" w:unhideWhenUsed="1"/>
+    <w:lsdException w:name="index heading" w:semiHidden="1" w:unhideWhenUsed="1"/>
+    <w:lsdException w:name="caption" w:semiHidden="1" w:uiPriority="35" w:unhideWhenUsed="1" w:qFormat="1"/>
+    <w:lsdException w:name="table of figures" w:semiHidden="1" w:unhideWhenUsed="1"/>
+    <w:lsdException w:name="envelope address" w:semiHidden="1" w:unhideWhenUsed="1"/>
+    <w:lsdException w:name="envelope return" w:semiHidden="1" w:unhideWhenUsed="1"/>
+    <w:lsdException w:name="footnote reference" w:semiHidden="1" w:unhideWhenUsed="1"/>
+    <w:lsdException w:name="annotation reference" w:semiHidden="1" w:unhideWhenUsed="1"/>
+    <w:lsdException w:name="line number" w:semiHidden="1" w:unhideWhenUsed="1"/>
+    <w:lsdException w:name="page number" w:semiHidden="1" w:unhideWhenUsed="1"/>
+    <w:lsdException w:name="endnote reference" w:semiHidden="1" w:unhideWhenUsed="1"/>
+    <w:lsdException w:name="endnote text" w:semiHidden="1" w:unhideWhenUsed="1"/>
+    <w:lsdException w:name="table of authorities" w:semiHidden="1" w:unhideWhenUsed="1"/>
+    <w:lsdException w:name="macro" w:semiHidden="1" w:unhideWhenUsed="1"/>
+    <w:lsdException w:name="toa heading" w:semiHidden="1" w:unhideWhenUsed="1"/>
+    <w:lsdException w:name="List" w:semiHidden="1" w:unhideWhenUsed="1"/>
+    <w:lsdException w:name="List Bullet" w:semiHidden="1" w:unhideWhenUsed="1"/>
+    <w:lsdException w:name="List Number" w:semiHidden="1" w:unhideWhenUsed="1"/>
+    <w:lsdException w:name="List 2" w:semiHidden="1" w:unhideWhenUsed="1"/>
+    <w:lsdException w:name="List 3" w:semiHidden="1" w:unhideWhenUsed="1"/>
+    <w:lsdException w:name="List 4" w:semiHidden="1" w:unhideWhenUsed="1"/>
+    <w:lsdException w:name="List 5" w:semiHidden="1" w:unhideWhenUsed="1"/>
+    <w:lsdException w:name="List Bullet 2" w:semiHidden="1" w:unhideWhenUsed="1"/>
+    <w:lsdException w:name="List Bullet 3" w:semiHidden="1" w:unhideWhenUsed="1"/>
+    <w:lsdException w:name="List Bullet 4" w:semiHidden="1" w:unhideWhenUsed="1"/>
+    <w:lsdException w:name="List Bullet 5" w:semiHidden="1" w:unhideWhenUsed="1"/>
+    <w:lsdException w:name="List Number 2" w:semiHidden="1" w:unhideWhenUsed="1"/>
+    <w:lsdException w:name="List Number 3" w:semiHidden="1" w:unhideWhenUsed="1"/>
+    <w:lsdException w:name="List Number 4" w:semiHidden="1" w:unhideWhenUsed="1"/>
+    <w:lsdException w:name="List Number 5" w:semiHidden="1" w:unhideWhenUsed="1"/>
+    <w:lsdException w:name="Title" w:uiPriority="10" w:qFormat="1"/>
+    <w:lsdException w:name="Closing" w:semiHidden="1" w:unhideWhenUsed="1"/>
+    <w:lsdException w:name="Signature" w:semiHidden="1" w:unhideWhenUsed="1"/>
+    <w:lsdException w:name="Default Paragraph Font" w:semiHidden="1" w:uiPriority="1" w:unhideWhenUsed="1"/>
+    <w:lsdException w:name="Body Text" w:semiHidden="1" w:unhideWhenUsed="1"/>
+    <w:lsdException w:name="Body Text Indent" w:semiHidden="1" w:unhideWhenUsed="1"/>
+    <w:lsdException w:name="List Continue" w:semiHidden="1" w:unhideWhenUsed="1"/>
+    <w:lsdException w:name="List Continue 2" w:semiHidden="1" w:unhideWhenUsed="1"/>
+    <w:lsdException w:name="List Continue 3" w:semiHidden="1" w:unhideWhenUsed="1"/>
+    <w:lsdException w:name="List Continue 4" w:semiHidden="1" w:unhideWhenUsed="1"/>
+    <w:lsdException w:name="List Continue 5" w:semiHidden="1" w:unhideWhenUsed="1"/>
+    <w:lsdException w:name="Message Header" w:semiHidden="1" w:unhideWhenUsed="1"/>
+    <w:lsdException w:name="Subtitle" w:uiPriority="11" w:qFormat="1"/>
+    <w:lsdException w:name="Salutation" w:semiHidden="1" w:unhideWhenUsed="1"/>
+    <w:lsdException w:name="Date" w:semiHidden="1" w:unhideWhenUsed="1"/>
+    <w:lsdException w:name="Body Text First Indent" w:semiHidden="1" w:unhideWhenUsed="1"/>
+    <w:lsdException w:name="Body Text First Indent 2" w:semiHidden="1" w:unhideWhenUsed="1"/>
+    <w:lsdException w:name="Note Heading" w:semiHidden="1" w:unhideWhenUsed="1"/>
+    <w:lsdException w:name="Body Text 2" w:semiHidden="1" w:unhideWhenUsed="1"/>
+    <w:lsdException w:name="Body Text 3" w:semiHidden="1" w:unhideWhenUsed="1"/>
+    <w:lsdException w:name="Body Text Indent 2" w:semiHidden="1" w:unhideWhenUsed="1"/>
+    <w:lsdException w:name="Body Text Indent 3" w:semiHidden="1" w:unhideWhenUsed="1"/>
+    <w:lsdException w:name="Block Text" w:semiHidden="1" w:unhideWhenUsed="1"/>
+    <w:lsdException w:name="Hyperlink" w:semiHidden="1" w:unhideWhenUsed="1"/>
+    <w:lsdException w:name="FollowedHyperlink" w:semiHidden="1" w:unhideWhenUsed="1"/>
+    <w:lsdException w:name="Strong" w:uiPriority="22" w:qFormat="1"/>
+    <w:lsdException w:name="Emphasis" w:uiPriority="20" w:qFormat="1"/>
+    <w:lsdException w:name="Document Map" w:semiHidden="1" w:unhideWhenUsed="1"/>
+    <w:lsdException w:name="Plain Text" w:semiHidden="1" w:unhideWhenUsed="1"/>
+    <w:lsdException w:name="E-mail Signature" w:semiHidden="1" w:unhideWhenUsed="1"/>
+    <w:lsdException w:name="HTML Top of Form" w:semiHidden="1" w:unhideWhenUsed="1"/>
+    <w:lsdException w:name="HTML Bottom of Form" w:semiHidden="1" w:unhideWhenUsed="1"/>
+    <w:lsdException w:name="Normal (Web)" w:semiHidden="1" w:unhideWhenUsed="1"/>
+    <w:lsdException w:name="HTML Acronym" w:semiHidden="1" w:unhideWhenUsed="1"/>
+    <w:lsdException w:name="HTML Address" w:semiHidden="1" w:unhideWhenUsed="1"/>
+    <w:lsdException w:name="HTML Cite" w:semiHidden="1" w:unhideWhenUsed="1"/>
+    <w:lsdException w:name="HTML Code" w:semiHidden="1" w:unhideWhenUsed="1"/>
+    <w:lsdException w:name="HTML Definition" w:semiHidden="1" w:unhideWhenUsed="1"/>
+    <w:lsdException w:name="HTML Keyboard" w:semiHidden="1" w:unhideWhenUsed="1"/>
+    <w:lsdException w:name="HTML Preformatted" w:semiHidden="1" w:unhideWhenUsed="1"/>
+    <w:lsdException w:name="HTML Sample" w:semiHidden="1" w:unhideWhenUsed="1"/>
+    <w:lsdException w:name="HTML Typewriter" w:semiHidden="1" w:unhideWhenUsed="1"/>
+    <w:lsdException w:name="HTML Variable" w:semiHidden="1" w:unhideWhenUsed="1"/>
+    <w:lsdException w:name="Normal Table" w:semiHidden="1" w:unhideWhenUsed="1"/>
+    <w:lsdException w:name="annotation subject" w:semiHidden="1" w:unhideWhenUsed="1"/>
+    <w:lsdException w:name="No List" w:semiHidden="1" w:unhideWhenUsed="1"/>
+    <w:lsdException w:name="Outline List 1" w:semiHidden="1" w:unhideWhenUsed="1"/>
+    <w:lsdException w:name="Outline List 2" w:semiHidden="1" w:unhideWhenUsed="1"/>
+    <w:lsdException w:name="Outline List 3" w:semiHidden="1" w:unhideWhenUsed="1"/>
+    <w:lsdException w:name="Table Simple 1" w:semiHidden="1" w:unhideWhenUsed="1"/>
+    <w:lsdException w:name="Table Simple 2" w:semiHidden="1" w:unhideWhenUsed="1"/>
+    <w:lsdException w:name="Table Simple 3" w:semiHidden="1" w:unhideWhenUsed="1"/>
+    <w:lsdException w:name="Table Classic 1" w:semiHidden="1" w:unhideWhenUsed="1"/>
+    <w:lsdException w:name="Table Classic 2" w:semiHidden="1" w:unhideWhenUsed="1"/>
+    <w:lsdException w:name="Table Classic 3" w:semiHidden="1" w:unhideWhenUsed="1"/>
+    <w:lsdException w:name="Table Classic 4" w:semiHidden="1" w:unhideWhenUsed="1"/>
+    <w:lsdException w:name="Table Colorful 1" w:semiHidden="1" w:unhideWhenUsed="1"/>
+    <w:lsdException w:name="Table Colorful 2" w:semiHidden="1" w:unhideWhenUsed="1"/>
+    <w:lsdException w:name="Table Colorful 3" w:semiHidden="1" w:unhideWhenUsed="1"/>
+    <w:lsdException w:name="Table Columns 1" w:semiHidden="1" w:unhideWhenUsed="1"/>
+    <w:lsdException w:name="Table Columns 2" w:semiHidden="1" w:unhideWhenUsed="1"/>
+    <w:lsdException w:name="Table Columns 3" w:semiHidden="1" w:unhideWhenUsed="1"/>
+    <w:lsdException w:name="Table Columns 4" w:semiHidden="1" w:unhideWhenUsed="1"/>
+    <w:lsdException w:name="Table Columns 5" w:semiHidden="1" w:unhideWhenUsed="1"/>
+    <w:lsdException w:name="Table Grid 1" w:semiHidden="1" w:unhideWhenUsed="1"/>
+    <w:lsdException w:name="Table Grid 2" w:semiHidden="1" w:unhideWhenUsed="1"/>
+    <w:lsdException w:name="Table Grid 3" w:semiHidden="1" w:unhideWhenUsed="1"/>
+    <w:lsdException w:name="Table Grid 4" w:semiHidden="1" w:unhideWhenUsed="1"/>
+    <w:lsdException w:name="Table Grid 5" w:semiHidden="1" w:unhideWhenUsed="1"/>
+    <w:lsdException w:name="Table Grid 6" w:semiHidden="1" w:unhideWhenUsed="1"/>
+    <w:lsdException w:name="Table Grid 7" w:semiHidden="1" w:unhideWhenUsed="1"/>
+    <w:lsdException w:name="Table Grid 8" w:semiHidden="1" w:unhideWhenUsed="1"/>
+    <w:lsdException w:name="Table List 1" w:semiHidden="1" w:unhideWhenUsed="1"/>
+    <w:lsdException w:name="Table List 2" w:semiHidden="1" w:unhideWhenUsed="1"/>
+    <w:lsdException w:name="Table List 3" w:semiHidden="1" w:unhideWhenUsed="1"/>
+    <w:lsdException w:name="Table List 4" w:semiHidden="1" w:unhideWhenUsed="1"/>
+    <w:lsdException w:name="Table List 5" w:semiHidden="1" w:unhideWhenUsed="1"/>
+    <w:lsdException w:name="Table List 6" w:semiHidden="1" w:unhideWhenUsed="1"/>
+    <w:lsdException w:name="Table List 7" w:semiHidden="1" w:unhideWhenUsed="1"/>
+    <w:lsdException w:name="Table List 8" w:semiHidden="1" w:unhideWhenUsed="1"/>
+    <w:lsdException w:name="Table 3D effects 1" w:semiHidden="1" w:unhideWhenUsed="1"/>
+    <w:lsdException w:name="Table 3D effects 2" w:semiHidden="1" w:unhideWhenUsed="1"/>
+    <w:lsdException w:name="Table 3D effects 3" w:semiHidden="1" w:unhideWhenUsed="1"/>
+    <w:lsdException w:name="Table Contemporary" w:semiHidden="1" w:unhideWhenUsed="1"/>
+    <w:lsdException w:name="Table Elegant" w:semiHidden="1" w:unhideWhenUsed="1"/>
+    <w:lsdException w:name="Table Professional" w:semiHidden="1" w:unhideWhenUsed="1"/>
+    <w:lsdException w:name="Table Subtle 1" w:semiHidden="1" w:unhideWhenUsed="1"/>
+    <w:lsdException w:name="Table Subtle 2" w:semiHidden="1" w:unhideWhenUsed="1"/>
+    <w:lsdException w:name="Table Web 1" w:semiHidden="1" w:unhideWhenUsed="1"/>
+    <w:lsdException w:name="Table Web 2" w:semiHidden="1" w:unhideWhenUsed="1"/>
+    <w:lsdException w:name="Table Web 3" w:semiHidden="1" w:unhideWhenUsed="1"/>
+    <w:lsdException w:name="Balloon Text" w:semiHidden="1" w:unhideWhenUsed="1"/>
+    <w:lsdException w:name="Table Grid" w:uiPriority="39"/>
+    <w:lsdException w:name="Table Theme" w:semiHidden="1" w:unhideWhenUsed="1"/>
+    <w:lsdException w:name="Placeholder Text" w:semiHidden="1"/>
+    <w:lsdException w:name="No Spacing" w:uiPriority="1" w:qFormat="1"/>
+    <w:lsdException w:name="Light Shading" w:uiPriority="60"/>
+    <w:lsdException w:name="Light List" w:uiPriority="61"/>
+    <w:lsdException w:name="Light Grid" w:uiPriority="62"/>
+    <w:lsdException w:name="Medium Shading 1" w:uiPriority="63"/>
+    <w:lsdException w:name="Medium Shading 2" w:uiPriority="64"/>
+    <w:lsdException w:name="Medium List 1" w:uiPriority="65"/>
+    <w:lsdException w:name="Medium List 2" w:uiPriority="66"/>
+    <w:lsdException w:name="Medium Grid 1" w:uiPriority="67"/>
+    <w:lsdException w:name="Medium Grid 2" w:uiPriority="68"/>
+    <w:lsdException w:name="Medium Grid 3" w:uiPriority="69"/>
+    <w:lsdException w:name="Dark List" w:uiPriority="70"/>
+    <w:lsdException w:name="Colorful Shading" w:uiPriority="71"/>
+    <w:lsdException w:name="Colorful List" w:uiPriority="72"/>
+    <w:lsdException w:name="Colorful Grid" w:uiPriority="73"/>
+    <w:lsdException w:name="Light Shading Accent 1" w:uiPriority="60"/>
+    <w:lsdException w:name="Light List Accent 1" w:uiPriority="61"/>
+    <w:lsdException w:name="Light Grid Accent 1" w:uiPriority="62"/>
+    <w:lsdException w:name="Medium Shading 1 Accent 1" w:uiPriority="63"/>
+    <w:lsdException w:name="Medium Shading 2 Accent 1" w:uiPriority="64"/>
+    <w:lsdException w:name="Medium List 1 Accent 1" w:uiPriority="65"/>
+    <w:lsdException w:name="Revision" w:semiHidden="1"/>
+    <w:lsdException w:name="List Paragraph" w:uiPriority="34" w:qFormat="1"/>
+    <w:lsdException w:name="Quote" w:uiPriority="29" w:qFormat="1"/>
+    <w:lsdException w:name="Intense Quote" w:uiPriority="30" w:qFormat="1"/>
+    <w:lsdException w:name="Medium List 2 Accent 1" w:uiPriority="66"/>
+    <w:lsdException w:name="Medium Grid 1 Accent 1" w:uiPriority="67"/>
+    <w:lsdException w:name="Medium Grid 2 Accent 1" w:uiPriority="68"/>
+    <w:lsdException w:name="Medium Grid 3 Accent 1" w:uiPriority="69"/>
+    <w:lsdException w:name="Dark List Accent 1" w:uiPriority="70"/>
+    <w:lsdException w:name="Colorful Shading Accent 1" w:uiPriority="71"/>
+    <w:lsdException w:name="Colorful List Accent 1" w:uiPriority="72"/>
+    <w:lsdException w:name="Colorful Grid Accent 1" w:uiPriority="73"/>
+    <w:lsdException w:name="Light Shading Accent 2" w:uiPriority="60"/>
+    <w:lsdException w:name="Light List Accent 2" w:uiPriority="61"/>
+    <w:lsdException w:name="Light Grid Accent 2" w:uiPriority="62"/>
+    <w:lsdException w:name="Medium Shading 1 Accent 2" w:uiPriority="63"/>
+    <w:lsdException w:name="Medium Shading 2 Accent 2" w:uiPriority="64"/>
+    <w:lsdException w:name="Medium List 1 Accent 2" w:uiPriority="65"/>
+    <w:lsdException w:name="Medium List 2 Accent 2" w:uiPriority="66"/>
+    <w:lsdException w:name="Medium Grid 1 Accent 2" w:uiPriority="67"/>
+    <w:lsdException w:name="Medium Grid 2 Accent 2" w:uiPriority="68"/>
+    <w:lsdException w:name="Medium Grid 3 Accent 2" w:uiPriority="69"/>
+    <w:lsdException w:name="Dark List Accent 2" w:uiPriority="70"/>
+    <w:lsdException w:name="Colorful Shading Accent 2" w:uiPriority="71"/>
+    <w:lsdException w:name="Colorful List Accent 2" w:uiPriority="72"/>
+    <w:lsdException w:name="Colorful Grid Accent 2" w:uiPriority="73"/>
+    <w:lsdException w:name="Light Shading Accent 3" w:uiPriority="60"/>
+    <w:lsdException w:name="Light List Accent 3" w:uiPriority="61"/>
+    <w:lsdException w:name="Light Grid Accent 3" w:uiPriority="62"/>
+    <w:lsdException w:name="Medium Shading 1 Accent 3" w:uiPriority="63"/>
+    <w:lsdException w:name="Medium Shading 2 Accent 3" w:uiPriority="64"/>
+    <w:lsdException w:name="Medium List 1 Accent 3" w:uiPriority="65"/>
+    <w:lsdException w:name="Medium List 2 Accent 3" w:uiPriority="66"/>
+    <w:lsdException w:name="Medium Grid 1 Accent 3" w:uiPriority="67"/>
+    <w:lsdException w:name="Medium Grid 2 Accent 3" w:uiPriority="68"/>
+    <w:lsdException w:name="Medium Grid 3 Accent 3" w:uiPriority="69"/>
+    <w:lsdException w:name="Dark List Accent 3" w:uiPriority="70"/>
+    <w:lsdException w:name="Colorful Shading Accent 3" w:uiPriority="71"/>
+    <w:lsdException w:name="Colorful List Accent 3" w:uiPriority="72"/>
+    <w:lsdException w:name="Colorful Grid Accent 3" w:uiPriority="73"/>
+    <w:lsdException w:name="Light Shading Accent 4" w:uiPriority="60"/>
+    <w:lsdException w:name="Light List Accent 4" w:uiPriority="61"/>
+    <w:lsdException w:name="Light Grid Accent 4" w:uiPriority="62"/>
+    <w:lsdException w:name="Medium Shading 1 Accent 4" w:uiPriority="63"/>
+    <w:lsdException w:name="Medium Shading 2 Accent 4" w:uiPriority="64"/>
+    <w:lsdException w:name="Medium List 1 Accent 4" w:uiPriority="65"/>
+    <w:lsdException w:name="Medium List 2 Accent 4" w:uiPriority="66"/>
+    <w:lsdException w:name="Medium Grid 1 Accent 4" w:uiPriority="67"/>
+    <w:lsdException w:name="Medium Grid 2 Accent 4" w:uiPriority="68"/>
+    <w:lsdException w:name="Medium Grid 3 Accent 4" w:uiPriority="69"/>
+    <w:lsdException w:name="Dark List Accent 4" w:uiPriority="70"/>
+    <w:lsdException w:name="Colorful Shading Accent 4" w:uiPriority="71"/>
+    <w:lsdException w:name="Colorful List Accent 4" w:uiPriority="72"/>
+    <w:lsdException w:name="Colorful Grid Accent 4" w:uiPriority="73"/>
+    <w:lsdException w:name="Light Shading Accent 5" w:uiPriority="60"/>
+    <w:lsdException w:name="Light List Accent 5" w:uiPriority="61"/>
+    <w:lsdException w:name="Light Grid Accent 5" w:uiPriority="62"/>
+    <w:lsdException w:name="Medium Shading 1 Accent 5" w:uiPriority="63"/>
+    <w:lsdException w:name="Medium Shading 2 Accent 5" w:uiPriority="64"/>
+    <w:lsdException w:name="Medium List 1 Accent 5" w:uiPriority="65"/>
+    <w:lsdException w:name="Medium List 2 Accent 5" w:uiPriority="66"/>
+    <w:lsdException w:name="Medium Grid 1 Accent 5" w:uiPriority="67"/>
+    <w:lsdException w:name="Medium Grid 2 Accent 5" w:uiPriority="68"/>
+    <w:lsdException w:name="Medium Grid 3 Accent 5" w:uiPriority="69"/>
+    <w:lsdException w:name="Dark List Accent 5" w:uiPriority="70"/>
+    <w:lsdException w:name="Colorful Shading Accent 5" w:uiPriority="71"/>
+    <w:lsdException w:name="Colorful List Accent 5" w:uiPriority="72"/>
+    <w:lsdException w:name="Colorful Grid Accent 5" w:uiPriority="73"/>
+    <w:lsdException w:name="Light Shading Accent 6" w:uiPriority="60"/>
+    <w:lsdException w:name="Light List Accent 6" w:uiPriority="61"/>
+    <w:lsdException w:name="Light Grid Accent 6" w:uiPriority="62"/>
+    <w:lsdException w:name="Medium Shading 1 Accent 6" w:uiPriority="63"/>
+    <w:lsdException w:name="Medium Shading 2 Accent 6" w:uiPriority="64"/>
+    <w:lsdException w:name="Medium List 1 Accent 6" w:uiPriority="65"/>
+    <w:lsdException w:name="Medium List 2 Accent 6" w:uiPriority="66"/>
+    <w:lsdException w:name="Medium Grid 1 Accent 6" w:uiPriority="67"/>
+    <w:lsdException w:name="Medium Grid 2 Accent 6" w:uiPriority="68"/>
+    <w:lsdException w:name="Medium Grid 3 Accent 6" w:uiPriority="69"/>
+    <w:lsdException w:name="Dark List Accent 6" w:uiPriority="70"/>
+    <w:lsdException w:name="Colorful Shading Accent 6" w:uiPriority="71"/>
+    <w:lsdException w:name="Colorful List Accent 6" w:uiPriority="72"/>
+    <w:lsdException w:name="Colorful Grid Accent 6" w:uiPriority="73"/>
+    <w:lsdException w:name="Subtle Emphasis" w:uiPriority="19" w:qFormat="1"/>
+    <w:lsdException w:name="Intense Emphasis" w:uiPriority="21" w:qFormat="1"/>
+    <w:lsdException w:name="Subtle Reference" w:uiPriority="31" w:qFormat="1"/>
+    <w:lsdException w:name="Intense Reference" w:uiPriority="32" w:qFormat="1"/>
+    <w:lsdException w:name="Book Title" w:uiPriority="33" w:qFormat="1"/>
+    <w:lsdException w:name="Bibliography" w:semiHidden="1" w:uiPriority="37" w:unhideWhenUsed="1"/>
+    <w:lsdException w:name="TOC Heading" w:semiHidden="1" w:uiPriority="39" w:unhideWhenUsed="1" w:qFormat="1"/>
+    <w:lsdException w:name="Plain Table 1" w:uiPriority="41"/>
+    <w:lsdException w:name="Plain Table 2" w:uiPriority="42"/>
+    <w:lsdException w:name="Plain Table 3" w:uiPriority="43"/>
+    <w:lsdException w:name="Plain Table 4" w:uiPriority="44"/>
+    <w:lsdException w:name="Plain Table 5" w:uiPriority="45"/>
+    <w:lsdException w:name="Grid Table Light" w:uiPriority="40"/>
+    <w:lsdException w:name="Grid Table 1 Light" w:uiPriority="46"/>
+    <w:lsdException w:name="Grid Table 2" w:uiPriority="47"/>
+    <w:lsdException w:name="Grid Table 3" w:uiPriority="48"/>
+    <w:lsdException w:name="Grid Table 4" w:uiPriority="49"/>
+    <w:lsdException w:name="Grid Table 5 Dark" w:uiPriority="50"/>
+    <w:lsdException w:name="Grid Table 6 Colorful" w:uiPriority="51"/>
+    <w:lsdException w:name="Grid Table 7 Colorful" w:uiPriority="52"/>
+    <w:lsdException w:name="Grid Table 1 Light Accent 1" w:uiPriority="46"/>
+    <w:lsdException w:name="Grid Table 2 Accent 1" w:uiPriority="47"/>
+    <w:lsdException w:name="Grid Table 3 Accent 1" w:uiPriority="48"/>
+    <w:lsdException w:name="Grid Table 4 Accent 1" w:uiPriority="49"/>
+    <w:lsdException w:name="Grid Table 5 Dark Accent 1" w:uiPriority="50"/>
+    <w:lsdException w:name="Grid Table 6 Colorful Accent 1" w:uiPriority="51"/>
+    <w:lsdException w:name="Grid Table 7 Colorful Accent 1" w:uiPriority="52"/>
+    <w:lsdException w:name="Grid Table 1 Light Accent 2" w:uiPriority="46"/>
+    <w:lsdException w:name="Grid Table 2 Accent 2" w:uiPriority="47"/>
+    <w:lsdException w:name="Grid Table 3 Accent 2" w:uiPriority="48"/>
+    <w:lsdException w:name="Grid Table 4 Accent 2" w:uiPriority="49"/>
+    <w:lsdException w:name="Grid Table 5 Dark Accent 2" w:uiPriority="50"/>
+    <w:lsdException w:name="Grid Table 6 Colorful Accent 2" w:uiPriority="51"/>
+    <w:lsdException w:name="Grid Table 7 Colorful Accent 2" w:uiPriority="52"/>
+    <w:lsdException w:name="Grid Table 1 Light Accent 3" w:uiPriority="46"/>
+    <w:lsdException w:name="Grid Table 2 Accent 3" w:uiPriority="47"/>
+    <w:lsdException w:name="Grid Table 3 Accent 3" w:uiPriority="48"/>
+    <w:lsdException w:name="Grid Table 4 Accent 3" w:uiPriority="49"/>
+    <w:lsdException w:name="Grid Table 5 Dark Accent 3" w:uiPriority="50"/>
+    <w:lsdException w:name="Grid Table 6 Colorful Accent 3" w:uiPriority="51"/>
+    <w:lsdException w:name="Grid Table 7 Colorful Accent 3" w:uiPriority="52"/>
+    <w:lsdException w:name="Grid Table 1 Light Accent 4" w:uiPriority="46"/>
+    <w:lsdException w:name="Grid Table 2 Accent 4" w:uiPriority="47"/>
+    <w:lsdException w:name="Grid Table 3 Accent 4" w:uiPriority="48"/>
+    <w:lsdException w:name="Grid Table 4 Accent 4" w:uiPriority="49"/>
+    <w:lsdException w:name="Grid Table 5 Dark Accent 4" w:uiPriority="50"/>
+    <w:lsdException w:name="Grid Table 6 Colorful Accent 4" w:uiPriority="51"/>
+    <w:lsdException w:name="Grid Table 7 Colorful Accent 4" w:uiPriority="52"/>
+    <w:lsdException w:name="Grid Table 1 Light Accent 5" w:uiPriority="46"/>
+    <w:lsdException w:name="Grid Table 2 Accent 5" w:uiPriority="47"/>
+    <w:lsdException w:name="Grid Table 3 Accent 5" w:uiPriority="48"/>
+    <w:lsdException w:name="Grid Table 4 Accent 5" w:uiPriority="49"/>
+    <w:lsdException w:name="Grid Table 5 Dark Accent 5" w:uiPriority="50"/>
+    <w:lsdException w:name="Grid Table 6 Colorful Accent 5" w:uiPriority="51"/>
+    <w:lsdException w:name="Grid Table 7 Colorful Accent 5" w:uiPriority="52"/>
+    <w:lsdException w:name="Grid Table 1 Light Accent 6" w:uiPriority="46"/>
+    <w:lsdException w:name="Grid Table 2 Accent 6" w:uiPriority="47"/>
+    <w:lsdException w:name="Grid Table 3 Accent 6" w:uiPriority="48"/>
+    <w:lsdException w:name="Grid Table 4 Accent 6" w:uiPriority="49"/>
+    <w:lsdException w:name="Grid Table 5 Dark Accent 6" w:uiPriority="50"/>
+    <w:lsdException w:name="Grid Table 6 Colorful Accent 6" w:uiPriority="51"/>
+    <w:lsdException w:name="Grid Table 7 Colorful Accent 6" w:uiPriority="52"/>
+    <w:lsdException w:name="List Table 1 Light" w:uiPriority="46"/>
+    <w:lsdException w:name="List Table 2" w:uiPriority="47"/>
+    <w:lsdException w:name="List Table 3" w:uiPriority="48"/>
+    <w:lsdException w:name="List Table 4" w:uiPriority="49"/>
+    <w:lsdException w:name="List Table 5 Dark" w:uiPriority="50"/>
+    <w:lsdException w:name="List Table 6 Colorful" w:uiPriority="51"/>
+    <w:lsdException w:name="List Table 7 Colorful" w:uiPriority="52"/>
+    <w:lsdException w:name="List Table 1 Light Accent 1" w:uiPriority="46"/>
+    <w:lsdException w:name="List Table 2 Accent 1" w:uiPriority="47"/>
+    <w:lsdException w:name="List Table 3 Accent 1" w:uiPriority="48"/>
+    <w:lsdException w:name="List Table 4 Accent 1" w:uiPriority="49"/>
+    <w:lsdException w:name="List Table 5 Dark Accent 1" w:uiPriority="50"/>
+    <w:lsdException w:name="List Table 6 Colorful Accent 1" w:uiPriority="51"/>
+    <w:lsdException w:name="List Table 7 Colorful Accent 1" w:uiPriority="52"/>
+    <w:lsdException w:name="List Table 1 Light Accent 2" w:uiPriority="46"/>
+    <w:lsdException w:name="List Table 2 Accent 2" w:uiPriority="47"/>
+    <w:lsdException w:name="List Table 3 Accent 2" w:uiPriority="48"/>
+    <w:lsdException w:name="List Table 4 Accent 2" w:uiPriority="49"/>
+    <w:lsdException w:name="List Table 5 Dark Accent 2" w:uiPriority="50"/>
+    <w:lsdException w:name="List Table 6 Colorful Accent 2" w:uiPriority="51"/>
+    <w:lsdException w:name="List Table 7 Colorful Accent 2" w:uiPriority="52"/>
+    <w:lsdException w:name="List Table 1 Light Accent 3" w:uiPriority="46"/>
+    <w:lsdException w:name="List Table 2 Accent 3" w:uiPriority="47"/>
+    <w:lsdException w:name="List Table 3 Accent 3" w:uiPriority="48"/>
+    <w:lsdException w:name="List Table 4 Accent 3" w:uiPriority="49"/>
+    <w:lsdException w:name="List Table 5 Dark Accent 3" w:uiPriority="50"/>
+    <w:lsdException w:name="List Table 6 Colorful Accent 3" w:uiPriority="51"/>
+    <w:lsdException w:name="List Table 7 Colorful Accent 3" w:uiPriority="52"/>
+    <w:lsdException w:name="List Table 1 Light Accent 4" w:uiPriority="46"/>
+    <w:lsdException w:name="List Table 2 Accent 4" w:uiPriority="47"/>
+    <w:lsdException w:name="List Table 3 Accent 4" w:uiPriority="48"/>
+    <w:lsdException w:name="List Table 4 Accent 4" w:uiPriority="49"/>
+    <w:lsdException w:name="List Table 5 Dark Accent 4" w:uiPriority="50"/>
+    <w:lsdException w:name="List Table 6 Colorful Accent 4" w:uiPriority="51"/>
+    <w:lsdException w:name="List Table 7 Colorful Accent 4" w:uiPriority="52"/>
+    <w:lsdException w:name="List Table 1 Light Accent 5" w:uiPriority="46"/>
+    <w:lsdException w:name="List Table 2 Accent 5" w:uiPriority="47"/>
+    <w:lsdException w:name="List Table 3 Accent 5" w:uiPriority="48"/>
+    <w:lsdException w:name="List Table 4 Accent 5" w:uiPriority="49"/>
+    <w:lsdException w:name="List Table 5 Dark Accent 5" w:uiPriority="50"/>
+    <w:lsdException w:name="List Table 6 Colorful Accent 5" w:uiPriority="51"/>
+    <w:lsdException w:name="List Table 7 Colorful Accent 5" w:uiPriority="52"/>
+    <w:lsdException w:name="List Table 1 Light Accent 6" w:uiPriority="46"/>
+    <w:lsdException w:name="List Table 2 Accent 6" w:uiPriority="47"/>
+    <w:lsdException w:name="List Table 3 Accent 6" w:uiPriority="48"/>
+    <w:lsdException w:name="List Table 4 Accent 6" w:uiPriority="49"/>
+    <w:lsdException w:name="List Table 5 Dark Accent 6" w:uiPriority="50"/>
+    <w:lsdException w:name="List Table 6 Colorful Accent 6" w:uiPriority="51"/>
+    <w:lsdException w:name="List Table 7 Colorful Accent 6" w:uiPriority="52"/>
+    <w:lsdException w:name="Mention" w:semiHidden="1" w:unhideWhenUsed="1"/>
+    <w:lsdException w:name="Smart Hyperlink" w:semiHidden="1" w:unhideWhenUsed="1"/>
+    <w:lsdException w:name="Hashtag" w:semiHidden="1" w:unhideWhenUsed="1"/>
+    <w:lsdException w:name="Unresolved Mention" w:semiHidden="1" w:unhideWhenUsed="1"/>
+    <w:lsdException w:name="Smart Link" w:semiHidden="1" w:unhideWhenUsed="1"/>
+  </w:latentStyles>
+  <w:style w:type="paragraph" w:default="1" w:styleId="Normal">
+    <w:name w:val="Normal"/>
+    <w:qFormat/>
   </w:style>
-  <w:style w:type="paragraph" w:styleId="Normal" w:default="1">
-    <w:name w:val="normal"/>
-  </w:style>
-  <w:style w:type="paragraph" w:styleId="Heading1">
+  <w:style w:type="paragraph" w:styleId="Ttulo1">
     <w:name w:val="heading 1"/>
     <w:basedOn w:val="Normal"/>
     <w:next w:val="Normal"/>
+    <w:uiPriority w:val="9"/>
+    <w:qFormat/>
     <w:pPr>
-      <w:keepNext w:val="1"/>
-      <w:keepLines w:val="1"/>
-      <w:spacing w:after="80" w:before="360" w:lineRule="auto"/>
+      <w:keepNext/>
+      <w:keepLines/>
+      <w:spacing w:before="360" w:after="80"/>
+      <w:outlineLvl w:val="0"/>
     </w:pPr>
     <w:rPr>
-      <w:rFonts w:ascii="Play" w:cs="Play" w:eastAsia="Play" w:hAnsi="Play"/>
-      <w:color w:val="2e75b5"/>
+      <w:rFonts w:ascii="Play" w:eastAsia="Play" w:hAnsi="Play" w:cs="Play"/>
+      <w:color w:val="2E75B5"/>
       <w:sz w:val="40"/>
       <w:szCs w:val="40"/>
     </w:rPr>
   </w:style>
-  <w:style w:type="paragraph" w:styleId="Heading2">
+  <w:style w:type="paragraph" w:styleId="Ttulo2">
     <w:name w:val="heading 2"/>
     <w:basedOn w:val="Normal"/>
     <w:next w:val="Normal"/>
+    <w:uiPriority w:val="9"/>
+    <w:semiHidden/>
+    <w:unhideWhenUsed/>
+    <w:qFormat/>
     <w:pPr>
-      <w:keepNext w:val="1"/>
-      <w:keepLines w:val="1"/>
-      <w:spacing w:after="80" w:before="160" w:lineRule="auto"/>
+      <w:keepNext/>
+      <w:keepLines/>
+      <w:spacing w:before="160" w:after="80"/>
+      <w:outlineLvl w:val="1"/>
     </w:pPr>
     <w:rPr>
-      <w:rFonts w:ascii="Play" w:cs="Play" w:eastAsia="Play" w:hAnsi="Play"/>
-      <w:color w:val="2e75b5"/>
+      <w:rFonts w:ascii="Play" w:eastAsia="Play" w:hAnsi="Play" w:cs="Play"/>
+      <w:color w:val="2E75B5"/>
       <w:sz w:val="32"/>
       <w:szCs w:val="32"/>
     </w:rPr>
   </w:style>
-  <w:style w:type="paragraph" w:styleId="Heading3">
+  <w:style w:type="paragraph" w:styleId="Ttulo3">
     <w:name w:val="heading 3"/>
     <w:basedOn w:val="Normal"/>
     <w:next w:val="Normal"/>
+    <w:uiPriority w:val="9"/>
+    <w:semiHidden/>
+    <w:unhideWhenUsed/>
+    <w:qFormat/>
     <w:pPr>
-      <w:keepNext w:val="1"/>
-      <w:keepLines w:val="1"/>
-      <w:spacing w:after="80" w:before="160" w:lineRule="auto"/>
+      <w:keepNext/>
+      <w:keepLines/>
+      <w:spacing w:before="160" w:after="80"/>
+      <w:outlineLvl w:val="2"/>
     </w:pPr>
     <w:rPr>
-      <w:color w:val="2e75b5"/>
+      <w:color w:val="2E75B5"/>
       <w:sz w:val="28"/>
       <w:szCs w:val="28"/>
     </w:rPr>
   </w:style>
-  <w:style w:type="paragraph" w:styleId="Heading4">
+  <w:style w:type="paragraph" w:styleId="Ttulo4">
     <w:name w:val="heading 4"/>
     <w:basedOn w:val="Normal"/>
     <w:next w:val="Normal"/>
+    <w:uiPriority w:val="9"/>
+    <w:semiHidden/>
+    <w:unhideWhenUsed/>
+    <w:qFormat/>
     <w:pPr>
-      <w:keepNext w:val="1"/>
-      <w:keepLines w:val="1"/>
-      <w:spacing w:after="40" w:before="80" w:lineRule="auto"/>
+      <w:keepNext/>
+      <w:keepLines/>
+      <w:spacing w:before="80" w:after="40"/>
+      <w:outlineLvl w:val="3"/>
     </w:pPr>
     <w:rPr>
-      <w:i w:val="1"/>
-      <w:iCs w:val="1"/>
-      <w:color w:val="2e75b5"/>
+      <w:i/>
+      <w:iCs/>
+      <w:color w:val="2E75B5"/>
     </w:rPr>
   </w:style>
-  <w:style w:type="paragraph" w:styleId="Heading5">
+  <w:style w:type="paragraph" w:styleId="Ttulo5">
     <w:name w:val="heading 5"/>
     <w:basedOn w:val="Normal"/>
     <w:next w:val="Normal"/>
+    <w:uiPriority w:val="9"/>
+    <w:semiHidden/>
+    <w:unhideWhenUsed/>
+    <w:qFormat/>
     <w:pPr>
-      <w:keepNext w:val="1"/>
-      <w:keepLines w:val="1"/>
-      <w:spacing w:after="40" w:before="80" w:lineRule="auto"/>
+      <w:keepNext/>
+      <w:keepLines/>
+      <w:spacing w:before="80" w:after="40"/>
+      <w:outlineLvl w:val="4"/>
     </w:pPr>
     <w:rPr>
-      <w:color w:val="2e75b5"/>
+      <w:color w:val="2E75B5"/>
     </w:rPr>
   </w:style>
-  <w:style w:type="paragraph" w:styleId="Heading6">
+  <w:style w:type="paragraph" w:styleId="Ttulo6">
     <w:name w:val="heading 6"/>
     <w:basedOn w:val="Normal"/>
     <w:next w:val="Normal"/>
+    <w:uiPriority w:val="9"/>
+    <w:semiHidden/>
+    <w:unhideWhenUsed/>
+    <w:qFormat/>
     <w:pPr>
-      <w:keepNext w:val="1"/>
-      <w:keepLines w:val="1"/>
-      <w:spacing w:before="40" w:lineRule="auto"/>
+      <w:keepNext/>
+      <w:keepLines/>
+      <w:spacing w:before="40"/>
+      <w:outlineLvl w:val="5"/>
     </w:pPr>
     <w:rPr>
-      <w:i w:val="1"/>
-      <w:iCs w:val="1"/>
+      <w:i/>
+      <w:iCs/>
       <w:color w:val="595959"/>
     </w:rPr>
   </w:style>
-  <w:style w:type="paragraph" w:styleId="Title">
+  <w:style w:type="character" w:default="1" w:styleId="Fuentedeprrafopredeter">
+    <w:name w:val="Default Paragraph Font"/>
+    <w:uiPriority w:val="1"/>
+    <w:semiHidden/>
+    <w:unhideWhenUsed/>
+  </w:style>
+  <w:style w:type="table" w:default="1" w:styleId="Tablanormal">
+    <w:name w:val="Normal Table"/>
+    <w:uiPriority w:val="99"/>
+    <w:semiHidden/>
+    <w:unhideWhenUsed/>
+    <w:tblPr>
+      <w:tblInd w:w="0" w:type="dxa"/>
+      <w:tblCellMar>
+        <w:top w:w="0" w:type="dxa"/>
+        <w:left w:w="108" w:type="dxa"/>
+        <w:bottom w:w="0" w:type="dxa"/>
+        <w:right w:w="108" w:type="dxa"/>
+      </w:tblCellMar>
+    </w:tblPr>
+  </w:style>
+  <w:style w:type="numbering" w:default="1" w:styleId="Sinlista">
+    <w:name w:val="No List"/>
+    <w:uiPriority w:val="99"/>
+    <w:semiHidden/>
+    <w:unhideWhenUsed/>
+  </w:style>
+  <w:style w:type="table" w:customStyle="1" w:styleId="TableNormal">
+    <w:name w:val="TableNormal"/>
+    <w:tblPr>
+      <w:tblCellMar>
+        <w:top w:w="100" w:type="dxa"/>
+        <w:left w:w="100" w:type="dxa"/>
+        <w:bottom w:w="100" w:type="dxa"/>
+        <w:right w:w="100" w:type="dxa"/>
+      </w:tblCellMar>
+    </w:tblPr>
+  </w:style>
+  <w:style w:type="paragraph" w:styleId="Ttulo">
     <w:name w:val="Title"/>
     <w:basedOn w:val="Normal"/>
     <w:next w:val="Normal"/>
+    <w:uiPriority w:val="10"/>
+    <w:qFormat/>
     <w:pPr>
       <w:spacing w:after="80" w:line="240" w:lineRule="auto"/>
     </w:pPr>
     <w:rPr>
-      <w:rFonts w:ascii="Play" w:cs="Play" w:eastAsia="Play" w:hAnsi="Play"/>
+      <w:rFonts w:ascii="Play" w:eastAsia="Play" w:hAnsi="Play" w:cs="Play"/>
       <w:sz w:val="56"/>
       <w:szCs w:val="56"/>
     </w:rPr>
   </w:style>
-  <w:style w:type="paragraph" w:styleId="Subtitle">
+  <w:style w:type="paragraph" w:styleId="Subttulo">
     <w:name w:val="Subtitle"/>
     <w:basedOn w:val="Normal"/>
     <w:next w:val="Normal"/>
-    <w:pPr>
-      <w:ind w:left="11"/>
-    </w:pPr>
+    <w:uiPriority w:val="11"/>
+    <w:qFormat/>
     <w:rPr>
       <w:color w:val="595959"/>
       <w:sz w:val="28"/>
       <w:szCs w:val="28"/>
     </w:rPr>
   </w:style>
-  <w:style w:type="table" w:styleId="Table1">
+  <w:style w:type="table" w:customStyle="1" w:styleId="a">
     <w:basedOn w:val="TableNormal"/>
     <w:pPr>
-      <w:spacing w:after="0" w:line="240" w:lineRule="auto"/>
+      <w:spacing w:line="240" w:lineRule="auto"/>
     </w:pPr>
     <w:tblPr>
       <w:tblStyleRowBandSize w:val="1"/>
       <w:tblStyleColBandSize w:val="1"/>
       <w:tblCellMar>
-        <w:top w:w="0.0" w:type="dxa"/>
-        <w:left w:w="108.0" w:type="dxa"/>
-        <w:bottom w:w="0.0" w:type="dxa"/>
-        <w:right w:w="108.0" w:type="dxa"/>
+        <w:top w:w="0" w:type="dxa"/>
+        <w:left w:w="108" w:type="dxa"/>
+        <w:bottom w:w="0" w:type="dxa"/>
+        <w:right w:w="108" w:type="dxa"/>
       </w:tblCellMar>
     </w:tblPr>
   </w:style>
-  <w:style w:type="table" w:styleId="Table2">
+  <w:style w:type="table" w:customStyle="1" w:styleId="a0">
     <w:basedOn w:val="TableNormal"/>
     <w:pPr>
-      <w:spacing w:after="0" w:line="240" w:lineRule="auto"/>
+      <w:spacing w:line="240" w:lineRule="auto"/>
     </w:pPr>
     <w:tblPr>
       <w:tblStyleRowBandSize w:val="1"/>
       <w:tblStyleColBandSize w:val="1"/>
       <w:tblCellMar>
-        <w:top w:w="0.0" w:type="dxa"/>
-        <w:left w:w="108.0" w:type="dxa"/>
-        <w:bottom w:w="0.0" w:type="dxa"/>
-        <w:right w:w="108.0" w:type="dxa"/>
+        <w:top w:w="0" w:type="dxa"/>
+        <w:left w:w="108" w:type="dxa"/>
+        <w:bottom w:w="0" w:type="dxa"/>
+        <w:right w:w="108" w:type="dxa"/>
       </w:tblCellMar>
     </w:tblPr>
   </w:style>
-  <w:style w:type="table" w:styleId="Table3">
+  <w:style w:type="table" w:customStyle="1" w:styleId="a1">
     <w:basedOn w:val="TableNormal"/>
     <w:pPr>
-      <w:spacing w:after="0" w:line="240" w:lineRule="auto"/>
+      <w:spacing w:line="240" w:lineRule="auto"/>
     </w:pPr>
     <w:tblPr>
       <w:tblStyleRowBandSize w:val="1"/>
       <w:tblStyleColBandSize w:val="1"/>
       <w:tblCellMar>
-        <w:top w:w="0.0" w:type="dxa"/>
-        <w:left w:w="108.0" w:type="dxa"/>
-        <w:bottom w:w="0.0" w:type="dxa"/>
-        <w:right w:w="108.0" w:type="dxa"/>
+        <w:top w:w="0" w:type="dxa"/>
+        <w:left w:w="108" w:type="dxa"/>
+        <w:bottom w:w="0" w:type="dxa"/>
+        <w:right w:w="108" w:type="dxa"/>
       </w:tblCellMar>
     </w:tblPr>
   </w:style>
-  <w:style w:type="table" w:styleId="Table4">
+  <w:style w:type="table" w:customStyle="1" w:styleId="a2">
     <w:basedOn w:val="TableNormal"/>
     <w:pPr>
-      <w:spacing w:after="0" w:line="240" w:lineRule="auto"/>
+      <w:spacing w:line="240" w:lineRule="auto"/>
     </w:pPr>
     <w:tblPr>
       <w:tblStyleRowBandSize w:val="1"/>
       <w:tblStyleColBandSize w:val="1"/>
       <w:tblCellMar>
-        <w:top w:w="0.0" w:type="dxa"/>
-        <w:left w:w="108.0" w:type="dxa"/>
-        <w:bottom w:w="0.0" w:type="dxa"/>
-        <w:right w:w="108.0" w:type="dxa"/>
+        <w:top w:w="0" w:type="dxa"/>
+        <w:left w:w="108" w:type="dxa"/>
+        <w:bottom w:w="0" w:type="dxa"/>
+        <w:right w:w="108" w:type="dxa"/>
       </w:tblCellMar>
     </w:tblPr>
   </w:style>
